--- a/a2_Hannah_Taylor_40443054/csc2026_a2_Hannah_Taylor_40443054.docx
+++ b/a2_Hannah_Taylor_40443054/csc2026_a2_Hannah_Taylor_40443054.docx
@@ -43,7 +43,31 @@
         <w:rPr>
           <w:sz w:val="28"/>
         </w:rPr>
-        <w:t>[FirstName LastName]</w:t>
+        <w:t>[</w:t>
+      </w:r>
+      <w:r>
+        <w:rPr>
+          <w:sz w:val="28"/>
+        </w:rPr>
+        <w:t>Hannah</w:t>
+      </w:r>
+      <w:r>
+        <w:rPr>
+          <w:sz w:val="28"/>
+        </w:rPr>
+        <w:t xml:space="preserve"> </w:t>
+      </w:r>
+      <w:r>
+        <w:rPr>
+          <w:sz w:val="28"/>
+        </w:rPr>
+        <w:t>Taylor</w:t>
+      </w:r>
+      <w:r>
+        <w:rPr>
+          <w:sz w:val="28"/>
+        </w:rPr>
+        <w:t>]</w:t>
       </w:r>
     </w:p>
     <w:p>
@@ -57,7 +81,19 @@
         <w:rPr>
           <w:sz w:val="28"/>
         </w:rPr>
-        <w:t>[StudentNumber]</w:t>
+        <w:t>[</w:t>
+      </w:r>
+      <w:r>
+        <w:rPr>
+          <w:sz w:val="28"/>
+        </w:rPr>
+        <w:t>40443054</w:t>
+      </w:r>
+      <w:r>
+        <w:rPr>
+          <w:sz w:val="28"/>
+        </w:rPr>
+        <w:t>]</w:t>
       </w:r>
     </w:p>
     <w:p>
@@ -87,7 +123,6 @@
         <w:rPr>
           <w:rFonts w:cs="Calibri"/>
           <w:color w:val="000000"/>
-          <w:u w:val="single"/>
           <w:shd w:val="clear" w:color="auto" w:fill="FFFFFF"/>
         </w:rPr>
       </w:pPr>
@@ -95,135 +130,17 @@
         <w:rPr>
           <w:rFonts w:cs="Calibri"/>
           <w:color w:val="000000"/>
-          <w:u w:val="single"/>
-          <w:shd w:val="clear" w:color="auto" w:fill="FFFFFF"/>
-        </w:rPr>
-        <w:t>In this document, please replace [StudentNumber], [FNAME], etc, with the appropriate values</w:t>
-      </w:r>
-      <w:r>
-        <w:rPr>
-          <w:rFonts w:cs="Calibri"/>
-          <w:color w:val="000000"/>
-          <w:u w:val="single"/>
-          <w:shd w:val="clear" w:color="auto" w:fill="FFFFFF"/>
-        </w:rPr>
-        <w:t>.</w:t>
-      </w:r>
-      <w:r>
-        <w:rPr>
-          <w:rFonts w:cs="Calibri"/>
-          <w:color w:val="000000"/>
-          <w:u w:val="single"/>
-          <w:shd w:val="clear" w:color="auto" w:fill="FFFFFF"/>
-        </w:rPr>
-        <w:t xml:space="preserve"> The </w:t>
-      </w:r>
-      <w:r>
-        <w:rPr>
-          <w:rFonts w:cs="Calibri"/>
-          <w:color w:val="000000"/>
-          <w:u w:val="single"/>
-          <w:shd w:val="clear" w:color="auto" w:fill="FFFFFF"/>
-        </w:rPr>
-        <w:t>FirstNme and LastName</w:t>
-      </w:r>
-      <w:r>
-        <w:rPr>
-          <w:rFonts w:cs="Calibri"/>
-          <w:color w:val="000000"/>
-          <w:u w:val="single"/>
-          <w:shd w:val="clear" w:color="auto" w:fill="FFFFFF"/>
-        </w:rPr>
-        <w:t xml:space="preserve"> on the report should match </w:t>
-      </w:r>
-      <w:r>
-        <w:rPr>
-          <w:rFonts w:cs="Calibri"/>
-          <w:color w:val="000000"/>
-          <w:u w:val="single"/>
-          <w:shd w:val="clear" w:color="auto" w:fill="FFFFFF"/>
-        </w:rPr>
-        <w:t xml:space="preserve">your </w:t>
-      </w:r>
-      <w:r>
-        <w:rPr>
-          <w:rFonts w:cs="Calibri"/>
-          <w:color w:val="000000"/>
-          <w:u w:val="single"/>
-          <w:shd w:val="clear" w:color="auto" w:fill="FFFFFF"/>
-        </w:rPr>
-        <w:t xml:space="preserve">first </w:t>
-      </w:r>
-      <w:r>
-        <w:rPr>
-          <w:rFonts w:cs="Calibri"/>
-          <w:color w:val="000000"/>
-          <w:u w:val="single"/>
-          <w:shd w:val="clear" w:color="auto" w:fill="FFFFFF"/>
-        </w:rPr>
-        <w:t>name</w:t>
-      </w:r>
-      <w:r>
-        <w:rPr>
-          <w:rFonts w:cs="Calibri"/>
-          <w:color w:val="000000"/>
-          <w:u w:val="single"/>
-          <w:shd w:val="clear" w:color="auto" w:fill="FFFFFF"/>
-        </w:rPr>
-        <w:t xml:space="preserve"> </w:t>
-      </w:r>
-      <w:r>
-        <w:rPr>
-          <w:rFonts w:cs="Calibri"/>
-          <w:color w:val="000000"/>
-          <w:u w:val="single"/>
-          <w:shd w:val="clear" w:color="auto" w:fill="FFFFFF"/>
-        </w:rPr>
-        <w:t xml:space="preserve">and lastname as it appears on </w:t>
-      </w:r>
-      <w:r>
-        <w:rPr>
-          <w:rFonts w:cs="Calibri"/>
-          <w:color w:val="000000"/>
-          <w:u w:val="single"/>
-          <w:shd w:val="clear" w:color="auto" w:fill="FFFFFF"/>
-        </w:rPr>
-        <w:t>QOL</w:t>
-      </w:r>
-      <w:r>
-        <w:rPr>
-          <w:rFonts w:cs="Calibri"/>
-          <w:color w:val="000000"/>
-          <w:u w:val="single"/>
-          <w:shd w:val="clear" w:color="auto" w:fill="FFFFFF"/>
-        </w:rPr>
-        <w:t xml:space="preserve"> and QSIS</w:t>
-      </w:r>
-      <w:r>
-        <w:rPr>
-          <w:rFonts w:cs="Calibri"/>
-          <w:color w:val="000000"/>
-          <w:u w:val="single"/>
-          <w:shd w:val="clear" w:color="auto" w:fill="FFFFFF"/>
-        </w:rPr>
-        <w:t>.</w:t>
-      </w:r>
-    </w:p>
-    <w:p>
-      <w:pPr>
-        <w:rPr>
-          <w:rFonts w:cs="Calibri"/>
-          <w:color w:val="000000"/>
-          <w:shd w:val="clear" w:color="auto" w:fill="FFFFFF"/>
-        </w:rPr>
-      </w:pPr>
-      <w:r>
-        <w:rPr>
-          <w:rFonts w:cs="Calibri"/>
-          <w:color w:val="000000"/>
-          <w:shd w:val="clear" w:color="auto" w:fill="FFFFFF"/>
-        </w:rPr>
-        <w:t xml:space="preserve">Lorem ipsum dolor </w:t>
+          <w:shd w:val="clear" w:color="auto" w:fill="FFFFFF"/>
+        </w:rPr>
+        <w:t xml:space="preserve">In this assignment, the features developed in Assignment 1 are used to solve classification problems using machine learning. </w:t>
+      </w:r>
+      <w:r>
+        <w:rPr>
+          <w:rFonts w:cs="Calibri"/>
+          <w:color w:val="000000"/>
+          <w:shd w:val="clear" w:color="auto" w:fill="FFFFFF"/>
+        </w:rPr>
+        <w:t xml:space="preserve">Specifically, classifiers are fitted and evaluated for the image data, </w:t>
       </w:r>
       <w:proofErr w:type="gramStart"/>
       <w:r>
@@ -232,7 +149,7 @@
           <w:color w:val="000000"/>
           <w:shd w:val="clear" w:color="auto" w:fill="FFFFFF"/>
         </w:rPr>
-        <w:t>sit</w:t>
+        <w:t>in order to</w:t>
       </w:r>
       <w:proofErr w:type="gramEnd"/>
       <w:r>
@@ -241,7 +158,7 @@
           <w:color w:val="000000"/>
           <w:shd w:val="clear" w:color="auto" w:fill="FFFFFF"/>
         </w:rPr>
-        <w:t xml:space="preserve"> amet, consectetur adipiscing elit, sed do eiusmod tempor incididunt ut labore et dolore magna aliqua. Ut enim ad minim veniam, quis nostrud exercitation ullamco laboris nisi ut aliquip ex ea commodo consequat. Duis aute irure dolor in reprehenderit in voluptate velit esse cillum dolore eu fugiat nulla pariatur. Excepteur sint occaecat cupidatat non proident, sunt in culpa qui officia deserunt mollit anim id est laborum.</w:t>
+        <w:t xml:space="preserve"> see whether the models can predict the class labels for unseen images.</w:t>
       </w:r>
     </w:p>
     <w:p>
@@ -258,36 +175,119 @@
     <w:p>
       <w:pPr>
         <w:rPr>
-          <w:rFonts w:cs="Calibri"/>
-          <w:color w:val="000000"/>
           <w:shd w:val="clear" w:color="auto" w:fill="FFFFFF"/>
         </w:rPr>
       </w:pPr>
       <w:r>
         <w:rPr>
-          <w:rFonts w:cs="Calibri"/>
-          <w:color w:val="000000"/>
-          <w:shd w:val="clear" w:color="auto" w:fill="FFFFFF"/>
-        </w:rPr>
-        <w:t xml:space="preserve">Lorem ipsum dolor </w:t>
-      </w:r>
-      <w:proofErr w:type="gramStart"/>
-      <w:r>
-        <w:rPr>
-          <w:rFonts w:cs="Calibri"/>
-          <w:color w:val="000000"/>
-          <w:shd w:val="clear" w:color="auto" w:fill="FFFFFF"/>
-        </w:rPr>
-        <w:t>sit</w:t>
-      </w:r>
-      <w:proofErr w:type="gramEnd"/>
-      <w:r>
-        <w:rPr>
-          <w:rFonts w:cs="Calibri"/>
-          <w:color w:val="000000"/>
-          <w:shd w:val="clear" w:color="auto" w:fill="FFFFFF"/>
-        </w:rPr>
-        <w:t xml:space="preserve"> amet, consectetur adipiscing elit, sed do eiusmod tempor incididunt ut labore et dolore magna aliqua. </w:t>
+          <w:rStyle w:val="citation-115"/>
+          <w:color w:val="000000"/>
+        </w:rPr>
+        <w:t>S</w:t>
+      </w:r>
+      <w:r>
+        <w:rPr>
+          <w:rStyle w:val="citation-115"/>
+          <w:color w:val="000000"/>
+        </w:rPr>
+        <w:t>ection 1 focuses on</w:t>
+      </w:r>
+      <w:r>
+        <w:rPr>
+          <w:rStyle w:val="apple-converted-space"/>
+          <w:color w:val="000000"/>
+        </w:rPr>
+        <w:t> </w:t>
+      </w:r>
+      <w:r>
+        <w:rPr>
+          <w:rStyle w:val="citation-115"/>
+          <w:color w:val="000000"/>
+        </w:rPr>
+        <w:t>Logistic Regression</w:t>
+      </w:r>
+      <w:r>
+        <w:rPr>
+          <w:rStyle w:val="apple-converted-space"/>
+          <w:color w:val="000000"/>
+        </w:rPr>
+        <w:t> </w:t>
+      </w:r>
+      <w:r>
+        <w:rPr>
+          <w:rStyle w:val="citation-115"/>
+          <w:color w:val="000000"/>
+        </w:rPr>
+        <w:t>and</w:t>
+      </w:r>
+      <w:r>
+        <w:rPr>
+          <w:rStyle w:val="apple-converted-space"/>
+          <w:color w:val="000000"/>
+        </w:rPr>
+        <w:t> </w:t>
+      </w:r>
+      <w:r>
+        <w:rPr>
+          <w:rStyle w:val="citation-115"/>
+          <w:color w:val="000000"/>
+        </w:rPr>
+        <w:t>Model Evaluation</w:t>
+      </w:r>
+      <w:r>
+        <w:rPr>
+          <w:rStyle w:val="apple-converted-space"/>
+          <w:color w:val="000000"/>
+        </w:rPr>
+        <w:t> </w:t>
+      </w:r>
+      <w:r>
+        <w:rPr>
+          <w:rStyle w:val="citation-115"/>
+          <w:color w:val="000000"/>
+        </w:rPr>
+        <w:t>using the dataset created in Assignment 1</w:t>
+      </w:r>
+      <w:r>
+        <w:rPr>
+          <w:color w:val="000000"/>
+        </w:rPr>
+        <w:t>.</w:t>
+      </w:r>
+      <w:r>
+        <w:rPr>
+          <w:rStyle w:val="apple-converted-space"/>
+          <w:color w:val="000000"/>
+        </w:rPr>
+        <w:t> </w:t>
+      </w:r>
+      <w:r>
+        <w:rPr>
+          <w:rStyle w:val="apple-converted-space"/>
+          <w:color w:val="000000"/>
+        </w:rPr>
+        <w:t xml:space="preserve">Testing is </w:t>
+      </w:r>
+      <w:r>
+        <w:rPr>
+          <w:rStyle w:val="apple-converted-space"/>
+          <w:color w:val="000000"/>
+        </w:rPr>
+        <w:t>run</w:t>
+      </w:r>
+      <w:r>
+        <w:rPr>
+          <w:rStyle w:val="apple-converted-space"/>
+          <w:color w:val="000000"/>
+        </w:rPr>
+        <w:t xml:space="preserve"> to see if machine learning can distinguish between the living and non-living objects based of the image features.</w:t>
+      </w:r>
+      <w:r>
+        <w:rPr>
+          <w:rStyle w:val="citation-114"/>
+          <w:color w:val="000000"/>
+        </w:rPr>
+        <w:t xml:space="preserve"> </w:t>
       </w:r>
     </w:p>
     <w:p>
@@ -318,8 +318,367 @@
           <w:color w:val="000000"/>
           <w:shd w:val="clear" w:color="auto" w:fill="FFFFFF"/>
         </w:rPr>
-        <w:t>Ut enim ad minim veniam, quis nostrud exercitation ullamco laboris nisi ut aliquip ex ea commodo consequat. Duis aute irure dolor in reprehenderit in voluptate velit esse cillum dolore eu fugiat nulla pariatur. Excepteur sint occaecat cupidatat non proident, sunt in culpa qui officia deserunt mollit anim id est laborum.</w:t>
-      </w:r>
+        <w:t xml:space="preserve">This section involves splitting the 112 items into a training and test set, with 24 items in the test set. The 24 items in the test set are found using stratified sampling, randomly selecting 3 items from each of the 8 classes. </w:t>
+      </w:r>
+      <w:r>
+        <w:rPr>
+          <w:rFonts w:cs="Calibri"/>
+          <w:color w:val="000000"/>
+          <w:shd w:val="clear" w:color="auto" w:fill="FFFFFF"/>
+        </w:rPr>
+        <w:t>Using 4 features, a logisti</w:t>
+      </w:r>
+      <w:r>
+        <w:rPr>
+          <w:rFonts w:cs="Calibri"/>
+          <w:color w:val="000000"/>
+          <w:shd w:val="clear" w:color="auto" w:fill="FFFFFF"/>
+        </w:rPr>
+        <w:t xml:space="preserve">c </w:t>
+      </w:r>
+      <w:r>
+        <w:rPr>
+          <w:rFonts w:cs="Calibri"/>
+          <w:color w:val="000000"/>
+          <w:shd w:val="clear" w:color="auto" w:fill="FFFFFF"/>
+        </w:rPr>
+        <w:t>regression model is fitte</w:t>
+      </w:r>
+      <w:r>
+        <w:rPr>
+          <w:rFonts w:cs="Calibri"/>
+          <w:color w:val="000000"/>
+          <w:shd w:val="clear" w:color="auto" w:fill="FFFFFF"/>
+        </w:rPr>
+        <w:t xml:space="preserve">d </w:t>
+      </w:r>
+      <w:r>
+        <w:rPr>
+          <w:rFonts w:cs="Calibri"/>
+          <w:color w:val="000000"/>
+          <w:shd w:val="clear" w:color="auto" w:fill="FFFFFF"/>
+        </w:rPr>
+        <w:t>using the training data to predict the probability of belonging to the living category.</w:t>
+      </w:r>
+      <w:r>
+        <w:rPr>
+          <w:rFonts w:cs="Calibri"/>
+          <w:color w:val="000000"/>
+          <w:shd w:val="clear" w:color="auto" w:fill="FFFFFF"/>
+        </w:rPr>
+        <w:t xml:space="preserve"> The 4 features chosen were chosen based on analysis of the data in assignment 1, particularly in Task 3.4. </w:t>
+      </w:r>
+      <w:r>
+        <w:rPr>
+          <w:rFonts w:cs="Calibri"/>
+          <w:color w:val="000000"/>
+          <w:shd w:val="clear" w:color="auto" w:fill="FFFFFF"/>
+        </w:rPr>
+        <w:t>In that task, a hypothesis test with a significance level of 0.05 was completed to see if there was a significant difference between living and non-living objects for any of the features.</w:t>
+      </w:r>
+      <w:r>
+        <w:rPr>
+          <w:rFonts w:cs="Calibri"/>
+          <w:color w:val="000000"/>
+          <w:shd w:val="clear" w:color="auto" w:fill="FFFFFF"/>
+        </w:rPr>
+        <w:t xml:space="preserve"> The 4 features chosen for this task (1.1) were chosen as they rejected the null hypothesis and had p</w:t>
+      </w:r>
+      <w:r>
+        <w:rPr>
+          <w:rFonts w:cs="Calibri"/>
+          <w:color w:val="000000"/>
+          <w:shd w:val="clear" w:color="auto" w:fill="FFFFFF"/>
+        </w:rPr>
+        <w:t>-</w:t>
+      </w:r>
+      <w:r>
+        <w:rPr>
+          <w:rFonts w:cs="Calibri"/>
+          <w:color w:val="000000"/>
+          <w:shd w:val="clear" w:color="auto" w:fill="FFFFFF"/>
+        </w:rPr>
+        <w:t>values of significantly less than 0.05.</w:t>
+      </w:r>
+    </w:p>
+    <w:tbl>
+      <w:tblPr>
+        <w:tblStyle w:val="GridTable1Light"/>
+        <w:tblW w:w="0" w:type="auto"/>
+        <w:tblLook w:val="04A0" w:firstRow="1" w:lastRow="0" w:firstColumn="1" w:lastColumn="0" w:noHBand="0" w:noVBand="1"/>
+      </w:tblPr>
+      <w:tblGrid>
+        <w:gridCol w:w="4871"/>
+        <w:gridCol w:w="4871"/>
+      </w:tblGrid>
+      <w:tr>
+        <w:trPr>
+          <w:cnfStyle w:val="100000000000" w:firstRow="1" w:lastRow="0" w:firstColumn="0" w:lastColumn="0" w:oddVBand="0" w:evenVBand="0" w:oddHBand="0" w:evenHBand="0" w:firstRowFirstColumn="0" w:firstRowLastColumn="0" w:lastRowFirstColumn="0" w:lastRowLastColumn="0"/>
+        </w:trPr>
+        <w:tc>
+          <w:tcPr>
+            <w:cnfStyle w:val="001000000000" w:firstRow="0" w:lastRow="0" w:firstColumn="1" w:lastColumn="0" w:oddVBand="0" w:evenVBand="0" w:oddHBand="0" w:evenHBand="0" w:firstRowFirstColumn="0" w:firstRowLastColumn="0" w:lastRowFirstColumn="0" w:lastRowLastColumn="0"/>
+            <w:tcW w:w="4871" w:type="dxa"/>
+          </w:tcPr>
+          <w:p>
+            <w:pPr>
+              <w:rPr>
+                <w:rFonts w:cs="Calibri"/>
+                <w:color w:val="000000"/>
+                <w:shd w:val="clear" w:color="auto" w:fill="FFFFFF"/>
+              </w:rPr>
+            </w:pPr>
+            <w:r>
+              <w:rPr>
+                <w:rFonts w:cs="Calibri"/>
+                <w:color w:val="000000"/>
+                <w:shd w:val="clear" w:color="auto" w:fill="FFFFFF"/>
+              </w:rPr>
+              <w:t>Feature</w:t>
+            </w:r>
+          </w:p>
+        </w:tc>
+        <w:tc>
+          <w:tcPr>
+            <w:tcW w:w="4871" w:type="dxa"/>
+          </w:tcPr>
+          <w:p>
+            <w:pPr>
+              <w:cnfStyle w:val="100000000000" w:firstRow="1" w:lastRow="0" w:firstColumn="0" w:lastColumn="0" w:oddVBand="0" w:evenVBand="0" w:oddHBand="0" w:evenHBand="0" w:firstRowFirstColumn="0" w:firstRowLastColumn="0" w:lastRowFirstColumn="0" w:lastRowLastColumn="0"/>
+              <w:rPr>
+                <w:rFonts w:cs="Calibri"/>
+                <w:color w:val="000000"/>
+                <w:shd w:val="clear" w:color="auto" w:fill="FFFFFF"/>
+              </w:rPr>
+            </w:pPr>
+            <w:r>
+              <w:rPr>
+                <w:rFonts w:cs="Calibri"/>
+                <w:color w:val="000000"/>
+                <w:shd w:val="clear" w:color="auto" w:fill="FFFFFF"/>
+              </w:rPr>
+              <w:t>P-value</w:t>
+            </w:r>
+          </w:p>
+        </w:tc>
+      </w:tr>
+      <w:tr>
+        <w:tc>
+          <w:tcPr>
+            <w:cnfStyle w:val="001000000000" w:firstRow="0" w:lastRow="0" w:firstColumn="1" w:lastColumn="0" w:oddVBand="0" w:evenVBand="0" w:oddHBand="0" w:evenHBand="0" w:firstRowFirstColumn="0" w:firstRowLastColumn="0" w:lastRowFirstColumn="0" w:lastRowLastColumn="0"/>
+            <w:tcW w:w="4871" w:type="dxa"/>
+          </w:tcPr>
+          <w:p>
+            <w:pPr>
+              <w:rPr>
+                <w:rFonts w:cs="Calibri"/>
+                <w:b w:val="0"/>
+                <w:bCs w:val="0"/>
+                <w:color w:val="000000"/>
+                <w:shd w:val="clear" w:color="auto" w:fill="FFFFFF"/>
+              </w:rPr>
+            </w:pPr>
+            <w:r>
+              <w:rPr>
+                <w:rFonts w:cs="Calibri"/>
+                <w:b w:val="0"/>
+                <w:bCs w:val="0"/>
+                <w:color w:val="000000"/>
+                <w:shd w:val="clear" w:color="auto" w:fill="FFFFFF"/>
+              </w:rPr>
+              <w:t>rows_with_1</w:t>
+            </w:r>
+          </w:p>
+        </w:tc>
+        <w:tc>
+          <w:tcPr>
+            <w:tcW w:w="4871" w:type="dxa"/>
+          </w:tcPr>
+          <w:p>
+            <w:pPr>
+              <w:cnfStyle w:val="000000000000" w:firstRow="0" w:lastRow="0" w:firstColumn="0" w:lastColumn="0" w:oddVBand="0" w:evenVBand="0" w:oddHBand="0" w:evenHBand="0" w:firstRowFirstColumn="0" w:firstRowLastColumn="0" w:lastRowFirstColumn="0" w:lastRowLastColumn="0"/>
+              <w:rPr>
+                <w:rFonts w:cs="Calibri"/>
+                <w:color w:val="000000"/>
+                <w:shd w:val="clear" w:color="auto" w:fill="FFFFFF"/>
+              </w:rPr>
+            </w:pPr>
+            <w:r>
+              <w:rPr>
+                <w:rFonts w:cs="Calibri"/>
+                <w:color w:val="000000"/>
+                <w:shd w:val="clear" w:color="auto" w:fill="FFFFFF"/>
+              </w:rPr>
+              <w:t>1.0807276774886603e-09</w:t>
+            </w:r>
+          </w:p>
+        </w:tc>
+      </w:tr>
+      <w:tr>
+        <w:tc>
+          <w:tcPr>
+            <w:cnfStyle w:val="001000000000" w:firstRow="0" w:lastRow="0" w:firstColumn="1" w:lastColumn="0" w:oddVBand="0" w:evenVBand="0" w:oddHBand="0" w:evenHBand="0" w:firstRowFirstColumn="0" w:firstRowLastColumn="0" w:lastRowFirstColumn="0" w:lastRowLastColumn="0"/>
+            <w:tcW w:w="4871" w:type="dxa"/>
+          </w:tcPr>
+          <w:p>
+            <w:pPr>
+              <w:rPr>
+                <w:rFonts w:cs="Calibri"/>
+                <w:b w:val="0"/>
+                <w:bCs w:val="0"/>
+                <w:color w:val="000000"/>
+                <w:shd w:val="clear" w:color="auto" w:fill="FFFFFF"/>
+              </w:rPr>
+            </w:pPr>
+            <w:r>
+              <w:rPr>
+                <w:rFonts w:cs="Calibri"/>
+                <w:b w:val="0"/>
+                <w:bCs w:val="0"/>
+                <w:color w:val="000000"/>
+                <w:shd w:val="clear" w:color="auto" w:fill="FFFFFF"/>
+              </w:rPr>
+              <w:t>cols_with_2</w:t>
+            </w:r>
+          </w:p>
+        </w:tc>
+        <w:tc>
+          <w:tcPr>
+            <w:tcW w:w="4871" w:type="dxa"/>
+          </w:tcPr>
+          <w:p>
+            <w:pPr>
+              <w:cnfStyle w:val="000000000000" w:firstRow="0" w:lastRow="0" w:firstColumn="0" w:lastColumn="0" w:oddVBand="0" w:evenVBand="0" w:oddHBand="0" w:evenHBand="0" w:firstRowFirstColumn="0" w:firstRowLastColumn="0" w:lastRowFirstColumn="0" w:lastRowLastColumn="0"/>
+              <w:rPr>
+                <w:rFonts w:cs="Calibri"/>
+                <w:color w:val="000000"/>
+                <w:shd w:val="clear" w:color="auto" w:fill="FFFFFF"/>
+              </w:rPr>
+            </w:pPr>
+            <w:r>
+              <w:rPr>
+                <w:rFonts w:cs="Calibri"/>
+                <w:color w:val="000000"/>
+                <w:shd w:val="clear" w:color="auto" w:fill="FFFFFF"/>
+              </w:rPr>
+              <w:t>2.6566369097812633e-05</w:t>
+            </w:r>
+          </w:p>
+        </w:tc>
+      </w:tr>
+      <w:tr>
+        <w:tc>
+          <w:tcPr>
+            <w:cnfStyle w:val="001000000000" w:firstRow="0" w:lastRow="0" w:firstColumn="1" w:lastColumn="0" w:oddVBand="0" w:evenVBand="0" w:oddHBand="0" w:evenHBand="0" w:firstRowFirstColumn="0" w:firstRowLastColumn="0" w:lastRowFirstColumn="0" w:lastRowLastColumn="0"/>
+            <w:tcW w:w="4871" w:type="dxa"/>
+          </w:tcPr>
+          <w:p>
+            <w:pPr>
+              <w:rPr>
+                <w:rFonts w:cs="Calibri"/>
+                <w:b w:val="0"/>
+                <w:bCs w:val="0"/>
+                <w:color w:val="000000"/>
+                <w:shd w:val="clear" w:color="auto" w:fill="FFFFFF"/>
+              </w:rPr>
+            </w:pPr>
+            <w:r>
+              <w:rPr>
+                <w:rFonts w:cs="Calibri"/>
+                <w:b w:val="0"/>
+                <w:bCs w:val="0"/>
+                <w:color w:val="000000"/>
+                <w:shd w:val="clear" w:color="auto" w:fill="FFFFFF"/>
+              </w:rPr>
+              <w:t>eyes</w:t>
+            </w:r>
+          </w:p>
+        </w:tc>
+        <w:tc>
+          <w:tcPr>
+            <w:tcW w:w="4871" w:type="dxa"/>
+          </w:tcPr>
+          <w:p>
+            <w:pPr>
+              <w:cnfStyle w:val="000000000000" w:firstRow="0" w:lastRow="0" w:firstColumn="0" w:lastColumn="0" w:oddVBand="0" w:evenVBand="0" w:oddHBand="0" w:evenHBand="0" w:firstRowFirstColumn="0" w:firstRowLastColumn="0" w:lastRowFirstColumn="0" w:lastRowLastColumn="0"/>
+              <w:rPr>
+                <w:rFonts w:cs="Calibri"/>
+                <w:color w:val="000000"/>
+                <w:shd w:val="clear" w:color="auto" w:fill="FFFFFF"/>
+              </w:rPr>
+            </w:pPr>
+            <w:r>
+              <w:rPr>
+                <w:rFonts w:cs="Calibri"/>
+                <w:color w:val="000000"/>
+                <w:shd w:val="clear" w:color="auto" w:fill="FFFFFF"/>
+              </w:rPr>
+              <w:t>0.010728358388901842</w:t>
+            </w:r>
+          </w:p>
+        </w:tc>
+      </w:tr>
+      <w:tr>
+        <w:tc>
+          <w:tcPr>
+            <w:cnfStyle w:val="001000000000" w:firstRow="0" w:lastRow="0" w:firstColumn="1" w:lastColumn="0" w:oddVBand="0" w:evenVBand="0" w:oddHBand="0" w:evenHBand="0" w:firstRowFirstColumn="0" w:firstRowLastColumn="0" w:lastRowFirstColumn="0" w:lastRowLastColumn="0"/>
+            <w:tcW w:w="4871" w:type="dxa"/>
+          </w:tcPr>
+          <w:p>
+            <w:pPr>
+              <w:rPr>
+                <w:rFonts w:cs="Calibri"/>
+                <w:b w:val="0"/>
+                <w:bCs w:val="0"/>
+                <w:color w:val="000000"/>
+                <w:shd w:val="clear" w:color="auto" w:fill="FFFFFF"/>
+              </w:rPr>
+            </w:pPr>
+            <w:r>
+              <w:rPr>
+                <w:rFonts w:cs="Calibri"/>
+                <w:b w:val="0"/>
+                <w:bCs w:val="0"/>
+                <w:color w:val="000000"/>
+                <w:shd w:val="clear" w:color="auto" w:fill="FFFFFF"/>
+              </w:rPr>
+              <w:t>hollowness</w:t>
+            </w:r>
+          </w:p>
+        </w:tc>
+        <w:tc>
+          <w:tcPr>
+            <w:tcW w:w="4871" w:type="dxa"/>
+          </w:tcPr>
+          <w:p>
+            <w:pPr>
+              <w:cnfStyle w:val="000000000000" w:firstRow="0" w:lastRow="0" w:firstColumn="0" w:lastColumn="0" w:oddVBand="0" w:evenVBand="0" w:oddHBand="0" w:evenHBand="0" w:firstRowFirstColumn="0" w:firstRowLastColumn="0" w:lastRowFirstColumn="0" w:lastRowLastColumn="0"/>
+              <w:rPr>
+                <w:rFonts w:cs="Calibri"/>
+                <w:color w:val="000000"/>
+                <w:shd w:val="clear" w:color="auto" w:fill="FFFFFF"/>
+              </w:rPr>
+            </w:pPr>
+            <w:r>
+              <w:rPr>
+                <w:rFonts w:cs="Calibri"/>
+                <w:color w:val="000000"/>
+                <w:shd w:val="clear" w:color="auto" w:fill="FFFFFF"/>
+              </w:rPr>
+              <w:t>0.010536766324013055</w:t>
+            </w:r>
+          </w:p>
+        </w:tc>
+      </w:tr>
+    </w:tbl>
+    <w:p>
+      <w:pPr>
+        <w:rPr>
+          <w:rFonts w:cs="Calibri"/>
+          <w:color w:val="000000"/>
+          <w:shd w:val="clear" w:color="auto" w:fill="FFFFFF"/>
+        </w:rPr>
+      </w:pPr>
     </w:p>
     <w:p>
       <w:pPr>
@@ -364,7 +723,25 @@
           <w:color w:val="000000"/>
           <w:shd w:val="clear" w:color="auto" w:fill="FFFFFF"/>
         </w:rPr>
-        <w:t xml:space="preserve">Lorem ipsum dolor </w:t>
+        <w:t xml:space="preserve">Lorem ipsum </w:t>
+      </w:r>
+      <w:proofErr w:type="spellStart"/>
+      <w:r>
+        <w:rPr>
+          <w:rFonts w:cs="Calibri"/>
+          <w:color w:val="000000"/>
+          <w:shd w:val="clear" w:color="auto" w:fill="FFFFFF"/>
+        </w:rPr>
+        <w:t>dolor</w:t>
+      </w:r>
+      <w:proofErr w:type="spellEnd"/>
+      <w:r>
+        <w:rPr>
+          <w:rFonts w:cs="Calibri"/>
+          <w:color w:val="000000"/>
+          <w:shd w:val="clear" w:color="auto" w:fill="FFFFFF"/>
+        </w:rPr>
+        <w:t xml:space="preserve"> </w:t>
       </w:r>
       <w:proofErr w:type="gramStart"/>
       <w:r>
@@ -382,14 +759,745 @@
           <w:color w:val="000000"/>
           <w:shd w:val="clear" w:color="auto" w:fill="FFFFFF"/>
         </w:rPr>
-        <w:t xml:space="preserve"> amet, consectetur adipiscing elit, sed do eiusmod tempor incididunt ut labore et dolore magna aliqua. Ut enim ad minim veniam, quis nostrud exercitation ullamco laboris nisi ut aliquip ex ea commodo consequat. Duis aute irure dolor in reprehenderit in voluptate velit esse cillum dolore eu fugiat nulla pariatur. Excepteur sint occaecat cupidatat non proident, sunt in culpa qui officia deserunt mollit anim id est laborum</w:t>
-      </w:r>
+        <w:t xml:space="preserve"> </w:t>
+      </w:r>
+      <w:proofErr w:type="spellStart"/>
+      <w:r>
+        <w:rPr>
+          <w:rFonts w:cs="Calibri"/>
+          <w:color w:val="000000"/>
+          <w:shd w:val="clear" w:color="auto" w:fill="FFFFFF"/>
+        </w:rPr>
+        <w:t>amet</w:t>
+      </w:r>
+      <w:proofErr w:type="spellEnd"/>
+      <w:r>
+        <w:rPr>
+          <w:rFonts w:cs="Calibri"/>
+          <w:color w:val="000000"/>
+          <w:shd w:val="clear" w:color="auto" w:fill="FFFFFF"/>
+        </w:rPr>
+        <w:t xml:space="preserve">, </w:t>
+      </w:r>
+      <w:proofErr w:type="spellStart"/>
+      <w:r>
+        <w:rPr>
+          <w:rFonts w:cs="Calibri"/>
+          <w:color w:val="000000"/>
+          <w:shd w:val="clear" w:color="auto" w:fill="FFFFFF"/>
+        </w:rPr>
+        <w:t>consectetur</w:t>
+      </w:r>
+      <w:proofErr w:type="spellEnd"/>
+      <w:r>
+        <w:rPr>
+          <w:rFonts w:cs="Calibri"/>
+          <w:color w:val="000000"/>
+          <w:shd w:val="clear" w:color="auto" w:fill="FFFFFF"/>
+        </w:rPr>
+        <w:t xml:space="preserve"> </w:t>
+      </w:r>
+      <w:proofErr w:type="spellStart"/>
+      <w:r>
+        <w:rPr>
+          <w:rFonts w:cs="Calibri"/>
+          <w:color w:val="000000"/>
+          <w:shd w:val="clear" w:color="auto" w:fill="FFFFFF"/>
+        </w:rPr>
+        <w:t>adipiscing</w:t>
+      </w:r>
+      <w:proofErr w:type="spellEnd"/>
+      <w:r>
+        <w:rPr>
+          <w:rFonts w:cs="Calibri"/>
+          <w:color w:val="000000"/>
+          <w:shd w:val="clear" w:color="auto" w:fill="FFFFFF"/>
+        </w:rPr>
+        <w:t xml:space="preserve"> </w:t>
+      </w:r>
+      <w:proofErr w:type="spellStart"/>
+      <w:r>
+        <w:rPr>
+          <w:rFonts w:cs="Calibri"/>
+          <w:color w:val="000000"/>
+          <w:shd w:val="clear" w:color="auto" w:fill="FFFFFF"/>
+        </w:rPr>
+        <w:t>elit</w:t>
+      </w:r>
+      <w:proofErr w:type="spellEnd"/>
+      <w:r>
+        <w:rPr>
+          <w:rFonts w:cs="Calibri"/>
+          <w:color w:val="000000"/>
+          <w:shd w:val="clear" w:color="auto" w:fill="FFFFFF"/>
+        </w:rPr>
+        <w:t xml:space="preserve">, </w:t>
+      </w:r>
+      <w:proofErr w:type="spellStart"/>
+      <w:r>
+        <w:rPr>
+          <w:rFonts w:cs="Calibri"/>
+          <w:color w:val="000000"/>
+          <w:shd w:val="clear" w:color="auto" w:fill="FFFFFF"/>
+        </w:rPr>
+        <w:t>sed</w:t>
+      </w:r>
+      <w:proofErr w:type="spellEnd"/>
+      <w:r>
+        <w:rPr>
+          <w:rFonts w:cs="Calibri"/>
+          <w:color w:val="000000"/>
+          <w:shd w:val="clear" w:color="auto" w:fill="FFFFFF"/>
+        </w:rPr>
+        <w:t xml:space="preserve"> do </w:t>
+      </w:r>
+      <w:proofErr w:type="spellStart"/>
+      <w:r>
+        <w:rPr>
+          <w:rFonts w:cs="Calibri"/>
+          <w:color w:val="000000"/>
+          <w:shd w:val="clear" w:color="auto" w:fill="FFFFFF"/>
+        </w:rPr>
+        <w:t>eiusmod</w:t>
+      </w:r>
+      <w:proofErr w:type="spellEnd"/>
+      <w:r>
+        <w:rPr>
+          <w:rFonts w:cs="Calibri"/>
+          <w:color w:val="000000"/>
+          <w:shd w:val="clear" w:color="auto" w:fill="FFFFFF"/>
+        </w:rPr>
+        <w:t xml:space="preserve"> </w:t>
+      </w:r>
+      <w:proofErr w:type="spellStart"/>
+      <w:r>
+        <w:rPr>
+          <w:rFonts w:cs="Calibri"/>
+          <w:color w:val="000000"/>
+          <w:shd w:val="clear" w:color="auto" w:fill="FFFFFF"/>
+        </w:rPr>
+        <w:t>tempor</w:t>
+      </w:r>
+      <w:proofErr w:type="spellEnd"/>
+      <w:r>
+        <w:rPr>
+          <w:rFonts w:cs="Calibri"/>
+          <w:color w:val="000000"/>
+          <w:shd w:val="clear" w:color="auto" w:fill="FFFFFF"/>
+        </w:rPr>
+        <w:t xml:space="preserve"> </w:t>
+      </w:r>
+      <w:proofErr w:type="spellStart"/>
+      <w:r>
+        <w:rPr>
+          <w:rFonts w:cs="Calibri"/>
+          <w:color w:val="000000"/>
+          <w:shd w:val="clear" w:color="auto" w:fill="FFFFFF"/>
+        </w:rPr>
+        <w:t>incididunt</w:t>
+      </w:r>
+      <w:proofErr w:type="spellEnd"/>
+      <w:r>
+        <w:rPr>
+          <w:rFonts w:cs="Calibri"/>
+          <w:color w:val="000000"/>
+          <w:shd w:val="clear" w:color="auto" w:fill="FFFFFF"/>
+        </w:rPr>
+        <w:t xml:space="preserve"> </w:t>
+      </w:r>
+      <w:proofErr w:type="spellStart"/>
+      <w:r>
+        <w:rPr>
+          <w:rFonts w:cs="Calibri"/>
+          <w:color w:val="000000"/>
+          <w:shd w:val="clear" w:color="auto" w:fill="FFFFFF"/>
+        </w:rPr>
+        <w:t>ut</w:t>
+      </w:r>
+      <w:proofErr w:type="spellEnd"/>
+      <w:r>
+        <w:rPr>
+          <w:rFonts w:cs="Calibri"/>
+          <w:color w:val="000000"/>
+          <w:shd w:val="clear" w:color="auto" w:fill="FFFFFF"/>
+        </w:rPr>
+        <w:t xml:space="preserve"> labore et dolore magna </w:t>
+      </w:r>
+      <w:proofErr w:type="spellStart"/>
+      <w:r>
+        <w:rPr>
+          <w:rFonts w:cs="Calibri"/>
+          <w:color w:val="000000"/>
+          <w:shd w:val="clear" w:color="auto" w:fill="FFFFFF"/>
+        </w:rPr>
+        <w:t>aliqua</w:t>
+      </w:r>
+      <w:proofErr w:type="spellEnd"/>
+      <w:r>
+        <w:rPr>
+          <w:rFonts w:cs="Calibri"/>
+          <w:color w:val="000000"/>
+          <w:shd w:val="clear" w:color="auto" w:fill="FFFFFF"/>
+        </w:rPr>
+        <w:t xml:space="preserve">. Ut </w:t>
+      </w:r>
+      <w:proofErr w:type="spellStart"/>
+      <w:r>
+        <w:rPr>
+          <w:rFonts w:cs="Calibri"/>
+          <w:color w:val="000000"/>
+          <w:shd w:val="clear" w:color="auto" w:fill="FFFFFF"/>
+        </w:rPr>
+        <w:t>enim</w:t>
+      </w:r>
+      <w:proofErr w:type="spellEnd"/>
+      <w:r>
+        <w:rPr>
+          <w:rFonts w:cs="Calibri"/>
+          <w:color w:val="000000"/>
+          <w:shd w:val="clear" w:color="auto" w:fill="FFFFFF"/>
+        </w:rPr>
+        <w:t xml:space="preserve"> ad minim </w:t>
+      </w:r>
+      <w:proofErr w:type="spellStart"/>
+      <w:r>
+        <w:rPr>
+          <w:rFonts w:cs="Calibri"/>
+          <w:color w:val="000000"/>
+          <w:shd w:val="clear" w:color="auto" w:fill="FFFFFF"/>
+        </w:rPr>
+        <w:t>veniam</w:t>
+      </w:r>
+      <w:proofErr w:type="spellEnd"/>
+      <w:r>
+        <w:rPr>
+          <w:rFonts w:cs="Calibri"/>
+          <w:color w:val="000000"/>
+          <w:shd w:val="clear" w:color="auto" w:fill="FFFFFF"/>
+        </w:rPr>
+        <w:t xml:space="preserve">, quis </w:t>
+      </w:r>
+      <w:proofErr w:type="spellStart"/>
+      <w:r>
+        <w:rPr>
+          <w:rFonts w:cs="Calibri"/>
+          <w:color w:val="000000"/>
+          <w:shd w:val="clear" w:color="auto" w:fill="FFFFFF"/>
+        </w:rPr>
+        <w:t>nostrud</w:t>
+      </w:r>
+      <w:proofErr w:type="spellEnd"/>
+      <w:r>
+        <w:rPr>
+          <w:rFonts w:cs="Calibri"/>
+          <w:color w:val="000000"/>
+          <w:shd w:val="clear" w:color="auto" w:fill="FFFFFF"/>
+        </w:rPr>
+        <w:t xml:space="preserve"> exercitation </w:t>
+      </w:r>
+      <w:proofErr w:type="spellStart"/>
+      <w:r>
+        <w:rPr>
+          <w:rFonts w:cs="Calibri"/>
+          <w:color w:val="000000"/>
+          <w:shd w:val="clear" w:color="auto" w:fill="FFFFFF"/>
+        </w:rPr>
+        <w:t>ullamco</w:t>
+      </w:r>
+      <w:proofErr w:type="spellEnd"/>
+      <w:r>
+        <w:rPr>
+          <w:rFonts w:cs="Calibri"/>
+          <w:color w:val="000000"/>
+          <w:shd w:val="clear" w:color="auto" w:fill="FFFFFF"/>
+        </w:rPr>
+        <w:t xml:space="preserve"> </w:t>
+      </w:r>
+      <w:proofErr w:type="spellStart"/>
+      <w:r>
+        <w:rPr>
+          <w:rFonts w:cs="Calibri"/>
+          <w:color w:val="000000"/>
+          <w:shd w:val="clear" w:color="auto" w:fill="FFFFFF"/>
+        </w:rPr>
+        <w:t>laboris</w:t>
+      </w:r>
+      <w:proofErr w:type="spellEnd"/>
+      <w:r>
+        <w:rPr>
+          <w:rFonts w:cs="Calibri"/>
+          <w:color w:val="000000"/>
+          <w:shd w:val="clear" w:color="auto" w:fill="FFFFFF"/>
+        </w:rPr>
+        <w:t xml:space="preserve"> nisi </w:t>
+      </w:r>
+      <w:proofErr w:type="spellStart"/>
+      <w:r>
+        <w:rPr>
+          <w:rFonts w:cs="Calibri"/>
+          <w:color w:val="000000"/>
+          <w:shd w:val="clear" w:color="auto" w:fill="FFFFFF"/>
+        </w:rPr>
+        <w:t>ut</w:t>
+      </w:r>
+      <w:proofErr w:type="spellEnd"/>
+      <w:r>
+        <w:rPr>
+          <w:rFonts w:cs="Calibri"/>
+          <w:color w:val="000000"/>
+          <w:shd w:val="clear" w:color="auto" w:fill="FFFFFF"/>
+        </w:rPr>
+        <w:t xml:space="preserve"> </w:t>
+      </w:r>
+      <w:proofErr w:type="spellStart"/>
+      <w:r>
+        <w:rPr>
+          <w:rFonts w:cs="Calibri"/>
+          <w:color w:val="000000"/>
+          <w:shd w:val="clear" w:color="auto" w:fill="FFFFFF"/>
+        </w:rPr>
+        <w:t>aliquip</w:t>
+      </w:r>
+      <w:proofErr w:type="spellEnd"/>
+      <w:r>
+        <w:rPr>
+          <w:rFonts w:cs="Calibri"/>
+          <w:color w:val="000000"/>
+          <w:shd w:val="clear" w:color="auto" w:fill="FFFFFF"/>
+        </w:rPr>
+        <w:t xml:space="preserve"> ex </w:t>
+      </w:r>
+      <w:proofErr w:type="spellStart"/>
+      <w:r>
+        <w:rPr>
+          <w:rFonts w:cs="Calibri"/>
+          <w:color w:val="000000"/>
+          <w:shd w:val="clear" w:color="auto" w:fill="FFFFFF"/>
+        </w:rPr>
+        <w:t>ea</w:t>
+      </w:r>
+      <w:proofErr w:type="spellEnd"/>
+      <w:r>
+        <w:rPr>
+          <w:rFonts w:cs="Calibri"/>
+          <w:color w:val="000000"/>
+          <w:shd w:val="clear" w:color="auto" w:fill="FFFFFF"/>
+        </w:rPr>
+        <w:t xml:space="preserve"> </w:t>
+      </w:r>
+      <w:proofErr w:type="spellStart"/>
+      <w:r>
+        <w:rPr>
+          <w:rFonts w:cs="Calibri"/>
+          <w:color w:val="000000"/>
+          <w:shd w:val="clear" w:color="auto" w:fill="FFFFFF"/>
+        </w:rPr>
+        <w:t>commodo</w:t>
+      </w:r>
+      <w:proofErr w:type="spellEnd"/>
+      <w:r>
+        <w:rPr>
+          <w:rFonts w:cs="Calibri"/>
+          <w:color w:val="000000"/>
+          <w:shd w:val="clear" w:color="auto" w:fill="FFFFFF"/>
+        </w:rPr>
+        <w:t xml:space="preserve"> </w:t>
+      </w:r>
+      <w:proofErr w:type="spellStart"/>
+      <w:r>
+        <w:rPr>
+          <w:rFonts w:cs="Calibri"/>
+          <w:color w:val="000000"/>
+          <w:shd w:val="clear" w:color="auto" w:fill="FFFFFF"/>
+        </w:rPr>
+        <w:t>consequat</w:t>
+      </w:r>
+      <w:proofErr w:type="spellEnd"/>
+      <w:r>
+        <w:rPr>
+          <w:rFonts w:cs="Calibri"/>
+          <w:color w:val="000000"/>
+          <w:shd w:val="clear" w:color="auto" w:fill="FFFFFF"/>
+        </w:rPr>
+        <w:t xml:space="preserve">. Duis </w:t>
+      </w:r>
+      <w:proofErr w:type="spellStart"/>
+      <w:r>
+        <w:rPr>
+          <w:rFonts w:cs="Calibri"/>
+          <w:color w:val="000000"/>
+          <w:shd w:val="clear" w:color="auto" w:fill="FFFFFF"/>
+        </w:rPr>
+        <w:t>aute</w:t>
+      </w:r>
+      <w:proofErr w:type="spellEnd"/>
+      <w:r>
+        <w:rPr>
+          <w:rFonts w:cs="Calibri"/>
+          <w:color w:val="000000"/>
+          <w:shd w:val="clear" w:color="auto" w:fill="FFFFFF"/>
+        </w:rPr>
+        <w:t xml:space="preserve"> </w:t>
+      </w:r>
+      <w:proofErr w:type="spellStart"/>
+      <w:r>
+        <w:rPr>
+          <w:rFonts w:cs="Calibri"/>
+          <w:color w:val="000000"/>
+          <w:shd w:val="clear" w:color="auto" w:fill="FFFFFF"/>
+        </w:rPr>
+        <w:t>irure</w:t>
+      </w:r>
+      <w:proofErr w:type="spellEnd"/>
+      <w:r>
+        <w:rPr>
+          <w:rFonts w:cs="Calibri"/>
+          <w:color w:val="000000"/>
+          <w:shd w:val="clear" w:color="auto" w:fill="FFFFFF"/>
+        </w:rPr>
+        <w:t xml:space="preserve"> </w:t>
+      </w:r>
+      <w:proofErr w:type="spellStart"/>
+      <w:r>
+        <w:rPr>
+          <w:rFonts w:cs="Calibri"/>
+          <w:color w:val="000000"/>
+          <w:shd w:val="clear" w:color="auto" w:fill="FFFFFF"/>
+        </w:rPr>
+        <w:t>dolor</w:t>
+      </w:r>
+      <w:proofErr w:type="spellEnd"/>
+      <w:r>
+        <w:rPr>
+          <w:rFonts w:cs="Calibri"/>
+          <w:color w:val="000000"/>
+          <w:shd w:val="clear" w:color="auto" w:fill="FFFFFF"/>
+        </w:rPr>
+        <w:t xml:space="preserve"> in </w:t>
+      </w:r>
+      <w:proofErr w:type="spellStart"/>
+      <w:r>
+        <w:rPr>
+          <w:rFonts w:cs="Calibri"/>
+          <w:color w:val="000000"/>
+          <w:shd w:val="clear" w:color="auto" w:fill="FFFFFF"/>
+        </w:rPr>
+        <w:t>reprehenderit</w:t>
+      </w:r>
+      <w:proofErr w:type="spellEnd"/>
+      <w:r>
+        <w:rPr>
+          <w:rFonts w:cs="Calibri"/>
+          <w:color w:val="000000"/>
+          <w:shd w:val="clear" w:color="auto" w:fill="FFFFFF"/>
+        </w:rPr>
+        <w:t xml:space="preserve"> in </w:t>
+      </w:r>
+      <w:proofErr w:type="spellStart"/>
+      <w:r>
+        <w:rPr>
+          <w:rFonts w:cs="Calibri"/>
+          <w:color w:val="000000"/>
+          <w:shd w:val="clear" w:color="auto" w:fill="FFFFFF"/>
+        </w:rPr>
+        <w:t>voluptate</w:t>
+      </w:r>
+      <w:proofErr w:type="spellEnd"/>
+      <w:r>
+        <w:rPr>
+          <w:rFonts w:cs="Calibri"/>
+          <w:color w:val="000000"/>
+          <w:shd w:val="clear" w:color="auto" w:fill="FFFFFF"/>
+        </w:rPr>
+        <w:t xml:space="preserve"> </w:t>
+      </w:r>
+      <w:proofErr w:type="spellStart"/>
+      <w:r>
+        <w:rPr>
+          <w:rFonts w:cs="Calibri"/>
+          <w:color w:val="000000"/>
+          <w:shd w:val="clear" w:color="auto" w:fill="FFFFFF"/>
+        </w:rPr>
+        <w:t>velit</w:t>
+      </w:r>
+      <w:proofErr w:type="spellEnd"/>
+      <w:r>
+        <w:rPr>
+          <w:rFonts w:cs="Calibri"/>
+          <w:color w:val="000000"/>
+          <w:shd w:val="clear" w:color="auto" w:fill="FFFFFF"/>
+        </w:rPr>
+        <w:t xml:space="preserve"> esse </w:t>
+      </w:r>
+      <w:proofErr w:type="spellStart"/>
+      <w:r>
+        <w:rPr>
+          <w:rFonts w:cs="Calibri"/>
+          <w:color w:val="000000"/>
+          <w:shd w:val="clear" w:color="auto" w:fill="FFFFFF"/>
+        </w:rPr>
+        <w:t>cillum</w:t>
+      </w:r>
+      <w:proofErr w:type="spellEnd"/>
+      <w:r>
+        <w:rPr>
+          <w:rFonts w:cs="Calibri"/>
+          <w:color w:val="000000"/>
+          <w:shd w:val="clear" w:color="auto" w:fill="FFFFFF"/>
+        </w:rPr>
+        <w:t xml:space="preserve"> dolore </w:t>
+      </w:r>
+      <w:proofErr w:type="spellStart"/>
+      <w:r>
+        <w:rPr>
+          <w:rFonts w:cs="Calibri"/>
+          <w:color w:val="000000"/>
+          <w:shd w:val="clear" w:color="auto" w:fill="FFFFFF"/>
+        </w:rPr>
+        <w:t>eu</w:t>
+      </w:r>
+      <w:proofErr w:type="spellEnd"/>
+      <w:r>
+        <w:rPr>
+          <w:rFonts w:cs="Calibri"/>
+          <w:color w:val="000000"/>
+          <w:shd w:val="clear" w:color="auto" w:fill="FFFFFF"/>
+        </w:rPr>
+        <w:t xml:space="preserve"> </w:t>
+      </w:r>
+      <w:proofErr w:type="spellStart"/>
+      <w:r>
+        <w:rPr>
+          <w:rFonts w:cs="Calibri"/>
+          <w:color w:val="000000"/>
+          <w:shd w:val="clear" w:color="auto" w:fill="FFFFFF"/>
+        </w:rPr>
+        <w:t>fugiat</w:t>
+      </w:r>
+      <w:proofErr w:type="spellEnd"/>
+      <w:r>
+        <w:rPr>
+          <w:rFonts w:cs="Calibri"/>
+          <w:color w:val="000000"/>
+          <w:shd w:val="clear" w:color="auto" w:fill="FFFFFF"/>
+        </w:rPr>
+        <w:t xml:space="preserve"> </w:t>
+      </w:r>
+      <w:proofErr w:type="spellStart"/>
+      <w:r>
+        <w:rPr>
+          <w:rFonts w:cs="Calibri"/>
+          <w:color w:val="000000"/>
+          <w:shd w:val="clear" w:color="auto" w:fill="FFFFFF"/>
+        </w:rPr>
+        <w:t>nulla</w:t>
+      </w:r>
+      <w:proofErr w:type="spellEnd"/>
+      <w:r>
+        <w:rPr>
+          <w:rFonts w:cs="Calibri"/>
+          <w:color w:val="000000"/>
+          <w:shd w:val="clear" w:color="auto" w:fill="FFFFFF"/>
+        </w:rPr>
+        <w:t xml:space="preserve"> </w:t>
+      </w:r>
+      <w:proofErr w:type="spellStart"/>
+      <w:r>
+        <w:rPr>
+          <w:rFonts w:cs="Calibri"/>
+          <w:color w:val="000000"/>
+          <w:shd w:val="clear" w:color="auto" w:fill="FFFFFF"/>
+        </w:rPr>
+        <w:t>pariatur</w:t>
+      </w:r>
+      <w:proofErr w:type="spellEnd"/>
+      <w:r>
+        <w:rPr>
+          <w:rFonts w:cs="Calibri"/>
+          <w:color w:val="000000"/>
+          <w:shd w:val="clear" w:color="auto" w:fill="FFFFFF"/>
+        </w:rPr>
+        <w:t xml:space="preserve">. </w:t>
+      </w:r>
+      <w:proofErr w:type="spellStart"/>
+      <w:r>
+        <w:rPr>
+          <w:rFonts w:cs="Calibri"/>
+          <w:color w:val="000000"/>
+          <w:shd w:val="clear" w:color="auto" w:fill="FFFFFF"/>
+        </w:rPr>
+        <w:t>Excepteur</w:t>
+      </w:r>
+      <w:proofErr w:type="spellEnd"/>
+      <w:r>
+        <w:rPr>
+          <w:rFonts w:cs="Calibri"/>
+          <w:color w:val="000000"/>
+          <w:shd w:val="clear" w:color="auto" w:fill="FFFFFF"/>
+        </w:rPr>
+        <w:t xml:space="preserve"> </w:t>
+      </w:r>
+      <w:proofErr w:type="spellStart"/>
+      <w:r>
+        <w:rPr>
+          <w:rFonts w:cs="Calibri"/>
+          <w:color w:val="000000"/>
+          <w:shd w:val="clear" w:color="auto" w:fill="FFFFFF"/>
+        </w:rPr>
+        <w:t>sint</w:t>
+      </w:r>
+      <w:proofErr w:type="spellEnd"/>
+      <w:r>
+        <w:rPr>
+          <w:rFonts w:cs="Calibri"/>
+          <w:color w:val="000000"/>
+          <w:shd w:val="clear" w:color="auto" w:fill="FFFFFF"/>
+        </w:rPr>
+        <w:t xml:space="preserve"> </w:t>
+      </w:r>
+      <w:proofErr w:type="spellStart"/>
+      <w:r>
+        <w:rPr>
+          <w:rFonts w:cs="Calibri"/>
+          <w:color w:val="000000"/>
+          <w:shd w:val="clear" w:color="auto" w:fill="FFFFFF"/>
+        </w:rPr>
+        <w:t>occaecat</w:t>
+      </w:r>
+      <w:proofErr w:type="spellEnd"/>
+      <w:r>
+        <w:rPr>
+          <w:rFonts w:cs="Calibri"/>
+          <w:color w:val="000000"/>
+          <w:shd w:val="clear" w:color="auto" w:fill="FFFFFF"/>
+        </w:rPr>
+        <w:t xml:space="preserve"> </w:t>
+      </w:r>
+      <w:proofErr w:type="spellStart"/>
+      <w:r>
+        <w:rPr>
+          <w:rFonts w:cs="Calibri"/>
+          <w:color w:val="000000"/>
+          <w:shd w:val="clear" w:color="auto" w:fill="FFFFFF"/>
+        </w:rPr>
+        <w:t>cupidatat</w:t>
+      </w:r>
+      <w:proofErr w:type="spellEnd"/>
+      <w:r>
+        <w:rPr>
+          <w:rFonts w:cs="Calibri"/>
+          <w:color w:val="000000"/>
+          <w:shd w:val="clear" w:color="auto" w:fill="FFFFFF"/>
+        </w:rPr>
+        <w:t xml:space="preserve"> non </w:t>
+      </w:r>
+      <w:proofErr w:type="spellStart"/>
+      <w:r>
+        <w:rPr>
+          <w:rFonts w:cs="Calibri"/>
+          <w:color w:val="000000"/>
+          <w:shd w:val="clear" w:color="auto" w:fill="FFFFFF"/>
+        </w:rPr>
+        <w:t>proident</w:t>
+      </w:r>
+      <w:proofErr w:type="spellEnd"/>
+      <w:r>
+        <w:rPr>
+          <w:rFonts w:cs="Calibri"/>
+          <w:color w:val="000000"/>
+          <w:shd w:val="clear" w:color="auto" w:fill="FFFFFF"/>
+        </w:rPr>
+        <w:t xml:space="preserve">, sunt in culpa qui </w:t>
+      </w:r>
+      <w:proofErr w:type="spellStart"/>
+      <w:r>
+        <w:rPr>
+          <w:rFonts w:cs="Calibri"/>
+          <w:color w:val="000000"/>
+          <w:shd w:val="clear" w:color="auto" w:fill="FFFFFF"/>
+        </w:rPr>
+        <w:t>officia</w:t>
+      </w:r>
+      <w:proofErr w:type="spellEnd"/>
+      <w:r>
+        <w:rPr>
+          <w:rFonts w:cs="Calibri"/>
+          <w:color w:val="000000"/>
+          <w:shd w:val="clear" w:color="auto" w:fill="FFFFFF"/>
+        </w:rPr>
+        <w:t xml:space="preserve"> </w:t>
+      </w:r>
+      <w:proofErr w:type="spellStart"/>
+      <w:r>
+        <w:rPr>
+          <w:rFonts w:cs="Calibri"/>
+          <w:color w:val="000000"/>
+          <w:shd w:val="clear" w:color="auto" w:fill="FFFFFF"/>
+        </w:rPr>
+        <w:t>deserunt</w:t>
+      </w:r>
+      <w:proofErr w:type="spellEnd"/>
+      <w:r>
+        <w:rPr>
+          <w:rFonts w:cs="Calibri"/>
+          <w:color w:val="000000"/>
+          <w:shd w:val="clear" w:color="auto" w:fill="FFFFFF"/>
+        </w:rPr>
+        <w:t xml:space="preserve"> </w:t>
+      </w:r>
+      <w:proofErr w:type="spellStart"/>
+      <w:r>
+        <w:rPr>
+          <w:rFonts w:cs="Calibri"/>
+          <w:color w:val="000000"/>
+          <w:shd w:val="clear" w:color="auto" w:fill="FFFFFF"/>
+        </w:rPr>
+        <w:t>mollit</w:t>
+      </w:r>
+      <w:proofErr w:type="spellEnd"/>
+      <w:r>
+        <w:rPr>
+          <w:rFonts w:cs="Calibri"/>
+          <w:color w:val="000000"/>
+          <w:shd w:val="clear" w:color="auto" w:fill="FFFFFF"/>
+        </w:rPr>
+        <w:t xml:space="preserve"> </w:t>
+      </w:r>
+      <w:proofErr w:type="spellStart"/>
+      <w:r>
+        <w:rPr>
+          <w:rFonts w:cs="Calibri"/>
+          <w:color w:val="000000"/>
+          <w:shd w:val="clear" w:color="auto" w:fill="FFFFFF"/>
+        </w:rPr>
+        <w:t>anim</w:t>
+      </w:r>
+      <w:proofErr w:type="spellEnd"/>
+      <w:r>
+        <w:rPr>
+          <w:rFonts w:cs="Calibri"/>
+          <w:color w:val="000000"/>
+          <w:shd w:val="clear" w:color="auto" w:fill="FFFFFF"/>
+        </w:rPr>
+        <w:t xml:space="preserve"> id est </w:t>
+      </w:r>
+      <w:proofErr w:type="spellStart"/>
+      <w:r>
+        <w:rPr>
+          <w:rFonts w:cs="Calibri"/>
+          <w:color w:val="000000"/>
+          <w:shd w:val="clear" w:color="auto" w:fill="FFFFFF"/>
+        </w:rPr>
+        <w:t>laborum</w:t>
+      </w:r>
+      <w:proofErr w:type="spellEnd"/>
     </w:p>
     <w:p>
       <w:pPr>
         <w:pStyle w:val="Heading2"/>
       </w:pPr>
       <w:r>
+        <w:lastRenderedPageBreak/>
         <w:t>Section</w:t>
       </w:r>
       <w:r>
@@ -419,7 +1527,25 @@
           <w:color w:val="000000"/>
           <w:shd w:val="clear" w:color="auto" w:fill="FFFFFF"/>
         </w:rPr>
-        <w:t xml:space="preserve">Lorem ipsum dolor </w:t>
+        <w:t xml:space="preserve">Lorem ipsum </w:t>
+      </w:r>
+      <w:proofErr w:type="spellStart"/>
+      <w:r>
+        <w:rPr>
+          <w:rFonts w:cs="Calibri"/>
+          <w:color w:val="000000"/>
+          <w:shd w:val="clear" w:color="auto" w:fill="FFFFFF"/>
+        </w:rPr>
+        <w:t>dolor</w:t>
+      </w:r>
+      <w:proofErr w:type="spellEnd"/>
+      <w:r>
+        <w:rPr>
+          <w:rFonts w:cs="Calibri"/>
+          <w:color w:val="000000"/>
+          <w:shd w:val="clear" w:color="auto" w:fill="FFFFFF"/>
+        </w:rPr>
+        <w:t xml:space="preserve"> </w:t>
       </w:r>
       <w:proofErr w:type="gramStart"/>
       <w:r>
@@ -437,8 +1563,738 @@
           <w:color w:val="000000"/>
           <w:shd w:val="clear" w:color="auto" w:fill="FFFFFF"/>
         </w:rPr>
-        <w:t xml:space="preserve"> amet, consectetur adipiscing elit, sed do eiusmod tempor incididunt ut labore et dolore magna aliqua. Ut enim ad minim veniam, quis nostrud exercitation ullamco laboris nisi ut aliquip ex ea commodo consequat. Duis aute irure dolor in reprehenderit in voluptate velit esse cillum dolore eu fugiat nulla pariatur. Excepteur sint occaecat cupidatat non proident, sunt in culpa qui officia deserunt mollit anim id est laborum</w:t>
-      </w:r>
+        <w:t xml:space="preserve"> </w:t>
+      </w:r>
+      <w:proofErr w:type="spellStart"/>
+      <w:r>
+        <w:rPr>
+          <w:rFonts w:cs="Calibri"/>
+          <w:color w:val="000000"/>
+          <w:shd w:val="clear" w:color="auto" w:fill="FFFFFF"/>
+        </w:rPr>
+        <w:t>amet</w:t>
+      </w:r>
+      <w:proofErr w:type="spellEnd"/>
+      <w:r>
+        <w:rPr>
+          <w:rFonts w:cs="Calibri"/>
+          <w:color w:val="000000"/>
+          <w:shd w:val="clear" w:color="auto" w:fill="FFFFFF"/>
+        </w:rPr>
+        <w:t xml:space="preserve">, </w:t>
+      </w:r>
+      <w:proofErr w:type="spellStart"/>
+      <w:r>
+        <w:rPr>
+          <w:rFonts w:cs="Calibri"/>
+          <w:color w:val="000000"/>
+          <w:shd w:val="clear" w:color="auto" w:fill="FFFFFF"/>
+        </w:rPr>
+        <w:t>consectetur</w:t>
+      </w:r>
+      <w:proofErr w:type="spellEnd"/>
+      <w:r>
+        <w:rPr>
+          <w:rFonts w:cs="Calibri"/>
+          <w:color w:val="000000"/>
+          <w:shd w:val="clear" w:color="auto" w:fill="FFFFFF"/>
+        </w:rPr>
+        <w:t xml:space="preserve"> </w:t>
+      </w:r>
+      <w:proofErr w:type="spellStart"/>
+      <w:r>
+        <w:rPr>
+          <w:rFonts w:cs="Calibri"/>
+          <w:color w:val="000000"/>
+          <w:shd w:val="clear" w:color="auto" w:fill="FFFFFF"/>
+        </w:rPr>
+        <w:t>adipiscing</w:t>
+      </w:r>
+      <w:proofErr w:type="spellEnd"/>
+      <w:r>
+        <w:rPr>
+          <w:rFonts w:cs="Calibri"/>
+          <w:color w:val="000000"/>
+          <w:shd w:val="clear" w:color="auto" w:fill="FFFFFF"/>
+        </w:rPr>
+        <w:t xml:space="preserve"> </w:t>
+      </w:r>
+      <w:proofErr w:type="spellStart"/>
+      <w:r>
+        <w:rPr>
+          <w:rFonts w:cs="Calibri"/>
+          <w:color w:val="000000"/>
+          <w:shd w:val="clear" w:color="auto" w:fill="FFFFFF"/>
+        </w:rPr>
+        <w:t>elit</w:t>
+      </w:r>
+      <w:proofErr w:type="spellEnd"/>
+      <w:r>
+        <w:rPr>
+          <w:rFonts w:cs="Calibri"/>
+          <w:color w:val="000000"/>
+          <w:shd w:val="clear" w:color="auto" w:fill="FFFFFF"/>
+        </w:rPr>
+        <w:t xml:space="preserve">, </w:t>
+      </w:r>
+      <w:proofErr w:type="spellStart"/>
+      <w:r>
+        <w:rPr>
+          <w:rFonts w:cs="Calibri"/>
+          <w:color w:val="000000"/>
+          <w:shd w:val="clear" w:color="auto" w:fill="FFFFFF"/>
+        </w:rPr>
+        <w:t>sed</w:t>
+      </w:r>
+      <w:proofErr w:type="spellEnd"/>
+      <w:r>
+        <w:rPr>
+          <w:rFonts w:cs="Calibri"/>
+          <w:color w:val="000000"/>
+          <w:shd w:val="clear" w:color="auto" w:fill="FFFFFF"/>
+        </w:rPr>
+        <w:t xml:space="preserve"> do </w:t>
+      </w:r>
+      <w:proofErr w:type="spellStart"/>
+      <w:r>
+        <w:rPr>
+          <w:rFonts w:cs="Calibri"/>
+          <w:color w:val="000000"/>
+          <w:shd w:val="clear" w:color="auto" w:fill="FFFFFF"/>
+        </w:rPr>
+        <w:t>eiusmod</w:t>
+      </w:r>
+      <w:proofErr w:type="spellEnd"/>
+      <w:r>
+        <w:rPr>
+          <w:rFonts w:cs="Calibri"/>
+          <w:color w:val="000000"/>
+          <w:shd w:val="clear" w:color="auto" w:fill="FFFFFF"/>
+        </w:rPr>
+        <w:t xml:space="preserve"> </w:t>
+      </w:r>
+      <w:proofErr w:type="spellStart"/>
+      <w:r>
+        <w:rPr>
+          <w:rFonts w:cs="Calibri"/>
+          <w:color w:val="000000"/>
+          <w:shd w:val="clear" w:color="auto" w:fill="FFFFFF"/>
+        </w:rPr>
+        <w:t>tempor</w:t>
+      </w:r>
+      <w:proofErr w:type="spellEnd"/>
+      <w:r>
+        <w:rPr>
+          <w:rFonts w:cs="Calibri"/>
+          <w:color w:val="000000"/>
+          <w:shd w:val="clear" w:color="auto" w:fill="FFFFFF"/>
+        </w:rPr>
+        <w:t xml:space="preserve"> </w:t>
+      </w:r>
+      <w:proofErr w:type="spellStart"/>
+      <w:r>
+        <w:rPr>
+          <w:rFonts w:cs="Calibri"/>
+          <w:color w:val="000000"/>
+          <w:shd w:val="clear" w:color="auto" w:fill="FFFFFF"/>
+        </w:rPr>
+        <w:t>incididunt</w:t>
+      </w:r>
+      <w:proofErr w:type="spellEnd"/>
+      <w:r>
+        <w:rPr>
+          <w:rFonts w:cs="Calibri"/>
+          <w:color w:val="000000"/>
+          <w:shd w:val="clear" w:color="auto" w:fill="FFFFFF"/>
+        </w:rPr>
+        <w:t xml:space="preserve"> </w:t>
+      </w:r>
+      <w:proofErr w:type="spellStart"/>
+      <w:r>
+        <w:rPr>
+          <w:rFonts w:cs="Calibri"/>
+          <w:color w:val="000000"/>
+          <w:shd w:val="clear" w:color="auto" w:fill="FFFFFF"/>
+        </w:rPr>
+        <w:t>ut</w:t>
+      </w:r>
+      <w:proofErr w:type="spellEnd"/>
+      <w:r>
+        <w:rPr>
+          <w:rFonts w:cs="Calibri"/>
+          <w:color w:val="000000"/>
+          <w:shd w:val="clear" w:color="auto" w:fill="FFFFFF"/>
+        </w:rPr>
+        <w:t xml:space="preserve"> labore et dolore magna </w:t>
+      </w:r>
+      <w:proofErr w:type="spellStart"/>
+      <w:r>
+        <w:rPr>
+          <w:rFonts w:cs="Calibri"/>
+          <w:color w:val="000000"/>
+          <w:shd w:val="clear" w:color="auto" w:fill="FFFFFF"/>
+        </w:rPr>
+        <w:t>aliqua</w:t>
+      </w:r>
+      <w:proofErr w:type="spellEnd"/>
+      <w:r>
+        <w:rPr>
+          <w:rFonts w:cs="Calibri"/>
+          <w:color w:val="000000"/>
+          <w:shd w:val="clear" w:color="auto" w:fill="FFFFFF"/>
+        </w:rPr>
+        <w:t xml:space="preserve">. Ut </w:t>
+      </w:r>
+      <w:proofErr w:type="spellStart"/>
+      <w:r>
+        <w:rPr>
+          <w:rFonts w:cs="Calibri"/>
+          <w:color w:val="000000"/>
+          <w:shd w:val="clear" w:color="auto" w:fill="FFFFFF"/>
+        </w:rPr>
+        <w:t>enim</w:t>
+      </w:r>
+      <w:proofErr w:type="spellEnd"/>
+      <w:r>
+        <w:rPr>
+          <w:rFonts w:cs="Calibri"/>
+          <w:color w:val="000000"/>
+          <w:shd w:val="clear" w:color="auto" w:fill="FFFFFF"/>
+        </w:rPr>
+        <w:t xml:space="preserve"> ad minim </w:t>
+      </w:r>
+      <w:proofErr w:type="spellStart"/>
+      <w:r>
+        <w:rPr>
+          <w:rFonts w:cs="Calibri"/>
+          <w:color w:val="000000"/>
+          <w:shd w:val="clear" w:color="auto" w:fill="FFFFFF"/>
+        </w:rPr>
+        <w:t>veniam</w:t>
+      </w:r>
+      <w:proofErr w:type="spellEnd"/>
+      <w:r>
+        <w:rPr>
+          <w:rFonts w:cs="Calibri"/>
+          <w:color w:val="000000"/>
+          <w:shd w:val="clear" w:color="auto" w:fill="FFFFFF"/>
+        </w:rPr>
+        <w:t xml:space="preserve">, quis </w:t>
+      </w:r>
+      <w:proofErr w:type="spellStart"/>
+      <w:r>
+        <w:rPr>
+          <w:rFonts w:cs="Calibri"/>
+          <w:color w:val="000000"/>
+          <w:shd w:val="clear" w:color="auto" w:fill="FFFFFF"/>
+        </w:rPr>
+        <w:t>nostrud</w:t>
+      </w:r>
+      <w:proofErr w:type="spellEnd"/>
+      <w:r>
+        <w:rPr>
+          <w:rFonts w:cs="Calibri"/>
+          <w:color w:val="000000"/>
+          <w:shd w:val="clear" w:color="auto" w:fill="FFFFFF"/>
+        </w:rPr>
+        <w:t xml:space="preserve"> exercitation </w:t>
+      </w:r>
+      <w:proofErr w:type="spellStart"/>
+      <w:r>
+        <w:rPr>
+          <w:rFonts w:cs="Calibri"/>
+          <w:color w:val="000000"/>
+          <w:shd w:val="clear" w:color="auto" w:fill="FFFFFF"/>
+        </w:rPr>
+        <w:t>ullamco</w:t>
+      </w:r>
+      <w:proofErr w:type="spellEnd"/>
+      <w:r>
+        <w:rPr>
+          <w:rFonts w:cs="Calibri"/>
+          <w:color w:val="000000"/>
+          <w:shd w:val="clear" w:color="auto" w:fill="FFFFFF"/>
+        </w:rPr>
+        <w:t xml:space="preserve"> </w:t>
+      </w:r>
+      <w:proofErr w:type="spellStart"/>
+      <w:r>
+        <w:rPr>
+          <w:rFonts w:cs="Calibri"/>
+          <w:color w:val="000000"/>
+          <w:shd w:val="clear" w:color="auto" w:fill="FFFFFF"/>
+        </w:rPr>
+        <w:t>laboris</w:t>
+      </w:r>
+      <w:proofErr w:type="spellEnd"/>
+      <w:r>
+        <w:rPr>
+          <w:rFonts w:cs="Calibri"/>
+          <w:color w:val="000000"/>
+          <w:shd w:val="clear" w:color="auto" w:fill="FFFFFF"/>
+        </w:rPr>
+        <w:t xml:space="preserve"> nisi </w:t>
+      </w:r>
+      <w:proofErr w:type="spellStart"/>
+      <w:r>
+        <w:rPr>
+          <w:rFonts w:cs="Calibri"/>
+          <w:color w:val="000000"/>
+          <w:shd w:val="clear" w:color="auto" w:fill="FFFFFF"/>
+        </w:rPr>
+        <w:t>ut</w:t>
+      </w:r>
+      <w:proofErr w:type="spellEnd"/>
+      <w:r>
+        <w:rPr>
+          <w:rFonts w:cs="Calibri"/>
+          <w:color w:val="000000"/>
+          <w:shd w:val="clear" w:color="auto" w:fill="FFFFFF"/>
+        </w:rPr>
+        <w:t xml:space="preserve"> </w:t>
+      </w:r>
+      <w:proofErr w:type="spellStart"/>
+      <w:r>
+        <w:rPr>
+          <w:rFonts w:cs="Calibri"/>
+          <w:color w:val="000000"/>
+          <w:shd w:val="clear" w:color="auto" w:fill="FFFFFF"/>
+        </w:rPr>
+        <w:t>aliquip</w:t>
+      </w:r>
+      <w:proofErr w:type="spellEnd"/>
+      <w:r>
+        <w:rPr>
+          <w:rFonts w:cs="Calibri"/>
+          <w:color w:val="000000"/>
+          <w:shd w:val="clear" w:color="auto" w:fill="FFFFFF"/>
+        </w:rPr>
+        <w:t xml:space="preserve"> ex </w:t>
+      </w:r>
+      <w:proofErr w:type="spellStart"/>
+      <w:r>
+        <w:rPr>
+          <w:rFonts w:cs="Calibri"/>
+          <w:color w:val="000000"/>
+          <w:shd w:val="clear" w:color="auto" w:fill="FFFFFF"/>
+        </w:rPr>
+        <w:t>ea</w:t>
+      </w:r>
+      <w:proofErr w:type="spellEnd"/>
+      <w:r>
+        <w:rPr>
+          <w:rFonts w:cs="Calibri"/>
+          <w:color w:val="000000"/>
+          <w:shd w:val="clear" w:color="auto" w:fill="FFFFFF"/>
+        </w:rPr>
+        <w:t xml:space="preserve"> </w:t>
+      </w:r>
+      <w:proofErr w:type="spellStart"/>
+      <w:r>
+        <w:rPr>
+          <w:rFonts w:cs="Calibri"/>
+          <w:color w:val="000000"/>
+          <w:shd w:val="clear" w:color="auto" w:fill="FFFFFF"/>
+        </w:rPr>
+        <w:t>commodo</w:t>
+      </w:r>
+      <w:proofErr w:type="spellEnd"/>
+      <w:r>
+        <w:rPr>
+          <w:rFonts w:cs="Calibri"/>
+          <w:color w:val="000000"/>
+          <w:shd w:val="clear" w:color="auto" w:fill="FFFFFF"/>
+        </w:rPr>
+        <w:t xml:space="preserve"> </w:t>
+      </w:r>
+      <w:proofErr w:type="spellStart"/>
+      <w:r>
+        <w:rPr>
+          <w:rFonts w:cs="Calibri"/>
+          <w:color w:val="000000"/>
+          <w:shd w:val="clear" w:color="auto" w:fill="FFFFFF"/>
+        </w:rPr>
+        <w:t>consequat</w:t>
+      </w:r>
+      <w:proofErr w:type="spellEnd"/>
+      <w:r>
+        <w:rPr>
+          <w:rFonts w:cs="Calibri"/>
+          <w:color w:val="000000"/>
+          <w:shd w:val="clear" w:color="auto" w:fill="FFFFFF"/>
+        </w:rPr>
+        <w:t xml:space="preserve">. Duis </w:t>
+      </w:r>
+      <w:proofErr w:type="spellStart"/>
+      <w:r>
+        <w:rPr>
+          <w:rFonts w:cs="Calibri"/>
+          <w:color w:val="000000"/>
+          <w:shd w:val="clear" w:color="auto" w:fill="FFFFFF"/>
+        </w:rPr>
+        <w:t>aute</w:t>
+      </w:r>
+      <w:proofErr w:type="spellEnd"/>
+      <w:r>
+        <w:rPr>
+          <w:rFonts w:cs="Calibri"/>
+          <w:color w:val="000000"/>
+          <w:shd w:val="clear" w:color="auto" w:fill="FFFFFF"/>
+        </w:rPr>
+        <w:t xml:space="preserve"> </w:t>
+      </w:r>
+      <w:proofErr w:type="spellStart"/>
+      <w:r>
+        <w:rPr>
+          <w:rFonts w:cs="Calibri"/>
+          <w:color w:val="000000"/>
+          <w:shd w:val="clear" w:color="auto" w:fill="FFFFFF"/>
+        </w:rPr>
+        <w:t>irure</w:t>
+      </w:r>
+      <w:proofErr w:type="spellEnd"/>
+      <w:r>
+        <w:rPr>
+          <w:rFonts w:cs="Calibri"/>
+          <w:color w:val="000000"/>
+          <w:shd w:val="clear" w:color="auto" w:fill="FFFFFF"/>
+        </w:rPr>
+        <w:t xml:space="preserve"> </w:t>
+      </w:r>
+      <w:proofErr w:type="spellStart"/>
+      <w:r>
+        <w:rPr>
+          <w:rFonts w:cs="Calibri"/>
+          <w:color w:val="000000"/>
+          <w:shd w:val="clear" w:color="auto" w:fill="FFFFFF"/>
+        </w:rPr>
+        <w:t>dolor</w:t>
+      </w:r>
+      <w:proofErr w:type="spellEnd"/>
+      <w:r>
+        <w:rPr>
+          <w:rFonts w:cs="Calibri"/>
+          <w:color w:val="000000"/>
+          <w:shd w:val="clear" w:color="auto" w:fill="FFFFFF"/>
+        </w:rPr>
+        <w:t xml:space="preserve"> in </w:t>
+      </w:r>
+      <w:proofErr w:type="spellStart"/>
+      <w:r>
+        <w:rPr>
+          <w:rFonts w:cs="Calibri"/>
+          <w:color w:val="000000"/>
+          <w:shd w:val="clear" w:color="auto" w:fill="FFFFFF"/>
+        </w:rPr>
+        <w:t>reprehenderit</w:t>
+      </w:r>
+      <w:proofErr w:type="spellEnd"/>
+      <w:r>
+        <w:rPr>
+          <w:rFonts w:cs="Calibri"/>
+          <w:color w:val="000000"/>
+          <w:shd w:val="clear" w:color="auto" w:fill="FFFFFF"/>
+        </w:rPr>
+        <w:t xml:space="preserve"> in </w:t>
+      </w:r>
+      <w:proofErr w:type="spellStart"/>
+      <w:r>
+        <w:rPr>
+          <w:rFonts w:cs="Calibri"/>
+          <w:color w:val="000000"/>
+          <w:shd w:val="clear" w:color="auto" w:fill="FFFFFF"/>
+        </w:rPr>
+        <w:t>voluptate</w:t>
+      </w:r>
+      <w:proofErr w:type="spellEnd"/>
+      <w:r>
+        <w:rPr>
+          <w:rFonts w:cs="Calibri"/>
+          <w:color w:val="000000"/>
+          <w:shd w:val="clear" w:color="auto" w:fill="FFFFFF"/>
+        </w:rPr>
+        <w:t xml:space="preserve"> </w:t>
+      </w:r>
+      <w:proofErr w:type="spellStart"/>
+      <w:r>
+        <w:rPr>
+          <w:rFonts w:cs="Calibri"/>
+          <w:color w:val="000000"/>
+          <w:shd w:val="clear" w:color="auto" w:fill="FFFFFF"/>
+        </w:rPr>
+        <w:t>velit</w:t>
+      </w:r>
+      <w:proofErr w:type="spellEnd"/>
+      <w:r>
+        <w:rPr>
+          <w:rFonts w:cs="Calibri"/>
+          <w:color w:val="000000"/>
+          <w:shd w:val="clear" w:color="auto" w:fill="FFFFFF"/>
+        </w:rPr>
+        <w:t xml:space="preserve"> esse </w:t>
+      </w:r>
+      <w:proofErr w:type="spellStart"/>
+      <w:r>
+        <w:rPr>
+          <w:rFonts w:cs="Calibri"/>
+          <w:color w:val="000000"/>
+          <w:shd w:val="clear" w:color="auto" w:fill="FFFFFF"/>
+        </w:rPr>
+        <w:t>cillum</w:t>
+      </w:r>
+      <w:proofErr w:type="spellEnd"/>
+      <w:r>
+        <w:rPr>
+          <w:rFonts w:cs="Calibri"/>
+          <w:color w:val="000000"/>
+          <w:shd w:val="clear" w:color="auto" w:fill="FFFFFF"/>
+        </w:rPr>
+        <w:t xml:space="preserve"> dolore </w:t>
+      </w:r>
+      <w:proofErr w:type="spellStart"/>
+      <w:r>
+        <w:rPr>
+          <w:rFonts w:cs="Calibri"/>
+          <w:color w:val="000000"/>
+          <w:shd w:val="clear" w:color="auto" w:fill="FFFFFF"/>
+        </w:rPr>
+        <w:t>eu</w:t>
+      </w:r>
+      <w:proofErr w:type="spellEnd"/>
+      <w:r>
+        <w:rPr>
+          <w:rFonts w:cs="Calibri"/>
+          <w:color w:val="000000"/>
+          <w:shd w:val="clear" w:color="auto" w:fill="FFFFFF"/>
+        </w:rPr>
+        <w:t xml:space="preserve"> </w:t>
+      </w:r>
+      <w:proofErr w:type="spellStart"/>
+      <w:r>
+        <w:rPr>
+          <w:rFonts w:cs="Calibri"/>
+          <w:color w:val="000000"/>
+          <w:shd w:val="clear" w:color="auto" w:fill="FFFFFF"/>
+        </w:rPr>
+        <w:t>fugiat</w:t>
+      </w:r>
+      <w:proofErr w:type="spellEnd"/>
+      <w:r>
+        <w:rPr>
+          <w:rFonts w:cs="Calibri"/>
+          <w:color w:val="000000"/>
+          <w:shd w:val="clear" w:color="auto" w:fill="FFFFFF"/>
+        </w:rPr>
+        <w:t xml:space="preserve"> </w:t>
+      </w:r>
+      <w:proofErr w:type="spellStart"/>
+      <w:r>
+        <w:rPr>
+          <w:rFonts w:cs="Calibri"/>
+          <w:color w:val="000000"/>
+          <w:shd w:val="clear" w:color="auto" w:fill="FFFFFF"/>
+        </w:rPr>
+        <w:t>nulla</w:t>
+      </w:r>
+      <w:proofErr w:type="spellEnd"/>
+      <w:r>
+        <w:rPr>
+          <w:rFonts w:cs="Calibri"/>
+          <w:color w:val="000000"/>
+          <w:shd w:val="clear" w:color="auto" w:fill="FFFFFF"/>
+        </w:rPr>
+        <w:t xml:space="preserve"> </w:t>
+      </w:r>
+      <w:proofErr w:type="spellStart"/>
+      <w:r>
+        <w:rPr>
+          <w:rFonts w:cs="Calibri"/>
+          <w:color w:val="000000"/>
+          <w:shd w:val="clear" w:color="auto" w:fill="FFFFFF"/>
+        </w:rPr>
+        <w:t>pariatur</w:t>
+      </w:r>
+      <w:proofErr w:type="spellEnd"/>
+      <w:r>
+        <w:rPr>
+          <w:rFonts w:cs="Calibri"/>
+          <w:color w:val="000000"/>
+          <w:shd w:val="clear" w:color="auto" w:fill="FFFFFF"/>
+        </w:rPr>
+        <w:t xml:space="preserve">. </w:t>
+      </w:r>
+      <w:proofErr w:type="spellStart"/>
+      <w:r>
+        <w:rPr>
+          <w:rFonts w:cs="Calibri"/>
+          <w:color w:val="000000"/>
+          <w:shd w:val="clear" w:color="auto" w:fill="FFFFFF"/>
+        </w:rPr>
+        <w:t>Excepteur</w:t>
+      </w:r>
+      <w:proofErr w:type="spellEnd"/>
+      <w:r>
+        <w:rPr>
+          <w:rFonts w:cs="Calibri"/>
+          <w:color w:val="000000"/>
+          <w:shd w:val="clear" w:color="auto" w:fill="FFFFFF"/>
+        </w:rPr>
+        <w:t xml:space="preserve"> </w:t>
+      </w:r>
+      <w:proofErr w:type="spellStart"/>
+      <w:r>
+        <w:rPr>
+          <w:rFonts w:cs="Calibri"/>
+          <w:color w:val="000000"/>
+          <w:shd w:val="clear" w:color="auto" w:fill="FFFFFF"/>
+        </w:rPr>
+        <w:t>sint</w:t>
+      </w:r>
+      <w:proofErr w:type="spellEnd"/>
+      <w:r>
+        <w:rPr>
+          <w:rFonts w:cs="Calibri"/>
+          <w:color w:val="000000"/>
+          <w:shd w:val="clear" w:color="auto" w:fill="FFFFFF"/>
+        </w:rPr>
+        <w:t xml:space="preserve"> </w:t>
+      </w:r>
+      <w:proofErr w:type="spellStart"/>
+      <w:r>
+        <w:rPr>
+          <w:rFonts w:cs="Calibri"/>
+          <w:color w:val="000000"/>
+          <w:shd w:val="clear" w:color="auto" w:fill="FFFFFF"/>
+        </w:rPr>
+        <w:t>occaecat</w:t>
+      </w:r>
+      <w:proofErr w:type="spellEnd"/>
+      <w:r>
+        <w:rPr>
+          <w:rFonts w:cs="Calibri"/>
+          <w:color w:val="000000"/>
+          <w:shd w:val="clear" w:color="auto" w:fill="FFFFFF"/>
+        </w:rPr>
+        <w:t xml:space="preserve"> </w:t>
+      </w:r>
+      <w:proofErr w:type="spellStart"/>
+      <w:r>
+        <w:rPr>
+          <w:rFonts w:cs="Calibri"/>
+          <w:color w:val="000000"/>
+          <w:shd w:val="clear" w:color="auto" w:fill="FFFFFF"/>
+        </w:rPr>
+        <w:t>cupidatat</w:t>
+      </w:r>
+      <w:proofErr w:type="spellEnd"/>
+      <w:r>
+        <w:rPr>
+          <w:rFonts w:cs="Calibri"/>
+          <w:color w:val="000000"/>
+          <w:shd w:val="clear" w:color="auto" w:fill="FFFFFF"/>
+        </w:rPr>
+        <w:t xml:space="preserve"> non </w:t>
+      </w:r>
+      <w:proofErr w:type="spellStart"/>
+      <w:r>
+        <w:rPr>
+          <w:rFonts w:cs="Calibri"/>
+          <w:color w:val="000000"/>
+          <w:shd w:val="clear" w:color="auto" w:fill="FFFFFF"/>
+        </w:rPr>
+        <w:t>proident</w:t>
+      </w:r>
+      <w:proofErr w:type="spellEnd"/>
+      <w:r>
+        <w:rPr>
+          <w:rFonts w:cs="Calibri"/>
+          <w:color w:val="000000"/>
+          <w:shd w:val="clear" w:color="auto" w:fill="FFFFFF"/>
+        </w:rPr>
+        <w:t xml:space="preserve">, sunt in culpa qui </w:t>
+      </w:r>
+      <w:proofErr w:type="spellStart"/>
+      <w:r>
+        <w:rPr>
+          <w:rFonts w:cs="Calibri"/>
+          <w:color w:val="000000"/>
+          <w:shd w:val="clear" w:color="auto" w:fill="FFFFFF"/>
+        </w:rPr>
+        <w:t>officia</w:t>
+      </w:r>
+      <w:proofErr w:type="spellEnd"/>
+      <w:r>
+        <w:rPr>
+          <w:rFonts w:cs="Calibri"/>
+          <w:color w:val="000000"/>
+          <w:shd w:val="clear" w:color="auto" w:fill="FFFFFF"/>
+        </w:rPr>
+        <w:t xml:space="preserve"> </w:t>
+      </w:r>
+      <w:proofErr w:type="spellStart"/>
+      <w:r>
+        <w:rPr>
+          <w:rFonts w:cs="Calibri"/>
+          <w:color w:val="000000"/>
+          <w:shd w:val="clear" w:color="auto" w:fill="FFFFFF"/>
+        </w:rPr>
+        <w:t>deserunt</w:t>
+      </w:r>
+      <w:proofErr w:type="spellEnd"/>
+      <w:r>
+        <w:rPr>
+          <w:rFonts w:cs="Calibri"/>
+          <w:color w:val="000000"/>
+          <w:shd w:val="clear" w:color="auto" w:fill="FFFFFF"/>
+        </w:rPr>
+        <w:t xml:space="preserve"> </w:t>
+      </w:r>
+      <w:proofErr w:type="spellStart"/>
+      <w:r>
+        <w:rPr>
+          <w:rFonts w:cs="Calibri"/>
+          <w:color w:val="000000"/>
+          <w:shd w:val="clear" w:color="auto" w:fill="FFFFFF"/>
+        </w:rPr>
+        <w:t>mollit</w:t>
+      </w:r>
+      <w:proofErr w:type="spellEnd"/>
+      <w:r>
+        <w:rPr>
+          <w:rFonts w:cs="Calibri"/>
+          <w:color w:val="000000"/>
+          <w:shd w:val="clear" w:color="auto" w:fill="FFFFFF"/>
+        </w:rPr>
+        <w:t xml:space="preserve"> </w:t>
+      </w:r>
+      <w:proofErr w:type="spellStart"/>
+      <w:r>
+        <w:rPr>
+          <w:rFonts w:cs="Calibri"/>
+          <w:color w:val="000000"/>
+          <w:shd w:val="clear" w:color="auto" w:fill="FFFFFF"/>
+        </w:rPr>
+        <w:t>anim</w:t>
+      </w:r>
+      <w:proofErr w:type="spellEnd"/>
+      <w:r>
+        <w:rPr>
+          <w:rFonts w:cs="Calibri"/>
+          <w:color w:val="000000"/>
+          <w:shd w:val="clear" w:color="auto" w:fill="FFFFFF"/>
+        </w:rPr>
+        <w:t xml:space="preserve"> id est </w:t>
+      </w:r>
+      <w:proofErr w:type="spellStart"/>
+      <w:r>
+        <w:rPr>
+          <w:rFonts w:cs="Calibri"/>
+          <w:color w:val="000000"/>
+          <w:shd w:val="clear" w:color="auto" w:fill="FFFFFF"/>
+        </w:rPr>
+        <w:t>laborum</w:t>
+      </w:r>
+      <w:proofErr w:type="spellEnd"/>
     </w:p>
     <w:p>
       <w:pPr>
@@ -454,7 +2310,6 @@
         <w:pStyle w:val="Heading1"/>
       </w:pPr>
       <w:r>
-        <w:lastRenderedPageBreak/>
         <w:t xml:space="preserve">Section </w:t>
       </w:r>
       <w:r>
@@ -475,7 +2330,25 @@
           <w:color w:val="000000"/>
           <w:shd w:val="clear" w:color="auto" w:fill="FFFFFF"/>
         </w:rPr>
-        <w:t xml:space="preserve">Lorem ipsum dolor </w:t>
+        <w:t xml:space="preserve">Lorem ipsum </w:t>
+      </w:r>
+      <w:proofErr w:type="spellStart"/>
+      <w:r>
+        <w:rPr>
+          <w:rFonts w:cs="Calibri"/>
+          <w:color w:val="000000"/>
+          <w:shd w:val="clear" w:color="auto" w:fill="FFFFFF"/>
+        </w:rPr>
+        <w:t>dolor</w:t>
+      </w:r>
+      <w:proofErr w:type="spellEnd"/>
+      <w:r>
+        <w:rPr>
+          <w:rFonts w:cs="Calibri"/>
+          <w:color w:val="000000"/>
+          <w:shd w:val="clear" w:color="auto" w:fill="FFFFFF"/>
+        </w:rPr>
+        <w:t xml:space="preserve"> </w:t>
       </w:r>
       <w:proofErr w:type="gramStart"/>
       <w:r>
@@ -493,7 +2366,187 @@
           <w:color w:val="000000"/>
           <w:shd w:val="clear" w:color="auto" w:fill="FFFFFF"/>
         </w:rPr>
-        <w:t xml:space="preserve"> amet, consectetur adipiscing elit, sed do eiusmod tempor incididunt ut labore et dolore magna aliqua. </w:t>
+        <w:t xml:space="preserve"> </w:t>
+      </w:r>
+      <w:proofErr w:type="spellStart"/>
+      <w:r>
+        <w:rPr>
+          <w:rFonts w:cs="Calibri"/>
+          <w:color w:val="000000"/>
+          <w:shd w:val="clear" w:color="auto" w:fill="FFFFFF"/>
+        </w:rPr>
+        <w:t>amet</w:t>
+      </w:r>
+      <w:proofErr w:type="spellEnd"/>
+      <w:r>
+        <w:rPr>
+          <w:rFonts w:cs="Calibri"/>
+          <w:color w:val="000000"/>
+          <w:shd w:val="clear" w:color="auto" w:fill="FFFFFF"/>
+        </w:rPr>
+        <w:t xml:space="preserve">, </w:t>
+      </w:r>
+      <w:proofErr w:type="spellStart"/>
+      <w:r>
+        <w:rPr>
+          <w:rFonts w:cs="Calibri"/>
+          <w:color w:val="000000"/>
+          <w:shd w:val="clear" w:color="auto" w:fill="FFFFFF"/>
+        </w:rPr>
+        <w:t>consectetur</w:t>
+      </w:r>
+      <w:proofErr w:type="spellEnd"/>
+      <w:r>
+        <w:rPr>
+          <w:rFonts w:cs="Calibri"/>
+          <w:color w:val="000000"/>
+          <w:shd w:val="clear" w:color="auto" w:fill="FFFFFF"/>
+        </w:rPr>
+        <w:t xml:space="preserve"> </w:t>
+      </w:r>
+      <w:proofErr w:type="spellStart"/>
+      <w:r>
+        <w:rPr>
+          <w:rFonts w:cs="Calibri"/>
+          <w:color w:val="000000"/>
+          <w:shd w:val="clear" w:color="auto" w:fill="FFFFFF"/>
+        </w:rPr>
+        <w:t>adipiscing</w:t>
+      </w:r>
+      <w:proofErr w:type="spellEnd"/>
+      <w:r>
+        <w:rPr>
+          <w:rFonts w:cs="Calibri"/>
+          <w:color w:val="000000"/>
+          <w:shd w:val="clear" w:color="auto" w:fill="FFFFFF"/>
+        </w:rPr>
+        <w:t xml:space="preserve"> </w:t>
+      </w:r>
+      <w:proofErr w:type="spellStart"/>
+      <w:r>
+        <w:rPr>
+          <w:rFonts w:cs="Calibri"/>
+          <w:color w:val="000000"/>
+          <w:shd w:val="clear" w:color="auto" w:fill="FFFFFF"/>
+        </w:rPr>
+        <w:t>elit</w:t>
+      </w:r>
+      <w:proofErr w:type="spellEnd"/>
+      <w:r>
+        <w:rPr>
+          <w:rFonts w:cs="Calibri"/>
+          <w:color w:val="000000"/>
+          <w:shd w:val="clear" w:color="auto" w:fill="FFFFFF"/>
+        </w:rPr>
+        <w:t xml:space="preserve">, </w:t>
+      </w:r>
+      <w:proofErr w:type="spellStart"/>
+      <w:r>
+        <w:rPr>
+          <w:rFonts w:cs="Calibri"/>
+          <w:color w:val="000000"/>
+          <w:shd w:val="clear" w:color="auto" w:fill="FFFFFF"/>
+        </w:rPr>
+        <w:t>sed</w:t>
+      </w:r>
+      <w:proofErr w:type="spellEnd"/>
+      <w:r>
+        <w:rPr>
+          <w:rFonts w:cs="Calibri"/>
+          <w:color w:val="000000"/>
+          <w:shd w:val="clear" w:color="auto" w:fill="FFFFFF"/>
+        </w:rPr>
+        <w:t xml:space="preserve"> do </w:t>
+      </w:r>
+      <w:proofErr w:type="spellStart"/>
+      <w:r>
+        <w:rPr>
+          <w:rFonts w:cs="Calibri"/>
+          <w:color w:val="000000"/>
+          <w:shd w:val="clear" w:color="auto" w:fill="FFFFFF"/>
+        </w:rPr>
+        <w:t>eiusmod</w:t>
+      </w:r>
+      <w:proofErr w:type="spellEnd"/>
+      <w:r>
+        <w:rPr>
+          <w:rFonts w:cs="Calibri"/>
+          <w:color w:val="000000"/>
+          <w:shd w:val="clear" w:color="auto" w:fill="FFFFFF"/>
+        </w:rPr>
+        <w:t xml:space="preserve"> </w:t>
+      </w:r>
+      <w:proofErr w:type="spellStart"/>
+      <w:r>
+        <w:rPr>
+          <w:rFonts w:cs="Calibri"/>
+          <w:color w:val="000000"/>
+          <w:shd w:val="clear" w:color="auto" w:fill="FFFFFF"/>
+        </w:rPr>
+        <w:t>tempor</w:t>
+      </w:r>
+      <w:proofErr w:type="spellEnd"/>
+      <w:r>
+        <w:rPr>
+          <w:rFonts w:cs="Calibri"/>
+          <w:color w:val="000000"/>
+          <w:shd w:val="clear" w:color="auto" w:fill="FFFFFF"/>
+        </w:rPr>
+        <w:t xml:space="preserve"> </w:t>
+      </w:r>
+      <w:proofErr w:type="spellStart"/>
+      <w:r>
+        <w:rPr>
+          <w:rFonts w:cs="Calibri"/>
+          <w:color w:val="000000"/>
+          <w:shd w:val="clear" w:color="auto" w:fill="FFFFFF"/>
+        </w:rPr>
+        <w:t>incididunt</w:t>
+      </w:r>
+      <w:proofErr w:type="spellEnd"/>
+      <w:r>
+        <w:rPr>
+          <w:rFonts w:cs="Calibri"/>
+          <w:color w:val="000000"/>
+          <w:shd w:val="clear" w:color="auto" w:fill="FFFFFF"/>
+        </w:rPr>
+        <w:t xml:space="preserve"> </w:t>
+      </w:r>
+      <w:proofErr w:type="spellStart"/>
+      <w:r>
+        <w:rPr>
+          <w:rFonts w:cs="Calibri"/>
+          <w:color w:val="000000"/>
+          <w:shd w:val="clear" w:color="auto" w:fill="FFFFFF"/>
+        </w:rPr>
+        <w:t>ut</w:t>
+      </w:r>
+      <w:proofErr w:type="spellEnd"/>
+      <w:r>
+        <w:rPr>
+          <w:rFonts w:cs="Calibri"/>
+          <w:color w:val="000000"/>
+          <w:shd w:val="clear" w:color="auto" w:fill="FFFFFF"/>
+        </w:rPr>
+        <w:t xml:space="preserve"> labore et dolore magna </w:t>
+      </w:r>
+      <w:proofErr w:type="spellStart"/>
+      <w:r>
+        <w:rPr>
+          <w:rFonts w:cs="Calibri"/>
+          <w:color w:val="000000"/>
+          <w:shd w:val="clear" w:color="auto" w:fill="FFFFFF"/>
+        </w:rPr>
+        <w:t>aliqua</w:t>
+      </w:r>
+      <w:proofErr w:type="spellEnd"/>
+      <w:r>
+        <w:rPr>
+          <w:rFonts w:cs="Calibri"/>
+          <w:color w:val="000000"/>
+          <w:shd w:val="clear" w:color="auto" w:fill="FFFFFF"/>
+        </w:rPr>
+        <w:t xml:space="preserve">. </w:t>
       </w:r>
     </w:p>
     <w:p>
@@ -536,7 +2589,565 @@
           <w:color w:val="000000"/>
           <w:shd w:val="clear" w:color="auto" w:fill="FFFFFF"/>
         </w:rPr>
-        <w:t>Ut enim ad minim veniam, quis nostrud exercitation ullamco laboris nisi ut aliquip ex ea commodo consequat. Duis aute irure dolor in reprehenderit in voluptate velit esse cillum dolore eu fugiat nulla pariatur. Excepteur sint occaecat cupidatat non proident, sunt in culpa qui officia deserunt mollit anim id est laborum.</w:t>
+        <w:t xml:space="preserve">Ut </w:t>
+      </w:r>
+      <w:proofErr w:type="spellStart"/>
+      <w:r>
+        <w:rPr>
+          <w:rFonts w:cs="Calibri"/>
+          <w:color w:val="000000"/>
+          <w:shd w:val="clear" w:color="auto" w:fill="FFFFFF"/>
+        </w:rPr>
+        <w:t>enim</w:t>
+      </w:r>
+      <w:proofErr w:type="spellEnd"/>
+      <w:r>
+        <w:rPr>
+          <w:rFonts w:cs="Calibri"/>
+          <w:color w:val="000000"/>
+          <w:shd w:val="clear" w:color="auto" w:fill="FFFFFF"/>
+        </w:rPr>
+        <w:t xml:space="preserve"> ad minim </w:t>
+      </w:r>
+      <w:proofErr w:type="spellStart"/>
+      <w:r>
+        <w:rPr>
+          <w:rFonts w:cs="Calibri"/>
+          <w:color w:val="000000"/>
+          <w:shd w:val="clear" w:color="auto" w:fill="FFFFFF"/>
+        </w:rPr>
+        <w:t>veniam</w:t>
+      </w:r>
+      <w:proofErr w:type="spellEnd"/>
+      <w:r>
+        <w:rPr>
+          <w:rFonts w:cs="Calibri"/>
+          <w:color w:val="000000"/>
+          <w:shd w:val="clear" w:color="auto" w:fill="FFFFFF"/>
+        </w:rPr>
+        <w:t xml:space="preserve">, quis </w:t>
+      </w:r>
+      <w:proofErr w:type="spellStart"/>
+      <w:r>
+        <w:rPr>
+          <w:rFonts w:cs="Calibri"/>
+          <w:color w:val="000000"/>
+          <w:shd w:val="clear" w:color="auto" w:fill="FFFFFF"/>
+        </w:rPr>
+        <w:t>nostrud</w:t>
+      </w:r>
+      <w:proofErr w:type="spellEnd"/>
+      <w:r>
+        <w:rPr>
+          <w:rFonts w:cs="Calibri"/>
+          <w:color w:val="000000"/>
+          <w:shd w:val="clear" w:color="auto" w:fill="FFFFFF"/>
+        </w:rPr>
+        <w:t xml:space="preserve"> exercitation </w:t>
+      </w:r>
+      <w:proofErr w:type="spellStart"/>
+      <w:r>
+        <w:rPr>
+          <w:rFonts w:cs="Calibri"/>
+          <w:color w:val="000000"/>
+          <w:shd w:val="clear" w:color="auto" w:fill="FFFFFF"/>
+        </w:rPr>
+        <w:t>ullamco</w:t>
+      </w:r>
+      <w:proofErr w:type="spellEnd"/>
+      <w:r>
+        <w:rPr>
+          <w:rFonts w:cs="Calibri"/>
+          <w:color w:val="000000"/>
+          <w:shd w:val="clear" w:color="auto" w:fill="FFFFFF"/>
+        </w:rPr>
+        <w:t xml:space="preserve"> </w:t>
+      </w:r>
+      <w:proofErr w:type="spellStart"/>
+      <w:r>
+        <w:rPr>
+          <w:rFonts w:cs="Calibri"/>
+          <w:color w:val="000000"/>
+          <w:shd w:val="clear" w:color="auto" w:fill="FFFFFF"/>
+        </w:rPr>
+        <w:t>laboris</w:t>
+      </w:r>
+      <w:proofErr w:type="spellEnd"/>
+      <w:r>
+        <w:rPr>
+          <w:rFonts w:cs="Calibri"/>
+          <w:color w:val="000000"/>
+          <w:shd w:val="clear" w:color="auto" w:fill="FFFFFF"/>
+        </w:rPr>
+        <w:t xml:space="preserve"> nisi </w:t>
+      </w:r>
+      <w:proofErr w:type="spellStart"/>
+      <w:r>
+        <w:rPr>
+          <w:rFonts w:cs="Calibri"/>
+          <w:color w:val="000000"/>
+          <w:shd w:val="clear" w:color="auto" w:fill="FFFFFF"/>
+        </w:rPr>
+        <w:t>ut</w:t>
+      </w:r>
+      <w:proofErr w:type="spellEnd"/>
+      <w:r>
+        <w:rPr>
+          <w:rFonts w:cs="Calibri"/>
+          <w:color w:val="000000"/>
+          <w:shd w:val="clear" w:color="auto" w:fill="FFFFFF"/>
+        </w:rPr>
+        <w:t xml:space="preserve"> </w:t>
+      </w:r>
+      <w:proofErr w:type="spellStart"/>
+      <w:r>
+        <w:rPr>
+          <w:rFonts w:cs="Calibri"/>
+          <w:color w:val="000000"/>
+          <w:shd w:val="clear" w:color="auto" w:fill="FFFFFF"/>
+        </w:rPr>
+        <w:t>aliquip</w:t>
+      </w:r>
+      <w:proofErr w:type="spellEnd"/>
+      <w:r>
+        <w:rPr>
+          <w:rFonts w:cs="Calibri"/>
+          <w:color w:val="000000"/>
+          <w:shd w:val="clear" w:color="auto" w:fill="FFFFFF"/>
+        </w:rPr>
+        <w:t xml:space="preserve"> ex </w:t>
+      </w:r>
+      <w:proofErr w:type="spellStart"/>
+      <w:r>
+        <w:rPr>
+          <w:rFonts w:cs="Calibri"/>
+          <w:color w:val="000000"/>
+          <w:shd w:val="clear" w:color="auto" w:fill="FFFFFF"/>
+        </w:rPr>
+        <w:t>ea</w:t>
+      </w:r>
+      <w:proofErr w:type="spellEnd"/>
+      <w:r>
+        <w:rPr>
+          <w:rFonts w:cs="Calibri"/>
+          <w:color w:val="000000"/>
+          <w:shd w:val="clear" w:color="auto" w:fill="FFFFFF"/>
+        </w:rPr>
+        <w:t xml:space="preserve"> </w:t>
+      </w:r>
+      <w:proofErr w:type="spellStart"/>
+      <w:r>
+        <w:rPr>
+          <w:rFonts w:cs="Calibri"/>
+          <w:color w:val="000000"/>
+          <w:shd w:val="clear" w:color="auto" w:fill="FFFFFF"/>
+        </w:rPr>
+        <w:t>commodo</w:t>
+      </w:r>
+      <w:proofErr w:type="spellEnd"/>
+      <w:r>
+        <w:rPr>
+          <w:rFonts w:cs="Calibri"/>
+          <w:color w:val="000000"/>
+          <w:shd w:val="clear" w:color="auto" w:fill="FFFFFF"/>
+        </w:rPr>
+        <w:t xml:space="preserve"> </w:t>
+      </w:r>
+      <w:proofErr w:type="spellStart"/>
+      <w:r>
+        <w:rPr>
+          <w:rFonts w:cs="Calibri"/>
+          <w:color w:val="000000"/>
+          <w:shd w:val="clear" w:color="auto" w:fill="FFFFFF"/>
+        </w:rPr>
+        <w:t>consequat</w:t>
+      </w:r>
+      <w:proofErr w:type="spellEnd"/>
+      <w:r>
+        <w:rPr>
+          <w:rFonts w:cs="Calibri"/>
+          <w:color w:val="000000"/>
+          <w:shd w:val="clear" w:color="auto" w:fill="FFFFFF"/>
+        </w:rPr>
+        <w:t xml:space="preserve">. Duis </w:t>
+      </w:r>
+      <w:proofErr w:type="spellStart"/>
+      <w:r>
+        <w:rPr>
+          <w:rFonts w:cs="Calibri"/>
+          <w:color w:val="000000"/>
+          <w:shd w:val="clear" w:color="auto" w:fill="FFFFFF"/>
+        </w:rPr>
+        <w:t>aute</w:t>
+      </w:r>
+      <w:proofErr w:type="spellEnd"/>
+      <w:r>
+        <w:rPr>
+          <w:rFonts w:cs="Calibri"/>
+          <w:color w:val="000000"/>
+          <w:shd w:val="clear" w:color="auto" w:fill="FFFFFF"/>
+        </w:rPr>
+        <w:t xml:space="preserve"> </w:t>
+      </w:r>
+      <w:proofErr w:type="spellStart"/>
+      <w:r>
+        <w:rPr>
+          <w:rFonts w:cs="Calibri"/>
+          <w:color w:val="000000"/>
+          <w:shd w:val="clear" w:color="auto" w:fill="FFFFFF"/>
+        </w:rPr>
+        <w:t>irure</w:t>
+      </w:r>
+      <w:proofErr w:type="spellEnd"/>
+      <w:r>
+        <w:rPr>
+          <w:rFonts w:cs="Calibri"/>
+          <w:color w:val="000000"/>
+          <w:shd w:val="clear" w:color="auto" w:fill="FFFFFF"/>
+        </w:rPr>
+        <w:t xml:space="preserve"> </w:t>
+      </w:r>
+      <w:proofErr w:type="spellStart"/>
+      <w:r>
+        <w:rPr>
+          <w:rFonts w:cs="Calibri"/>
+          <w:color w:val="000000"/>
+          <w:shd w:val="clear" w:color="auto" w:fill="FFFFFF"/>
+        </w:rPr>
+        <w:t>dolor</w:t>
+      </w:r>
+      <w:proofErr w:type="spellEnd"/>
+      <w:r>
+        <w:rPr>
+          <w:rFonts w:cs="Calibri"/>
+          <w:color w:val="000000"/>
+          <w:shd w:val="clear" w:color="auto" w:fill="FFFFFF"/>
+        </w:rPr>
+        <w:t xml:space="preserve"> in </w:t>
+      </w:r>
+      <w:proofErr w:type="spellStart"/>
+      <w:r>
+        <w:rPr>
+          <w:rFonts w:cs="Calibri"/>
+          <w:color w:val="000000"/>
+          <w:shd w:val="clear" w:color="auto" w:fill="FFFFFF"/>
+        </w:rPr>
+        <w:t>reprehenderit</w:t>
+      </w:r>
+      <w:proofErr w:type="spellEnd"/>
+      <w:r>
+        <w:rPr>
+          <w:rFonts w:cs="Calibri"/>
+          <w:color w:val="000000"/>
+          <w:shd w:val="clear" w:color="auto" w:fill="FFFFFF"/>
+        </w:rPr>
+        <w:t xml:space="preserve"> in </w:t>
+      </w:r>
+      <w:proofErr w:type="spellStart"/>
+      <w:r>
+        <w:rPr>
+          <w:rFonts w:cs="Calibri"/>
+          <w:color w:val="000000"/>
+          <w:shd w:val="clear" w:color="auto" w:fill="FFFFFF"/>
+        </w:rPr>
+        <w:t>voluptate</w:t>
+      </w:r>
+      <w:proofErr w:type="spellEnd"/>
+      <w:r>
+        <w:rPr>
+          <w:rFonts w:cs="Calibri"/>
+          <w:color w:val="000000"/>
+          <w:shd w:val="clear" w:color="auto" w:fill="FFFFFF"/>
+        </w:rPr>
+        <w:t xml:space="preserve"> </w:t>
+      </w:r>
+      <w:proofErr w:type="spellStart"/>
+      <w:r>
+        <w:rPr>
+          <w:rFonts w:cs="Calibri"/>
+          <w:color w:val="000000"/>
+          <w:shd w:val="clear" w:color="auto" w:fill="FFFFFF"/>
+        </w:rPr>
+        <w:t>velit</w:t>
+      </w:r>
+      <w:proofErr w:type="spellEnd"/>
+      <w:r>
+        <w:rPr>
+          <w:rFonts w:cs="Calibri"/>
+          <w:color w:val="000000"/>
+          <w:shd w:val="clear" w:color="auto" w:fill="FFFFFF"/>
+        </w:rPr>
+        <w:t xml:space="preserve"> esse </w:t>
+      </w:r>
+      <w:proofErr w:type="spellStart"/>
+      <w:r>
+        <w:rPr>
+          <w:rFonts w:cs="Calibri"/>
+          <w:color w:val="000000"/>
+          <w:shd w:val="clear" w:color="auto" w:fill="FFFFFF"/>
+        </w:rPr>
+        <w:t>cillum</w:t>
+      </w:r>
+      <w:proofErr w:type="spellEnd"/>
+      <w:r>
+        <w:rPr>
+          <w:rFonts w:cs="Calibri"/>
+          <w:color w:val="000000"/>
+          <w:shd w:val="clear" w:color="auto" w:fill="FFFFFF"/>
+        </w:rPr>
+        <w:t xml:space="preserve"> dolore </w:t>
+      </w:r>
+      <w:proofErr w:type="spellStart"/>
+      <w:r>
+        <w:rPr>
+          <w:rFonts w:cs="Calibri"/>
+          <w:color w:val="000000"/>
+          <w:shd w:val="clear" w:color="auto" w:fill="FFFFFF"/>
+        </w:rPr>
+        <w:t>eu</w:t>
+      </w:r>
+      <w:proofErr w:type="spellEnd"/>
+      <w:r>
+        <w:rPr>
+          <w:rFonts w:cs="Calibri"/>
+          <w:color w:val="000000"/>
+          <w:shd w:val="clear" w:color="auto" w:fill="FFFFFF"/>
+        </w:rPr>
+        <w:t xml:space="preserve"> </w:t>
+      </w:r>
+      <w:proofErr w:type="spellStart"/>
+      <w:r>
+        <w:rPr>
+          <w:rFonts w:cs="Calibri"/>
+          <w:color w:val="000000"/>
+          <w:shd w:val="clear" w:color="auto" w:fill="FFFFFF"/>
+        </w:rPr>
+        <w:t>fugiat</w:t>
+      </w:r>
+      <w:proofErr w:type="spellEnd"/>
+      <w:r>
+        <w:rPr>
+          <w:rFonts w:cs="Calibri"/>
+          <w:color w:val="000000"/>
+          <w:shd w:val="clear" w:color="auto" w:fill="FFFFFF"/>
+        </w:rPr>
+        <w:t xml:space="preserve"> </w:t>
+      </w:r>
+      <w:proofErr w:type="spellStart"/>
+      <w:r>
+        <w:rPr>
+          <w:rFonts w:cs="Calibri"/>
+          <w:color w:val="000000"/>
+          <w:shd w:val="clear" w:color="auto" w:fill="FFFFFF"/>
+        </w:rPr>
+        <w:t>nulla</w:t>
+      </w:r>
+      <w:proofErr w:type="spellEnd"/>
+      <w:r>
+        <w:rPr>
+          <w:rFonts w:cs="Calibri"/>
+          <w:color w:val="000000"/>
+          <w:shd w:val="clear" w:color="auto" w:fill="FFFFFF"/>
+        </w:rPr>
+        <w:t xml:space="preserve"> </w:t>
+      </w:r>
+      <w:proofErr w:type="spellStart"/>
+      <w:r>
+        <w:rPr>
+          <w:rFonts w:cs="Calibri"/>
+          <w:color w:val="000000"/>
+          <w:shd w:val="clear" w:color="auto" w:fill="FFFFFF"/>
+        </w:rPr>
+        <w:t>pariatur</w:t>
+      </w:r>
+      <w:proofErr w:type="spellEnd"/>
+      <w:r>
+        <w:rPr>
+          <w:rFonts w:cs="Calibri"/>
+          <w:color w:val="000000"/>
+          <w:shd w:val="clear" w:color="auto" w:fill="FFFFFF"/>
+        </w:rPr>
+        <w:t xml:space="preserve">. </w:t>
+      </w:r>
+      <w:proofErr w:type="spellStart"/>
+      <w:r>
+        <w:rPr>
+          <w:rFonts w:cs="Calibri"/>
+          <w:color w:val="000000"/>
+          <w:shd w:val="clear" w:color="auto" w:fill="FFFFFF"/>
+        </w:rPr>
+        <w:t>Excepteur</w:t>
+      </w:r>
+      <w:proofErr w:type="spellEnd"/>
+      <w:r>
+        <w:rPr>
+          <w:rFonts w:cs="Calibri"/>
+          <w:color w:val="000000"/>
+          <w:shd w:val="clear" w:color="auto" w:fill="FFFFFF"/>
+        </w:rPr>
+        <w:t xml:space="preserve"> </w:t>
+      </w:r>
+      <w:proofErr w:type="spellStart"/>
+      <w:r>
+        <w:rPr>
+          <w:rFonts w:cs="Calibri"/>
+          <w:color w:val="000000"/>
+          <w:shd w:val="clear" w:color="auto" w:fill="FFFFFF"/>
+        </w:rPr>
+        <w:t>sint</w:t>
+      </w:r>
+      <w:proofErr w:type="spellEnd"/>
+      <w:r>
+        <w:rPr>
+          <w:rFonts w:cs="Calibri"/>
+          <w:color w:val="000000"/>
+          <w:shd w:val="clear" w:color="auto" w:fill="FFFFFF"/>
+        </w:rPr>
+        <w:t xml:space="preserve"> </w:t>
+      </w:r>
+      <w:proofErr w:type="spellStart"/>
+      <w:r>
+        <w:rPr>
+          <w:rFonts w:cs="Calibri"/>
+          <w:color w:val="000000"/>
+          <w:shd w:val="clear" w:color="auto" w:fill="FFFFFF"/>
+        </w:rPr>
+        <w:t>occaecat</w:t>
+      </w:r>
+      <w:proofErr w:type="spellEnd"/>
+      <w:r>
+        <w:rPr>
+          <w:rFonts w:cs="Calibri"/>
+          <w:color w:val="000000"/>
+          <w:shd w:val="clear" w:color="auto" w:fill="FFFFFF"/>
+        </w:rPr>
+        <w:t xml:space="preserve"> </w:t>
+      </w:r>
+      <w:proofErr w:type="spellStart"/>
+      <w:r>
+        <w:rPr>
+          <w:rFonts w:cs="Calibri"/>
+          <w:color w:val="000000"/>
+          <w:shd w:val="clear" w:color="auto" w:fill="FFFFFF"/>
+        </w:rPr>
+        <w:t>cupidatat</w:t>
+      </w:r>
+      <w:proofErr w:type="spellEnd"/>
+      <w:r>
+        <w:rPr>
+          <w:rFonts w:cs="Calibri"/>
+          <w:color w:val="000000"/>
+          <w:shd w:val="clear" w:color="auto" w:fill="FFFFFF"/>
+        </w:rPr>
+        <w:t xml:space="preserve"> non </w:t>
+      </w:r>
+      <w:proofErr w:type="spellStart"/>
+      <w:r>
+        <w:rPr>
+          <w:rFonts w:cs="Calibri"/>
+          <w:color w:val="000000"/>
+          <w:shd w:val="clear" w:color="auto" w:fill="FFFFFF"/>
+        </w:rPr>
+        <w:t>proident</w:t>
+      </w:r>
+      <w:proofErr w:type="spellEnd"/>
+      <w:r>
+        <w:rPr>
+          <w:rFonts w:cs="Calibri"/>
+          <w:color w:val="000000"/>
+          <w:shd w:val="clear" w:color="auto" w:fill="FFFFFF"/>
+        </w:rPr>
+        <w:t xml:space="preserve">, sunt in culpa qui </w:t>
+      </w:r>
+      <w:proofErr w:type="spellStart"/>
+      <w:r>
+        <w:rPr>
+          <w:rFonts w:cs="Calibri"/>
+          <w:color w:val="000000"/>
+          <w:shd w:val="clear" w:color="auto" w:fill="FFFFFF"/>
+        </w:rPr>
+        <w:t>officia</w:t>
+      </w:r>
+      <w:proofErr w:type="spellEnd"/>
+      <w:r>
+        <w:rPr>
+          <w:rFonts w:cs="Calibri"/>
+          <w:color w:val="000000"/>
+          <w:shd w:val="clear" w:color="auto" w:fill="FFFFFF"/>
+        </w:rPr>
+        <w:t xml:space="preserve"> </w:t>
+      </w:r>
+      <w:proofErr w:type="spellStart"/>
+      <w:r>
+        <w:rPr>
+          <w:rFonts w:cs="Calibri"/>
+          <w:color w:val="000000"/>
+          <w:shd w:val="clear" w:color="auto" w:fill="FFFFFF"/>
+        </w:rPr>
+        <w:t>deserunt</w:t>
+      </w:r>
+      <w:proofErr w:type="spellEnd"/>
+      <w:r>
+        <w:rPr>
+          <w:rFonts w:cs="Calibri"/>
+          <w:color w:val="000000"/>
+          <w:shd w:val="clear" w:color="auto" w:fill="FFFFFF"/>
+        </w:rPr>
+        <w:t xml:space="preserve"> </w:t>
+      </w:r>
+      <w:proofErr w:type="spellStart"/>
+      <w:r>
+        <w:rPr>
+          <w:rFonts w:cs="Calibri"/>
+          <w:color w:val="000000"/>
+          <w:shd w:val="clear" w:color="auto" w:fill="FFFFFF"/>
+        </w:rPr>
+        <w:t>mollit</w:t>
+      </w:r>
+      <w:proofErr w:type="spellEnd"/>
+      <w:r>
+        <w:rPr>
+          <w:rFonts w:cs="Calibri"/>
+          <w:color w:val="000000"/>
+          <w:shd w:val="clear" w:color="auto" w:fill="FFFFFF"/>
+        </w:rPr>
+        <w:t xml:space="preserve"> </w:t>
+      </w:r>
+      <w:proofErr w:type="spellStart"/>
+      <w:r>
+        <w:rPr>
+          <w:rFonts w:cs="Calibri"/>
+          <w:color w:val="000000"/>
+          <w:shd w:val="clear" w:color="auto" w:fill="FFFFFF"/>
+        </w:rPr>
+        <w:t>anim</w:t>
+      </w:r>
+      <w:proofErr w:type="spellEnd"/>
+      <w:r>
+        <w:rPr>
+          <w:rFonts w:cs="Calibri"/>
+          <w:color w:val="000000"/>
+          <w:shd w:val="clear" w:color="auto" w:fill="FFFFFF"/>
+        </w:rPr>
+        <w:t xml:space="preserve"> id est </w:t>
+      </w:r>
+      <w:proofErr w:type="spellStart"/>
+      <w:r>
+        <w:rPr>
+          <w:rFonts w:cs="Calibri"/>
+          <w:color w:val="000000"/>
+          <w:shd w:val="clear" w:color="auto" w:fill="FFFFFF"/>
+        </w:rPr>
+        <w:t>laborum</w:t>
+      </w:r>
+      <w:proofErr w:type="spellEnd"/>
+      <w:r>
+        <w:rPr>
+          <w:rFonts w:cs="Calibri"/>
+          <w:color w:val="000000"/>
+          <w:shd w:val="clear" w:color="auto" w:fill="FFFFFF"/>
+        </w:rPr>
+        <w:t>.</w:t>
       </w:r>
     </w:p>
     <w:p>
@@ -582,7 +3193,25 @@
           <w:color w:val="000000"/>
           <w:shd w:val="clear" w:color="auto" w:fill="FFFFFF"/>
         </w:rPr>
-        <w:t xml:space="preserve">Lorem ipsum dolor </w:t>
+        <w:t xml:space="preserve">Lorem ipsum </w:t>
+      </w:r>
+      <w:proofErr w:type="spellStart"/>
+      <w:r>
+        <w:rPr>
+          <w:rFonts w:cs="Calibri"/>
+          <w:color w:val="000000"/>
+          <w:shd w:val="clear" w:color="auto" w:fill="FFFFFF"/>
+        </w:rPr>
+        <w:t>dolor</w:t>
+      </w:r>
+      <w:proofErr w:type="spellEnd"/>
+      <w:r>
+        <w:rPr>
+          <w:rFonts w:cs="Calibri"/>
+          <w:color w:val="000000"/>
+          <w:shd w:val="clear" w:color="auto" w:fill="FFFFFF"/>
+        </w:rPr>
+        <w:t xml:space="preserve"> </w:t>
       </w:r>
       <w:proofErr w:type="gramStart"/>
       <w:r>
@@ -600,8 +3229,738 @@
           <w:color w:val="000000"/>
           <w:shd w:val="clear" w:color="auto" w:fill="FFFFFF"/>
         </w:rPr>
-        <w:t xml:space="preserve"> amet, consectetur adipiscing elit, sed do eiusmod tempor incididunt ut labore et dolore magna aliqua. Ut enim ad minim veniam, quis nostrud exercitation ullamco laboris nisi ut aliquip ex ea commodo consequat. Duis aute irure dolor in reprehenderit in voluptate velit esse cillum dolore eu fugiat nulla pariatur. Excepteur sint occaecat cupidatat non proident, sunt in culpa qui officia deserunt mollit anim id est laborum</w:t>
-      </w:r>
+        <w:t xml:space="preserve"> </w:t>
+      </w:r>
+      <w:proofErr w:type="spellStart"/>
+      <w:r>
+        <w:rPr>
+          <w:rFonts w:cs="Calibri"/>
+          <w:color w:val="000000"/>
+          <w:shd w:val="clear" w:color="auto" w:fill="FFFFFF"/>
+        </w:rPr>
+        <w:t>amet</w:t>
+      </w:r>
+      <w:proofErr w:type="spellEnd"/>
+      <w:r>
+        <w:rPr>
+          <w:rFonts w:cs="Calibri"/>
+          <w:color w:val="000000"/>
+          <w:shd w:val="clear" w:color="auto" w:fill="FFFFFF"/>
+        </w:rPr>
+        <w:t xml:space="preserve">, </w:t>
+      </w:r>
+      <w:proofErr w:type="spellStart"/>
+      <w:r>
+        <w:rPr>
+          <w:rFonts w:cs="Calibri"/>
+          <w:color w:val="000000"/>
+          <w:shd w:val="clear" w:color="auto" w:fill="FFFFFF"/>
+        </w:rPr>
+        <w:t>consectetur</w:t>
+      </w:r>
+      <w:proofErr w:type="spellEnd"/>
+      <w:r>
+        <w:rPr>
+          <w:rFonts w:cs="Calibri"/>
+          <w:color w:val="000000"/>
+          <w:shd w:val="clear" w:color="auto" w:fill="FFFFFF"/>
+        </w:rPr>
+        <w:t xml:space="preserve"> </w:t>
+      </w:r>
+      <w:proofErr w:type="spellStart"/>
+      <w:r>
+        <w:rPr>
+          <w:rFonts w:cs="Calibri"/>
+          <w:color w:val="000000"/>
+          <w:shd w:val="clear" w:color="auto" w:fill="FFFFFF"/>
+        </w:rPr>
+        <w:t>adipiscing</w:t>
+      </w:r>
+      <w:proofErr w:type="spellEnd"/>
+      <w:r>
+        <w:rPr>
+          <w:rFonts w:cs="Calibri"/>
+          <w:color w:val="000000"/>
+          <w:shd w:val="clear" w:color="auto" w:fill="FFFFFF"/>
+        </w:rPr>
+        <w:t xml:space="preserve"> </w:t>
+      </w:r>
+      <w:proofErr w:type="spellStart"/>
+      <w:r>
+        <w:rPr>
+          <w:rFonts w:cs="Calibri"/>
+          <w:color w:val="000000"/>
+          <w:shd w:val="clear" w:color="auto" w:fill="FFFFFF"/>
+        </w:rPr>
+        <w:t>elit</w:t>
+      </w:r>
+      <w:proofErr w:type="spellEnd"/>
+      <w:r>
+        <w:rPr>
+          <w:rFonts w:cs="Calibri"/>
+          <w:color w:val="000000"/>
+          <w:shd w:val="clear" w:color="auto" w:fill="FFFFFF"/>
+        </w:rPr>
+        <w:t xml:space="preserve">, </w:t>
+      </w:r>
+      <w:proofErr w:type="spellStart"/>
+      <w:r>
+        <w:rPr>
+          <w:rFonts w:cs="Calibri"/>
+          <w:color w:val="000000"/>
+          <w:shd w:val="clear" w:color="auto" w:fill="FFFFFF"/>
+        </w:rPr>
+        <w:t>sed</w:t>
+      </w:r>
+      <w:proofErr w:type="spellEnd"/>
+      <w:r>
+        <w:rPr>
+          <w:rFonts w:cs="Calibri"/>
+          <w:color w:val="000000"/>
+          <w:shd w:val="clear" w:color="auto" w:fill="FFFFFF"/>
+        </w:rPr>
+        <w:t xml:space="preserve"> do </w:t>
+      </w:r>
+      <w:proofErr w:type="spellStart"/>
+      <w:r>
+        <w:rPr>
+          <w:rFonts w:cs="Calibri"/>
+          <w:color w:val="000000"/>
+          <w:shd w:val="clear" w:color="auto" w:fill="FFFFFF"/>
+        </w:rPr>
+        <w:t>eiusmod</w:t>
+      </w:r>
+      <w:proofErr w:type="spellEnd"/>
+      <w:r>
+        <w:rPr>
+          <w:rFonts w:cs="Calibri"/>
+          <w:color w:val="000000"/>
+          <w:shd w:val="clear" w:color="auto" w:fill="FFFFFF"/>
+        </w:rPr>
+        <w:t xml:space="preserve"> </w:t>
+      </w:r>
+      <w:proofErr w:type="spellStart"/>
+      <w:r>
+        <w:rPr>
+          <w:rFonts w:cs="Calibri"/>
+          <w:color w:val="000000"/>
+          <w:shd w:val="clear" w:color="auto" w:fill="FFFFFF"/>
+        </w:rPr>
+        <w:t>tempor</w:t>
+      </w:r>
+      <w:proofErr w:type="spellEnd"/>
+      <w:r>
+        <w:rPr>
+          <w:rFonts w:cs="Calibri"/>
+          <w:color w:val="000000"/>
+          <w:shd w:val="clear" w:color="auto" w:fill="FFFFFF"/>
+        </w:rPr>
+        <w:t xml:space="preserve"> </w:t>
+      </w:r>
+      <w:proofErr w:type="spellStart"/>
+      <w:r>
+        <w:rPr>
+          <w:rFonts w:cs="Calibri"/>
+          <w:color w:val="000000"/>
+          <w:shd w:val="clear" w:color="auto" w:fill="FFFFFF"/>
+        </w:rPr>
+        <w:t>incididunt</w:t>
+      </w:r>
+      <w:proofErr w:type="spellEnd"/>
+      <w:r>
+        <w:rPr>
+          <w:rFonts w:cs="Calibri"/>
+          <w:color w:val="000000"/>
+          <w:shd w:val="clear" w:color="auto" w:fill="FFFFFF"/>
+        </w:rPr>
+        <w:t xml:space="preserve"> </w:t>
+      </w:r>
+      <w:proofErr w:type="spellStart"/>
+      <w:r>
+        <w:rPr>
+          <w:rFonts w:cs="Calibri"/>
+          <w:color w:val="000000"/>
+          <w:shd w:val="clear" w:color="auto" w:fill="FFFFFF"/>
+        </w:rPr>
+        <w:t>ut</w:t>
+      </w:r>
+      <w:proofErr w:type="spellEnd"/>
+      <w:r>
+        <w:rPr>
+          <w:rFonts w:cs="Calibri"/>
+          <w:color w:val="000000"/>
+          <w:shd w:val="clear" w:color="auto" w:fill="FFFFFF"/>
+        </w:rPr>
+        <w:t xml:space="preserve"> labore et dolore magna </w:t>
+      </w:r>
+      <w:proofErr w:type="spellStart"/>
+      <w:r>
+        <w:rPr>
+          <w:rFonts w:cs="Calibri"/>
+          <w:color w:val="000000"/>
+          <w:shd w:val="clear" w:color="auto" w:fill="FFFFFF"/>
+        </w:rPr>
+        <w:t>aliqua</w:t>
+      </w:r>
+      <w:proofErr w:type="spellEnd"/>
+      <w:r>
+        <w:rPr>
+          <w:rFonts w:cs="Calibri"/>
+          <w:color w:val="000000"/>
+          <w:shd w:val="clear" w:color="auto" w:fill="FFFFFF"/>
+        </w:rPr>
+        <w:t xml:space="preserve">. Ut </w:t>
+      </w:r>
+      <w:proofErr w:type="spellStart"/>
+      <w:r>
+        <w:rPr>
+          <w:rFonts w:cs="Calibri"/>
+          <w:color w:val="000000"/>
+          <w:shd w:val="clear" w:color="auto" w:fill="FFFFFF"/>
+        </w:rPr>
+        <w:t>enim</w:t>
+      </w:r>
+      <w:proofErr w:type="spellEnd"/>
+      <w:r>
+        <w:rPr>
+          <w:rFonts w:cs="Calibri"/>
+          <w:color w:val="000000"/>
+          <w:shd w:val="clear" w:color="auto" w:fill="FFFFFF"/>
+        </w:rPr>
+        <w:t xml:space="preserve"> ad minim </w:t>
+      </w:r>
+      <w:proofErr w:type="spellStart"/>
+      <w:r>
+        <w:rPr>
+          <w:rFonts w:cs="Calibri"/>
+          <w:color w:val="000000"/>
+          <w:shd w:val="clear" w:color="auto" w:fill="FFFFFF"/>
+        </w:rPr>
+        <w:t>veniam</w:t>
+      </w:r>
+      <w:proofErr w:type="spellEnd"/>
+      <w:r>
+        <w:rPr>
+          <w:rFonts w:cs="Calibri"/>
+          <w:color w:val="000000"/>
+          <w:shd w:val="clear" w:color="auto" w:fill="FFFFFF"/>
+        </w:rPr>
+        <w:t xml:space="preserve">, quis </w:t>
+      </w:r>
+      <w:proofErr w:type="spellStart"/>
+      <w:r>
+        <w:rPr>
+          <w:rFonts w:cs="Calibri"/>
+          <w:color w:val="000000"/>
+          <w:shd w:val="clear" w:color="auto" w:fill="FFFFFF"/>
+        </w:rPr>
+        <w:t>nostrud</w:t>
+      </w:r>
+      <w:proofErr w:type="spellEnd"/>
+      <w:r>
+        <w:rPr>
+          <w:rFonts w:cs="Calibri"/>
+          <w:color w:val="000000"/>
+          <w:shd w:val="clear" w:color="auto" w:fill="FFFFFF"/>
+        </w:rPr>
+        <w:t xml:space="preserve"> exercitation </w:t>
+      </w:r>
+      <w:proofErr w:type="spellStart"/>
+      <w:r>
+        <w:rPr>
+          <w:rFonts w:cs="Calibri"/>
+          <w:color w:val="000000"/>
+          <w:shd w:val="clear" w:color="auto" w:fill="FFFFFF"/>
+        </w:rPr>
+        <w:t>ullamco</w:t>
+      </w:r>
+      <w:proofErr w:type="spellEnd"/>
+      <w:r>
+        <w:rPr>
+          <w:rFonts w:cs="Calibri"/>
+          <w:color w:val="000000"/>
+          <w:shd w:val="clear" w:color="auto" w:fill="FFFFFF"/>
+        </w:rPr>
+        <w:t xml:space="preserve"> </w:t>
+      </w:r>
+      <w:proofErr w:type="spellStart"/>
+      <w:r>
+        <w:rPr>
+          <w:rFonts w:cs="Calibri"/>
+          <w:color w:val="000000"/>
+          <w:shd w:val="clear" w:color="auto" w:fill="FFFFFF"/>
+        </w:rPr>
+        <w:t>laboris</w:t>
+      </w:r>
+      <w:proofErr w:type="spellEnd"/>
+      <w:r>
+        <w:rPr>
+          <w:rFonts w:cs="Calibri"/>
+          <w:color w:val="000000"/>
+          <w:shd w:val="clear" w:color="auto" w:fill="FFFFFF"/>
+        </w:rPr>
+        <w:t xml:space="preserve"> nisi </w:t>
+      </w:r>
+      <w:proofErr w:type="spellStart"/>
+      <w:r>
+        <w:rPr>
+          <w:rFonts w:cs="Calibri"/>
+          <w:color w:val="000000"/>
+          <w:shd w:val="clear" w:color="auto" w:fill="FFFFFF"/>
+        </w:rPr>
+        <w:t>ut</w:t>
+      </w:r>
+      <w:proofErr w:type="spellEnd"/>
+      <w:r>
+        <w:rPr>
+          <w:rFonts w:cs="Calibri"/>
+          <w:color w:val="000000"/>
+          <w:shd w:val="clear" w:color="auto" w:fill="FFFFFF"/>
+        </w:rPr>
+        <w:t xml:space="preserve"> </w:t>
+      </w:r>
+      <w:proofErr w:type="spellStart"/>
+      <w:r>
+        <w:rPr>
+          <w:rFonts w:cs="Calibri"/>
+          <w:color w:val="000000"/>
+          <w:shd w:val="clear" w:color="auto" w:fill="FFFFFF"/>
+        </w:rPr>
+        <w:t>aliquip</w:t>
+      </w:r>
+      <w:proofErr w:type="spellEnd"/>
+      <w:r>
+        <w:rPr>
+          <w:rFonts w:cs="Calibri"/>
+          <w:color w:val="000000"/>
+          <w:shd w:val="clear" w:color="auto" w:fill="FFFFFF"/>
+        </w:rPr>
+        <w:t xml:space="preserve"> ex </w:t>
+      </w:r>
+      <w:proofErr w:type="spellStart"/>
+      <w:r>
+        <w:rPr>
+          <w:rFonts w:cs="Calibri"/>
+          <w:color w:val="000000"/>
+          <w:shd w:val="clear" w:color="auto" w:fill="FFFFFF"/>
+        </w:rPr>
+        <w:t>ea</w:t>
+      </w:r>
+      <w:proofErr w:type="spellEnd"/>
+      <w:r>
+        <w:rPr>
+          <w:rFonts w:cs="Calibri"/>
+          <w:color w:val="000000"/>
+          <w:shd w:val="clear" w:color="auto" w:fill="FFFFFF"/>
+        </w:rPr>
+        <w:t xml:space="preserve"> </w:t>
+      </w:r>
+      <w:proofErr w:type="spellStart"/>
+      <w:r>
+        <w:rPr>
+          <w:rFonts w:cs="Calibri"/>
+          <w:color w:val="000000"/>
+          <w:shd w:val="clear" w:color="auto" w:fill="FFFFFF"/>
+        </w:rPr>
+        <w:t>commodo</w:t>
+      </w:r>
+      <w:proofErr w:type="spellEnd"/>
+      <w:r>
+        <w:rPr>
+          <w:rFonts w:cs="Calibri"/>
+          <w:color w:val="000000"/>
+          <w:shd w:val="clear" w:color="auto" w:fill="FFFFFF"/>
+        </w:rPr>
+        <w:t xml:space="preserve"> </w:t>
+      </w:r>
+      <w:proofErr w:type="spellStart"/>
+      <w:r>
+        <w:rPr>
+          <w:rFonts w:cs="Calibri"/>
+          <w:color w:val="000000"/>
+          <w:shd w:val="clear" w:color="auto" w:fill="FFFFFF"/>
+        </w:rPr>
+        <w:t>consequat</w:t>
+      </w:r>
+      <w:proofErr w:type="spellEnd"/>
+      <w:r>
+        <w:rPr>
+          <w:rFonts w:cs="Calibri"/>
+          <w:color w:val="000000"/>
+          <w:shd w:val="clear" w:color="auto" w:fill="FFFFFF"/>
+        </w:rPr>
+        <w:t xml:space="preserve">. Duis </w:t>
+      </w:r>
+      <w:proofErr w:type="spellStart"/>
+      <w:r>
+        <w:rPr>
+          <w:rFonts w:cs="Calibri"/>
+          <w:color w:val="000000"/>
+          <w:shd w:val="clear" w:color="auto" w:fill="FFFFFF"/>
+        </w:rPr>
+        <w:t>aute</w:t>
+      </w:r>
+      <w:proofErr w:type="spellEnd"/>
+      <w:r>
+        <w:rPr>
+          <w:rFonts w:cs="Calibri"/>
+          <w:color w:val="000000"/>
+          <w:shd w:val="clear" w:color="auto" w:fill="FFFFFF"/>
+        </w:rPr>
+        <w:t xml:space="preserve"> </w:t>
+      </w:r>
+      <w:proofErr w:type="spellStart"/>
+      <w:r>
+        <w:rPr>
+          <w:rFonts w:cs="Calibri"/>
+          <w:color w:val="000000"/>
+          <w:shd w:val="clear" w:color="auto" w:fill="FFFFFF"/>
+        </w:rPr>
+        <w:t>irure</w:t>
+      </w:r>
+      <w:proofErr w:type="spellEnd"/>
+      <w:r>
+        <w:rPr>
+          <w:rFonts w:cs="Calibri"/>
+          <w:color w:val="000000"/>
+          <w:shd w:val="clear" w:color="auto" w:fill="FFFFFF"/>
+        </w:rPr>
+        <w:t xml:space="preserve"> </w:t>
+      </w:r>
+      <w:proofErr w:type="spellStart"/>
+      <w:r>
+        <w:rPr>
+          <w:rFonts w:cs="Calibri"/>
+          <w:color w:val="000000"/>
+          <w:shd w:val="clear" w:color="auto" w:fill="FFFFFF"/>
+        </w:rPr>
+        <w:t>dolor</w:t>
+      </w:r>
+      <w:proofErr w:type="spellEnd"/>
+      <w:r>
+        <w:rPr>
+          <w:rFonts w:cs="Calibri"/>
+          <w:color w:val="000000"/>
+          <w:shd w:val="clear" w:color="auto" w:fill="FFFFFF"/>
+        </w:rPr>
+        <w:t xml:space="preserve"> in </w:t>
+      </w:r>
+      <w:proofErr w:type="spellStart"/>
+      <w:r>
+        <w:rPr>
+          <w:rFonts w:cs="Calibri"/>
+          <w:color w:val="000000"/>
+          <w:shd w:val="clear" w:color="auto" w:fill="FFFFFF"/>
+        </w:rPr>
+        <w:t>reprehenderit</w:t>
+      </w:r>
+      <w:proofErr w:type="spellEnd"/>
+      <w:r>
+        <w:rPr>
+          <w:rFonts w:cs="Calibri"/>
+          <w:color w:val="000000"/>
+          <w:shd w:val="clear" w:color="auto" w:fill="FFFFFF"/>
+        </w:rPr>
+        <w:t xml:space="preserve"> in </w:t>
+      </w:r>
+      <w:proofErr w:type="spellStart"/>
+      <w:r>
+        <w:rPr>
+          <w:rFonts w:cs="Calibri"/>
+          <w:color w:val="000000"/>
+          <w:shd w:val="clear" w:color="auto" w:fill="FFFFFF"/>
+        </w:rPr>
+        <w:t>voluptate</w:t>
+      </w:r>
+      <w:proofErr w:type="spellEnd"/>
+      <w:r>
+        <w:rPr>
+          <w:rFonts w:cs="Calibri"/>
+          <w:color w:val="000000"/>
+          <w:shd w:val="clear" w:color="auto" w:fill="FFFFFF"/>
+        </w:rPr>
+        <w:t xml:space="preserve"> </w:t>
+      </w:r>
+      <w:proofErr w:type="spellStart"/>
+      <w:r>
+        <w:rPr>
+          <w:rFonts w:cs="Calibri"/>
+          <w:color w:val="000000"/>
+          <w:shd w:val="clear" w:color="auto" w:fill="FFFFFF"/>
+        </w:rPr>
+        <w:t>velit</w:t>
+      </w:r>
+      <w:proofErr w:type="spellEnd"/>
+      <w:r>
+        <w:rPr>
+          <w:rFonts w:cs="Calibri"/>
+          <w:color w:val="000000"/>
+          <w:shd w:val="clear" w:color="auto" w:fill="FFFFFF"/>
+        </w:rPr>
+        <w:t xml:space="preserve"> esse </w:t>
+      </w:r>
+      <w:proofErr w:type="spellStart"/>
+      <w:r>
+        <w:rPr>
+          <w:rFonts w:cs="Calibri"/>
+          <w:color w:val="000000"/>
+          <w:shd w:val="clear" w:color="auto" w:fill="FFFFFF"/>
+        </w:rPr>
+        <w:t>cillum</w:t>
+      </w:r>
+      <w:proofErr w:type="spellEnd"/>
+      <w:r>
+        <w:rPr>
+          <w:rFonts w:cs="Calibri"/>
+          <w:color w:val="000000"/>
+          <w:shd w:val="clear" w:color="auto" w:fill="FFFFFF"/>
+        </w:rPr>
+        <w:t xml:space="preserve"> dolore </w:t>
+      </w:r>
+      <w:proofErr w:type="spellStart"/>
+      <w:r>
+        <w:rPr>
+          <w:rFonts w:cs="Calibri"/>
+          <w:color w:val="000000"/>
+          <w:shd w:val="clear" w:color="auto" w:fill="FFFFFF"/>
+        </w:rPr>
+        <w:t>eu</w:t>
+      </w:r>
+      <w:proofErr w:type="spellEnd"/>
+      <w:r>
+        <w:rPr>
+          <w:rFonts w:cs="Calibri"/>
+          <w:color w:val="000000"/>
+          <w:shd w:val="clear" w:color="auto" w:fill="FFFFFF"/>
+        </w:rPr>
+        <w:t xml:space="preserve"> </w:t>
+      </w:r>
+      <w:proofErr w:type="spellStart"/>
+      <w:r>
+        <w:rPr>
+          <w:rFonts w:cs="Calibri"/>
+          <w:color w:val="000000"/>
+          <w:shd w:val="clear" w:color="auto" w:fill="FFFFFF"/>
+        </w:rPr>
+        <w:t>fugiat</w:t>
+      </w:r>
+      <w:proofErr w:type="spellEnd"/>
+      <w:r>
+        <w:rPr>
+          <w:rFonts w:cs="Calibri"/>
+          <w:color w:val="000000"/>
+          <w:shd w:val="clear" w:color="auto" w:fill="FFFFFF"/>
+        </w:rPr>
+        <w:t xml:space="preserve"> </w:t>
+      </w:r>
+      <w:proofErr w:type="spellStart"/>
+      <w:r>
+        <w:rPr>
+          <w:rFonts w:cs="Calibri"/>
+          <w:color w:val="000000"/>
+          <w:shd w:val="clear" w:color="auto" w:fill="FFFFFF"/>
+        </w:rPr>
+        <w:t>nulla</w:t>
+      </w:r>
+      <w:proofErr w:type="spellEnd"/>
+      <w:r>
+        <w:rPr>
+          <w:rFonts w:cs="Calibri"/>
+          <w:color w:val="000000"/>
+          <w:shd w:val="clear" w:color="auto" w:fill="FFFFFF"/>
+        </w:rPr>
+        <w:t xml:space="preserve"> </w:t>
+      </w:r>
+      <w:proofErr w:type="spellStart"/>
+      <w:r>
+        <w:rPr>
+          <w:rFonts w:cs="Calibri"/>
+          <w:color w:val="000000"/>
+          <w:shd w:val="clear" w:color="auto" w:fill="FFFFFF"/>
+        </w:rPr>
+        <w:t>pariatur</w:t>
+      </w:r>
+      <w:proofErr w:type="spellEnd"/>
+      <w:r>
+        <w:rPr>
+          <w:rFonts w:cs="Calibri"/>
+          <w:color w:val="000000"/>
+          <w:shd w:val="clear" w:color="auto" w:fill="FFFFFF"/>
+        </w:rPr>
+        <w:t xml:space="preserve">. </w:t>
+      </w:r>
+      <w:proofErr w:type="spellStart"/>
+      <w:r>
+        <w:rPr>
+          <w:rFonts w:cs="Calibri"/>
+          <w:color w:val="000000"/>
+          <w:shd w:val="clear" w:color="auto" w:fill="FFFFFF"/>
+        </w:rPr>
+        <w:t>Excepteur</w:t>
+      </w:r>
+      <w:proofErr w:type="spellEnd"/>
+      <w:r>
+        <w:rPr>
+          <w:rFonts w:cs="Calibri"/>
+          <w:color w:val="000000"/>
+          <w:shd w:val="clear" w:color="auto" w:fill="FFFFFF"/>
+        </w:rPr>
+        <w:t xml:space="preserve"> </w:t>
+      </w:r>
+      <w:proofErr w:type="spellStart"/>
+      <w:r>
+        <w:rPr>
+          <w:rFonts w:cs="Calibri"/>
+          <w:color w:val="000000"/>
+          <w:shd w:val="clear" w:color="auto" w:fill="FFFFFF"/>
+        </w:rPr>
+        <w:t>sint</w:t>
+      </w:r>
+      <w:proofErr w:type="spellEnd"/>
+      <w:r>
+        <w:rPr>
+          <w:rFonts w:cs="Calibri"/>
+          <w:color w:val="000000"/>
+          <w:shd w:val="clear" w:color="auto" w:fill="FFFFFF"/>
+        </w:rPr>
+        <w:t xml:space="preserve"> </w:t>
+      </w:r>
+      <w:proofErr w:type="spellStart"/>
+      <w:r>
+        <w:rPr>
+          <w:rFonts w:cs="Calibri"/>
+          <w:color w:val="000000"/>
+          <w:shd w:val="clear" w:color="auto" w:fill="FFFFFF"/>
+        </w:rPr>
+        <w:t>occaecat</w:t>
+      </w:r>
+      <w:proofErr w:type="spellEnd"/>
+      <w:r>
+        <w:rPr>
+          <w:rFonts w:cs="Calibri"/>
+          <w:color w:val="000000"/>
+          <w:shd w:val="clear" w:color="auto" w:fill="FFFFFF"/>
+        </w:rPr>
+        <w:t xml:space="preserve"> </w:t>
+      </w:r>
+      <w:proofErr w:type="spellStart"/>
+      <w:r>
+        <w:rPr>
+          <w:rFonts w:cs="Calibri"/>
+          <w:color w:val="000000"/>
+          <w:shd w:val="clear" w:color="auto" w:fill="FFFFFF"/>
+        </w:rPr>
+        <w:t>cupidatat</w:t>
+      </w:r>
+      <w:proofErr w:type="spellEnd"/>
+      <w:r>
+        <w:rPr>
+          <w:rFonts w:cs="Calibri"/>
+          <w:color w:val="000000"/>
+          <w:shd w:val="clear" w:color="auto" w:fill="FFFFFF"/>
+        </w:rPr>
+        <w:t xml:space="preserve"> non </w:t>
+      </w:r>
+      <w:proofErr w:type="spellStart"/>
+      <w:r>
+        <w:rPr>
+          <w:rFonts w:cs="Calibri"/>
+          <w:color w:val="000000"/>
+          <w:shd w:val="clear" w:color="auto" w:fill="FFFFFF"/>
+        </w:rPr>
+        <w:t>proident</w:t>
+      </w:r>
+      <w:proofErr w:type="spellEnd"/>
+      <w:r>
+        <w:rPr>
+          <w:rFonts w:cs="Calibri"/>
+          <w:color w:val="000000"/>
+          <w:shd w:val="clear" w:color="auto" w:fill="FFFFFF"/>
+        </w:rPr>
+        <w:t xml:space="preserve">, sunt in culpa qui </w:t>
+      </w:r>
+      <w:proofErr w:type="spellStart"/>
+      <w:r>
+        <w:rPr>
+          <w:rFonts w:cs="Calibri"/>
+          <w:color w:val="000000"/>
+          <w:shd w:val="clear" w:color="auto" w:fill="FFFFFF"/>
+        </w:rPr>
+        <w:t>officia</w:t>
+      </w:r>
+      <w:proofErr w:type="spellEnd"/>
+      <w:r>
+        <w:rPr>
+          <w:rFonts w:cs="Calibri"/>
+          <w:color w:val="000000"/>
+          <w:shd w:val="clear" w:color="auto" w:fill="FFFFFF"/>
+        </w:rPr>
+        <w:t xml:space="preserve"> </w:t>
+      </w:r>
+      <w:proofErr w:type="spellStart"/>
+      <w:r>
+        <w:rPr>
+          <w:rFonts w:cs="Calibri"/>
+          <w:color w:val="000000"/>
+          <w:shd w:val="clear" w:color="auto" w:fill="FFFFFF"/>
+        </w:rPr>
+        <w:t>deserunt</w:t>
+      </w:r>
+      <w:proofErr w:type="spellEnd"/>
+      <w:r>
+        <w:rPr>
+          <w:rFonts w:cs="Calibri"/>
+          <w:color w:val="000000"/>
+          <w:shd w:val="clear" w:color="auto" w:fill="FFFFFF"/>
+        </w:rPr>
+        <w:t xml:space="preserve"> </w:t>
+      </w:r>
+      <w:proofErr w:type="spellStart"/>
+      <w:r>
+        <w:rPr>
+          <w:rFonts w:cs="Calibri"/>
+          <w:color w:val="000000"/>
+          <w:shd w:val="clear" w:color="auto" w:fill="FFFFFF"/>
+        </w:rPr>
+        <w:t>mollit</w:t>
+      </w:r>
+      <w:proofErr w:type="spellEnd"/>
+      <w:r>
+        <w:rPr>
+          <w:rFonts w:cs="Calibri"/>
+          <w:color w:val="000000"/>
+          <w:shd w:val="clear" w:color="auto" w:fill="FFFFFF"/>
+        </w:rPr>
+        <w:t xml:space="preserve"> </w:t>
+      </w:r>
+      <w:proofErr w:type="spellStart"/>
+      <w:r>
+        <w:rPr>
+          <w:rFonts w:cs="Calibri"/>
+          <w:color w:val="000000"/>
+          <w:shd w:val="clear" w:color="auto" w:fill="FFFFFF"/>
+        </w:rPr>
+        <w:t>anim</w:t>
+      </w:r>
+      <w:proofErr w:type="spellEnd"/>
+      <w:r>
+        <w:rPr>
+          <w:rFonts w:cs="Calibri"/>
+          <w:color w:val="000000"/>
+          <w:shd w:val="clear" w:color="auto" w:fill="FFFFFF"/>
+        </w:rPr>
+        <w:t xml:space="preserve"> id est </w:t>
+      </w:r>
+      <w:proofErr w:type="spellStart"/>
+      <w:r>
+        <w:rPr>
+          <w:rFonts w:cs="Calibri"/>
+          <w:color w:val="000000"/>
+          <w:shd w:val="clear" w:color="auto" w:fill="FFFFFF"/>
+        </w:rPr>
+        <w:t>laborum</w:t>
+      </w:r>
+      <w:proofErr w:type="spellEnd"/>
     </w:p>
     <w:p>
       <w:pPr>
@@ -637,7 +3996,25 @@
           <w:color w:val="000000"/>
           <w:shd w:val="clear" w:color="auto" w:fill="FFFFFF"/>
         </w:rPr>
-        <w:t xml:space="preserve">Lorem ipsum dolor </w:t>
+        <w:t xml:space="preserve">Lorem ipsum </w:t>
+      </w:r>
+      <w:proofErr w:type="spellStart"/>
+      <w:r>
+        <w:rPr>
+          <w:rFonts w:cs="Calibri"/>
+          <w:color w:val="000000"/>
+          <w:shd w:val="clear" w:color="auto" w:fill="FFFFFF"/>
+        </w:rPr>
+        <w:t>dolor</w:t>
+      </w:r>
+      <w:proofErr w:type="spellEnd"/>
+      <w:r>
+        <w:rPr>
+          <w:rFonts w:cs="Calibri"/>
+          <w:color w:val="000000"/>
+          <w:shd w:val="clear" w:color="auto" w:fill="FFFFFF"/>
+        </w:rPr>
+        <w:t xml:space="preserve"> </w:t>
       </w:r>
       <w:proofErr w:type="gramStart"/>
       <w:r>
@@ -655,8 +4032,738 @@
           <w:color w:val="000000"/>
           <w:shd w:val="clear" w:color="auto" w:fill="FFFFFF"/>
         </w:rPr>
-        <w:t xml:space="preserve"> amet, consectetur adipiscing elit, sed do eiusmod tempor incididunt ut labore et dolore magna aliqua. Ut enim ad minim veniam, quis nostrud exercitation ullamco laboris nisi ut aliquip ex ea commodo consequat. Duis aute irure dolor in reprehenderit in voluptate velit esse cillum dolore eu fugiat nulla pariatur. Excepteur sint occaecat cupidatat non proident, sunt in culpa qui officia deserunt mollit anim id est laborum</w:t>
-      </w:r>
+        <w:t xml:space="preserve"> </w:t>
+      </w:r>
+      <w:proofErr w:type="spellStart"/>
+      <w:r>
+        <w:rPr>
+          <w:rFonts w:cs="Calibri"/>
+          <w:color w:val="000000"/>
+          <w:shd w:val="clear" w:color="auto" w:fill="FFFFFF"/>
+        </w:rPr>
+        <w:t>amet</w:t>
+      </w:r>
+      <w:proofErr w:type="spellEnd"/>
+      <w:r>
+        <w:rPr>
+          <w:rFonts w:cs="Calibri"/>
+          <w:color w:val="000000"/>
+          <w:shd w:val="clear" w:color="auto" w:fill="FFFFFF"/>
+        </w:rPr>
+        <w:t xml:space="preserve">, </w:t>
+      </w:r>
+      <w:proofErr w:type="spellStart"/>
+      <w:r>
+        <w:rPr>
+          <w:rFonts w:cs="Calibri"/>
+          <w:color w:val="000000"/>
+          <w:shd w:val="clear" w:color="auto" w:fill="FFFFFF"/>
+        </w:rPr>
+        <w:t>consectetur</w:t>
+      </w:r>
+      <w:proofErr w:type="spellEnd"/>
+      <w:r>
+        <w:rPr>
+          <w:rFonts w:cs="Calibri"/>
+          <w:color w:val="000000"/>
+          <w:shd w:val="clear" w:color="auto" w:fill="FFFFFF"/>
+        </w:rPr>
+        <w:t xml:space="preserve"> </w:t>
+      </w:r>
+      <w:proofErr w:type="spellStart"/>
+      <w:r>
+        <w:rPr>
+          <w:rFonts w:cs="Calibri"/>
+          <w:color w:val="000000"/>
+          <w:shd w:val="clear" w:color="auto" w:fill="FFFFFF"/>
+        </w:rPr>
+        <w:t>adipiscing</w:t>
+      </w:r>
+      <w:proofErr w:type="spellEnd"/>
+      <w:r>
+        <w:rPr>
+          <w:rFonts w:cs="Calibri"/>
+          <w:color w:val="000000"/>
+          <w:shd w:val="clear" w:color="auto" w:fill="FFFFFF"/>
+        </w:rPr>
+        <w:t xml:space="preserve"> </w:t>
+      </w:r>
+      <w:proofErr w:type="spellStart"/>
+      <w:r>
+        <w:rPr>
+          <w:rFonts w:cs="Calibri"/>
+          <w:color w:val="000000"/>
+          <w:shd w:val="clear" w:color="auto" w:fill="FFFFFF"/>
+        </w:rPr>
+        <w:t>elit</w:t>
+      </w:r>
+      <w:proofErr w:type="spellEnd"/>
+      <w:r>
+        <w:rPr>
+          <w:rFonts w:cs="Calibri"/>
+          <w:color w:val="000000"/>
+          <w:shd w:val="clear" w:color="auto" w:fill="FFFFFF"/>
+        </w:rPr>
+        <w:t xml:space="preserve">, </w:t>
+      </w:r>
+      <w:proofErr w:type="spellStart"/>
+      <w:r>
+        <w:rPr>
+          <w:rFonts w:cs="Calibri"/>
+          <w:color w:val="000000"/>
+          <w:shd w:val="clear" w:color="auto" w:fill="FFFFFF"/>
+        </w:rPr>
+        <w:t>sed</w:t>
+      </w:r>
+      <w:proofErr w:type="spellEnd"/>
+      <w:r>
+        <w:rPr>
+          <w:rFonts w:cs="Calibri"/>
+          <w:color w:val="000000"/>
+          <w:shd w:val="clear" w:color="auto" w:fill="FFFFFF"/>
+        </w:rPr>
+        <w:t xml:space="preserve"> do </w:t>
+      </w:r>
+      <w:proofErr w:type="spellStart"/>
+      <w:r>
+        <w:rPr>
+          <w:rFonts w:cs="Calibri"/>
+          <w:color w:val="000000"/>
+          <w:shd w:val="clear" w:color="auto" w:fill="FFFFFF"/>
+        </w:rPr>
+        <w:t>eiusmod</w:t>
+      </w:r>
+      <w:proofErr w:type="spellEnd"/>
+      <w:r>
+        <w:rPr>
+          <w:rFonts w:cs="Calibri"/>
+          <w:color w:val="000000"/>
+          <w:shd w:val="clear" w:color="auto" w:fill="FFFFFF"/>
+        </w:rPr>
+        <w:t xml:space="preserve"> </w:t>
+      </w:r>
+      <w:proofErr w:type="spellStart"/>
+      <w:r>
+        <w:rPr>
+          <w:rFonts w:cs="Calibri"/>
+          <w:color w:val="000000"/>
+          <w:shd w:val="clear" w:color="auto" w:fill="FFFFFF"/>
+        </w:rPr>
+        <w:t>tempor</w:t>
+      </w:r>
+      <w:proofErr w:type="spellEnd"/>
+      <w:r>
+        <w:rPr>
+          <w:rFonts w:cs="Calibri"/>
+          <w:color w:val="000000"/>
+          <w:shd w:val="clear" w:color="auto" w:fill="FFFFFF"/>
+        </w:rPr>
+        <w:t xml:space="preserve"> </w:t>
+      </w:r>
+      <w:proofErr w:type="spellStart"/>
+      <w:r>
+        <w:rPr>
+          <w:rFonts w:cs="Calibri"/>
+          <w:color w:val="000000"/>
+          <w:shd w:val="clear" w:color="auto" w:fill="FFFFFF"/>
+        </w:rPr>
+        <w:t>incididunt</w:t>
+      </w:r>
+      <w:proofErr w:type="spellEnd"/>
+      <w:r>
+        <w:rPr>
+          <w:rFonts w:cs="Calibri"/>
+          <w:color w:val="000000"/>
+          <w:shd w:val="clear" w:color="auto" w:fill="FFFFFF"/>
+        </w:rPr>
+        <w:t xml:space="preserve"> </w:t>
+      </w:r>
+      <w:proofErr w:type="spellStart"/>
+      <w:r>
+        <w:rPr>
+          <w:rFonts w:cs="Calibri"/>
+          <w:color w:val="000000"/>
+          <w:shd w:val="clear" w:color="auto" w:fill="FFFFFF"/>
+        </w:rPr>
+        <w:t>ut</w:t>
+      </w:r>
+      <w:proofErr w:type="spellEnd"/>
+      <w:r>
+        <w:rPr>
+          <w:rFonts w:cs="Calibri"/>
+          <w:color w:val="000000"/>
+          <w:shd w:val="clear" w:color="auto" w:fill="FFFFFF"/>
+        </w:rPr>
+        <w:t xml:space="preserve"> labore et dolore magna </w:t>
+      </w:r>
+      <w:proofErr w:type="spellStart"/>
+      <w:r>
+        <w:rPr>
+          <w:rFonts w:cs="Calibri"/>
+          <w:color w:val="000000"/>
+          <w:shd w:val="clear" w:color="auto" w:fill="FFFFFF"/>
+        </w:rPr>
+        <w:t>aliqua</w:t>
+      </w:r>
+      <w:proofErr w:type="spellEnd"/>
+      <w:r>
+        <w:rPr>
+          <w:rFonts w:cs="Calibri"/>
+          <w:color w:val="000000"/>
+          <w:shd w:val="clear" w:color="auto" w:fill="FFFFFF"/>
+        </w:rPr>
+        <w:t xml:space="preserve">. Ut </w:t>
+      </w:r>
+      <w:proofErr w:type="spellStart"/>
+      <w:r>
+        <w:rPr>
+          <w:rFonts w:cs="Calibri"/>
+          <w:color w:val="000000"/>
+          <w:shd w:val="clear" w:color="auto" w:fill="FFFFFF"/>
+        </w:rPr>
+        <w:t>enim</w:t>
+      </w:r>
+      <w:proofErr w:type="spellEnd"/>
+      <w:r>
+        <w:rPr>
+          <w:rFonts w:cs="Calibri"/>
+          <w:color w:val="000000"/>
+          <w:shd w:val="clear" w:color="auto" w:fill="FFFFFF"/>
+        </w:rPr>
+        <w:t xml:space="preserve"> ad minim </w:t>
+      </w:r>
+      <w:proofErr w:type="spellStart"/>
+      <w:r>
+        <w:rPr>
+          <w:rFonts w:cs="Calibri"/>
+          <w:color w:val="000000"/>
+          <w:shd w:val="clear" w:color="auto" w:fill="FFFFFF"/>
+        </w:rPr>
+        <w:t>veniam</w:t>
+      </w:r>
+      <w:proofErr w:type="spellEnd"/>
+      <w:r>
+        <w:rPr>
+          <w:rFonts w:cs="Calibri"/>
+          <w:color w:val="000000"/>
+          <w:shd w:val="clear" w:color="auto" w:fill="FFFFFF"/>
+        </w:rPr>
+        <w:t xml:space="preserve">, quis </w:t>
+      </w:r>
+      <w:proofErr w:type="spellStart"/>
+      <w:r>
+        <w:rPr>
+          <w:rFonts w:cs="Calibri"/>
+          <w:color w:val="000000"/>
+          <w:shd w:val="clear" w:color="auto" w:fill="FFFFFF"/>
+        </w:rPr>
+        <w:t>nostrud</w:t>
+      </w:r>
+      <w:proofErr w:type="spellEnd"/>
+      <w:r>
+        <w:rPr>
+          <w:rFonts w:cs="Calibri"/>
+          <w:color w:val="000000"/>
+          <w:shd w:val="clear" w:color="auto" w:fill="FFFFFF"/>
+        </w:rPr>
+        <w:t xml:space="preserve"> exercitation </w:t>
+      </w:r>
+      <w:proofErr w:type="spellStart"/>
+      <w:r>
+        <w:rPr>
+          <w:rFonts w:cs="Calibri"/>
+          <w:color w:val="000000"/>
+          <w:shd w:val="clear" w:color="auto" w:fill="FFFFFF"/>
+        </w:rPr>
+        <w:t>ullamco</w:t>
+      </w:r>
+      <w:proofErr w:type="spellEnd"/>
+      <w:r>
+        <w:rPr>
+          <w:rFonts w:cs="Calibri"/>
+          <w:color w:val="000000"/>
+          <w:shd w:val="clear" w:color="auto" w:fill="FFFFFF"/>
+        </w:rPr>
+        <w:t xml:space="preserve"> </w:t>
+      </w:r>
+      <w:proofErr w:type="spellStart"/>
+      <w:r>
+        <w:rPr>
+          <w:rFonts w:cs="Calibri"/>
+          <w:color w:val="000000"/>
+          <w:shd w:val="clear" w:color="auto" w:fill="FFFFFF"/>
+        </w:rPr>
+        <w:t>laboris</w:t>
+      </w:r>
+      <w:proofErr w:type="spellEnd"/>
+      <w:r>
+        <w:rPr>
+          <w:rFonts w:cs="Calibri"/>
+          <w:color w:val="000000"/>
+          <w:shd w:val="clear" w:color="auto" w:fill="FFFFFF"/>
+        </w:rPr>
+        <w:t xml:space="preserve"> nisi </w:t>
+      </w:r>
+      <w:proofErr w:type="spellStart"/>
+      <w:r>
+        <w:rPr>
+          <w:rFonts w:cs="Calibri"/>
+          <w:color w:val="000000"/>
+          <w:shd w:val="clear" w:color="auto" w:fill="FFFFFF"/>
+        </w:rPr>
+        <w:t>ut</w:t>
+      </w:r>
+      <w:proofErr w:type="spellEnd"/>
+      <w:r>
+        <w:rPr>
+          <w:rFonts w:cs="Calibri"/>
+          <w:color w:val="000000"/>
+          <w:shd w:val="clear" w:color="auto" w:fill="FFFFFF"/>
+        </w:rPr>
+        <w:t xml:space="preserve"> </w:t>
+      </w:r>
+      <w:proofErr w:type="spellStart"/>
+      <w:r>
+        <w:rPr>
+          <w:rFonts w:cs="Calibri"/>
+          <w:color w:val="000000"/>
+          <w:shd w:val="clear" w:color="auto" w:fill="FFFFFF"/>
+        </w:rPr>
+        <w:t>aliquip</w:t>
+      </w:r>
+      <w:proofErr w:type="spellEnd"/>
+      <w:r>
+        <w:rPr>
+          <w:rFonts w:cs="Calibri"/>
+          <w:color w:val="000000"/>
+          <w:shd w:val="clear" w:color="auto" w:fill="FFFFFF"/>
+        </w:rPr>
+        <w:t xml:space="preserve"> ex </w:t>
+      </w:r>
+      <w:proofErr w:type="spellStart"/>
+      <w:r>
+        <w:rPr>
+          <w:rFonts w:cs="Calibri"/>
+          <w:color w:val="000000"/>
+          <w:shd w:val="clear" w:color="auto" w:fill="FFFFFF"/>
+        </w:rPr>
+        <w:t>ea</w:t>
+      </w:r>
+      <w:proofErr w:type="spellEnd"/>
+      <w:r>
+        <w:rPr>
+          <w:rFonts w:cs="Calibri"/>
+          <w:color w:val="000000"/>
+          <w:shd w:val="clear" w:color="auto" w:fill="FFFFFF"/>
+        </w:rPr>
+        <w:t xml:space="preserve"> </w:t>
+      </w:r>
+      <w:proofErr w:type="spellStart"/>
+      <w:r>
+        <w:rPr>
+          <w:rFonts w:cs="Calibri"/>
+          <w:color w:val="000000"/>
+          <w:shd w:val="clear" w:color="auto" w:fill="FFFFFF"/>
+        </w:rPr>
+        <w:t>commodo</w:t>
+      </w:r>
+      <w:proofErr w:type="spellEnd"/>
+      <w:r>
+        <w:rPr>
+          <w:rFonts w:cs="Calibri"/>
+          <w:color w:val="000000"/>
+          <w:shd w:val="clear" w:color="auto" w:fill="FFFFFF"/>
+        </w:rPr>
+        <w:t xml:space="preserve"> </w:t>
+      </w:r>
+      <w:proofErr w:type="spellStart"/>
+      <w:r>
+        <w:rPr>
+          <w:rFonts w:cs="Calibri"/>
+          <w:color w:val="000000"/>
+          <w:shd w:val="clear" w:color="auto" w:fill="FFFFFF"/>
+        </w:rPr>
+        <w:t>consequat</w:t>
+      </w:r>
+      <w:proofErr w:type="spellEnd"/>
+      <w:r>
+        <w:rPr>
+          <w:rFonts w:cs="Calibri"/>
+          <w:color w:val="000000"/>
+          <w:shd w:val="clear" w:color="auto" w:fill="FFFFFF"/>
+        </w:rPr>
+        <w:t xml:space="preserve">. Duis </w:t>
+      </w:r>
+      <w:proofErr w:type="spellStart"/>
+      <w:r>
+        <w:rPr>
+          <w:rFonts w:cs="Calibri"/>
+          <w:color w:val="000000"/>
+          <w:shd w:val="clear" w:color="auto" w:fill="FFFFFF"/>
+        </w:rPr>
+        <w:t>aute</w:t>
+      </w:r>
+      <w:proofErr w:type="spellEnd"/>
+      <w:r>
+        <w:rPr>
+          <w:rFonts w:cs="Calibri"/>
+          <w:color w:val="000000"/>
+          <w:shd w:val="clear" w:color="auto" w:fill="FFFFFF"/>
+        </w:rPr>
+        <w:t xml:space="preserve"> </w:t>
+      </w:r>
+      <w:proofErr w:type="spellStart"/>
+      <w:r>
+        <w:rPr>
+          <w:rFonts w:cs="Calibri"/>
+          <w:color w:val="000000"/>
+          <w:shd w:val="clear" w:color="auto" w:fill="FFFFFF"/>
+        </w:rPr>
+        <w:t>irure</w:t>
+      </w:r>
+      <w:proofErr w:type="spellEnd"/>
+      <w:r>
+        <w:rPr>
+          <w:rFonts w:cs="Calibri"/>
+          <w:color w:val="000000"/>
+          <w:shd w:val="clear" w:color="auto" w:fill="FFFFFF"/>
+        </w:rPr>
+        <w:t xml:space="preserve"> </w:t>
+      </w:r>
+      <w:proofErr w:type="spellStart"/>
+      <w:r>
+        <w:rPr>
+          <w:rFonts w:cs="Calibri"/>
+          <w:color w:val="000000"/>
+          <w:shd w:val="clear" w:color="auto" w:fill="FFFFFF"/>
+        </w:rPr>
+        <w:t>dolor</w:t>
+      </w:r>
+      <w:proofErr w:type="spellEnd"/>
+      <w:r>
+        <w:rPr>
+          <w:rFonts w:cs="Calibri"/>
+          <w:color w:val="000000"/>
+          <w:shd w:val="clear" w:color="auto" w:fill="FFFFFF"/>
+        </w:rPr>
+        <w:t xml:space="preserve"> in </w:t>
+      </w:r>
+      <w:proofErr w:type="spellStart"/>
+      <w:r>
+        <w:rPr>
+          <w:rFonts w:cs="Calibri"/>
+          <w:color w:val="000000"/>
+          <w:shd w:val="clear" w:color="auto" w:fill="FFFFFF"/>
+        </w:rPr>
+        <w:t>reprehenderit</w:t>
+      </w:r>
+      <w:proofErr w:type="spellEnd"/>
+      <w:r>
+        <w:rPr>
+          <w:rFonts w:cs="Calibri"/>
+          <w:color w:val="000000"/>
+          <w:shd w:val="clear" w:color="auto" w:fill="FFFFFF"/>
+        </w:rPr>
+        <w:t xml:space="preserve"> in </w:t>
+      </w:r>
+      <w:proofErr w:type="spellStart"/>
+      <w:r>
+        <w:rPr>
+          <w:rFonts w:cs="Calibri"/>
+          <w:color w:val="000000"/>
+          <w:shd w:val="clear" w:color="auto" w:fill="FFFFFF"/>
+        </w:rPr>
+        <w:t>voluptate</w:t>
+      </w:r>
+      <w:proofErr w:type="spellEnd"/>
+      <w:r>
+        <w:rPr>
+          <w:rFonts w:cs="Calibri"/>
+          <w:color w:val="000000"/>
+          <w:shd w:val="clear" w:color="auto" w:fill="FFFFFF"/>
+        </w:rPr>
+        <w:t xml:space="preserve"> </w:t>
+      </w:r>
+      <w:proofErr w:type="spellStart"/>
+      <w:r>
+        <w:rPr>
+          <w:rFonts w:cs="Calibri"/>
+          <w:color w:val="000000"/>
+          <w:shd w:val="clear" w:color="auto" w:fill="FFFFFF"/>
+        </w:rPr>
+        <w:t>velit</w:t>
+      </w:r>
+      <w:proofErr w:type="spellEnd"/>
+      <w:r>
+        <w:rPr>
+          <w:rFonts w:cs="Calibri"/>
+          <w:color w:val="000000"/>
+          <w:shd w:val="clear" w:color="auto" w:fill="FFFFFF"/>
+        </w:rPr>
+        <w:t xml:space="preserve"> esse </w:t>
+      </w:r>
+      <w:proofErr w:type="spellStart"/>
+      <w:r>
+        <w:rPr>
+          <w:rFonts w:cs="Calibri"/>
+          <w:color w:val="000000"/>
+          <w:shd w:val="clear" w:color="auto" w:fill="FFFFFF"/>
+        </w:rPr>
+        <w:t>cillum</w:t>
+      </w:r>
+      <w:proofErr w:type="spellEnd"/>
+      <w:r>
+        <w:rPr>
+          <w:rFonts w:cs="Calibri"/>
+          <w:color w:val="000000"/>
+          <w:shd w:val="clear" w:color="auto" w:fill="FFFFFF"/>
+        </w:rPr>
+        <w:t xml:space="preserve"> dolore </w:t>
+      </w:r>
+      <w:proofErr w:type="spellStart"/>
+      <w:r>
+        <w:rPr>
+          <w:rFonts w:cs="Calibri"/>
+          <w:color w:val="000000"/>
+          <w:shd w:val="clear" w:color="auto" w:fill="FFFFFF"/>
+        </w:rPr>
+        <w:t>eu</w:t>
+      </w:r>
+      <w:proofErr w:type="spellEnd"/>
+      <w:r>
+        <w:rPr>
+          <w:rFonts w:cs="Calibri"/>
+          <w:color w:val="000000"/>
+          <w:shd w:val="clear" w:color="auto" w:fill="FFFFFF"/>
+        </w:rPr>
+        <w:t xml:space="preserve"> </w:t>
+      </w:r>
+      <w:proofErr w:type="spellStart"/>
+      <w:r>
+        <w:rPr>
+          <w:rFonts w:cs="Calibri"/>
+          <w:color w:val="000000"/>
+          <w:shd w:val="clear" w:color="auto" w:fill="FFFFFF"/>
+        </w:rPr>
+        <w:t>fugiat</w:t>
+      </w:r>
+      <w:proofErr w:type="spellEnd"/>
+      <w:r>
+        <w:rPr>
+          <w:rFonts w:cs="Calibri"/>
+          <w:color w:val="000000"/>
+          <w:shd w:val="clear" w:color="auto" w:fill="FFFFFF"/>
+        </w:rPr>
+        <w:t xml:space="preserve"> </w:t>
+      </w:r>
+      <w:proofErr w:type="spellStart"/>
+      <w:r>
+        <w:rPr>
+          <w:rFonts w:cs="Calibri"/>
+          <w:color w:val="000000"/>
+          <w:shd w:val="clear" w:color="auto" w:fill="FFFFFF"/>
+        </w:rPr>
+        <w:t>nulla</w:t>
+      </w:r>
+      <w:proofErr w:type="spellEnd"/>
+      <w:r>
+        <w:rPr>
+          <w:rFonts w:cs="Calibri"/>
+          <w:color w:val="000000"/>
+          <w:shd w:val="clear" w:color="auto" w:fill="FFFFFF"/>
+        </w:rPr>
+        <w:t xml:space="preserve"> </w:t>
+      </w:r>
+      <w:proofErr w:type="spellStart"/>
+      <w:r>
+        <w:rPr>
+          <w:rFonts w:cs="Calibri"/>
+          <w:color w:val="000000"/>
+          <w:shd w:val="clear" w:color="auto" w:fill="FFFFFF"/>
+        </w:rPr>
+        <w:t>pariatur</w:t>
+      </w:r>
+      <w:proofErr w:type="spellEnd"/>
+      <w:r>
+        <w:rPr>
+          <w:rFonts w:cs="Calibri"/>
+          <w:color w:val="000000"/>
+          <w:shd w:val="clear" w:color="auto" w:fill="FFFFFF"/>
+        </w:rPr>
+        <w:t xml:space="preserve">. </w:t>
+      </w:r>
+      <w:proofErr w:type="spellStart"/>
+      <w:r>
+        <w:rPr>
+          <w:rFonts w:cs="Calibri"/>
+          <w:color w:val="000000"/>
+          <w:shd w:val="clear" w:color="auto" w:fill="FFFFFF"/>
+        </w:rPr>
+        <w:t>Excepteur</w:t>
+      </w:r>
+      <w:proofErr w:type="spellEnd"/>
+      <w:r>
+        <w:rPr>
+          <w:rFonts w:cs="Calibri"/>
+          <w:color w:val="000000"/>
+          <w:shd w:val="clear" w:color="auto" w:fill="FFFFFF"/>
+        </w:rPr>
+        <w:t xml:space="preserve"> </w:t>
+      </w:r>
+      <w:proofErr w:type="spellStart"/>
+      <w:r>
+        <w:rPr>
+          <w:rFonts w:cs="Calibri"/>
+          <w:color w:val="000000"/>
+          <w:shd w:val="clear" w:color="auto" w:fill="FFFFFF"/>
+        </w:rPr>
+        <w:t>sint</w:t>
+      </w:r>
+      <w:proofErr w:type="spellEnd"/>
+      <w:r>
+        <w:rPr>
+          <w:rFonts w:cs="Calibri"/>
+          <w:color w:val="000000"/>
+          <w:shd w:val="clear" w:color="auto" w:fill="FFFFFF"/>
+        </w:rPr>
+        <w:t xml:space="preserve"> </w:t>
+      </w:r>
+      <w:proofErr w:type="spellStart"/>
+      <w:r>
+        <w:rPr>
+          <w:rFonts w:cs="Calibri"/>
+          <w:color w:val="000000"/>
+          <w:shd w:val="clear" w:color="auto" w:fill="FFFFFF"/>
+        </w:rPr>
+        <w:t>occaecat</w:t>
+      </w:r>
+      <w:proofErr w:type="spellEnd"/>
+      <w:r>
+        <w:rPr>
+          <w:rFonts w:cs="Calibri"/>
+          <w:color w:val="000000"/>
+          <w:shd w:val="clear" w:color="auto" w:fill="FFFFFF"/>
+        </w:rPr>
+        <w:t xml:space="preserve"> </w:t>
+      </w:r>
+      <w:proofErr w:type="spellStart"/>
+      <w:r>
+        <w:rPr>
+          <w:rFonts w:cs="Calibri"/>
+          <w:color w:val="000000"/>
+          <w:shd w:val="clear" w:color="auto" w:fill="FFFFFF"/>
+        </w:rPr>
+        <w:t>cupidatat</w:t>
+      </w:r>
+      <w:proofErr w:type="spellEnd"/>
+      <w:r>
+        <w:rPr>
+          <w:rFonts w:cs="Calibri"/>
+          <w:color w:val="000000"/>
+          <w:shd w:val="clear" w:color="auto" w:fill="FFFFFF"/>
+        </w:rPr>
+        <w:t xml:space="preserve"> non </w:t>
+      </w:r>
+      <w:proofErr w:type="spellStart"/>
+      <w:r>
+        <w:rPr>
+          <w:rFonts w:cs="Calibri"/>
+          <w:color w:val="000000"/>
+          <w:shd w:val="clear" w:color="auto" w:fill="FFFFFF"/>
+        </w:rPr>
+        <w:t>proident</w:t>
+      </w:r>
+      <w:proofErr w:type="spellEnd"/>
+      <w:r>
+        <w:rPr>
+          <w:rFonts w:cs="Calibri"/>
+          <w:color w:val="000000"/>
+          <w:shd w:val="clear" w:color="auto" w:fill="FFFFFF"/>
+        </w:rPr>
+        <w:t xml:space="preserve">, sunt in culpa qui </w:t>
+      </w:r>
+      <w:proofErr w:type="spellStart"/>
+      <w:r>
+        <w:rPr>
+          <w:rFonts w:cs="Calibri"/>
+          <w:color w:val="000000"/>
+          <w:shd w:val="clear" w:color="auto" w:fill="FFFFFF"/>
+        </w:rPr>
+        <w:t>officia</w:t>
+      </w:r>
+      <w:proofErr w:type="spellEnd"/>
+      <w:r>
+        <w:rPr>
+          <w:rFonts w:cs="Calibri"/>
+          <w:color w:val="000000"/>
+          <w:shd w:val="clear" w:color="auto" w:fill="FFFFFF"/>
+        </w:rPr>
+        <w:t xml:space="preserve"> </w:t>
+      </w:r>
+      <w:proofErr w:type="spellStart"/>
+      <w:r>
+        <w:rPr>
+          <w:rFonts w:cs="Calibri"/>
+          <w:color w:val="000000"/>
+          <w:shd w:val="clear" w:color="auto" w:fill="FFFFFF"/>
+        </w:rPr>
+        <w:t>deserunt</w:t>
+      </w:r>
+      <w:proofErr w:type="spellEnd"/>
+      <w:r>
+        <w:rPr>
+          <w:rFonts w:cs="Calibri"/>
+          <w:color w:val="000000"/>
+          <w:shd w:val="clear" w:color="auto" w:fill="FFFFFF"/>
+        </w:rPr>
+        <w:t xml:space="preserve"> </w:t>
+      </w:r>
+      <w:proofErr w:type="spellStart"/>
+      <w:r>
+        <w:rPr>
+          <w:rFonts w:cs="Calibri"/>
+          <w:color w:val="000000"/>
+          <w:shd w:val="clear" w:color="auto" w:fill="FFFFFF"/>
+        </w:rPr>
+        <w:t>mollit</w:t>
+      </w:r>
+      <w:proofErr w:type="spellEnd"/>
+      <w:r>
+        <w:rPr>
+          <w:rFonts w:cs="Calibri"/>
+          <w:color w:val="000000"/>
+          <w:shd w:val="clear" w:color="auto" w:fill="FFFFFF"/>
+        </w:rPr>
+        <w:t xml:space="preserve"> </w:t>
+      </w:r>
+      <w:proofErr w:type="spellStart"/>
+      <w:r>
+        <w:rPr>
+          <w:rFonts w:cs="Calibri"/>
+          <w:color w:val="000000"/>
+          <w:shd w:val="clear" w:color="auto" w:fill="FFFFFF"/>
+        </w:rPr>
+        <w:t>anim</w:t>
+      </w:r>
+      <w:proofErr w:type="spellEnd"/>
+      <w:r>
+        <w:rPr>
+          <w:rFonts w:cs="Calibri"/>
+          <w:color w:val="000000"/>
+          <w:shd w:val="clear" w:color="auto" w:fill="FFFFFF"/>
+        </w:rPr>
+        <w:t xml:space="preserve"> id est </w:t>
+      </w:r>
+      <w:proofErr w:type="spellStart"/>
+      <w:r>
+        <w:rPr>
+          <w:rFonts w:cs="Calibri"/>
+          <w:color w:val="000000"/>
+          <w:shd w:val="clear" w:color="auto" w:fill="FFFFFF"/>
+        </w:rPr>
+        <w:t>laborum</w:t>
+      </w:r>
+      <w:proofErr w:type="spellEnd"/>
     </w:p>
     <w:p>
       <w:pPr>
@@ -701,7 +4808,25 @@
           <w:color w:val="000000"/>
           <w:shd w:val="clear" w:color="auto" w:fill="FFFFFF"/>
         </w:rPr>
-        <w:t xml:space="preserve">Lorem ipsum dolor </w:t>
+        <w:t xml:space="preserve">Lorem ipsum </w:t>
+      </w:r>
+      <w:proofErr w:type="spellStart"/>
+      <w:r>
+        <w:rPr>
+          <w:rFonts w:cs="Calibri"/>
+          <w:color w:val="000000"/>
+          <w:shd w:val="clear" w:color="auto" w:fill="FFFFFF"/>
+        </w:rPr>
+        <w:t>dolor</w:t>
+      </w:r>
+      <w:proofErr w:type="spellEnd"/>
+      <w:r>
+        <w:rPr>
+          <w:rFonts w:cs="Calibri"/>
+          <w:color w:val="000000"/>
+          <w:shd w:val="clear" w:color="auto" w:fill="FFFFFF"/>
+        </w:rPr>
+        <w:t xml:space="preserve"> </w:t>
       </w:r>
       <w:proofErr w:type="gramStart"/>
       <w:r>
@@ -719,8 +4844,738 @@
           <w:color w:val="000000"/>
           <w:shd w:val="clear" w:color="auto" w:fill="FFFFFF"/>
         </w:rPr>
-        <w:t xml:space="preserve"> amet, consectetur adipiscing elit, sed do eiusmod tempor incididunt ut labore et dolore magna aliqua. Ut enim ad minim veniam, quis nostrud exercitation ullamco laboris nisi ut aliquip ex ea commodo consequat. Duis aute irure dolor in reprehenderit in voluptate velit esse cillum dolore eu fugiat nulla pariatur. Excepteur sint occaecat cupidatat non proident, sunt in culpa qui officia deserunt mollit anim id est laborum</w:t>
-      </w:r>
+        <w:t xml:space="preserve"> </w:t>
+      </w:r>
+      <w:proofErr w:type="spellStart"/>
+      <w:r>
+        <w:rPr>
+          <w:rFonts w:cs="Calibri"/>
+          <w:color w:val="000000"/>
+          <w:shd w:val="clear" w:color="auto" w:fill="FFFFFF"/>
+        </w:rPr>
+        <w:t>amet</w:t>
+      </w:r>
+      <w:proofErr w:type="spellEnd"/>
+      <w:r>
+        <w:rPr>
+          <w:rFonts w:cs="Calibri"/>
+          <w:color w:val="000000"/>
+          <w:shd w:val="clear" w:color="auto" w:fill="FFFFFF"/>
+        </w:rPr>
+        <w:t xml:space="preserve">, </w:t>
+      </w:r>
+      <w:proofErr w:type="spellStart"/>
+      <w:r>
+        <w:rPr>
+          <w:rFonts w:cs="Calibri"/>
+          <w:color w:val="000000"/>
+          <w:shd w:val="clear" w:color="auto" w:fill="FFFFFF"/>
+        </w:rPr>
+        <w:t>consectetur</w:t>
+      </w:r>
+      <w:proofErr w:type="spellEnd"/>
+      <w:r>
+        <w:rPr>
+          <w:rFonts w:cs="Calibri"/>
+          <w:color w:val="000000"/>
+          <w:shd w:val="clear" w:color="auto" w:fill="FFFFFF"/>
+        </w:rPr>
+        <w:t xml:space="preserve"> </w:t>
+      </w:r>
+      <w:proofErr w:type="spellStart"/>
+      <w:r>
+        <w:rPr>
+          <w:rFonts w:cs="Calibri"/>
+          <w:color w:val="000000"/>
+          <w:shd w:val="clear" w:color="auto" w:fill="FFFFFF"/>
+        </w:rPr>
+        <w:t>adipiscing</w:t>
+      </w:r>
+      <w:proofErr w:type="spellEnd"/>
+      <w:r>
+        <w:rPr>
+          <w:rFonts w:cs="Calibri"/>
+          <w:color w:val="000000"/>
+          <w:shd w:val="clear" w:color="auto" w:fill="FFFFFF"/>
+        </w:rPr>
+        <w:t xml:space="preserve"> </w:t>
+      </w:r>
+      <w:proofErr w:type="spellStart"/>
+      <w:r>
+        <w:rPr>
+          <w:rFonts w:cs="Calibri"/>
+          <w:color w:val="000000"/>
+          <w:shd w:val="clear" w:color="auto" w:fill="FFFFFF"/>
+        </w:rPr>
+        <w:t>elit</w:t>
+      </w:r>
+      <w:proofErr w:type="spellEnd"/>
+      <w:r>
+        <w:rPr>
+          <w:rFonts w:cs="Calibri"/>
+          <w:color w:val="000000"/>
+          <w:shd w:val="clear" w:color="auto" w:fill="FFFFFF"/>
+        </w:rPr>
+        <w:t xml:space="preserve">, </w:t>
+      </w:r>
+      <w:proofErr w:type="spellStart"/>
+      <w:r>
+        <w:rPr>
+          <w:rFonts w:cs="Calibri"/>
+          <w:color w:val="000000"/>
+          <w:shd w:val="clear" w:color="auto" w:fill="FFFFFF"/>
+        </w:rPr>
+        <w:t>sed</w:t>
+      </w:r>
+      <w:proofErr w:type="spellEnd"/>
+      <w:r>
+        <w:rPr>
+          <w:rFonts w:cs="Calibri"/>
+          <w:color w:val="000000"/>
+          <w:shd w:val="clear" w:color="auto" w:fill="FFFFFF"/>
+        </w:rPr>
+        <w:t xml:space="preserve"> do </w:t>
+      </w:r>
+      <w:proofErr w:type="spellStart"/>
+      <w:r>
+        <w:rPr>
+          <w:rFonts w:cs="Calibri"/>
+          <w:color w:val="000000"/>
+          <w:shd w:val="clear" w:color="auto" w:fill="FFFFFF"/>
+        </w:rPr>
+        <w:t>eiusmod</w:t>
+      </w:r>
+      <w:proofErr w:type="spellEnd"/>
+      <w:r>
+        <w:rPr>
+          <w:rFonts w:cs="Calibri"/>
+          <w:color w:val="000000"/>
+          <w:shd w:val="clear" w:color="auto" w:fill="FFFFFF"/>
+        </w:rPr>
+        <w:t xml:space="preserve"> </w:t>
+      </w:r>
+      <w:proofErr w:type="spellStart"/>
+      <w:r>
+        <w:rPr>
+          <w:rFonts w:cs="Calibri"/>
+          <w:color w:val="000000"/>
+          <w:shd w:val="clear" w:color="auto" w:fill="FFFFFF"/>
+        </w:rPr>
+        <w:t>tempor</w:t>
+      </w:r>
+      <w:proofErr w:type="spellEnd"/>
+      <w:r>
+        <w:rPr>
+          <w:rFonts w:cs="Calibri"/>
+          <w:color w:val="000000"/>
+          <w:shd w:val="clear" w:color="auto" w:fill="FFFFFF"/>
+        </w:rPr>
+        <w:t xml:space="preserve"> </w:t>
+      </w:r>
+      <w:proofErr w:type="spellStart"/>
+      <w:r>
+        <w:rPr>
+          <w:rFonts w:cs="Calibri"/>
+          <w:color w:val="000000"/>
+          <w:shd w:val="clear" w:color="auto" w:fill="FFFFFF"/>
+        </w:rPr>
+        <w:t>incididunt</w:t>
+      </w:r>
+      <w:proofErr w:type="spellEnd"/>
+      <w:r>
+        <w:rPr>
+          <w:rFonts w:cs="Calibri"/>
+          <w:color w:val="000000"/>
+          <w:shd w:val="clear" w:color="auto" w:fill="FFFFFF"/>
+        </w:rPr>
+        <w:t xml:space="preserve"> </w:t>
+      </w:r>
+      <w:proofErr w:type="spellStart"/>
+      <w:r>
+        <w:rPr>
+          <w:rFonts w:cs="Calibri"/>
+          <w:color w:val="000000"/>
+          <w:shd w:val="clear" w:color="auto" w:fill="FFFFFF"/>
+        </w:rPr>
+        <w:t>ut</w:t>
+      </w:r>
+      <w:proofErr w:type="spellEnd"/>
+      <w:r>
+        <w:rPr>
+          <w:rFonts w:cs="Calibri"/>
+          <w:color w:val="000000"/>
+          <w:shd w:val="clear" w:color="auto" w:fill="FFFFFF"/>
+        </w:rPr>
+        <w:t xml:space="preserve"> labore et dolore magna </w:t>
+      </w:r>
+      <w:proofErr w:type="spellStart"/>
+      <w:r>
+        <w:rPr>
+          <w:rFonts w:cs="Calibri"/>
+          <w:color w:val="000000"/>
+          <w:shd w:val="clear" w:color="auto" w:fill="FFFFFF"/>
+        </w:rPr>
+        <w:t>aliqua</w:t>
+      </w:r>
+      <w:proofErr w:type="spellEnd"/>
+      <w:r>
+        <w:rPr>
+          <w:rFonts w:cs="Calibri"/>
+          <w:color w:val="000000"/>
+          <w:shd w:val="clear" w:color="auto" w:fill="FFFFFF"/>
+        </w:rPr>
+        <w:t xml:space="preserve">. Ut </w:t>
+      </w:r>
+      <w:proofErr w:type="spellStart"/>
+      <w:r>
+        <w:rPr>
+          <w:rFonts w:cs="Calibri"/>
+          <w:color w:val="000000"/>
+          <w:shd w:val="clear" w:color="auto" w:fill="FFFFFF"/>
+        </w:rPr>
+        <w:t>enim</w:t>
+      </w:r>
+      <w:proofErr w:type="spellEnd"/>
+      <w:r>
+        <w:rPr>
+          <w:rFonts w:cs="Calibri"/>
+          <w:color w:val="000000"/>
+          <w:shd w:val="clear" w:color="auto" w:fill="FFFFFF"/>
+        </w:rPr>
+        <w:t xml:space="preserve"> ad minim </w:t>
+      </w:r>
+      <w:proofErr w:type="spellStart"/>
+      <w:r>
+        <w:rPr>
+          <w:rFonts w:cs="Calibri"/>
+          <w:color w:val="000000"/>
+          <w:shd w:val="clear" w:color="auto" w:fill="FFFFFF"/>
+        </w:rPr>
+        <w:t>veniam</w:t>
+      </w:r>
+      <w:proofErr w:type="spellEnd"/>
+      <w:r>
+        <w:rPr>
+          <w:rFonts w:cs="Calibri"/>
+          <w:color w:val="000000"/>
+          <w:shd w:val="clear" w:color="auto" w:fill="FFFFFF"/>
+        </w:rPr>
+        <w:t xml:space="preserve">, quis </w:t>
+      </w:r>
+      <w:proofErr w:type="spellStart"/>
+      <w:r>
+        <w:rPr>
+          <w:rFonts w:cs="Calibri"/>
+          <w:color w:val="000000"/>
+          <w:shd w:val="clear" w:color="auto" w:fill="FFFFFF"/>
+        </w:rPr>
+        <w:t>nostrud</w:t>
+      </w:r>
+      <w:proofErr w:type="spellEnd"/>
+      <w:r>
+        <w:rPr>
+          <w:rFonts w:cs="Calibri"/>
+          <w:color w:val="000000"/>
+          <w:shd w:val="clear" w:color="auto" w:fill="FFFFFF"/>
+        </w:rPr>
+        <w:t xml:space="preserve"> exercitation </w:t>
+      </w:r>
+      <w:proofErr w:type="spellStart"/>
+      <w:r>
+        <w:rPr>
+          <w:rFonts w:cs="Calibri"/>
+          <w:color w:val="000000"/>
+          <w:shd w:val="clear" w:color="auto" w:fill="FFFFFF"/>
+        </w:rPr>
+        <w:t>ullamco</w:t>
+      </w:r>
+      <w:proofErr w:type="spellEnd"/>
+      <w:r>
+        <w:rPr>
+          <w:rFonts w:cs="Calibri"/>
+          <w:color w:val="000000"/>
+          <w:shd w:val="clear" w:color="auto" w:fill="FFFFFF"/>
+        </w:rPr>
+        <w:t xml:space="preserve"> </w:t>
+      </w:r>
+      <w:proofErr w:type="spellStart"/>
+      <w:r>
+        <w:rPr>
+          <w:rFonts w:cs="Calibri"/>
+          <w:color w:val="000000"/>
+          <w:shd w:val="clear" w:color="auto" w:fill="FFFFFF"/>
+        </w:rPr>
+        <w:t>laboris</w:t>
+      </w:r>
+      <w:proofErr w:type="spellEnd"/>
+      <w:r>
+        <w:rPr>
+          <w:rFonts w:cs="Calibri"/>
+          <w:color w:val="000000"/>
+          <w:shd w:val="clear" w:color="auto" w:fill="FFFFFF"/>
+        </w:rPr>
+        <w:t xml:space="preserve"> nisi </w:t>
+      </w:r>
+      <w:proofErr w:type="spellStart"/>
+      <w:r>
+        <w:rPr>
+          <w:rFonts w:cs="Calibri"/>
+          <w:color w:val="000000"/>
+          <w:shd w:val="clear" w:color="auto" w:fill="FFFFFF"/>
+        </w:rPr>
+        <w:t>ut</w:t>
+      </w:r>
+      <w:proofErr w:type="spellEnd"/>
+      <w:r>
+        <w:rPr>
+          <w:rFonts w:cs="Calibri"/>
+          <w:color w:val="000000"/>
+          <w:shd w:val="clear" w:color="auto" w:fill="FFFFFF"/>
+        </w:rPr>
+        <w:t xml:space="preserve"> </w:t>
+      </w:r>
+      <w:proofErr w:type="spellStart"/>
+      <w:r>
+        <w:rPr>
+          <w:rFonts w:cs="Calibri"/>
+          <w:color w:val="000000"/>
+          <w:shd w:val="clear" w:color="auto" w:fill="FFFFFF"/>
+        </w:rPr>
+        <w:t>aliquip</w:t>
+      </w:r>
+      <w:proofErr w:type="spellEnd"/>
+      <w:r>
+        <w:rPr>
+          <w:rFonts w:cs="Calibri"/>
+          <w:color w:val="000000"/>
+          <w:shd w:val="clear" w:color="auto" w:fill="FFFFFF"/>
+        </w:rPr>
+        <w:t xml:space="preserve"> ex </w:t>
+      </w:r>
+      <w:proofErr w:type="spellStart"/>
+      <w:r>
+        <w:rPr>
+          <w:rFonts w:cs="Calibri"/>
+          <w:color w:val="000000"/>
+          <w:shd w:val="clear" w:color="auto" w:fill="FFFFFF"/>
+        </w:rPr>
+        <w:t>ea</w:t>
+      </w:r>
+      <w:proofErr w:type="spellEnd"/>
+      <w:r>
+        <w:rPr>
+          <w:rFonts w:cs="Calibri"/>
+          <w:color w:val="000000"/>
+          <w:shd w:val="clear" w:color="auto" w:fill="FFFFFF"/>
+        </w:rPr>
+        <w:t xml:space="preserve"> </w:t>
+      </w:r>
+      <w:proofErr w:type="spellStart"/>
+      <w:r>
+        <w:rPr>
+          <w:rFonts w:cs="Calibri"/>
+          <w:color w:val="000000"/>
+          <w:shd w:val="clear" w:color="auto" w:fill="FFFFFF"/>
+        </w:rPr>
+        <w:t>commodo</w:t>
+      </w:r>
+      <w:proofErr w:type="spellEnd"/>
+      <w:r>
+        <w:rPr>
+          <w:rFonts w:cs="Calibri"/>
+          <w:color w:val="000000"/>
+          <w:shd w:val="clear" w:color="auto" w:fill="FFFFFF"/>
+        </w:rPr>
+        <w:t xml:space="preserve"> </w:t>
+      </w:r>
+      <w:proofErr w:type="spellStart"/>
+      <w:r>
+        <w:rPr>
+          <w:rFonts w:cs="Calibri"/>
+          <w:color w:val="000000"/>
+          <w:shd w:val="clear" w:color="auto" w:fill="FFFFFF"/>
+        </w:rPr>
+        <w:t>consequat</w:t>
+      </w:r>
+      <w:proofErr w:type="spellEnd"/>
+      <w:r>
+        <w:rPr>
+          <w:rFonts w:cs="Calibri"/>
+          <w:color w:val="000000"/>
+          <w:shd w:val="clear" w:color="auto" w:fill="FFFFFF"/>
+        </w:rPr>
+        <w:t xml:space="preserve">. Duis </w:t>
+      </w:r>
+      <w:proofErr w:type="spellStart"/>
+      <w:r>
+        <w:rPr>
+          <w:rFonts w:cs="Calibri"/>
+          <w:color w:val="000000"/>
+          <w:shd w:val="clear" w:color="auto" w:fill="FFFFFF"/>
+        </w:rPr>
+        <w:t>aute</w:t>
+      </w:r>
+      <w:proofErr w:type="spellEnd"/>
+      <w:r>
+        <w:rPr>
+          <w:rFonts w:cs="Calibri"/>
+          <w:color w:val="000000"/>
+          <w:shd w:val="clear" w:color="auto" w:fill="FFFFFF"/>
+        </w:rPr>
+        <w:t xml:space="preserve"> </w:t>
+      </w:r>
+      <w:proofErr w:type="spellStart"/>
+      <w:r>
+        <w:rPr>
+          <w:rFonts w:cs="Calibri"/>
+          <w:color w:val="000000"/>
+          <w:shd w:val="clear" w:color="auto" w:fill="FFFFFF"/>
+        </w:rPr>
+        <w:t>irure</w:t>
+      </w:r>
+      <w:proofErr w:type="spellEnd"/>
+      <w:r>
+        <w:rPr>
+          <w:rFonts w:cs="Calibri"/>
+          <w:color w:val="000000"/>
+          <w:shd w:val="clear" w:color="auto" w:fill="FFFFFF"/>
+        </w:rPr>
+        <w:t xml:space="preserve"> </w:t>
+      </w:r>
+      <w:proofErr w:type="spellStart"/>
+      <w:r>
+        <w:rPr>
+          <w:rFonts w:cs="Calibri"/>
+          <w:color w:val="000000"/>
+          <w:shd w:val="clear" w:color="auto" w:fill="FFFFFF"/>
+        </w:rPr>
+        <w:t>dolor</w:t>
+      </w:r>
+      <w:proofErr w:type="spellEnd"/>
+      <w:r>
+        <w:rPr>
+          <w:rFonts w:cs="Calibri"/>
+          <w:color w:val="000000"/>
+          <w:shd w:val="clear" w:color="auto" w:fill="FFFFFF"/>
+        </w:rPr>
+        <w:t xml:space="preserve"> in </w:t>
+      </w:r>
+      <w:proofErr w:type="spellStart"/>
+      <w:r>
+        <w:rPr>
+          <w:rFonts w:cs="Calibri"/>
+          <w:color w:val="000000"/>
+          <w:shd w:val="clear" w:color="auto" w:fill="FFFFFF"/>
+        </w:rPr>
+        <w:t>reprehenderit</w:t>
+      </w:r>
+      <w:proofErr w:type="spellEnd"/>
+      <w:r>
+        <w:rPr>
+          <w:rFonts w:cs="Calibri"/>
+          <w:color w:val="000000"/>
+          <w:shd w:val="clear" w:color="auto" w:fill="FFFFFF"/>
+        </w:rPr>
+        <w:t xml:space="preserve"> in </w:t>
+      </w:r>
+      <w:proofErr w:type="spellStart"/>
+      <w:r>
+        <w:rPr>
+          <w:rFonts w:cs="Calibri"/>
+          <w:color w:val="000000"/>
+          <w:shd w:val="clear" w:color="auto" w:fill="FFFFFF"/>
+        </w:rPr>
+        <w:t>voluptate</w:t>
+      </w:r>
+      <w:proofErr w:type="spellEnd"/>
+      <w:r>
+        <w:rPr>
+          <w:rFonts w:cs="Calibri"/>
+          <w:color w:val="000000"/>
+          <w:shd w:val="clear" w:color="auto" w:fill="FFFFFF"/>
+        </w:rPr>
+        <w:t xml:space="preserve"> </w:t>
+      </w:r>
+      <w:proofErr w:type="spellStart"/>
+      <w:r>
+        <w:rPr>
+          <w:rFonts w:cs="Calibri"/>
+          <w:color w:val="000000"/>
+          <w:shd w:val="clear" w:color="auto" w:fill="FFFFFF"/>
+        </w:rPr>
+        <w:t>velit</w:t>
+      </w:r>
+      <w:proofErr w:type="spellEnd"/>
+      <w:r>
+        <w:rPr>
+          <w:rFonts w:cs="Calibri"/>
+          <w:color w:val="000000"/>
+          <w:shd w:val="clear" w:color="auto" w:fill="FFFFFF"/>
+        </w:rPr>
+        <w:t xml:space="preserve"> esse </w:t>
+      </w:r>
+      <w:proofErr w:type="spellStart"/>
+      <w:r>
+        <w:rPr>
+          <w:rFonts w:cs="Calibri"/>
+          <w:color w:val="000000"/>
+          <w:shd w:val="clear" w:color="auto" w:fill="FFFFFF"/>
+        </w:rPr>
+        <w:t>cillum</w:t>
+      </w:r>
+      <w:proofErr w:type="spellEnd"/>
+      <w:r>
+        <w:rPr>
+          <w:rFonts w:cs="Calibri"/>
+          <w:color w:val="000000"/>
+          <w:shd w:val="clear" w:color="auto" w:fill="FFFFFF"/>
+        </w:rPr>
+        <w:t xml:space="preserve"> dolore </w:t>
+      </w:r>
+      <w:proofErr w:type="spellStart"/>
+      <w:r>
+        <w:rPr>
+          <w:rFonts w:cs="Calibri"/>
+          <w:color w:val="000000"/>
+          <w:shd w:val="clear" w:color="auto" w:fill="FFFFFF"/>
+        </w:rPr>
+        <w:t>eu</w:t>
+      </w:r>
+      <w:proofErr w:type="spellEnd"/>
+      <w:r>
+        <w:rPr>
+          <w:rFonts w:cs="Calibri"/>
+          <w:color w:val="000000"/>
+          <w:shd w:val="clear" w:color="auto" w:fill="FFFFFF"/>
+        </w:rPr>
+        <w:t xml:space="preserve"> </w:t>
+      </w:r>
+      <w:proofErr w:type="spellStart"/>
+      <w:r>
+        <w:rPr>
+          <w:rFonts w:cs="Calibri"/>
+          <w:color w:val="000000"/>
+          <w:shd w:val="clear" w:color="auto" w:fill="FFFFFF"/>
+        </w:rPr>
+        <w:t>fugiat</w:t>
+      </w:r>
+      <w:proofErr w:type="spellEnd"/>
+      <w:r>
+        <w:rPr>
+          <w:rFonts w:cs="Calibri"/>
+          <w:color w:val="000000"/>
+          <w:shd w:val="clear" w:color="auto" w:fill="FFFFFF"/>
+        </w:rPr>
+        <w:t xml:space="preserve"> </w:t>
+      </w:r>
+      <w:proofErr w:type="spellStart"/>
+      <w:r>
+        <w:rPr>
+          <w:rFonts w:cs="Calibri"/>
+          <w:color w:val="000000"/>
+          <w:shd w:val="clear" w:color="auto" w:fill="FFFFFF"/>
+        </w:rPr>
+        <w:t>nulla</w:t>
+      </w:r>
+      <w:proofErr w:type="spellEnd"/>
+      <w:r>
+        <w:rPr>
+          <w:rFonts w:cs="Calibri"/>
+          <w:color w:val="000000"/>
+          <w:shd w:val="clear" w:color="auto" w:fill="FFFFFF"/>
+        </w:rPr>
+        <w:t xml:space="preserve"> </w:t>
+      </w:r>
+      <w:proofErr w:type="spellStart"/>
+      <w:r>
+        <w:rPr>
+          <w:rFonts w:cs="Calibri"/>
+          <w:color w:val="000000"/>
+          <w:shd w:val="clear" w:color="auto" w:fill="FFFFFF"/>
+        </w:rPr>
+        <w:t>pariatur</w:t>
+      </w:r>
+      <w:proofErr w:type="spellEnd"/>
+      <w:r>
+        <w:rPr>
+          <w:rFonts w:cs="Calibri"/>
+          <w:color w:val="000000"/>
+          <w:shd w:val="clear" w:color="auto" w:fill="FFFFFF"/>
+        </w:rPr>
+        <w:t xml:space="preserve">. </w:t>
+      </w:r>
+      <w:proofErr w:type="spellStart"/>
+      <w:r>
+        <w:rPr>
+          <w:rFonts w:cs="Calibri"/>
+          <w:color w:val="000000"/>
+          <w:shd w:val="clear" w:color="auto" w:fill="FFFFFF"/>
+        </w:rPr>
+        <w:t>Excepteur</w:t>
+      </w:r>
+      <w:proofErr w:type="spellEnd"/>
+      <w:r>
+        <w:rPr>
+          <w:rFonts w:cs="Calibri"/>
+          <w:color w:val="000000"/>
+          <w:shd w:val="clear" w:color="auto" w:fill="FFFFFF"/>
+        </w:rPr>
+        <w:t xml:space="preserve"> </w:t>
+      </w:r>
+      <w:proofErr w:type="spellStart"/>
+      <w:r>
+        <w:rPr>
+          <w:rFonts w:cs="Calibri"/>
+          <w:color w:val="000000"/>
+          <w:shd w:val="clear" w:color="auto" w:fill="FFFFFF"/>
+        </w:rPr>
+        <w:t>sint</w:t>
+      </w:r>
+      <w:proofErr w:type="spellEnd"/>
+      <w:r>
+        <w:rPr>
+          <w:rFonts w:cs="Calibri"/>
+          <w:color w:val="000000"/>
+          <w:shd w:val="clear" w:color="auto" w:fill="FFFFFF"/>
+        </w:rPr>
+        <w:t xml:space="preserve"> </w:t>
+      </w:r>
+      <w:proofErr w:type="spellStart"/>
+      <w:r>
+        <w:rPr>
+          <w:rFonts w:cs="Calibri"/>
+          <w:color w:val="000000"/>
+          <w:shd w:val="clear" w:color="auto" w:fill="FFFFFF"/>
+        </w:rPr>
+        <w:t>occaecat</w:t>
+      </w:r>
+      <w:proofErr w:type="spellEnd"/>
+      <w:r>
+        <w:rPr>
+          <w:rFonts w:cs="Calibri"/>
+          <w:color w:val="000000"/>
+          <w:shd w:val="clear" w:color="auto" w:fill="FFFFFF"/>
+        </w:rPr>
+        <w:t xml:space="preserve"> </w:t>
+      </w:r>
+      <w:proofErr w:type="spellStart"/>
+      <w:r>
+        <w:rPr>
+          <w:rFonts w:cs="Calibri"/>
+          <w:color w:val="000000"/>
+          <w:shd w:val="clear" w:color="auto" w:fill="FFFFFF"/>
+        </w:rPr>
+        <w:t>cupidatat</w:t>
+      </w:r>
+      <w:proofErr w:type="spellEnd"/>
+      <w:r>
+        <w:rPr>
+          <w:rFonts w:cs="Calibri"/>
+          <w:color w:val="000000"/>
+          <w:shd w:val="clear" w:color="auto" w:fill="FFFFFF"/>
+        </w:rPr>
+        <w:t xml:space="preserve"> non </w:t>
+      </w:r>
+      <w:proofErr w:type="spellStart"/>
+      <w:r>
+        <w:rPr>
+          <w:rFonts w:cs="Calibri"/>
+          <w:color w:val="000000"/>
+          <w:shd w:val="clear" w:color="auto" w:fill="FFFFFF"/>
+        </w:rPr>
+        <w:t>proident</w:t>
+      </w:r>
+      <w:proofErr w:type="spellEnd"/>
+      <w:r>
+        <w:rPr>
+          <w:rFonts w:cs="Calibri"/>
+          <w:color w:val="000000"/>
+          <w:shd w:val="clear" w:color="auto" w:fill="FFFFFF"/>
+        </w:rPr>
+        <w:t xml:space="preserve">, sunt in culpa qui </w:t>
+      </w:r>
+      <w:proofErr w:type="spellStart"/>
+      <w:r>
+        <w:rPr>
+          <w:rFonts w:cs="Calibri"/>
+          <w:color w:val="000000"/>
+          <w:shd w:val="clear" w:color="auto" w:fill="FFFFFF"/>
+        </w:rPr>
+        <w:t>officia</w:t>
+      </w:r>
+      <w:proofErr w:type="spellEnd"/>
+      <w:r>
+        <w:rPr>
+          <w:rFonts w:cs="Calibri"/>
+          <w:color w:val="000000"/>
+          <w:shd w:val="clear" w:color="auto" w:fill="FFFFFF"/>
+        </w:rPr>
+        <w:t xml:space="preserve"> </w:t>
+      </w:r>
+      <w:proofErr w:type="spellStart"/>
+      <w:r>
+        <w:rPr>
+          <w:rFonts w:cs="Calibri"/>
+          <w:color w:val="000000"/>
+          <w:shd w:val="clear" w:color="auto" w:fill="FFFFFF"/>
+        </w:rPr>
+        <w:t>deserunt</w:t>
+      </w:r>
+      <w:proofErr w:type="spellEnd"/>
+      <w:r>
+        <w:rPr>
+          <w:rFonts w:cs="Calibri"/>
+          <w:color w:val="000000"/>
+          <w:shd w:val="clear" w:color="auto" w:fill="FFFFFF"/>
+        </w:rPr>
+        <w:t xml:space="preserve"> </w:t>
+      </w:r>
+      <w:proofErr w:type="spellStart"/>
+      <w:r>
+        <w:rPr>
+          <w:rFonts w:cs="Calibri"/>
+          <w:color w:val="000000"/>
+          <w:shd w:val="clear" w:color="auto" w:fill="FFFFFF"/>
+        </w:rPr>
+        <w:t>mollit</w:t>
+      </w:r>
+      <w:proofErr w:type="spellEnd"/>
+      <w:r>
+        <w:rPr>
+          <w:rFonts w:cs="Calibri"/>
+          <w:color w:val="000000"/>
+          <w:shd w:val="clear" w:color="auto" w:fill="FFFFFF"/>
+        </w:rPr>
+        <w:t xml:space="preserve"> </w:t>
+      </w:r>
+      <w:proofErr w:type="spellStart"/>
+      <w:r>
+        <w:rPr>
+          <w:rFonts w:cs="Calibri"/>
+          <w:color w:val="000000"/>
+          <w:shd w:val="clear" w:color="auto" w:fill="FFFFFF"/>
+        </w:rPr>
+        <w:t>anim</w:t>
+      </w:r>
+      <w:proofErr w:type="spellEnd"/>
+      <w:r>
+        <w:rPr>
+          <w:rFonts w:cs="Calibri"/>
+          <w:color w:val="000000"/>
+          <w:shd w:val="clear" w:color="auto" w:fill="FFFFFF"/>
+        </w:rPr>
+        <w:t xml:space="preserve"> id est </w:t>
+      </w:r>
+      <w:proofErr w:type="spellStart"/>
+      <w:r>
+        <w:rPr>
+          <w:rFonts w:cs="Calibri"/>
+          <w:color w:val="000000"/>
+          <w:shd w:val="clear" w:color="auto" w:fill="FFFFFF"/>
+        </w:rPr>
+        <w:t>laborum</w:t>
+      </w:r>
+      <w:proofErr w:type="spellEnd"/>
     </w:p>
     <w:p>
       <w:pPr>
@@ -736,6 +5591,7 @@
         <w:pStyle w:val="Heading1"/>
       </w:pPr>
       <w:r>
+        <w:lastRenderedPageBreak/>
         <w:t xml:space="preserve">Section </w:t>
       </w:r>
       <w:r>
@@ -756,7 +5612,25 @@
           <w:color w:val="000000"/>
           <w:shd w:val="clear" w:color="auto" w:fill="FFFFFF"/>
         </w:rPr>
-        <w:t xml:space="preserve">Lorem ipsum dolor </w:t>
+        <w:t xml:space="preserve">Lorem ipsum </w:t>
+      </w:r>
+      <w:proofErr w:type="spellStart"/>
+      <w:r>
+        <w:rPr>
+          <w:rFonts w:cs="Calibri"/>
+          <w:color w:val="000000"/>
+          <w:shd w:val="clear" w:color="auto" w:fill="FFFFFF"/>
+        </w:rPr>
+        <w:t>dolor</w:t>
+      </w:r>
+      <w:proofErr w:type="spellEnd"/>
+      <w:r>
+        <w:rPr>
+          <w:rFonts w:cs="Calibri"/>
+          <w:color w:val="000000"/>
+          <w:shd w:val="clear" w:color="auto" w:fill="FFFFFF"/>
+        </w:rPr>
+        <w:t xml:space="preserve"> </w:t>
       </w:r>
       <w:proofErr w:type="gramStart"/>
       <w:r>
@@ -774,7 +5648,745 @@
           <w:color w:val="000000"/>
           <w:shd w:val="clear" w:color="auto" w:fill="FFFFFF"/>
         </w:rPr>
-        <w:t xml:space="preserve"> amet, consectetur adipiscing elit, sed do eiusmod tempor incididunt ut labore et dolore magna aliqua. Ut enim ad minim veniam, quis nostrud exercitation ullamco laboris nisi ut aliquip ex ea commodo consequat. Duis aute irure dolor in reprehenderit in voluptate velit esse cillum dolore eu fugiat nulla pariatur. Excepteur sint occaecat cupidatat non proident, sunt in culpa qui officia deserunt mollit anim id est laborum.</w:t>
+        <w:t xml:space="preserve"> </w:t>
+      </w:r>
+      <w:proofErr w:type="spellStart"/>
+      <w:r>
+        <w:rPr>
+          <w:rFonts w:cs="Calibri"/>
+          <w:color w:val="000000"/>
+          <w:shd w:val="clear" w:color="auto" w:fill="FFFFFF"/>
+        </w:rPr>
+        <w:t>amet</w:t>
+      </w:r>
+      <w:proofErr w:type="spellEnd"/>
+      <w:r>
+        <w:rPr>
+          <w:rFonts w:cs="Calibri"/>
+          <w:color w:val="000000"/>
+          <w:shd w:val="clear" w:color="auto" w:fill="FFFFFF"/>
+        </w:rPr>
+        <w:t xml:space="preserve">, </w:t>
+      </w:r>
+      <w:proofErr w:type="spellStart"/>
+      <w:r>
+        <w:rPr>
+          <w:rFonts w:cs="Calibri"/>
+          <w:color w:val="000000"/>
+          <w:shd w:val="clear" w:color="auto" w:fill="FFFFFF"/>
+        </w:rPr>
+        <w:t>consectetur</w:t>
+      </w:r>
+      <w:proofErr w:type="spellEnd"/>
+      <w:r>
+        <w:rPr>
+          <w:rFonts w:cs="Calibri"/>
+          <w:color w:val="000000"/>
+          <w:shd w:val="clear" w:color="auto" w:fill="FFFFFF"/>
+        </w:rPr>
+        <w:t xml:space="preserve"> </w:t>
+      </w:r>
+      <w:proofErr w:type="spellStart"/>
+      <w:r>
+        <w:rPr>
+          <w:rFonts w:cs="Calibri"/>
+          <w:color w:val="000000"/>
+          <w:shd w:val="clear" w:color="auto" w:fill="FFFFFF"/>
+        </w:rPr>
+        <w:t>adipiscing</w:t>
+      </w:r>
+      <w:proofErr w:type="spellEnd"/>
+      <w:r>
+        <w:rPr>
+          <w:rFonts w:cs="Calibri"/>
+          <w:color w:val="000000"/>
+          <w:shd w:val="clear" w:color="auto" w:fill="FFFFFF"/>
+        </w:rPr>
+        <w:t xml:space="preserve"> </w:t>
+      </w:r>
+      <w:proofErr w:type="spellStart"/>
+      <w:r>
+        <w:rPr>
+          <w:rFonts w:cs="Calibri"/>
+          <w:color w:val="000000"/>
+          <w:shd w:val="clear" w:color="auto" w:fill="FFFFFF"/>
+        </w:rPr>
+        <w:t>elit</w:t>
+      </w:r>
+      <w:proofErr w:type="spellEnd"/>
+      <w:r>
+        <w:rPr>
+          <w:rFonts w:cs="Calibri"/>
+          <w:color w:val="000000"/>
+          <w:shd w:val="clear" w:color="auto" w:fill="FFFFFF"/>
+        </w:rPr>
+        <w:t xml:space="preserve">, </w:t>
+      </w:r>
+      <w:proofErr w:type="spellStart"/>
+      <w:r>
+        <w:rPr>
+          <w:rFonts w:cs="Calibri"/>
+          <w:color w:val="000000"/>
+          <w:shd w:val="clear" w:color="auto" w:fill="FFFFFF"/>
+        </w:rPr>
+        <w:t>sed</w:t>
+      </w:r>
+      <w:proofErr w:type="spellEnd"/>
+      <w:r>
+        <w:rPr>
+          <w:rFonts w:cs="Calibri"/>
+          <w:color w:val="000000"/>
+          <w:shd w:val="clear" w:color="auto" w:fill="FFFFFF"/>
+        </w:rPr>
+        <w:t xml:space="preserve"> do </w:t>
+      </w:r>
+      <w:proofErr w:type="spellStart"/>
+      <w:r>
+        <w:rPr>
+          <w:rFonts w:cs="Calibri"/>
+          <w:color w:val="000000"/>
+          <w:shd w:val="clear" w:color="auto" w:fill="FFFFFF"/>
+        </w:rPr>
+        <w:t>eiusmod</w:t>
+      </w:r>
+      <w:proofErr w:type="spellEnd"/>
+      <w:r>
+        <w:rPr>
+          <w:rFonts w:cs="Calibri"/>
+          <w:color w:val="000000"/>
+          <w:shd w:val="clear" w:color="auto" w:fill="FFFFFF"/>
+        </w:rPr>
+        <w:t xml:space="preserve"> </w:t>
+      </w:r>
+      <w:proofErr w:type="spellStart"/>
+      <w:r>
+        <w:rPr>
+          <w:rFonts w:cs="Calibri"/>
+          <w:color w:val="000000"/>
+          <w:shd w:val="clear" w:color="auto" w:fill="FFFFFF"/>
+        </w:rPr>
+        <w:t>tempor</w:t>
+      </w:r>
+      <w:proofErr w:type="spellEnd"/>
+      <w:r>
+        <w:rPr>
+          <w:rFonts w:cs="Calibri"/>
+          <w:color w:val="000000"/>
+          <w:shd w:val="clear" w:color="auto" w:fill="FFFFFF"/>
+        </w:rPr>
+        <w:t xml:space="preserve"> </w:t>
+      </w:r>
+      <w:proofErr w:type="spellStart"/>
+      <w:r>
+        <w:rPr>
+          <w:rFonts w:cs="Calibri"/>
+          <w:color w:val="000000"/>
+          <w:shd w:val="clear" w:color="auto" w:fill="FFFFFF"/>
+        </w:rPr>
+        <w:t>incididunt</w:t>
+      </w:r>
+      <w:proofErr w:type="spellEnd"/>
+      <w:r>
+        <w:rPr>
+          <w:rFonts w:cs="Calibri"/>
+          <w:color w:val="000000"/>
+          <w:shd w:val="clear" w:color="auto" w:fill="FFFFFF"/>
+        </w:rPr>
+        <w:t xml:space="preserve"> </w:t>
+      </w:r>
+      <w:proofErr w:type="spellStart"/>
+      <w:r>
+        <w:rPr>
+          <w:rFonts w:cs="Calibri"/>
+          <w:color w:val="000000"/>
+          <w:shd w:val="clear" w:color="auto" w:fill="FFFFFF"/>
+        </w:rPr>
+        <w:t>ut</w:t>
+      </w:r>
+      <w:proofErr w:type="spellEnd"/>
+      <w:r>
+        <w:rPr>
+          <w:rFonts w:cs="Calibri"/>
+          <w:color w:val="000000"/>
+          <w:shd w:val="clear" w:color="auto" w:fill="FFFFFF"/>
+        </w:rPr>
+        <w:t xml:space="preserve"> labore et dolore magna </w:t>
+      </w:r>
+      <w:proofErr w:type="spellStart"/>
+      <w:r>
+        <w:rPr>
+          <w:rFonts w:cs="Calibri"/>
+          <w:color w:val="000000"/>
+          <w:shd w:val="clear" w:color="auto" w:fill="FFFFFF"/>
+        </w:rPr>
+        <w:t>aliqua</w:t>
+      </w:r>
+      <w:proofErr w:type="spellEnd"/>
+      <w:r>
+        <w:rPr>
+          <w:rFonts w:cs="Calibri"/>
+          <w:color w:val="000000"/>
+          <w:shd w:val="clear" w:color="auto" w:fill="FFFFFF"/>
+        </w:rPr>
+        <w:t xml:space="preserve">. Ut </w:t>
+      </w:r>
+      <w:proofErr w:type="spellStart"/>
+      <w:r>
+        <w:rPr>
+          <w:rFonts w:cs="Calibri"/>
+          <w:color w:val="000000"/>
+          <w:shd w:val="clear" w:color="auto" w:fill="FFFFFF"/>
+        </w:rPr>
+        <w:t>enim</w:t>
+      </w:r>
+      <w:proofErr w:type="spellEnd"/>
+      <w:r>
+        <w:rPr>
+          <w:rFonts w:cs="Calibri"/>
+          <w:color w:val="000000"/>
+          <w:shd w:val="clear" w:color="auto" w:fill="FFFFFF"/>
+        </w:rPr>
+        <w:t xml:space="preserve"> ad minim </w:t>
+      </w:r>
+      <w:proofErr w:type="spellStart"/>
+      <w:r>
+        <w:rPr>
+          <w:rFonts w:cs="Calibri"/>
+          <w:color w:val="000000"/>
+          <w:shd w:val="clear" w:color="auto" w:fill="FFFFFF"/>
+        </w:rPr>
+        <w:t>veniam</w:t>
+      </w:r>
+      <w:proofErr w:type="spellEnd"/>
+      <w:r>
+        <w:rPr>
+          <w:rFonts w:cs="Calibri"/>
+          <w:color w:val="000000"/>
+          <w:shd w:val="clear" w:color="auto" w:fill="FFFFFF"/>
+        </w:rPr>
+        <w:t xml:space="preserve">, quis </w:t>
+      </w:r>
+      <w:proofErr w:type="spellStart"/>
+      <w:r>
+        <w:rPr>
+          <w:rFonts w:cs="Calibri"/>
+          <w:color w:val="000000"/>
+          <w:shd w:val="clear" w:color="auto" w:fill="FFFFFF"/>
+        </w:rPr>
+        <w:t>nostrud</w:t>
+      </w:r>
+      <w:proofErr w:type="spellEnd"/>
+      <w:r>
+        <w:rPr>
+          <w:rFonts w:cs="Calibri"/>
+          <w:color w:val="000000"/>
+          <w:shd w:val="clear" w:color="auto" w:fill="FFFFFF"/>
+        </w:rPr>
+        <w:t xml:space="preserve"> exercitation </w:t>
+      </w:r>
+      <w:proofErr w:type="spellStart"/>
+      <w:r>
+        <w:rPr>
+          <w:rFonts w:cs="Calibri"/>
+          <w:color w:val="000000"/>
+          <w:shd w:val="clear" w:color="auto" w:fill="FFFFFF"/>
+        </w:rPr>
+        <w:t>ullamco</w:t>
+      </w:r>
+      <w:proofErr w:type="spellEnd"/>
+      <w:r>
+        <w:rPr>
+          <w:rFonts w:cs="Calibri"/>
+          <w:color w:val="000000"/>
+          <w:shd w:val="clear" w:color="auto" w:fill="FFFFFF"/>
+        </w:rPr>
+        <w:t xml:space="preserve"> </w:t>
+      </w:r>
+      <w:proofErr w:type="spellStart"/>
+      <w:r>
+        <w:rPr>
+          <w:rFonts w:cs="Calibri"/>
+          <w:color w:val="000000"/>
+          <w:shd w:val="clear" w:color="auto" w:fill="FFFFFF"/>
+        </w:rPr>
+        <w:t>laboris</w:t>
+      </w:r>
+      <w:proofErr w:type="spellEnd"/>
+      <w:r>
+        <w:rPr>
+          <w:rFonts w:cs="Calibri"/>
+          <w:color w:val="000000"/>
+          <w:shd w:val="clear" w:color="auto" w:fill="FFFFFF"/>
+        </w:rPr>
+        <w:t xml:space="preserve"> nisi </w:t>
+      </w:r>
+      <w:proofErr w:type="spellStart"/>
+      <w:r>
+        <w:rPr>
+          <w:rFonts w:cs="Calibri"/>
+          <w:color w:val="000000"/>
+          <w:shd w:val="clear" w:color="auto" w:fill="FFFFFF"/>
+        </w:rPr>
+        <w:t>ut</w:t>
+      </w:r>
+      <w:proofErr w:type="spellEnd"/>
+      <w:r>
+        <w:rPr>
+          <w:rFonts w:cs="Calibri"/>
+          <w:color w:val="000000"/>
+          <w:shd w:val="clear" w:color="auto" w:fill="FFFFFF"/>
+        </w:rPr>
+        <w:t xml:space="preserve"> </w:t>
+      </w:r>
+      <w:proofErr w:type="spellStart"/>
+      <w:r>
+        <w:rPr>
+          <w:rFonts w:cs="Calibri"/>
+          <w:color w:val="000000"/>
+          <w:shd w:val="clear" w:color="auto" w:fill="FFFFFF"/>
+        </w:rPr>
+        <w:t>aliquip</w:t>
+      </w:r>
+      <w:proofErr w:type="spellEnd"/>
+      <w:r>
+        <w:rPr>
+          <w:rFonts w:cs="Calibri"/>
+          <w:color w:val="000000"/>
+          <w:shd w:val="clear" w:color="auto" w:fill="FFFFFF"/>
+        </w:rPr>
+        <w:t xml:space="preserve"> ex </w:t>
+      </w:r>
+      <w:proofErr w:type="spellStart"/>
+      <w:r>
+        <w:rPr>
+          <w:rFonts w:cs="Calibri"/>
+          <w:color w:val="000000"/>
+          <w:shd w:val="clear" w:color="auto" w:fill="FFFFFF"/>
+        </w:rPr>
+        <w:t>ea</w:t>
+      </w:r>
+      <w:proofErr w:type="spellEnd"/>
+      <w:r>
+        <w:rPr>
+          <w:rFonts w:cs="Calibri"/>
+          <w:color w:val="000000"/>
+          <w:shd w:val="clear" w:color="auto" w:fill="FFFFFF"/>
+        </w:rPr>
+        <w:t xml:space="preserve"> </w:t>
+      </w:r>
+      <w:proofErr w:type="spellStart"/>
+      <w:r>
+        <w:rPr>
+          <w:rFonts w:cs="Calibri"/>
+          <w:color w:val="000000"/>
+          <w:shd w:val="clear" w:color="auto" w:fill="FFFFFF"/>
+        </w:rPr>
+        <w:t>commodo</w:t>
+      </w:r>
+      <w:proofErr w:type="spellEnd"/>
+      <w:r>
+        <w:rPr>
+          <w:rFonts w:cs="Calibri"/>
+          <w:color w:val="000000"/>
+          <w:shd w:val="clear" w:color="auto" w:fill="FFFFFF"/>
+        </w:rPr>
+        <w:t xml:space="preserve"> </w:t>
+      </w:r>
+      <w:proofErr w:type="spellStart"/>
+      <w:r>
+        <w:rPr>
+          <w:rFonts w:cs="Calibri"/>
+          <w:color w:val="000000"/>
+          <w:shd w:val="clear" w:color="auto" w:fill="FFFFFF"/>
+        </w:rPr>
+        <w:t>consequat</w:t>
+      </w:r>
+      <w:proofErr w:type="spellEnd"/>
+      <w:r>
+        <w:rPr>
+          <w:rFonts w:cs="Calibri"/>
+          <w:color w:val="000000"/>
+          <w:shd w:val="clear" w:color="auto" w:fill="FFFFFF"/>
+        </w:rPr>
+        <w:t xml:space="preserve">. Duis </w:t>
+      </w:r>
+      <w:proofErr w:type="spellStart"/>
+      <w:r>
+        <w:rPr>
+          <w:rFonts w:cs="Calibri"/>
+          <w:color w:val="000000"/>
+          <w:shd w:val="clear" w:color="auto" w:fill="FFFFFF"/>
+        </w:rPr>
+        <w:t>aute</w:t>
+      </w:r>
+      <w:proofErr w:type="spellEnd"/>
+      <w:r>
+        <w:rPr>
+          <w:rFonts w:cs="Calibri"/>
+          <w:color w:val="000000"/>
+          <w:shd w:val="clear" w:color="auto" w:fill="FFFFFF"/>
+        </w:rPr>
+        <w:t xml:space="preserve"> </w:t>
+      </w:r>
+      <w:proofErr w:type="spellStart"/>
+      <w:r>
+        <w:rPr>
+          <w:rFonts w:cs="Calibri"/>
+          <w:color w:val="000000"/>
+          <w:shd w:val="clear" w:color="auto" w:fill="FFFFFF"/>
+        </w:rPr>
+        <w:t>irure</w:t>
+      </w:r>
+      <w:proofErr w:type="spellEnd"/>
+      <w:r>
+        <w:rPr>
+          <w:rFonts w:cs="Calibri"/>
+          <w:color w:val="000000"/>
+          <w:shd w:val="clear" w:color="auto" w:fill="FFFFFF"/>
+        </w:rPr>
+        <w:t xml:space="preserve"> </w:t>
+      </w:r>
+      <w:proofErr w:type="spellStart"/>
+      <w:r>
+        <w:rPr>
+          <w:rFonts w:cs="Calibri"/>
+          <w:color w:val="000000"/>
+          <w:shd w:val="clear" w:color="auto" w:fill="FFFFFF"/>
+        </w:rPr>
+        <w:t>dolor</w:t>
+      </w:r>
+      <w:proofErr w:type="spellEnd"/>
+      <w:r>
+        <w:rPr>
+          <w:rFonts w:cs="Calibri"/>
+          <w:color w:val="000000"/>
+          <w:shd w:val="clear" w:color="auto" w:fill="FFFFFF"/>
+        </w:rPr>
+        <w:t xml:space="preserve"> in </w:t>
+      </w:r>
+      <w:proofErr w:type="spellStart"/>
+      <w:r>
+        <w:rPr>
+          <w:rFonts w:cs="Calibri"/>
+          <w:color w:val="000000"/>
+          <w:shd w:val="clear" w:color="auto" w:fill="FFFFFF"/>
+        </w:rPr>
+        <w:t>reprehenderit</w:t>
+      </w:r>
+      <w:proofErr w:type="spellEnd"/>
+      <w:r>
+        <w:rPr>
+          <w:rFonts w:cs="Calibri"/>
+          <w:color w:val="000000"/>
+          <w:shd w:val="clear" w:color="auto" w:fill="FFFFFF"/>
+        </w:rPr>
+        <w:t xml:space="preserve"> in </w:t>
+      </w:r>
+      <w:proofErr w:type="spellStart"/>
+      <w:r>
+        <w:rPr>
+          <w:rFonts w:cs="Calibri"/>
+          <w:color w:val="000000"/>
+          <w:shd w:val="clear" w:color="auto" w:fill="FFFFFF"/>
+        </w:rPr>
+        <w:t>voluptate</w:t>
+      </w:r>
+      <w:proofErr w:type="spellEnd"/>
+      <w:r>
+        <w:rPr>
+          <w:rFonts w:cs="Calibri"/>
+          <w:color w:val="000000"/>
+          <w:shd w:val="clear" w:color="auto" w:fill="FFFFFF"/>
+        </w:rPr>
+        <w:t xml:space="preserve"> </w:t>
+      </w:r>
+      <w:proofErr w:type="spellStart"/>
+      <w:r>
+        <w:rPr>
+          <w:rFonts w:cs="Calibri"/>
+          <w:color w:val="000000"/>
+          <w:shd w:val="clear" w:color="auto" w:fill="FFFFFF"/>
+        </w:rPr>
+        <w:t>velit</w:t>
+      </w:r>
+      <w:proofErr w:type="spellEnd"/>
+      <w:r>
+        <w:rPr>
+          <w:rFonts w:cs="Calibri"/>
+          <w:color w:val="000000"/>
+          <w:shd w:val="clear" w:color="auto" w:fill="FFFFFF"/>
+        </w:rPr>
+        <w:t xml:space="preserve"> esse </w:t>
+      </w:r>
+      <w:proofErr w:type="spellStart"/>
+      <w:r>
+        <w:rPr>
+          <w:rFonts w:cs="Calibri"/>
+          <w:color w:val="000000"/>
+          <w:shd w:val="clear" w:color="auto" w:fill="FFFFFF"/>
+        </w:rPr>
+        <w:t>cillum</w:t>
+      </w:r>
+      <w:proofErr w:type="spellEnd"/>
+      <w:r>
+        <w:rPr>
+          <w:rFonts w:cs="Calibri"/>
+          <w:color w:val="000000"/>
+          <w:shd w:val="clear" w:color="auto" w:fill="FFFFFF"/>
+        </w:rPr>
+        <w:t xml:space="preserve"> dolore </w:t>
+      </w:r>
+      <w:proofErr w:type="spellStart"/>
+      <w:r>
+        <w:rPr>
+          <w:rFonts w:cs="Calibri"/>
+          <w:color w:val="000000"/>
+          <w:shd w:val="clear" w:color="auto" w:fill="FFFFFF"/>
+        </w:rPr>
+        <w:t>eu</w:t>
+      </w:r>
+      <w:proofErr w:type="spellEnd"/>
+      <w:r>
+        <w:rPr>
+          <w:rFonts w:cs="Calibri"/>
+          <w:color w:val="000000"/>
+          <w:shd w:val="clear" w:color="auto" w:fill="FFFFFF"/>
+        </w:rPr>
+        <w:t xml:space="preserve"> </w:t>
+      </w:r>
+      <w:proofErr w:type="spellStart"/>
+      <w:r>
+        <w:rPr>
+          <w:rFonts w:cs="Calibri"/>
+          <w:color w:val="000000"/>
+          <w:shd w:val="clear" w:color="auto" w:fill="FFFFFF"/>
+        </w:rPr>
+        <w:t>fugiat</w:t>
+      </w:r>
+      <w:proofErr w:type="spellEnd"/>
+      <w:r>
+        <w:rPr>
+          <w:rFonts w:cs="Calibri"/>
+          <w:color w:val="000000"/>
+          <w:shd w:val="clear" w:color="auto" w:fill="FFFFFF"/>
+        </w:rPr>
+        <w:t xml:space="preserve"> </w:t>
+      </w:r>
+      <w:proofErr w:type="spellStart"/>
+      <w:r>
+        <w:rPr>
+          <w:rFonts w:cs="Calibri"/>
+          <w:color w:val="000000"/>
+          <w:shd w:val="clear" w:color="auto" w:fill="FFFFFF"/>
+        </w:rPr>
+        <w:t>nulla</w:t>
+      </w:r>
+      <w:proofErr w:type="spellEnd"/>
+      <w:r>
+        <w:rPr>
+          <w:rFonts w:cs="Calibri"/>
+          <w:color w:val="000000"/>
+          <w:shd w:val="clear" w:color="auto" w:fill="FFFFFF"/>
+        </w:rPr>
+        <w:t xml:space="preserve"> </w:t>
+      </w:r>
+      <w:proofErr w:type="spellStart"/>
+      <w:r>
+        <w:rPr>
+          <w:rFonts w:cs="Calibri"/>
+          <w:color w:val="000000"/>
+          <w:shd w:val="clear" w:color="auto" w:fill="FFFFFF"/>
+        </w:rPr>
+        <w:t>pariatur</w:t>
+      </w:r>
+      <w:proofErr w:type="spellEnd"/>
+      <w:r>
+        <w:rPr>
+          <w:rFonts w:cs="Calibri"/>
+          <w:color w:val="000000"/>
+          <w:shd w:val="clear" w:color="auto" w:fill="FFFFFF"/>
+        </w:rPr>
+        <w:t xml:space="preserve">. </w:t>
+      </w:r>
+      <w:proofErr w:type="spellStart"/>
+      <w:r>
+        <w:rPr>
+          <w:rFonts w:cs="Calibri"/>
+          <w:color w:val="000000"/>
+          <w:shd w:val="clear" w:color="auto" w:fill="FFFFFF"/>
+        </w:rPr>
+        <w:t>Excepteur</w:t>
+      </w:r>
+      <w:proofErr w:type="spellEnd"/>
+      <w:r>
+        <w:rPr>
+          <w:rFonts w:cs="Calibri"/>
+          <w:color w:val="000000"/>
+          <w:shd w:val="clear" w:color="auto" w:fill="FFFFFF"/>
+        </w:rPr>
+        <w:t xml:space="preserve"> </w:t>
+      </w:r>
+      <w:proofErr w:type="spellStart"/>
+      <w:r>
+        <w:rPr>
+          <w:rFonts w:cs="Calibri"/>
+          <w:color w:val="000000"/>
+          <w:shd w:val="clear" w:color="auto" w:fill="FFFFFF"/>
+        </w:rPr>
+        <w:t>sint</w:t>
+      </w:r>
+      <w:proofErr w:type="spellEnd"/>
+      <w:r>
+        <w:rPr>
+          <w:rFonts w:cs="Calibri"/>
+          <w:color w:val="000000"/>
+          <w:shd w:val="clear" w:color="auto" w:fill="FFFFFF"/>
+        </w:rPr>
+        <w:t xml:space="preserve"> </w:t>
+      </w:r>
+      <w:proofErr w:type="spellStart"/>
+      <w:r>
+        <w:rPr>
+          <w:rFonts w:cs="Calibri"/>
+          <w:color w:val="000000"/>
+          <w:shd w:val="clear" w:color="auto" w:fill="FFFFFF"/>
+        </w:rPr>
+        <w:t>occaecat</w:t>
+      </w:r>
+      <w:proofErr w:type="spellEnd"/>
+      <w:r>
+        <w:rPr>
+          <w:rFonts w:cs="Calibri"/>
+          <w:color w:val="000000"/>
+          <w:shd w:val="clear" w:color="auto" w:fill="FFFFFF"/>
+        </w:rPr>
+        <w:t xml:space="preserve"> </w:t>
+      </w:r>
+      <w:proofErr w:type="spellStart"/>
+      <w:r>
+        <w:rPr>
+          <w:rFonts w:cs="Calibri"/>
+          <w:color w:val="000000"/>
+          <w:shd w:val="clear" w:color="auto" w:fill="FFFFFF"/>
+        </w:rPr>
+        <w:t>cupidatat</w:t>
+      </w:r>
+      <w:proofErr w:type="spellEnd"/>
+      <w:r>
+        <w:rPr>
+          <w:rFonts w:cs="Calibri"/>
+          <w:color w:val="000000"/>
+          <w:shd w:val="clear" w:color="auto" w:fill="FFFFFF"/>
+        </w:rPr>
+        <w:t xml:space="preserve"> non </w:t>
+      </w:r>
+      <w:proofErr w:type="spellStart"/>
+      <w:r>
+        <w:rPr>
+          <w:rFonts w:cs="Calibri"/>
+          <w:color w:val="000000"/>
+          <w:shd w:val="clear" w:color="auto" w:fill="FFFFFF"/>
+        </w:rPr>
+        <w:t>proident</w:t>
+      </w:r>
+      <w:proofErr w:type="spellEnd"/>
+      <w:r>
+        <w:rPr>
+          <w:rFonts w:cs="Calibri"/>
+          <w:color w:val="000000"/>
+          <w:shd w:val="clear" w:color="auto" w:fill="FFFFFF"/>
+        </w:rPr>
+        <w:t xml:space="preserve">, sunt in culpa qui </w:t>
+      </w:r>
+      <w:proofErr w:type="spellStart"/>
+      <w:r>
+        <w:rPr>
+          <w:rFonts w:cs="Calibri"/>
+          <w:color w:val="000000"/>
+          <w:shd w:val="clear" w:color="auto" w:fill="FFFFFF"/>
+        </w:rPr>
+        <w:t>officia</w:t>
+      </w:r>
+      <w:proofErr w:type="spellEnd"/>
+      <w:r>
+        <w:rPr>
+          <w:rFonts w:cs="Calibri"/>
+          <w:color w:val="000000"/>
+          <w:shd w:val="clear" w:color="auto" w:fill="FFFFFF"/>
+        </w:rPr>
+        <w:t xml:space="preserve"> </w:t>
+      </w:r>
+      <w:proofErr w:type="spellStart"/>
+      <w:r>
+        <w:rPr>
+          <w:rFonts w:cs="Calibri"/>
+          <w:color w:val="000000"/>
+          <w:shd w:val="clear" w:color="auto" w:fill="FFFFFF"/>
+        </w:rPr>
+        <w:t>deserunt</w:t>
+      </w:r>
+      <w:proofErr w:type="spellEnd"/>
+      <w:r>
+        <w:rPr>
+          <w:rFonts w:cs="Calibri"/>
+          <w:color w:val="000000"/>
+          <w:shd w:val="clear" w:color="auto" w:fill="FFFFFF"/>
+        </w:rPr>
+        <w:t xml:space="preserve"> </w:t>
+      </w:r>
+      <w:proofErr w:type="spellStart"/>
+      <w:r>
+        <w:rPr>
+          <w:rFonts w:cs="Calibri"/>
+          <w:color w:val="000000"/>
+          <w:shd w:val="clear" w:color="auto" w:fill="FFFFFF"/>
+        </w:rPr>
+        <w:t>mollit</w:t>
+      </w:r>
+      <w:proofErr w:type="spellEnd"/>
+      <w:r>
+        <w:rPr>
+          <w:rFonts w:cs="Calibri"/>
+          <w:color w:val="000000"/>
+          <w:shd w:val="clear" w:color="auto" w:fill="FFFFFF"/>
+        </w:rPr>
+        <w:t xml:space="preserve"> </w:t>
+      </w:r>
+      <w:proofErr w:type="spellStart"/>
+      <w:r>
+        <w:rPr>
+          <w:rFonts w:cs="Calibri"/>
+          <w:color w:val="000000"/>
+          <w:shd w:val="clear" w:color="auto" w:fill="FFFFFF"/>
+        </w:rPr>
+        <w:t>anim</w:t>
+      </w:r>
+      <w:proofErr w:type="spellEnd"/>
+      <w:r>
+        <w:rPr>
+          <w:rFonts w:cs="Calibri"/>
+          <w:color w:val="000000"/>
+          <w:shd w:val="clear" w:color="auto" w:fill="FFFFFF"/>
+        </w:rPr>
+        <w:t xml:space="preserve"> id est </w:t>
+      </w:r>
+      <w:proofErr w:type="spellStart"/>
+      <w:r>
+        <w:rPr>
+          <w:rFonts w:cs="Calibri"/>
+          <w:color w:val="000000"/>
+          <w:shd w:val="clear" w:color="auto" w:fill="FFFFFF"/>
+        </w:rPr>
+        <w:t>laborum</w:t>
+      </w:r>
+      <w:proofErr w:type="spellEnd"/>
+      <w:r>
+        <w:rPr>
+          <w:rFonts w:cs="Calibri"/>
+          <w:color w:val="000000"/>
+          <w:shd w:val="clear" w:color="auto" w:fill="FFFFFF"/>
+        </w:rPr>
+        <w:t>.</w:t>
       </w:r>
     </w:p>
     <w:p>
@@ -817,16 +6429,565 @@
           <w:color w:val="000000"/>
           <w:shd w:val="clear" w:color="auto" w:fill="FFFFFF"/>
         </w:rPr>
-        <w:t xml:space="preserve">Ut enim ad minim veniam, quis nostrud exercitation ullamco laboris nisi ut aliquip ex ea commodo consequat. Duis aute irure dolor in reprehenderit in voluptate velit esse cillum dolore eu fugiat nulla </w:t>
-      </w:r>
-      <w:r>
-        <w:rPr>
-          <w:rFonts w:cs="Calibri"/>
-          <w:color w:val="000000"/>
-          <w:shd w:val="clear" w:color="auto" w:fill="FFFFFF"/>
-        </w:rPr>
-        <w:lastRenderedPageBreak/>
-        <w:t>pariatur. Excepteur sint occaecat cupidatat non proident, sunt in culpa qui officia deserunt mollit anim id est laborum.</w:t>
+        <w:t xml:space="preserve">Ut </w:t>
+      </w:r>
+      <w:proofErr w:type="spellStart"/>
+      <w:r>
+        <w:rPr>
+          <w:rFonts w:cs="Calibri"/>
+          <w:color w:val="000000"/>
+          <w:shd w:val="clear" w:color="auto" w:fill="FFFFFF"/>
+        </w:rPr>
+        <w:t>enim</w:t>
+      </w:r>
+      <w:proofErr w:type="spellEnd"/>
+      <w:r>
+        <w:rPr>
+          <w:rFonts w:cs="Calibri"/>
+          <w:color w:val="000000"/>
+          <w:shd w:val="clear" w:color="auto" w:fill="FFFFFF"/>
+        </w:rPr>
+        <w:t xml:space="preserve"> ad minim </w:t>
+      </w:r>
+      <w:proofErr w:type="spellStart"/>
+      <w:r>
+        <w:rPr>
+          <w:rFonts w:cs="Calibri"/>
+          <w:color w:val="000000"/>
+          <w:shd w:val="clear" w:color="auto" w:fill="FFFFFF"/>
+        </w:rPr>
+        <w:t>veniam</w:t>
+      </w:r>
+      <w:proofErr w:type="spellEnd"/>
+      <w:r>
+        <w:rPr>
+          <w:rFonts w:cs="Calibri"/>
+          <w:color w:val="000000"/>
+          <w:shd w:val="clear" w:color="auto" w:fill="FFFFFF"/>
+        </w:rPr>
+        <w:t xml:space="preserve">, quis </w:t>
+      </w:r>
+      <w:proofErr w:type="spellStart"/>
+      <w:r>
+        <w:rPr>
+          <w:rFonts w:cs="Calibri"/>
+          <w:color w:val="000000"/>
+          <w:shd w:val="clear" w:color="auto" w:fill="FFFFFF"/>
+        </w:rPr>
+        <w:t>nostrud</w:t>
+      </w:r>
+      <w:proofErr w:type="spellEnd"/>
+      <w:r>
+        <w:rPr>
+          <w:rFonts w:cs="Calibri"/>
+          <w:color w:val="000000"/>
+          <w:shd w:val="clear" w:color="auto" w:fill="FFFFFF"/>
+        </w:rPr>
+        <w:t xml:space="preserve"> exercitation </w:t>
+      </w:r>
+      <w:proofErr w:type="spellStart"/>
+      <w:r>
+        <w:rPr>
+          <w:rFonts w:cs="Calibri"/>
+          <w:color w:val="000000"/>
+          <w:shd w:val="clear" w:color="auto" w:fill="FFFFFF"/>
+        </w:rPr>
+        <w:t>ullamco</w:t>
+      </w:r>
+      <w:proofErr w:type="spellEnd"/>
+      <w:r>
+        <w:rPr>
+          <w:rFonts w:cs="Calibri"/>
+          <w:color w:val="000000"/>
+          <w:shd w:val="clear" w:color="auto" w:fill="FFFFFF"/>
+        </w:rPr>
+        <w:t xml:space="preserve"> </w:t>
+      </w:r>
+      <w:proofErr w:type="spellStart"/>
+      <w:r>
+        <w:rPr>
+          <w:rFonts w:cs="Calibri"/>
+          <w:color w:val="000000"/>
+          <w:shd w:val="clear" w:color="auto" w:fill="FFFFFF"/>
+        </w:rPr>
+        <w:t>laboris</w:t>
+      </w:r>
+      <w:proofErr w:type="spellEnd"/>
+      <w:r>
+        <w:rPr>
+          <w:rFonts w:cs="Calibri"/>
+          <w:color w:val="000000"/>
+          <w:shd w:val="clear" w:color="auto" w:fill="FFFFFF"/>
+        </w:rPr>
+        <w:t xml:space="preserve"> nisi </w:t>
+      </w:r>
+      <w:proofErr w:type="spellStart"/>
+      <w:r>
+        <w:rPr>
+          <w:rFonts w:cs="Calibri"/>
+          <w:color w:val="000000"/>
+          <w:shd w:val="clear" w:color="auto" w:fill="FFFFFF"/>
+        </w:rPr>
+        <w:t>ut</w:t>
+      </w:r>
+      <w:proofErr w:type="spellEnd"/>
+      <w:r>
+        <w:rPr>
+          <w:rFonts w:cs="Calibri"/>
+          <w:color w:val="000000"/>
+          <w:shd w:val="clear" w:color="auto" w:fill="FFFFFF"/>
+        </w:rPr>
+        <w:t xml:space="preserve"> </w:t>
+      </w:r>
+      <w:proofErr w:type="spellStart"/>
+      <w:r>
+        <w:rPr>
+          <w:rFonts w:cs="Calibri"/>
+          <w:color w:val="000000"/>
+          <w:shd w:val="clear" w:color="auto" w:fill="FFFFFF"/>
+        </w:rPr>
+        <w:t>aliquip</w:t>
+      </w:r>
+      <w:proofErr w:type="spellEnd"/>
+      <w:r>
+        <w:rPr>
+          <w:rFonts w:cs="Calibri"/>
+          <w:color w:val="000000"/>
+          <w:shd w:val="clear" w:color="auto" w:fill="FFFFFF"/>
+        </w:rPr>
+        <w:t xml:space="preserve"> ex </w:t>
+      </w:r>
+      <w:proofErr w:type="spellStart"/>
+      <w:r>
+        <w:rPr>
+          <w:rFonts w:cs="Calibri"/>
+          <w:color w:val="000000"/>
+          <w:shd w:val="clear" w:color="auto" w:fill="FFFFFF"/>
+        </w:rPr>
+        <w:t>ea</w:t>
+      </w:r>
+      <w:proofErr w:type="spellEnd"/>
+      <w:r>
+        <w:rPr>
+          <w:rFonts w:cs="Calibri"/>
+          <w:color w:val="000000"/>
+          <w:shd w:val="clear" w:color="auto" w:fill="FFFFFF"/>
+        </w:rPr>
+        <w:t xml:space="preserve"> </w:t>
+      </w:r>
+      <w:proofErr w:type="spellStart"/>
+      <w:r>
+        <w:rPr>
+          <w:rFonts w:cs="Calibri"/>
+          <w:color w:val="000000"/>
+          <w:shd w:val="clear" w:color="auto" w:fill="FFFFFF"/>
+        </w:rPr>
+        <w:t>commodo</w:t>
+      </w:r>
+      <w:proofErr w:type="spellEnd"/>
+      <w:r>
+        <w:rPr>
+          <w:rFonts w:cs="Calibri"/>
+          <w:color w:val="000000"/>
+          <w:shd w:val="clear" w:color="auto" w:fill="FFFFFF"/>
+        </w:rPr>
+        <w:t xml:space="preserve"> </w:t>
+      </w:r>
+      <w:proofErr w:type="spellStart"/>
+      <w:r>
+        <w:rPr>
+          <w:rFonts w:cs="Calibri"/>
+          <w:color w:val="000000"/>
+          <w:shd w:val="clear" w:color="auto" w:fill="FFFFFF"/>
+        </w:rPr>
+        <w:t>consequat</w:t>
+      </w:r>
+      <w:proofErr w:type="spellEnd"/>
+      <w:r>
+        <w:rPr>
+          <w:rFonts w:cs="Calibri"/>
+          <w:color w:val="000000"/>
+          <w:shd w:val="clear" w:color="auto" w:fill="FFFFFF"/>
+        </w:rPr>
+        <w:t xml:space="preserve">. Duis </w:t>
+      </w:r>
+      <w:proofErr w:type="spellStart"/>
+      <w:r>
+        <w:rPr>
+          <w:rFonts w:cs="Calibri"/>
+          <w:color w:val="000000"/>
+          <w:shd w:val="clear" w:color="auto" w:fill="FFFFFF"/>
+        </w:rPr>
+        <w:t>aute</w:t>
+      </w:r>
+      <w:proofErr w:type="spellEnd"/>
+      <w:r>
+        <w:rPr>
+          <w:rFonts w:cs="Calibri"/>
+          <w:color w:val="000000"/>
+          <w:shd w:val="clear" w:color="auto" w:fill="FFFFFF"/>
+        </w:rPr>
+        <w:t xml:space="preserve"> </w:t>
+      </w:r>
+      <w:proofErr w:type="spellStart"/>
+      <w:r>
+        <w:rPr>
+          <w:rFonts w:cs="Calibri"/>
+          <w:color w:val="000000"/>
+          <w:shd w:val="clear" w:color="auto" w:fill="FFFFFF"/>
+        </w:rPr>
+        <w:t>irure</w:t>
+      </w:r>
+      <w:proofErr w:type="spellEnd"/>
+      <w:r>
+        <w:rPr>
+          <w:rFonts w:cs="Calibri"/>
+          <w:color w:val="000000"/>
+          <w:shd w:val="clear" w:color="auto" w:fill="FFFFFF"/>
+        </w:rPr>
+        <w:t xml:space="preserve"> </w:t>
+      </w:r>
+      <w:proofErr w:type="spellStart"/>
+      <w:r>
+        <w:rPr>
+          <w:rFonts w:cs="Calibri"/>
+          <w:color w:val="000000"/>
+          <w:shd w:val="clear" w:color="auto" w:fill="FFFFFF"/>
+        </w:rPr>
+        <w:t>dolor</w:t>
+      </w:r>
+      <w:proofErr w:type="spellEnd"/>
+      <w:r>
+        <w:rPr>
+          <w:rFonts w:cs="Calibri"/>
+          <w:color w:val="000000"/>
+          <w:shd w:val="clear" w:color="auto" w:fill="FFFFFF"/>
+        </w:rPr>
+        <w:t xml:space="preserve"> in </w:t>
+      </w:r>
+      <w:proofErr w:type="spellStart"/>
+      <w:r>
+        <w:rPr>
+          <w:rFonts w:cs="Calibri"/>
+          <w:color w:val="000000"/>
+          <w:shd w:val="clear" w:color="auto" w:fill="FFFFFF"/>
+        </w:rPr>
+        <w:t>reprehenderit</w:t>
+      </w:r>
+      <w:proofErr w:type="spellEnd"/>
+      <w:r>
+        <w:rPr>
+          <w:rFonts w:cs="Calibri"/>
+          <w:color w:val="000000"/>
+          <w:shd w:val="clear" w:color="auto" w:fill="FFFFFF"/>
+        </w:rPr>
+        <w:t xml:space="preserve"> in </w:t>
+      </w:r>
+      <w:proofErr w:type="spellStart"/>
+      <w:r>
+        <w:rPr>
+          <w:rFonts w:cs="Calibri"/>
+          <w:color w:val="000000"/>
+          <w:shd w:val="clear" w:color="auto" w:fill="FFFFFF"/>
+        </w:rPr>
+        <w:t>voluptate</w:t>
+      </w:r>
+      <w:proofErr w:type="spellEnd"/>
+      <w:r>
+        <w:rPr>
+          <w:rFonts w:cs="Calibri"/>
+          <w:color w:val="000000"/>
+          <w:shd w:val="clear" w:color="auto" w:fill="FFFFFF"/>
+        </w:rPr>
+        <w:t xml:space="preserve"> </w:t>
+      </w:r>
+      <w:proofErr w:type="spellStart"/>
+      <w:r>
+        <w:rPr>
+          <w:rFonts w:cs="Calibri"/>
+          <w:color w:val="000000"/>
+          <w:shd w:val="clear" w:color="auto" w:fill="FFFFFF"/>
+        </w:rPr>
+        <w:t>velit</w:t>
+      </w:r>
+      <w:proofErr w:type="spellEnd"/>
+      <w:r>
+        <w:rPr>
+          <w:rFonts w:cs="Calibri"/>
+          <w:color w:val="000000"/>
+          <w:shd w:val="clear" w:color="auto" w:fill="FFFFFF"/>
+        </w:rPr>
+        <w:t xml:space="preserve"> esse </w:t>
+      </w:r>
+      <w:proofErr w:type="spellStart"/>
+      <w:r>
+        <w:rPr>
+          <w:rFonts w:cs="Calibri"/>
+          <w:color w:val="000000"/>
+          <w:shd w:val="clear" w:color="auto" w:fill="FFFFFF"/>
+        </w:rPr>
+        <w:t>cillum</w:t>
+      </w:r>
+      <w:proofErr w:type="spellEnd"/>
+      <w:r>
+        <w:rPr>
+          <w:rFonts w:cs="Calibri"/>
+          <w:color w:val="000000"/>
+          <w:shd w:val="clear" w:color="auto" w:fill="FFFFFF"/>
+        </w:rPr>
+        <w:t xml:space="preserve"> dolore </w:t>
+      </w:r>
+      <w:proofErr w:type="spellStart"/>
+      <w:r>
+        <w:rPr>
+          <w:rFonts w:cs="Calibri"/>
+          <w:color w:val="000000"/>
+          <w:shd w:val="clear" w:color="auto" w:fill="FFFFFF"/>
+        </w:rPr>
+        <w:t>eu</w:t>
+      </w:r>
+      <w:proofErr w:type="spellEnd"/>
+      <w:r>
+        <w:rPr>
+          <w:rFonts w:cs="Calibri"/>
+          <w:color w:val="000000"/>
+          <w:shd w:val="clear" w:color="auto" w:fill="FFFFFF"/>
+        </w:rPr>
+        <w:t xml:space="preserve"> </w:t>
+      </w:r>
+      <w:proofErr w:type="spellStart"/>
+      <w:r>
+        <w:rPr>
+          <w:rFonts w:cs="Calibri"/>
+          <w:color w:val="000000"/>
+          <w:shd w:val="clear" w:color="auto" w:fill="FFFFFF"/>
+        </w:rPr>
+        <w:t>fugiat</w:t>
+      </w:r>
+      <w:proofErr w:type="spellEnd"/>
+      <w:r>
+        <w:rPr>
+          <w:rFonts w:cs="Calibri"/>
+          <w:color w:val="000000"/>
+          <w:shd w:val="clear" w:color="auto" w:fill="FFFFFF"/>
+        </w:rPr>
+        <w:t xml:space="preserve"> </w:t>
+      </w:r>
+      <w:proofErr w:type="spellStart"/>
+      <w:r>
+        <w:rPr>
+          <w:rFonts w:cs="Calibri"/>
+          <w:color w:val="000000"/>
+          <w:shd w:val="clear" w:color="auto" w:fill="FFFFFF"/>
+        </w:rPr>
+        <w:t>nulla</w:t>
+      </w:r>
+      <w:proofErr w:type="spellEnd"/>
+      <w:r>
+        <w:rPr>
+          <w:rFonts w:cs="Calibri"/>
+          <w:color w:val="000000"/>
+          <w:shd w:val="clear" w:color="auto" w:fill="FFFFFF"/>
+        </w:rPr>
+        <w:t xml:space="preserve"> </w:t>
+      </w:r>
+      <w:proofErr w:type="spellStart"/>
+      <w:r>
+        <w:rPr>
+          <w:rFonts w:cs="Calibri"/>
+          <w:color w:val="000000"/>
+          <w:shd w:val="clear" w:color="auto" w:fill="FFFFFF"/>
+        </w:rPr>
+        <w:t>pariatur</w:t>
+      </w:r>
+      <w:proofErr w:type="spellEnd"/>
+      <w:r>
+        <w:rPr>
+          <w:rFonts w:cs="Calibri"/>
+          <w:color w:val="000000"/>
+          <w:shd w:val="clear" w:color="auto" w:fill="FFFFFF"/>
+        </w:rPr>
+        <w:t xml:space="preserve">. </w:t>
+      </w:r>
+      <w:proofErr w:type="spellStart"/>
+      <w:r>
+        <w:rPr>
+          <w:rFonts w:cs="Calibri"/>
+          <w:color w:val="000000"/>
+          <w:shd w:val="clear" w:color="auto" w:fill="FFFFFF"/>
+        </w:rPr>
+        <w:t>Excepteur</w:t>
+      </w:r>
+      <w:proofErr w:type="spellEnd"/>
+      <w:r>
+        <w:rPr>
+          <w:rFonts w:cs="Calibri"/>
+          <w:color w:val="000000"/>
+          <w:shd w:val="clear" w:color="auto" w:fill="FFFFFF"/>
+        </w:rPr>
+        <w:t xml:space="preserve"> </w:t>
+      </w:r>
+      <w:proofErr w:type="spellStart"/>
+      <w:r>
+        <w:rPr>
+          <w:rFonts w:cs="Calibri"/>
+          <w:color w:val="000000"/>
+          <w:shd w:val="clear" w:color="auto" w:fill="FFFFFF"/>
+        </w:rPr>
+        <w:t>sint</w:t>
+      </w:r>
+      <w:proofErr w:type="spellEnd"/>
+      <w:r>
+        <w:rPr>
+          <w:rFonts w:cs="Calibri"/>
+          <w:color w:val="000000"/>
+          <w:shd w:val="clear" w:color="auto" w:fill="FFFFFF"/>
+        </w:rPr>
+        <w:t xml:space="preserve"> </w:t>
+      </w:r>
+      <w:proofErr w:type="spellStart"/>
+      <w:r>
+        <w:rPr>
+          <w:rFonts w:cs="Calibri"/>
+          <w:color w:val="000000"/>
+          <w:shd w:val="clear" w:color="auto" w:fill="FFFFFF"/>
+        </w:rPr>
+        <w:t>occaecat</w:t>
+      </w:r>
+      <w:proofErr w:type="spellEnd"/>
+      <w:r>
+        <w:rPr>
+          <w:rFonts w:cs="Calibri"/>
+          <w:color w:val="000000"/>
+          <w:shd w:val="clear" w:color="auto" w:fill="FFFFFF"/>
+        </w:rPr>
+        <w:t xml:space="preserve"> </w:t>
+      </w:r>
+      <w:proofErr w:type="spellStart"/>
+      <w:r>
+        <w:rPr>
+          <w:rFonts w:cs="Calibri"/>
+          <w:color w:val="000000"/>
+          <w:shd w:val="clear" w:color="auto" w:fill="FFFFFF"/>
+        </w:rPr>
+        <w:t>cupidatat</w:t>
+      </w:r>
+      <w:proofErr w:type="spellEnd"/>
+      <w:r>
+        <w:rPr>
+          <w:rFonts w:cs="Calibri"/>
+          <w:color w:val="000000"/>
+          <w:shd w:val="clear" w:color="auto" w:fill="FFFFFF"/>
+        </w:rPr>
+        <w:t xml:space="preserve"> non </w:t>
+      </w:r>
+      <w:proofErr w:type="spellStart"/>
+      <w:r>
+        <w:rPr>
+          <w:rFonts w:cs="Calibri"/>
+          <w:color w:val="000000"/>
+          <w:shd w:val="clear" w:color="auto" w:fill="FFFFFF"/>
+        </w:rPr>
+        <w:t>proident</w:t>
+      </w:r>
+      <w:proofErr w:type="spellEnd"/>
+      <w:r>
+        <w:rPr>
+          <w:rFonts w:cs="Calibri"/>
+          <w:color w:val="000000"/>
+          <w:shd w:val="clear" w:color="auto" w:fill="FFFFFF"/>
+        </w:rPr>
+        <w:t xml:space="preserve">, sunt in culpa qui </w:t>
+      </w:r>
+      <w:proofErr w:type="spellStart"/>
+      <w:r>
+        <w:rPr>
+          <w:rFonts w:cs="Calibri"/>
+          <w:color w:val="000000"/>
+          <w:shd w:val="clear" w:color="auto" w:fill="FFFFFF"/>
+        </w:rPr>
+        <w:t>officia</w:t>
+      </w:r>
+      <w:proofErr w:type="spellEnd"/>
+      <w:r>
+        <w:rPr>
+          <w:rFonts w:cs="Calibri"/>
+          <w:color w:val="000000"/>
+          <w:shd w:val="clear" w:color="auto" w:fill="FFFFFF"/>
+        </w:rPr>
+        <w:t xml:space="preserve"> </w:t>
+      </w:r>
+      <w:proofErr w:type="spellStart"/>
+      <w:r>
+        <w:rPr>
+          <w:rFonts w:cs="Calibri"/>
+          <w:color w:val="000000"/>
+          <w:shd w:val="clear" w:color="auto" w:fill="FFFFFF"/>
+        </w:rPr>
+        <w:t>deserunt</w:t>
+      </w:r>
+      <w:proofErr w:type="spellEnd"/>
+      <w:r>
+        <w:rPr>
+          <w:rFonts w:cs="Calibri"/>
+          <w:color w:val="000000"/>
+          <w:shd w:val="clear" w:color="auto" w:fill="FFFFFF"/>
+        </w:rPr>
+        <w:t xml:space="preserve"> </w:t>
+      </w:r>
+      <w:proofErr w:type="spellStart"/>
+      <w:r>
+        <w:rPr>
+          <w:rFonts w:cs="Calibri"/>
+          <w:color w:val="000000"/>
+          <w:shd w:val="clear" w:color="auto" w:fill="FFFFFF"/>
+        </w:rPr>
+        <w:t>mollit</w:t>
+      </w:r>
+      <w:proofErr w:type="spellEnd"/>
+      <w:r>
+        <w:rPr>
+          <w:rFonts w:cs="Calibri"/>
+          <w:color w:val="000000"/>
+          <w:shd w:val="clear" w:color="auto" w:fill="FFFFFF"/>
+        </w:rPr>
+        <w:t xml:space="preserve"> </w:t>
+      </w:r>
+      <w:proofErr w:type="spellStart"/>
+      <w:r>
+        <w:rPr>
+          <w:rFonts w:cs="Calibri"/>
+          <w:color w:val="000000"/>
+          <w:shd w:val="clear" w:color="auto" w:fill="FFFFFF"/>
+        </w:rPr>
+        <w:t>anim</w:t>
+      </w:r>
+      <w:proofErr w:type="spellEnd"/>
+      <w:r>
+        <w:rPr>
+          <w:rFonts w:cs="Calibri"/>
+          <w:color w:val="000000"/>
+          <w:shd w:val="clear" w:color="auto" w:fill="FFFFFF"/>
+        </w:rPr>
+        <w:t xml:space="preserve"> id est </w:t>
+      </w:r>
+      <w:proofErr w:type="spellStart"/>
+      <w:r>
+        <w:rPr>
+          <w:rFonts w:cs="Calibri"/>
+          <w:color w:val="000000"/>
+          <w:shd w:val="clear" w:color="auto" w:fill="FFFFFF"/>
+        </w:rPr>
+        <w:t>laborum</w:t>
+      </w:r>
+      <w:proofErr w:type="spellEnd"/>
+      <w:r>
+        <w:rPr>
+          <w:rFonts w:cs="Calibri"/>
+          <w:color w:val="000000"/>
+          <w:shd w:val="clear" w:color="auto" w:fill="FFFFFF"/>
+        </w:rPr>
+        <w:t>.</w:t>
       </w:r>
     </w:p>
     <w:p>
@@ -872,7 +7033,25 @@
           <w:color w:val="000000"/>
           <w:shd w:val="clear" w:color="auto" w:fill="FFFFFF"/>
         </w:rPr>
-        <w:t xml:space="preserve">Lorem ipsum dolor </w:t>
+        <w:t xml:space="preserve">Lorem ipsum </w:t>
+      </w:r>
+      <w:proofErr w:type="spellStart"/>
+      <w:r>
+        <w:rPr>
+          <w:rFonts w:cs="Calibri"/>
+          <w:color w:val="000000"/>
+          <w:shd w:val="clear" w:color="auto" w:fill="FFFFFF"/>
+        </w:rPr>
+        <w:t>dolor</w:t>
+      </w:r>
+      <w:proofErr w:type="spellEnd"/>
+      <w:r>
+        <w:rPr>
+          <w:rFonts w:cs="Calibri"/>
+          <w:color w:val="000000"/>
+          <w:shd w:val="clear" w:color="auto" w:fill="FFFFFF"/>
+        </w:rPr>
+        <w:t xml:space="preserve"> </w:t>
       </w:r>
       <w:proofErr w:type="gramStart"/>
       <w:r>
@@ -890,8 +7069,738 @@
           <w:color w:val="000000"/>
           <w:shd w:val="clear" w:color="auto" w:fill="FFFFFF"/>
         </w:rPr>
-        <w:t xml:space="preserve"> amet, consectetur adipiscing elit, sed do eiusmod tempor incididunt ut labore et dolore magna aliqua. Ut enim ad minim veniam, quis nostrud exercitation ullamco laboris nisi ut aliquip ex ea commodo consequat. Duis aute irure dolor in reprehenderit in voluptate velit esse cillum dolore eu fugiat nulla pariatur. Excepteur sint occaecat cupidatat non proident, sunt in culpa qui officia deserunt mollit anim id est laborum</w:t>
-      </w:r>
+        <w:t xml:space="preserve"> </w:t>
+      </w:r>
+      <w:proofErr w:type="spellStart"/>
+      <w:r>
+        <w:rPr>
+          <w:rFonts w:cs="Calibri"/>
+          <w:color w:val="000000"/>
+          <w:shd w:val="clear" w:color="auto" w:fill="FFFFFF"/>
+        </w:rPr>
+        <w:t>amet</w:t>
+      </w:r>
+      <w:proofErr w:type="spellEnd"/>
+      <w:r>
+        <w:rPr>
+          <w:rFonts w:cs="Calibri"/>
+          <w:color w:val="000000"/>
+          <w:shd w:val="clear" w:color="auto" w:fill="FFFFFF"/>
+        </w:rPr>
+        <w:t xml:space="preserve">, </w:t>
+      </w:r>
+      <w:proofErr w:type="spellStart"/>
+      <w:r>
+        <w:rPr>
+          <w:rFonts w:cs="Calibri"/>
+          <w:color w:val="000000"/>
+          <w:shd w:val="clear" w:color="auto" w:fill="FFFFFF"/>
+        </w:rPr>
+        <w:t>consectetur</w:t>
+      </w:r>
+      <w:proofErr w:type="spellEnd"/>
+      <w:r>
+        <w:rPr>
+          <w:rFonts w:cs="Calibri"/>
+          <w:color w:val="000000"/>
+          <w:shd w:val="clear" w:color="auto" w:fill="FFFFFF"/>
+        </w:rPr>
+        <w:t xml:space="preserve"> </w:t>
+      </w:r>
+      <w:proofErr w:type="spellStart"/>
+      <w:r>
+        <w:rPr>
+          <w:rFonts w:cs="Calibri"/>
+          <w:color w:val="000000"/>
+          <w:shd w:val="clear" w:color="auto" w:fill="FFFFFF"/>
+        </w:rPr>
+        <w:t>adipiscing</w:t>
+      </w:r>
+      <w:proofErr w:type="spellEnd"/>
+      <w:r>
+        <w:rPr>
+          <w:rFonts w:cs="Calibri"/>
+          <w:color w:val="000000"/>
+          <w:shd w:val="clear" w:color="auto" w:fill="FFFFFF"/>
+        </w:rPr>
+        <w:t xml:space="preserve"> </w:t>
+      </w:r>
+      <w:proofErr w:type="spellStart"/>
+      <w:r>
+        <w:rPr>
+          <w:rFonts w:cs="Calibri"/>
+          <w:color w:val="000000"/>
+          <w:shd w:val="clear" w:color="auto" w:fill="FFFFFF"/>
+        </w:rPr>
+        <w:t>elit</w:t>
+      </w:r>
+      <w:proofErr w:type="spellEnd"/>
+      <w:r>
+        <w:rPr>
+          <w:rFonts w:cs="Calibri"/>
+          <w:color w:val="000000"/>
+          <w:shd w:val="clear" w:color="auto" w:fill="FFFFFF"/>
+        </w:rPr>
+        <w:t xml:space="preserve">, </w:t>
+      </w:r>
+      <w:proofErr w:type="spellStart"/>
+      <w:r>
+        <w:rPr>
+          <w:rFonts w:cs="Calibri"/>
+          <w:color w:val="000000"/>
+          <w:shd w:val="clear" w:color="auto" w:fill="FFFFFF"/>
+        </w:rPr>
+        <w:t>sed</w:t>
+      </w:r>
+      <w:proofErr w:type="spellEnd"/>
+      <w:r>
+        <w:rPr>
+          <w:rFonts w:cs="Calibri"/>
+          <w:color w:val="000000"/>
+          <w:shd w:val="clear" w:color="auto" w:fill="FFFFFF"/>
+        </w:rPr>
+        <w:t xml:space="preserve"> do </w:t>
+      </w:r>
+      <w:proofErr w:type="spellStart"/>
+      <w:r>
+        <w:rPr>
+          <w:rFonts w:cs="Calibri"/>
+          <w:color w:val="000000"/>
+          <w:shd w:val="clear" w:color="auto" w:fill="FFFFFF"/>
+        </w:rPr>
+        <w:t>eiusmod</w:t>
+      </w:r>
+      <w:proofErr w:type="spellEnd"/>
+      <w:r>
+        <w:rPr>
+          <w:rFonts w:cs="Calibri"/>
+          <w:color w:val="000000"/>
+          <w:shd w:val="clear" w:color="auto" w:fill="FFFFFF"/>
+        </w:rPr>
+        <w:t xml:space="preserve"> </w:t>
+      </w:r>
+      <w:proofErr w:type="spellStart"/>
+      <w:r>
+        <w:rPr>
+          <w:rFonts w:cs="Calibri"/>
+          <w:color w:val="000000"/>
+          <w:shd w:val="clear" w:color="auto" w:fill="FFFFFF"/>
+        </w:rPr>
+        <w:t>tempor</w:t>
+      </w:r>
+      <w:proofErr w:type="spellEnd"/>
+      <w:r>
+        <w:rPr>
+          <w:rFonts w:cs="Calibri"/>
+          <w:color w:val="000000"/>
+          <w:shd w:val="clear" w:color="auto" w:fill="FFFFFF"/>
+        </w:rPr>
+        <w:t xml:space="preserve"> </w:t>
+      </w:r>
+      <w:proofErr w:type="spellStart"/>
+      <w:r>
+        <w:rPr>
+          <w:rFonts w:cs="Calibri"/>
+          <w:color w:val="000000"/>
+          <w:shd w:val="clear" w:color="auto" w:fill="FFFFFF"/>
+        </w:rPr>
+        <w:t>incididunt</w:t>
+      </w:r>
+      <w:proofErr w:type="spellEnd"/>
+      <w:r>
+        <w:rPr>
+          <w:rFonts w:cs="Calibri"/>
+          <w:color w:val="000000"/>
+          <w:shd w:val="clear" w:color="auto" w:fill="FFFFFF"/>
+        </w:rPr>
+        <w:t xml:space="preserve"> </w:t>
+      </w:r>
+      <w:proofErr w:type="spellStart"/>
+      <w:r>
+        <w:rPr>
+          <w:rFonts w:cs="Calibri"/>
+          <w:color w:val="000000"/>
+          <w:shd w:val="clear" w:color="auto" w:fill="FFFFFF"/>
+        </w:rPr>
+        <w:t>ut</w:t>
+      </w:r>
+      <w:proofErr w:type="spellEnd"/>
+      <w:r>
+        <w:rPr>
+          <w:rFonts w:cs="Calibri"/>
+          <w:color w:val="000000"/>
+          <w:shd w:val="clear" w:color="auto" w:fill="FFFFFF"/>
+        </w:rPr>
+        <w:t xml:space="preserve"> labore et dolore magna </w:t>
+      </w:r>
+      <w:proofErr w:type="spellStart"/>
+      <w:r>
+        <w:rPr>
+          <w:rFonts w:cs="Calibri"/>
+          <w:color w:val="000000"/>
+          <w:shd w:val="clear" w:color="auto" w:fill="FFFFFF"/>
+        </w:rPr>
+        <w:t>aliqua</w:t>
+      </w:r>
+      <w:proofErr w:type="spellEnd"/>
+      <w:r>
+        <w:rPr>
+          <w:rFonts w:cs="Calibri"/>
+          <w:color w:val="000000"/>
+          <w:shd w:val="clear" w:color="auto" w:fill="FFFFFF"/>
+        </w:rPr>
+        <w:t xml:space="preserve">. Ut </w:t>
+      </w:r>
+      <w:proofErr w:type="spellStart"/>
+      <w:r>
+        <w:rPr>
+          <w:rFonts w:cs="Calibri"/>
+          <w:color w:val="000000"/>
+          <w:shd w:val="clear" w:color="auto" w:fill="FFFFFF"/>
+        </w:rPr>
+        <w:t>enim</w:t>
+      </w:r>
+      <w:proofErr w:type="spellEnd"/>
+      <w:r>
+        <w:rPr>
+          <w:rFonts w:cs="Calibri"/>
+          <w:color w:val="000000"/>
+          <w:shd w:val="clear" w:color="auto" w:fill="FFFFFF"/>
+        </w:rPr>
+        <w:t xml:space="preserve"> ad minim </w:t>
+      </w:r>
+      <w:proofErr w:type="spellStart"/>
+      <w:r>
+        <w:rPr>
+          <w:rFonts w:cs="Calibri"/>
+          <w:color w:val="000000"/>
+          <w:shd w:val="clear" w:color="auto" w:fill="FFFFFF"/>
+        </w:rPr>
+        <w:t>veniam</w:t>
+      </w:r>
+      <w:proofErr w:type="spellEnd"/>
+      <w:r>
+        <w:rPr>
+          <w:rFonts w:cs="Calibri"/>
+          <w:color w:val="000000"/>
+          <w:shd w:val="clear" w:color="auto" w:fill="FFFFFF"/>
+        </w:rPr>
+        <w:t xml:space="preserve">, quis </w:t>
+      </w:r>
+      <w:proofErr w:type="spellStart"/>
+      <w:r>
+        <w:rPr>
+          <w:rFonts w:cs="Calibri"/>
+          <w:color w:val="000000"/>
+          <w:shd w:val="clear" w:color="auto" w:fill="FFFFFF"/>
+        </w:rPr>
+        <w:t>nostrud</w:t>
+      </w:r>
+      <w:proofErr w:type="spellEnd"/>
+      <w:r>
+        <w:rPr>
+          <w:rFonts w:cs="Calibri"/>
+          <w:color w:val="000000"/>
+          <w:shd w:val="clear" w:color="auto" w:fill="FFFFFF"/>
+        </w:rPr>
+        <w:t xml:space="preserve"> exercitation </w:t>
+      </w:r>
+      <w:proofErr w:type="spellStart"/>
+      <w:r>
+        <w:rPr>
+          <w:rFonts w:cs="Calibri"/>
+          <w:color w:val="000000"/>
+          <w:shd w:val="clear" w:color="auto" w:fill="FFFFFF"/>
+        </w:rPr>
+        <w:t>ullamco</w:t>
+      </w:r>
+      <w:proofErr w:type="spellEnd"/>
+      <w:r>
+        <w:rPr>
+          <w:rFonts w:cs="Calibri"/>
+          <w:color w:val="000000"/>
+          <w:shd w:val="clear" w:color="auto" w:fill="FFFFFF"/>
+        </w:rPr>
+        <w:t xml:space="preserve"> </w:t>
+      </w:r>
+      <w:proofErr w:type="spellStart"/>
+      <w:r>
+        <w:rPr>
+          <w:rFonts w:cs="Calibri"/>
+          <w:color w:val="000000"/>
+          <w:shd w:val="clear" w:color="auto" w:fill="FFFFFF"/>
+        </w:rPr>
+        <w:t>laboris</w:t>
+      </w:r>
+      <w:proofErr w:type="spellEnd"/>
+      <w:r>
+        <w:rPr>
+          <w:rFonts w:cs="Calibri"/>
+          <w:color w:val="000000"/>
+          <w:shd w:val="clear" w:color="auto" w:fill="FFFFFF"/>
+        </w:rPr>
+        <w:t xml:space="preserve"> nisi </w:t>
+      </w:r>
+      <w:proofErr w:type="spellStart"/>
+      <w:r>
+        <w:rPr>
+          <w:rFonts w:cs="Calibri"/>
+          <w:color w:val="000000"/>
+          <w:shd w:val="clear" w:color="auto" w:fill="FFFFFF"/>
+        </w:rPr>
+        <w:t>ut</w:t>
+      </w:r>
+      <w:proofErr w:type="spellEnd"/>
+      <w:r>
+        <w:rPr>
+          <w:rFonts w:cs="Calibri"/>
+          <w:color w:val="000000"/>
+          <w:shd w:val="clear" w:color="auto" w:fill="FFFFFF"/>
+        </w:rPr>
+        <w:t xml:space="preserve"> </w:t>
+      </w:r>
+      <w:proofErr w:type="spellStart"/>
+      <w:r>
+        <w:rPr>
+          <w:rFonts w:cs="Calibri"/>
+          <w:color w:val="000000"/>
+          <w:shd w:val="clear" w:color="auto" w:fill="FFFFFF"/>
+        </w:rPr>
+        <w:t>aliquip</w:t>
+      </w:r>
+      <w:proofErr w:type="spellEnd"/>
+      <w:r>
+        <w:rPr>
+          <w:rFonts w:cs="Calibri"/>
+          <w:color w:val="000000"/>
+          <w:shd w:val="clear" w:color="auto" w:fill="FFFFFF"/>
+        </w:rPr>
+        <w:t xml:space="preserve"> ex </w:t>
+      </w:r>
+      <w:proofErr w:type="spellStart"/>
+      <w:r>
+        <w:rPr>
+          <w:rFonts w:cs="Calibri"/>
+          <w:color w:val="000000"/>
+          <w:shd w:val="clear" w:color="auto" w:fill="FFFFFF"/>
+        </w:rPr>
+        <w:t>ea</w:t>
+      </w:r>
+      <w:proofErr w:type="spellEnd"/>
+      <w:r>
+        <w:rPr>
+          <w:rFonts w:cs="Calibri"/>
+          <w:color w:val="000000"/>
+          <w:shd w:val="clear" w:color="auto" w:fill="FFFFFF"/>
+        </w:rPr>
+        <w:t xml:space="preserve"> </w:t>
+      </w:r>
+      <w:proofErr w:type="spellStart"/>
+      <w:r>
+        <w:rPr>
+          <w:rFonts w:cs="Calibri"/>
+          <w:color w:val="000000"/>
+          <w:shd w:val="clear" w:color="auto" w:fill="FFFFFF"/>
+        </w:rPr>
+        <w:t>commodo</w:t>
+      </w:r>
+      <w:proofErr w:type="spellEnd"/>
+      <w:r>
+        <w:rPr>
+          <w:rFonts w:cs="Calibri"/>
+          <w:color w:val="000000"/>
+          <w:shd w:val="clear" w:color="auto" w:fill="FFFFFF"/>
+        </w:rPr>
+        <w:t xml:space="preserve"> </w:t>
+      </w:r>
+      <w:proofErr w:type="spellStart"/>
+      <w:r>
+        <w:rPr>
+          <w:rFonts w:cs="Calibri"/>
+          <w:color w:val="000000"/>
+          <w:shd w:val="clear" w:color="auto" w:fill="FFFFFF"/>
+        </w:rPr>
+        <w:t>consequat</w:t>
+      </w:r>
+      <w:proofErr w:type="spellEnd"/>
+      <w:r>
+        <w:rPr>
+          <w:rFonts w:cs="Calibri"/>
+          <w:color w:val="000000"/>
+          <w:shd w:val="clear" w:color="auto" w:fill="FFFFFF"/>
+        </w:rPr>
+        <w:t xml:space="preserve">. Duis </w:t>
+      </w:r>
+      <w:proofErr w:type="spellStart"/>
+      <w:r>
+        <w:rPr>
+          <w:rFonts w:cs="Calibri"/>
+          <w:color w:val="000000"/>
+          <w:shd w:val="clear" w:color="auto" w:fill="FFFFFF"/>
+        </w:rPr>
+        <w:t>aute</w:t>
+      </w:r>
+      <w:proofErr w:type="spellEnd"/>
+      <w:r>
+        <w:rPr>
+          <w:rFonts w:cs="Calibri"/>
+          <w:color w:val="000000"/>
+          <w:shd w:val="clear" w:color="auto" w:fill="FFFFFF"/>
+        </w:rPr>
+        <w:t xml:space="preserve"> </w:t>
+      </w:r>
+      <w:proofErr w:type="spellStart"/>
+      <w:r>
+        <w:rPr>
+          <w:rFonts w:cs="Calibri"/>
+          <w:color w:val="000000"/>
+          <w:shd w:val="clear" w:color="auto" w:fill="FFFFFF"/>
+        </w:rPr>
+        <w:t>irure</w:t>
+      </w:r>
+      <w:proofErr w:type="spellEnd"/>
+      <w:r>
+        <w:rPr>
+          <w:rFonts w:cs="Calibri"/>
+          <w:color w:val="000000"/>
+          <w:shd w:val="clear" w:color="auto" w:fill="FFFFFF"/>
+        </w:rPr>
+        <w:t xml:space="preserve"> </w:t>
+      </w:r>
+      <w:proofErr w:type="spellStart"/>
+      <w:r>
+        <w:rPr>
+          <w:rFonts w:cs="Calibri"/>
+          <w:color w:val="000000"/>
+          <w:shd w:val="clear" w:color="auto" w:fill="FFFFFF"/>
+        </w:rPr>
+        <w:t>dolor</w:t>
+      </w:r>
+      <w:proofErr w:type="spellEnd"/>
+      <w:r>
+        <w:rPr>
+          <w:rFonts w:cs="Calibri"/>
+          <w:color w:val="000000"/>
+          <w:shd w:val="clear" w:color="auto" w:fill="FFFFFF"/>
+        </w:rPr>
+        <w:t xml:space="preserve"> in </w:t>
+      </w:r>
+      <w:proofErr w:type="spellStart"/>
+      <w:r>
+        <w:rPr>
+          <w:rFonts w:cs="Calibri"/>
+          <w:color w:val="000000"/>
+          <w:shd w:val="clear" w:color="auto" w:fill="FFFFFF"/>
+        </w:rPr>
+        <w:t>reprehenderit</w:t>
+      </w:r>
+      <w:proofErr w:type="spellEnd"/>
+      <w:r>
+        <w:rPr>
+          <w:rFonts w:cs="Calibri"/>
+          <w:color w:val="000000"/>
+          <w:shd w:val="clear" w:color="auto" w:fill="FFFFFF"/>
+        </w:rPr>
+        <w:t xml:space="preserve"> in </w:t>
+      </w:r>
+      <w:proofErr w:type="spellStart"/>
+      <w:r>
+        <w:rPr>
+          <w:rFonts w:cs="Calibri"/>
+          <w:color w:val="000000"/>
+          <w:shd w:val="clear" w:color="auto" w:fill="FFFFFF"/>
+        </w:rPr>
+        <w:t>voluptate</w:t>
+      </w:r>
+      <w:proofErr w:type="spellEnd"/>
+      <w:r>
+        <w:rPr>
+          <w:rFonts w:cs="Calibri"/>
+          <w:color w:val="000000"/>
+          <w:shd w:val="clear" w:color="auto" w:fill="FFFFFF"/>
+        </w:rPr>
+        <w:t xml:space="preserve"> </w:t>
+      </w:r>
+      <w:proofErr w:type="spellStart"/>
+      <w:r>
+        <w:rPr>
+          <w:rFonts w:cs="Calibri"/>
+          <w:color w:val="000000"/>
+          <w:shd w:val="clear" w:color="auto" w:fill="FFFFFF"/>
+        </w:rPr>
+        <w:t>velit</w:t>
+      </w:r>
+      <w:proofErr w:type="spellEnd"/>
+      <w:r>
+        <w:rPr>
+          <w:rFonts w:cs="Calibri"/>
+          <w:color w:val="000000"/>
+          <w:shd w:val="clear" w:color="auto" w:fill="FFFFFF"/>
+        </w:rPr>
+        <w:t xml:space="preserve"> esse </w:t>
+      </w:r>
+      <w:proofErr w:type="spellStart"/>
+      <w:r>
+        <w:rPr>
+          <w:rFonts w:cs="Calibri"/>
+          <w:color w:val="000000"/>
+          <w:shd w:val="clear" w:color="auto" w:fill="FFFFFF"/>
+        </w:rPr>
+        <w:t>cillum</w:t>
+      </w:r>
+      <w:proofErr w:type="spellEnd"/>
+      <w:r>
+        <w:rPr>
+          <w:rFonts w:cs="Calibri"/>
+          <w:color w:val="000000"/>
+          <w:shd w:val="clear" w:color="auto" w:fill="FFFFFF"/>
+        </w:rPr>
+        <w:t xml:space="preserve"> dolore </w:t>
+      </w:r>
+      <w:proofErr w:type="spellStart"/>
+      <w:r>
+        <w:rPr>
+          <w:rFonts w:cs="Calibri"/>
+          <w:color w:val="000000"/>
+          <w:shd w:val="clear" w:color="auto" w:fill="FFFFFF"/>
+        </w:rPr>
+        <w:t>eu</w:t>
+      </w:r>
+      <w:proofErr w:type="spellEnd"/>
+      <w:r>
+        <w:rPr>
+          <w:rFonts w:cs="Calibri"/>
+          <w:color w:val="000000"/>
+          <w:shd w:val="clear" w:color="auto" w:fill="FFFFFF"/>
+        </w:rPr>
+        <w:t xml:space="preserve"> </w:t>
+      </w:r>
+      <w:proofErr w:type="spellStart"/>
+      <w:r>
+        <w:rPr>
+          <w:rFonts w:cs="Calibri"/>
+          <w:color w:val="000000"/>
+          <w:shd w:val="clear" w:color="auto" w:fill="FFFFFF"/>
+        </w:rPr>
+        <w:t>fugiat</w:t>
+      </w:r>
+      <w:proofErr w:type="spellEnd"/>
+      <w:r>
+        <w:rPr>
+          <w:rFonts w:cs="Calibri"/>
+          <w:color w:val="000000"/>
+          <w:shd w:val="clear" w:color="auto" w:fill="FFFFFF"/>
+        </w:rPr>
+        <w:t xml:space="preserve"> </w:t>
+      </w:r>
+      <w:proofErr w:type="spellStart"/>
+      <w:r>
+        <w:rPr>
+          <w:rFonts w:cs="Calibri"/>
+          <w:color w:val="000000"/>
+          <w:shd w:val="clear" w:color="auto" w:fill="FFFFFF"/>
+        </w:rPr>
+        <w:t>nulla</w:t>
+      </w:r>
+      <w:proofErr w:type="spellEnd"/>
+      <w:r>
+        <w:rPr>
+          <w:rFonts w:cs="Calibri"/>
+          <w:color w:val="000000"/>
+          <w:shd w:val="clear" w:color="auto" w:fill="FFFFFF"/>
+        </w:rPr>
+        <w:t xml:space="preserve"> </w:t>
+      </w:r>
+      <w:proofErr w:type="spellStart"/>
+      <w:r>
+        <w:rPr>
+          <w:rFonts w:cs="Calibri"/>
+          <w:color w:val="000000"/>
+          <w:shd w:val="clear" w:color="auto" w:fill="FFFFFF"/>
+        </w:rPr>
+        <w:t>pariatur</w:t>
+      </w:r>
+      <w:proofErr w:type="spellEnd"/>
+      <w:r>
+        <w:rPr>
+          <w:rFonts w:cs="Calibri"/>
+          <w:color w:val="000000"/>
+          <w:shd w:val="clear" w:color="auto" w:fill="FFFFFF"/>
+        </w:rPr>
+        <w:t xml:space="preserve">. </w:t>
+      </w:r>
+      <w:proofErr w:type="spellStart"/>
+      <w:r>
+        <w:rPr>
+          <w:rFonts w:cs="Calibri"/>
+          <w:color w:val="000000"/>
+          <w:shd w:val="clear" w:color="auto" w:fill="FFFFFF"/>
+        </w:rPr>
+        <w:t>Excepteur</w:t>
+      </w:r>
+      <w:proofErr w:type="spellEnd"/>
+      <w:r>
+        <w:rPr>
+          <w:rFonts w:cs="Calibri"/>
+          <w:color w:val="000000"/>
+          <w:shd w:val="clear" w:color="auto" w:fill="FFFFFF"/>
+        </w:rPr>
+        <w:t xml:space="preserve"> </w:t>
+      </w:r>
+      <w:proofErr w:type="spellStart"/>
+      <w:r>
+        <w:rPr>
+          <w:rFonts w:cs="Calibri"/>
+          <w:color w:val="000000"/>
+          <w:shd w:val="clear" w:color="auto" w:fill="FFFFFF"/>
+        </w:rPr>
+        <w:t>sint</w:t>
+      </w:r>
+      <w:proofErr w:type="spellEnd"/>
+      <w:r>
+        <w:rPr>
+          <w:rFonts w:cs="Calibri"/>
+          <w:color w:val="000000"/>
+          <w:shd w:val="clear" w:color="auto" w:fill="FFFFFF"/>
+        </w:rPr>
+        <w:t xml:space="preserve"> </w:t>
+      </w:r>
+      <w:proofErr w:type="spellStart"/>
+      <w:r>
+        <w:rPr>
+          <w:rFonts w:cs="Calibri"/>
+          <w:color w:val="000000"/>
+          <w:shd w:val="clear" w:color="auto" w:fill="FFFFFF"/>
+        </w:rPr>
+        <w:t>occaecat</w:t>
+      </w:r>
+      <w:proofErr w:type="spellEnd"/>
+      <w:r>
+        <w:rPr>
+          <w:rFonts w:cs="Calibri"/>
+          <w:color w:val="000000"/>
+          <w:shd w:val="clear" w:color="auto" w:fill="FFFFFF"/>
+        </w:rPr>
+        <w:t xml:space="preserve"> </w:t>
+      </w:r>
+      <w:proofErr w:type="spellStart"/>
+      <w:r>
+        <w:rPr>
+          <w:rFonts w:cs="Calibri"/>
+          <w:color w:val="000000"/>
+          <w:shd w:val="clear" w:color="auto" w:fill="FFFFFF"/>
+        </w:rPr>
+        <w:t>cupidatat</w:t>
+      </w:r>
+      <w:proofErr w:type="spellEnd"/>
+      <w:r>
+        <w:rPr>
+          <w:rFonts w:cs="Calibri"/>
+          <w:color w:val="000000"/>
+          <w:shd w:val="clear" w:color="auto" w:fill="FFFFFF"/>
+        </w:rPr>
+        <w:t xml:space="preserve"> non </w:t>
+      </w:r>
+      <w:proofErr w:type="spellStart"/>
+      <w:r>
+        <w:rPr>
+          <w:rFonts w:cs="Calibri"/>
+          <w:color w:val="000000"/>
+          <w:shd w:val="clear" w:color="auto" w:fill="FFFFFF"/>
+        </w:rPr>
+        <w:t>proident</w:t>
+      </w:r>
+      <w:proofErr w:type="spellEnd"/>
+      <w:r>
+        <w:rPr>
+          <w:rFonts w:cs="Calibri"/>
+          <w:color w:val="000000"/>
+          <w:shd w:val="clear" w:color="auto" w:fill="FFFFFF"/>
+        </w:rPr>
+        <w:t xml:space="preserve">, sunt in culpa qui </w:t>
+      </w:r>
+      <w:proofErr w:type="spellStart"/>
+      <w:r>
+        <w:rPr>
+          <w:rFonts w:cs="Calibri"/>
+          <w:color w:val="000000"/>
+          <w:shd w:val="clear" w:color="auto" w:fill="FFFFFF"/>
+        </w:rPr>
+        <w:t>officia</w:t>
+      </w:r>
+      <w:proofErr w:type="spellEnd"/>
+      <w:r>
+        <w:rPr>
+          <w:rFonts w:cs="Calibri"/>
+          <w:color w:val="000000"/>
+          <w:shd w:val="clear" w:color="auto" w:fill="FFFFFF"/>
+        </w:rPr>
+        <w:t xml:space="preserve"> </w:t>
+      </w:r>
+      <w:proofErr w:type="spellStart"/>
+      <w:r>
+        <w:rPr>
+          <w:rFonts w:cs="Calibri"/>
+          <w:color w:val="000000"/>
+          <w:shd w:val="clear" w:color="auto" w:fill="FFFFFF"/>
+        </w:rPr>
+        <w:t>deserunt</w:t>
+      </w:r>
+      <w:proofErr w:type="spellEnd"/>
+      <w:r>
+        <w:rPr>
+          <w:rFonts w:cs="Calibri"/>
+          <w:color w:val="000000"/>
+          <w:shd w:val="clear" w:color="auto" w:fill="FFFFFF"/>
+        </w:rPr>
+        <w:t xml:space="preserve"> </w:t>
+      </w:r>
+      <w:proofErr w:type="spellStart"/>
+      <w:r>
+        <w:rPr>
+          <w:rFonts w:cs="Calibri"/>
+          <w:color w:val="000000"/>
+          <w:shd w:val="clear" w:color="auto" w:fill="FFFFFF"/>
+        </w:rPr>
+        <w:t>mollit</w:t>
+      </w:r>
+      <w:proofErr w:type="spellEnd"/>
+      <w:r>
+        <w:rPr>
+          <w:rFonts w:cs="Calibri"/>
+          <w:color w:val="000000"/>
+          <w:shd w:val="clear" w:color="auto" w:fill="FFFFFF"/>
+        </w:rPr>
+        <w:t xml:space="preserve"> </w:t>
+      </w:r>
+      <w:proofErr w:type="spellStart"/>
+      <w:r>
+        <w:rPr>
+          <w:rFonts w:cs="Calibri"/>
+          <w:color w:val="000000"/>
+          <w:shd w:val="clear" w:color="auto" w:fill="FFFFFF"/>
+        </w:rPr>
+        <w:t>anim</w:t>
+      </w:r>
+      <w:proofErr w:type="spellEnd"/>
+      <w:r>
+        <w:rPr>
+          <w:rFonts w:cs="Calibri"/>
+          <w:color w:val="000000"/>
+          <w:shd w:val="clear" w:color="auto" w:fill="FFFFFF"/>
+        </w:rPr>
+        <w:t xml:space="preserve"> id est </w:t>
+      </w:r>
+      <w:proofErr w:type="spellStart"/>
+      <w:r>
+        <w:rPr>
+          <w:rFonts w:cs="Calibri"/>
+          <w:color w:val="000000"/>
+          <w:shd w:val="clear" w:color="auto" w:fill="FFFFFF"/>
+        </w:rPr>
+        <w:t>laborum</w:t>
+      </w:r>
+      <w:proofErr w:type="spellEnd"/>
     </w:p>
     <w:p>
       <w:pPr>
@@ -936,7 +7845,25 @@
           <w:color w:val="000000"/>
           <w:shd w:val="clear" w:color="auto" w:fill="FFFFFF"/>
         </w:rPr>
-        <w:t xml:space="preserve">Lorem ipsum dolor </w:t>
+        <w:t xml:space="preserve">Lorem ipsum </w:t>
+      </w:r>
+      <w:proofErr w:type="spellStart"/>
+      <w:r>
+        <w:rPr>
+          <w:rFonts w:cs="Calibri"/>
+          <w:color w:val="000000"/>
+          <w:shd w:val="clear" w:color="auto" w:fill="FFFFFF"/>
+        </w:rPr>
+        <w:t>dolor</w:t>
+      </w:r>
+      <w:proofErr w:type="spellEnd"/>
+      <w:r>
+        <w:rPr>
+          <w:rFonts w:cs="Calibri"/>
+          <w:color w:val="000000"/>
+          <w:shd w:val="clear" w:color="auto" w:fill="FFFFFF"/>
+        </w:rPr>
+        <w:t xml:space="preserve"> </w:t>
       </w:r>
       <w:proofErr w:type="gramStart"/>
       <w:r>
@@ -954,8 +7881,738 @@
           <w:color w:val="000000"/>
           <w:shd w:val="clear" w:color="auto" w:fill="FFFFFF"/>
         </w:rPr>
-        <w:t xml:space="preserve"> amet, consectetur adipiscing elit, sed do eiusmod tempor incididunt ut labore et dolore magna aliqua. Ut enim ad minim veniam, quis nostrud exercitation ullamco laboris nisi ut aliquip ex ea commodo consequat. Duis aute irure dolor in reprehenderit in voluptate velit esse cillum dolore eu fugiat nulla pariatur. Excepteur sint occaecat cupidatat non proident, sunt in culpa qui officia deserunt mollit anim id est laborum</w:t>
-      </w:r>
+        <w:t xml:space="preserve"> </w:t>
+      </w:r>
+      <w:proofErr w:type="spellStart"/>
+      <w:r>
+        <w:rPr>
+          <w:rFonts w:cs="Calibri"/>
+          <w:color w:val="000000"/>
+          <w:shd w:val="clear" w:color="auto" w:fill="FFFFFF"/>
+        </w:rPr>
+        <w:t>amet</w:t>
+      </w:r>
+      <w:proofErr w:type="spellEnd"/>
+      <w:r>
+        <w:rPr>
+          <w:rFonts w:cs="Calibri"/>
+          <w:color w:val="000000"/>
+          <w:shd w:val="clear" w:color="auto" w:fill="FFFFFF"/>
+        </w:rPr>
+        <w:t xml:space="preserve">, </w:t>
+      </w:r>
+      <w:proofErr w:type="spellStart"/>
+      <w:r>
+        <w:rPr>
+          <w:rFonts w:cs="Calibri"/>
+          <w:color w:val="000000"/>
+          <w:shd w:val="clear" w:color="auto" w:fill="FFFFFF"/>
+        </w:rPr>
+        <w:t>consectetur</w:t>
+      </w:r>
+      <w:proofErr w:type="spellEnd"/>
+      <w:r>
+        <w:rPr>
+          <w:rFonts w:cs="Calibri"/>
+          <w:color w:val="000000"/>
+          <w:shd w:val="clear" w:color="auto" w:fill="FFFFFF"/>
+        </w:rPr>
+        <w:t xml:space="preserve"> </w:t>
+      </w:r>
+      <w:proofErr w:type="spellStart"/>
+      <w:r>
+        <w:rPr>
+          <w:rFonts w:cs="Calibri"/>
+          <w:color w:val="000000"/>
+          <w:shd w:val="clear" w:color="auto" w:fill="FFFFFF"/>
+        </w:rPr>
+        <w:t>adipiscing</w:t>
+      </w:r>
+      <w:proofErr w:type="spellEnd"/>
+      <w:r>
+        <w:rPr>
+          <w:rFonts w:cs="Calibri"/>
+          <w:color w:val="000000"/>
+          <w:shd w:val="clear" w:color="auto" w:fill="FFFFFF"/>
+        </w:rPr>
+        <w:t xml:space="preserve"> </w:t>
+      </w:r>
+      <w:proofErr w:type="spellStart"/>
+      <w:r>
+        <w:rPr>
+          <w:rFonts w:cs="Calibri"/>
+          <w:color w:val="000000"/>
+          <w:shd w:val="clear" w:color="auto" w:fill="FFFFFF"/>
+        </w:rPr>
+        <w:t>elit</w:t>
+      </w:r>
+      <w:proofErr w:type="spellEnd"/>
+      <w:r>
+        <w:rPr>
+          <w:rFonts w:cs="Calibri"/>
+          <w:color w:val="000000"/>
+          <w:shd w:val="clear" w:color="auto" w:fill="FFFFFF"/>
+        </w:rPr>
+        <w:t xml:space="preserve">, </w:t>
+      </w:r>
+      <w:proofErr w:type="spellStart"/>
+      <w:r>
+        <w:rPr>
+          <w:rFonts w:cs="Calibri"/>
+          <w:color w:val="000000"/>
+          <w:shd w:val="clear" w:color="auto" w:fill="FFFFFF"/>
+        </w:rPr>
+        <w:t>sed</w:t>
+      </w:r>
+      <w:proofErr w:type="spellEnd"/>
+      <w:r>
+        <w:rPr>
+          <w:rFonts w:cs="Calibri"/>
+          <w:color w:val="000000"/>
+          <w:shd w:val="clear" w:color="auto" w:fill="FFFFFF"/>
+        </w:rPr>
+        <w:t xml:space="preserve"> do </w:t>
+      </w:r>
+      <w:proofErr w:type="spellStart"/>
+      <w:r>
+        <w:rPr>
+          <w:rFonts w:cs="Calibri"/>
+          <w:color w:val="000000"/>
+          <w:shd w:val="clear" w:color="auto" w:fill="FFFFFF"/>
+        </w:rPr>
+        <w:t>eiusmod</w:t>
+      </w:r>
+      <w:proofErr w:type="spellEnd"/>
+      <w:r>
+        <w:rPr>
+          <w:rFonts w:cs="Calibri"/>
+          <w:color w:val="000000"/>
+          <w:shd w:val="clear" w:color="auto" w:fill="FFFFFF"/>
+        </w:rPr>
+        <w:t xml:space="preserve"> </w:t>
+      </w:r>
+      <w:proofErr w:type="spellStart"/>
+      <w:r>
+        <w:rPr>
+          <w:rFonts w:cs="Calibri"/>
+          <w:color w:val="000000"/>
+          <w:shd w:val="clear" w:color="auto" w:fill="FFFFFF"/>
+        </w:rPr>
+        <w:t>tempor</w:t>
+      </w:r>
+      <w:proofErr w:type="spellEnd"/>
+      <w:r>
+        <w:rPr>
+          <w:rFonts w:cs="Calibri"/>
+          <w:color w:val="000000"/>
+          <w:shd w:val="clear" w:color="auto" w:fill="FFFFFF"/>
+        </w:rPr>
+        <w:t xml:space="preserve"> </w:t>
+      </w:r>
+      <w:proofErr w:type="spellStart"/>
+      <w:r>
+        <w:rPr>
+          <w:rFonts w:cs="Calibri"/>
+          <w:color w:val="000000"/>
+          <w:shd w:val="clear" w:color="auto" w:fill="FFFFFF"/>
+        </w:rPr>
+        <w:t>incididunt</w:t>
+      </w:r>
+      <w:proofErr w:type="spellEnd"/>
+      <w:r>
+        <w:rPr>
+          <w:rFonts w:cs="Calibri"/>
+          <w:color w:val="000000"/>
+          <w:shd w:val="clear" w:color="auto" w:fill="FFFFFF"/>
+        </w:rPr>
+        <w:t xml:space="preserve"> </w:t>
+      </w:r>
+      <w:proofErr w:type="spellStart"/>
+      <w:r>
+        <w:rPr>
+          <w:rFonts w:cs="Calibri"/>
+          <w:color w:val="000000"/>
+          <w:shd w:val="clear" w:color="auto" w:fill="FFFFFF"/>
+        </w:rPr>
+        <w:t>ut</w:t>
+      </w:r>
+      <w:proofErr w:type="spellEnd"/>
+      <w:r>
+        <w:rPr>
+          <w:rFonts w:cs="Calibri"/>
+          <w:color w:val="000000"/>
+          <w:shd w:val="clear" w:color="auto" w:fill="FFFFFF"/>
+        </w:rPr>
+        <w:t xml:space="preserve"> labore et dolore magna </w:t>
+      </w:r>
+      <w:proofErr w:type="spellStart"/>
+      <w:r>
+        <w:rPr>
+          <w:rFonts w:cs="Calibri"/>
+          <w:color w:val="000000"/>
+          <w:shd w:val="clear" w:color="auto" w:fill="FFFFFF"/>
+        </w:rPr>
+        <w:t>aliqua</w:t>
+      </w:r>
+      <w:proofErr w:type="spellEnd"/>
+      <w:r>
+        <w:rPr>
+          <w:rFonts w:cs="Calibri"/>
+          <w:color w:val="000000"/>
+          <w:shd w:val="clear" w:color="auto" w:fill="FFFFFF"/>
+        </w:rPr>
+        <w:t xml:space="preserve">. Ut </w:t>
+      </w:r>
+      <w:proofErr w:type="spellStart"/>
+      <w:r>
+        <w:rPr>
+          <w:rFonts w:cs="Calibri"/>
+          <w:color w:val="000000"/>
+          <w:shd w:val="clear" w:color="auto" w:fill="FFFFFF"/>
+        </w:rPr>
+        <w:t>enim</w:t>
+      </w:r>
+      <w:proofErr w:type="spellEnd"/>
+      <w:r>
+        <w:rPr>
+          <w:rFonts w:cs="Calibri"/>
+          <w:color w:val="000000"/>
+          <w:shd w:val="clear" w:color="auto" w:fill="FFFFFF"/>
+        </w:rPr>
+        <w:t xml:space="preserve"> ad minim </w:t>
+      </w:r>
+      <w:proofErr w:type="spellStart"/>
+      <w:r>
+        <w:rPr>
+          <w:rFonts w:cs="Calibri"/>
+          <w:color w:val="000000"/>
+          <w:shd w:val="clear" w:color="auto" w:fill="FFFFFF"/>
+        </w:rPr>
+        <w:t>veniam</w:t>
+      </w:r>
+      <w:proofErr w:type="spellEnd"/>
+      <w:r>
+        <w:rPr>
+          <w:rFonts w:cs="Calibri"/>
+          <w:color w:val="000000"/>
+          <w:shd w:val="clear" w:color="auto" w:fill="FFFFFF"/>
+        </w:rPr>
+        <w:t xml:space="preserve">, quis </w:t>
+      </w:r>
+      <w:proofErr w:type="spellStart"/>
+      <w:r>
+        <w:rPr>
+          <w:rFonts w:cs="Calibri"/>
+          <w:color w:val="000000"/>
+          <w:shd w:val="clear" w:color="auto" w:fill="FFFFFF"/>
+        </w:rPr>
+        <w:t>nostrud</w:t>
+      </w:r>
+      <w:proofErr w:type="spellEnd"/>
+      <w:r>
+        <w:rPr>
+          <w:rFonts w:cs="Calibri"/>
+          <w:color w:val="000000"/>
+          <w:shd w:val="clear" w:color="auto" w:fill="FFFFFF"/>
+        </w:rPr>
+        <w:t xml:space="preserve"> exercitation </w:t>
+      </w:r>
+      <w:proofErr w:type="spellStart"/>
+      <w:r>
+        <w:rPr>
+          <w:rFonts w:cs="Calibri"/>
+          <w:color w:val="000000"/>
+          <w:shd w:val="clear" w:color="auto" w:fill="FFFFFF"/>
+        </w:rPr>
+        <w:t>ullamco</w:t>
+      </w:r>
+      <w:proofErr w:type="spellEnd"/>
+      <w:r>
+        <w:rPr>
+          <w:rFonts w:cs="Calibri"/>
+          <w:color w:val="000000"/>
+          <w:shd w:val="clear" w:color="auto" w:fill="FFFFFF"/>
+        </w:rPr>
+        <w:t xml:space="preserve"> </w:t>
+      </w:r>
+      <w:proofErr w:type="spellStart"/>
+      <w:r>
+        <w:rPr>
+          <w:rFonts w:cs="Calibri"/>
+          <w:color w:val="000000"/>
+          <w:shd w:val="clear" w:color="auto" w:fill="FFFFFF"/>
+        </w:rPr>
+        <w:t>laboris</w:t>
+      </w:r>
+      <w:proofErr w:type="spellEnd"/>
+      <w:r>
+        <w:rPr>
+          <w:rFonts w:cs="Calibri"/>
+          <w:color w:val="000000"/>
+          <w:shd w:val="clear" w:color="auto" w:fill="FFFFFF"/>
+        </w:rPr>
+        <w:t xml:space="preserve"> nisi </w:t>
+      </w:r>
+      <w:proofErr w:type="spellStart"/>
+      <w:r>
+        <w:rPr>
+          <w:rFonts w:cs="Calibri"/>
+          <w:color w:val="000000"/>
+          <w:shd w:val="clear" w:color="auto" w:fill="FFFFFF"/>
+        </w:rPr>
+        <w:t>ut</w:t>
+      </w:r>
+      <w:proofErr w:type="spellEnd"/>
+      <w:r>
+        <w:rPr>
+          <w:rFonts w:cs="Calibri"/>
+          <w:color w:val="000000"/>
+          <w:shd w:val="clear" w:color="auto" w:fill="FFFFFF"/>
+        </w:rPr>
+        <w:t xml:space="preserve"> </w:t>
+      </w:r>
+      <w:proofErr w:type="spellStart"/>
+      <w:r>
+        <w:rPr>
+          <w:rFonts w:cs="Calibri"/>
+          <w:color w:val="000000"/>
+          <w:shd w:val="clear" w:color="auto" w:fill="FFFFFF"/>
+        </w:rPr>
+        <w:t>aliquip</w:t>
+      </w:r>
+      <w:proofErr w:type="spellEnd"/>
+      <w:r>
+        <w:rPr>
+          <w:rFonts w:cs="Calibri"/>
+          <w:color w:val="000000"/>
+          <w:shd w:val="clear" w:color="auto" w:fill="FFFFFF"/>
+        </w:rPr>
+        <w:t xml:space="preserve"> ex </w:t>
+      </w:r>
+      <w:proofErr w:type="spellStart"/>
+      <w:r>
+        <w:rPr>
+          <w:rFonts w:cs="Calibri"/>
+          <w:color w:val="000000"/>
+          <w:shd w:val="clear" w:color="auto" w:fill="FFFFFF"/>
+        </w:rPr>
+        <w:t>ea</w:t>
+      </w:r>
+      <w:proofErr w:type="spellEnd"/>
+      <w:r>
+        <w:rPr>
+          <w:rFonts w:cs="Calibri"/>
+          <w:color w:val="000000"/>
+          <w:shd w:val="clear" w:color="auto" w:fill="FFFFFF"/>
+        </w:rPr>
+        <w:t xml:space="preserve"> </w:t>
+      </w:r>
+      <w:proofErr w:type="spellStart"/>
+      <w:r>
+        <w:rPr>
+          <w:rFonts w:cs="Calibri"/>
+          <w:color w:val="000000"/>
+          <w:shd w:val="clear" w:color="auto" w:fill="FFFFFF"/>
+        </w:rPr>
+        <w:t>commodo</w:t>
+      </w:r>
+      <w:proofErr w:type="spellEnd"/>
+      <w:r>
+        <w:rPr>
+          <w:rFonts w:cs="Calibri"/>
+          <w:color w:val="000000"/>
+          <w:shd w:val="clear" w:color="auto" w:fill="FFFFFF"/>
+        </w:rPr>
+        <w:t xml:space="preserve"> </w:t>
+      </w:r>
+      <w:proofErr w:type="spellStart"/>
+      <w:r>
+        <w:rPr>
+          <w:rFonts w:cs="Calibri"/>
+          <w:color w:val="000000"/>
+          <w:shd w:val="clear" w:color="auto" w:fill="FFFFFF"/>
+        </w:rPr>
+        <w:t>consequat</w:t>
+      </w:r>
+      <w:proofErr w:type="spellEnd"/>
+      <w:r>
+        <w:rPr>
+          <w:rFonts w:cs="Calibri"/>
+          <w:color w:val="000000"/>
+          <w:shd w:val="clear" w:color="auto" w:fill="FFFFFF"/>
+        </w:rPr>
+        <w:t xml:space="preserve">. Duis </w:t>
+      </w:r>
+      <w:proofErr w:type="spellStart"/>
+      <w:r>
+        <w:rPr>
+          <w:rFonts w:cs="Calibri"/>
+          <w:color w:val="000000"/>
+          <w:shd w:val="clear" w:color="auto" w:fill="FFFFFF"/>
+        </w:rPr>
+        <w:t>aute</w:t>
+      </w:r>
+      <w:proofErr w:type="spellEnd"/>
+      <w:r>
+        <w:rPr>
+          <w:rFonts w:cs="Calibri"/>
+          <w:color w:val="000000"/>
+          <w:shd w:val="clear" w:color="auto" w:fill="FFFFFF"/>
+        </w:rPr>
+        <w:t xml:space="preserve"> </w:t>
+      </w:r>
+      <w:proofErr w:type="spellStart"/>
+      <w:r>
+        <w:rPr>
+          <w:rFonts w:cs="Calibri"/>
+          <w:color w:val="000000"/>
+          <w:shd w:val="clear" w:color="auto" w:fill="FFFFFF"/>
+        </w:rPr>
+        <w:t>irure</w:t>
+      </w:r>
+      <w:proofErr w:type="spellEnd"/>
+      <w:r>
+        <w:rPr>
+          <w:rFonts w:cs="Calibri"/>
+          <w:color w:val="000000"/>
+          <w:shd w:val="clear" w:color="auto" w:fill="FFFFFF"/>
+        </w:rPr>
+        <w:t xml:space="preserve"> </w:t>
+      </w:r>
+      <w:proofErr w:type="spellStart"/>
+      <w:r>
+        <w:rPr>
+          <w:rFonts w:cs="Calibri"/>
+          <w:color w:val="000000"/>
+          <w:shd w:val="clear" w:color="auto" w:fill="FFFFFF"/>
+        </w:rPr>
+        <w:t>dolor</w:t>
+      </w:r>
+      <w:proofErr w:type="spellEnd"/>
+      <w:r>
+        <w:rPr>
+          <w:rFonts w:cs="Calibri"/>
+          <w:color w:val="000000"/>
+          <w:shd w:val="clear" w:color="auto" w:fill="FFFFFF"/>
+        </w:rPr>
+        <w:t xml:space="preserve"> in </w:t>
+      </w:r>
+      <w:proofErr w:type="spellStart"/>
+      <w:r>
+        <w:rPr>
+          <w:rFonts w:cs="Calibri"/>
+          <w:color w:val="000000"/>
+          <w:shd w:val="clear" w:color="auto" w:fill="FFFFFF"/>
+        </w:rPr>
+        <w:t>reprehenderit</w:t>
+      </w:r>
+      <w:proofErr w:type="spellEnd"/>
+      <w:r>
+        <w:rPr>
+          <w:rFonts w:cs="Calibri"/>
+          <w:color w:val="000000"/>
+          <w:shd w:val="clear" w:color="auto" w:fill="FFFFFF"/>
+        </w:rPr>
+        <w:t xml:space="preserve"> in </w:t>
+      </w:r>
+      <w:proofErr w:type="spellStart"/>
+      <w:r>
+        <w:rPr>
+          <w:rFonts w:cs="Calibri"/>
+          <w:color w:val="000000"/>
+          <w:shd w:val="clear" w:color="auto" w:fill="FFFFFF"/>
+        </w:rPr>
+        <w:t>voluptate</w:t>
+      </w:r>
+      <w:proofErr w:type="spellEnd"/>
+      <w:r>
+        <w:rPr>
+          <w:rFonts w:cs="Calibri"/>
+          <w:color w:val="000000"/>
+          <w:shd w:val="clear" w:color="auto" w:fill="FFFFFF"/>
+        </w:rPr>
+        <w:t xml:space="preserve"> </w:t>
+      </w:r>
+      <w:proofErr w:type="spellStart"/>
+      <w:r>
+        <w:rPr>
+          <w:rFonts w:cs="Calibri"/>
+          <w:color w:val="000000"/>
+          <w:shd w:val="clear" w:color="auto" w:fill="FFFFFF"/>
+        </w:rPr>
+        <w:t>velit</w:t>
+      </w:r>
+      <w:proofErr w:type="spellEnd"/>
+      <w:r>
+        <w:rPr>
+          <w:rFonts w:cs="Calibri"/>
+          <w:color w:val="000000"/>
+          <w:shd w:val="clear" w:color="auto" w:fill="FFFFFF"/>
+        </w:rPr>
+        <w:t xml:space="preserve"> esse </w:t>
+      </w:r>
+      <w:proofErr w:type="spellStart"/>
+      <w:r>
+        <w:rPr>
+          <w:rFonts w:cs="Calibri"/>
+          <w:color w:val="000000"/>
+          <w:shd w:val="clear" w:color="auto" w:fill="FFFFFF"/>
+        </w:rPr>
+        <w:t>cillum</w:t>
+      </w:r>
+      <w:proofErr w:type="spellEnd"/>
+      <w:r>
+        <w:rPr>
+          <w:rFonts w:cs="Calibri"/>
+          <w:color w:val="000000"/>
+          <w:shd w:val="clear" w:color="auto" w:fill="FFFFFF"/>
+        </w:rPr>
+        <w:t xml:space="preserve"> dolore </w:t>
+      </w:r>
+      <w:proofErr w:type="spellStart"/>
+      <w:r>
+        <w:rPr>
+          <w:rFonts w:cs="Calibri"/>
+          <w:color w:val="000000"/>
+          <w:shd w:val="clear" w:color="auto" w:fill="FFFFFF"/>
+        </w:rPr>
+        <w:t>eu</w:t>
+      </w:r>
+      <w:proofErr w:type="spellEnd"/>
+      <w:r>
+        <w:rPr>
+          <w:rFonts w:cs="Calibri"/>
+          <w:color w:val="000000"/>
+          <w:shd w:val="clear" w:color="auto" w:fill="FFFFFF"/>
+        </w:rPr>
+        <w:t xml:space="preserve"> </w:t>
+      </w:r>
+      <w:proofErr w:type="spellStart"/>
+      <w:r>
+        <w:rPr>
+          <w:rFonts w:cs="Calibri"/>
+          <w:color w:val="000000"/>
+          <w:shd w:val="clear" w:color="auto" w:fill="FFFFFF"/>
+        </w:rPr>
+        <w:t>fugiat</w:t>
+      </w:r>
+      <w:proofErr w:type="spellEnd"/>
+      <w:r>
+        <w:rPr>
+          <w:rFonts w:cs="Calibri"/>
+          <w:color w:val="000000"/>
+          <w:shd w:val="clear" w:color="auto" w:fill="FFFFFF"/>
+        </w:rPr>
+        <w:t xml:space="preserve"> </w:t>
+      </w:r>
+      <w:proofErr w:type="spellStart"/>
+      <w:r>
+        <w:rPr>
+          <w:rFonts w:cs="Calibri"/>
+          <w:color w:val="000000"/>
+          <w:shd w:val="clear" w:color="auto" w:fill="FFFFFF"/>
+        </w:rPr>
+        <w:t>nulla</w:t>
+      </w:r>
+      <w:proofErr w:type="spellEnd"/>
+      <w:r>
+        <w:rPr>
+          <w:rFonts w:cs="Calibri"/>
+          <w:color w:val="000000"/>
+          <w:shd w:val="clear" w:color="auto" w:fill="FFFFFF"/>
+        </w:rPr>
+        <w:t xml:space="preserve"> </w:t>
+      </w:r>
+      <w:proofErr w:type="spellStart"/>
+      <w:r>
+        <w:rPr>
+          <w:rFonts w:cs="Calibri"/>
+          <w:color w:val="000000"/>
+          <w:shd w:val="clear" w:color="auto" w:fill="FFFFFF"/>
+        </w:rPr>
+        <w:t>pariatur</w:t>
+      </w:r>
+      <w:proofErr w:type="spellEnd"/>
+      <w:r>
+        <w:rPr>
+          <w:rFonts w:cs="Calibri"/>
+          <w:color w:val="000000"/>
+          <w:shd w:val="clear" w:color="auto" w:fill="FFFFFF"/>
+        </w:rPr>
+        <w:t xml:space="preserve">. </w:t>
+      </w:r>
+      <w:proofErr w:type="spellStart"/>
+      <w:r>
+        <w:rPr>
+          <w:rFonts w:cs="Calibri"/>
+          <w:color w:val="000000"/>
+          <w:shd w:val="clear" w:color="auto" w:fill="FFFFFF"/>
+        </w:rPr>
+        <w:t>Excepteur</w:t>
+      </w:r>
+      <w:proofErr w:type="spellEnd"/>
+      <w:r>
+        <w:rPr>
+          <w:rFonts w:cs="Calibri"/>
+          <w:color w:val="000000"/>
+          <w:shd w:val="clear" w:color="auto" w:fill="FFFFFF"/>
+        </w:rPr>
+        <w:t xml:space="preserve"> </w:t>
+      </w:r>
+      <w:proofErr w:type="spellStart"/>
+      <w:r>
+        <w:rPr>
+          <w:rFonts w:cs="Calibri"/>
+          <w:color w:val="000000"/>
+          <w:shd w:val="clear" w:color="auto" w:fill="FFFFFF"/>
+        </w:rPr>
+        <w:t>sint</w:t>
+      </w:r>
+      <w:proofErr w:type="spellEnd"/>
+      <w:r>
+        <w:rPr>
+          <w:rFonts w:cs="Calibri"/>
+          <w:color w:val="000000"/>
+          <w:shd w:val="clear" w:color="auto" w:fill="FFFFFF"/>
+        </w:rPr>
+        <w:t xml:space="preserve"> </w:t>
+      </w:r>
+      <w:proofErr w:type="spellStart"/>
+      <w:r>
+        <w:rPr>
+          <w:rFonts w:cs="Calibri"/>
+          <w:color w:val="000000"/>
+          <w:shd w:val="clear" w:color="auto" w:fill="FFFFFF"/>
+        </w:rPr>
+        <w:t>occaecat</w:t>
+      </w:r>
+      <w:proofErr w:type="spellEnd"/>
+      <w:r>
+        <w:rPr>
+          <w:rFonts w:cs="Calibri"/>
+          <w:color w:val="000000"/>
+          <w:shd w:val="clear" w:color="auto" w:fill="FFFFFF"/>
+        </w:rPr>
+        <w:t xml:space="preserve"> </w:t>
+      </w:r>
+      <w:proofErr w:type="spellStart"/>
+      <w:r>
+        <w:rPr>
+          <w:rFonts w:cs="Calibri"/>
+          <w:color w:val="000000"/>
+          <w:shd w:val="clear" w:color="auto" w:fill="FFFFFF"/>
+        </w:rPr>
+        <w:t>cupidatat</w:t>
+      </w:r>
+      <w:proofErr w:type="spellEnd"/>
+      <w:r>
+        <w:rPr>
+          <w:rFonts w:cs="Calibri"/>
+          <w:color w:val="000000"/>
+          <w:shd w:val="clear" w:color="auto" w:fill="FFFFFF"/>
+        </w:rPr>
+        <w:t xml:space="preserve"> non </w:t>
+      </w:r>
+      <w:proofErr w:type="spellStart"/>
+      <w:r>
+        <w:rPr>
+          <w:rFonts w:cs="Calibri"/>
+          <w:color w:val="000000"/>
+          <w:shd w:val="clear" w:color="auto" w:fill="FFFFFF"/>
+        </w:rPr>
+        <w:t>proident</w:t>
+      </w:r>
+      <w:proofErr w:type="spellEnd"/>
+      <w:r>
+        <w:rPr>
+          <w:rFonts w:cs="Calibri"/>
+          <w:color w:val="000000"/>
+          <w:shd w:val="clear" w:color="auto" w:fill="FFFFFF"/>
+        </w:rPr>
+        <w:t xml:space="preserve">, sunt in culpa qui </w:t>
+      </w:r>
+      <w:proofErr w:type="spellStart"/>
+      <w:r>
+        <w:rPr>
+          <w:rFonts w:cs="Calibri"/>
+          <w:color w:val="000000"/>
+          <w:shd w:val="clear" w:color="auto" w:fill="FFFFFF"/>
+        </w:rPr>
+        <w:t>officia</w:t>
+      </w:r>
+      <w:proofErr w:type="spellEnd"/>
+      <w:r>
+        <w:rPr>
+          <w:rFonts w:cs="Calibri"/>
+          <w:color w:val="000000"/>
+          <w:shd w:val="clear" w:color="auto" w:fill="FFFFFF"/>
+        </w:rPr>
+        <w:t xml:space="preserve"> </w:t>
+      </w:r>
+      <w:proofErr w:type="spellStart"/>
+      <w:r>
+        <w:rPr>
+          <w:rFonts w:cs="Calibri"/>
+          <w:color w:val="000000"/>
+          <w:shd w:val="clear" w:color="auto" w:fill="FFFFFF"/>
+        </w:rPr>
+        <w:t>deserunt</w:t>
+      </w:r>
+      <w:proofErr w:type="spellEnd"/>
+      <w:r>
+        <w:rPr>
+          <w:rFonts w:cs="Calibri"/>
+          <w:color w:val="000000"/>
+          <w:shd w:val="clear" w:color="auto" w:fill="FFFFFF"/>
+        </w:rPr>
+        <w:t xml:space="preserve"> </w:t>
+      </w:r>
+      <w:proofErr w:type="spellStart"/>
+      <w:r>
+        <w:rPr>
+          <w:rFonts w:cs="Calibri"/>
+          <w:color w:val="000000"/>
+          <w:shd w:val="clear" w:color="auto" w:fill="FFFFFF"/>
+        </w:rPr>
+        <w:t>mollit</w:t>
+      </w:r>
+      <w:proofErr w:type="spellEnd"/>
+      <w:r>
+        <w:rPr>
+          <w:rFonts w:cs="Calibri"/>
+          <w:color w:val="000000"/>
+          <w:shd w:val="clear" w:color="auto" w:fill="FFFFFF"/>
+        </w:rPr>
+        <w:t xml:space="preserve"> </w:t>
+      </w:r>
+      <w:proofErr w:type="spellStart"/>
+      <w:r>
+        <w:rPr>
+          <w:rFonts w:cs="Calibri"/>
+          <w:color w:val="000000"/>
+          <w:shd w:val="clear" w:color="auto" w:fill="FFFFFF"/>
+        </w:rPr>
+        <w:t>anim</w:t>
+      </w:r>
+      <w:proofErr w:type="spellEnd"/>
+      <w:r>
+        <w:rPr>
+          <w:rFonts w:cs="Calibri"/>
+          <w:color w:val="000000"/>
+          <w:shd w:val="clear" w:color="auto" w:fill="FFFFFF"/>
+        </w:rPr>
+        <w:t xml:space="preserve"> id est </w:t>
+      </w:r>
+      <w:proofErr w:type="spellStart"/>
+      <w:r>
+        <w:rPr>
+          <w:rFonts w:cs="Calibri"/>
+          <w:color w:val="000000"/>
+          <w:shd w:val="clear" w:color="auto" w:fill="FFFFFF"/>
+        </w:rPr>
+        <w:t>laborum</w:t>
+      </w:r>
+      <w:proofErr w:type="spellEnd"/>
     </w:p>
     <w:p>
       <w:pPr>
@@ -1014,7 +8671,25 @@
           <w:color w:val="000000"/>
           <w:shd w:val="clear" w:color="auto" w:fill="FFFFFF"/>
         </w:rPr>
-        <w:t xml:space="preserve">Lorem ipsum dolor </w:t>
+        <w:t xml:space="preserve">Lorem ipsum </w:t>
+      </w:r>
+      <w:proofErr w:type="spellStart"/>
+      <w:r>
+        <w:rPr>
+          <w:rFonts w:cs="Calibri"/>
+          <w:color w:val="000000"/>
+          <w:shd w:val="clear" w:color="auto" w:fill="FFFFFF"/>
+        </w:rPr>
+        <w:t>dolor</w:t>
+      </w:r>
+      <w:proofErr w:type="spellEnd"/>
+      <w:r>
+        <w:rPr>
+          <w:rFonts w:cs="Calibri"/>
+          <w:color w:val="000000"/>
+          <w:shd w:val="clear" w:color="auto" w:fill="FFFFFF"/>
+        </w:rPr>
+        <w:t xml:space="preserve"> </w:t>
       </w:r>
       <w:proofErr w:type="gramStart"/>
       <w:r>
@@ -1032,7 +8707,745 @@
           <w:color w:val="000000"/>
           <w:shd w:val="clear" w:color="auto" w:fill="FFFFFF"/>
         </w:rPr>
-        <w:t xml:space="preserve"> amet, consectetur adipiscing elit, sed do eiusmod tempor incididunt ut labore et dolore magna aliqua. Ut enim ad minim veniam, quis nostrud exercitation ullamco laboris nisi ut aliquip ex ea commodo consequat. Duis aute irure dolor in reprehenderit in voluptate velit esse cillum dolore eu fugiat nulla pariatur. Excepteur sint occaecat cupidatat non proident, sunt in culpa qui officia deserunt mollit anim id est laborum.</w:t>
+        <w:t xml:space="preserve"> </w:t>
+      </w:r>
+      <w:proofErr w:type="spellStart"/>
+      <w:r>
+        <w:rPr>
+          <w:rFonts w:cs="Calibri"/>
+          <w:color w:val="000000"/>
+          <w:shd w:val="clear" w:color="auto" w:fill="FFFFFF"/>
+        </w:rPr>
+        <w:t>amet</w:t>
+      </w:r>
+      <w:proofErr w:type="spellEnd"/>
+      <w:r>
+        <w:rPr>
+          <w:rFonts w:cs="Calibri"/>
+          <w:color w:val="000000"/>
+          <w:shd w:val="clear" w:color="auto" w:fill="FFFFFF"/>
+        </w:rPr>
+        <w:t xml:space="preserve">, </w:t>
+      </w:r>
+      <w:proofErr w:type="spellStart"/>
+      <w:r>
+        <w:rPr>
+          <w:rFonts w:cs="Calibri"/>
+          <w:color w:val="000000"/>
+          <w:shd w:val="clear" w:color="auto" w:fill="FFFFFF"/>
+        </w:rPr>
+        <w:t>consectetur</w:t>
+      </w:r>
+      <w:proofErr w:type="spellEnd"/>
+      <w:r>
+        <w:rPr>
+          <w:rFonts w:cs="Calibri"/>
+          <w:color w:val="000000"/>
+          <w:shd w:val="clear" w:color="auto" w:fill="FFFFFF"/>
+        </w:rPr>
+        <w:t xml:space="preserve"> </w:t>
+      </w:r>
+      <w:proofErr w:type="spellStart"/>
+      <w:r>
+        <w:rPr>
+          <w:rFonts w:cs="Calibri"/>
+          <w:color w:val="000000"/>
+          <w:shd w:val="clear" w:color="auto" w:fill="FFFFFF"/>
+        </w:rPr>
+        <w:t>adipiscing</w:t>
+      </w:r>
+      <w:proofErr w:type="spellEnd"/>
+      <w:r>
+        <w:rPr>
+          <w:rFonts w:cs="Calibri"/>
+          <w:color w:val="000000"/>
+          <w:shd w:val="clear" w:color="auto" w:fill="FFFFFF"/>
+        </w:rPr>
+        <w:t xml:space="preserve"> </w:t>
+      </w:r>
+      <w:proofErr w:type="spellStart"/>
+      <w:r>
+        <w:rPr>
+          <w:rFonts w:cs="Calibri"/>
+          <w:color w:val="000000"/>
+          <w:shd w:val="clear" w:color="auto" w:fill="FFFFFF"/>
+        </w:rPr>
+        <w:t>elit</w:t>
+      </w:r>
+      <w:proofErr w:type="spellEnd"/>
+      <w:r>
+        <w:rPr>
+          <w:rFonts w:cs="Calibri"/>
+          <w:color w:val="000000"/>
+          <w:shd w:val="clear" w:color="auto" w:fill="FFFFFF"/>
+        </w:rPr>
+        <w:t xml:space="preserve">, </w:t>
+      </w:r>
+      <w:proofErr w:type="spellStart"/>
+      <w:r>
+        <w:rPr>
+          <w:rFonts w:cs="Calibri"/>
+          <w:color w:val="000000"/>
+          <w:shd w:val="clear" w:color="auto" w:fill="FFFFFF"/>
+        </w:rPr>
+        <w:t>sed</w:t>
+      </w:r>
+      <w:proofErr w:type="spellEnd"/>
+      <w:r>
+        <w:rPr>
+          <w:rFonts w:cs="Calibri"/>
+          <w:color w:val="000000"/>
+          <w:shd w:val="clear" w:color="auto" w:fill="FFFFFF"/>
+        </w:rPr>
+        <w:t xml:space="preserve"> do </w:t>
+      </w:r>
+      <w:proofErr w:type="spellStart"/>
+      <w:r>
+        <w:rPr>
+          <w:rFonts w:cs="Calibri"/>
+          <w:color w:val="000000"/>
+          <w:shd w:val="clear" w:color="auto" w:fill="FFFFFF"/>
+        </w:rPr>
+        <w:t>eiusmod</w:t>
+      </w:r>
+      <w:proofErr w:type="spellEnd"/>
+      <w:r>
+        <w:rPr>
+          <w:rFonts w:cs="Calibri"/>
+          <w:color w:val="000000"/>
+          <w:shd w:val="clear" w:color="auto" w:fill="FFFFFF"/>
+        </w:rPr>
+        <w:t xml:space="preserve"> </w:t>
+      </w:r>
+      <w:proofErr w:type="spellStart"/>
+      <w:r>
+        <w:rPr>
+          <w:rFonts w:cs="Calibri"/>
+          <w:color w:val="000000"/>
+          <w:shd w:val="clear" w:color="auto" w:fill="FFFFFF"/>
+        </w:rPr>
+        <w:t>tempor</w:t>
+      </w:r>
+      <w:proofErr w:type="spellEnd"/>
+      <w:r>
+        <w:rPr>
+          <w:rFonts w:cs="Calibri"/>
+          <w:color w:val="000000"/>
+          <w:shd w:val="clear" w:color="auto" w:fill="FFFFFF"/>
+        </w:rPr>
+        <w:t xml:space="preserve"> </w:t>
+      </w:r>
+      <w:proofErr w:type="spellStart"/>
+      <w:r>
+        <w:rPr>
+          <w:rFonts w:cs="Calibri"/>
+          <w:color w:val="000000"/>
+          <w:shd w:val="clear" w:color="auto" w:fill="FFFFFF"/>
+        </w:rPr>
+        <w:t>incididunt</w:t>
+      </w:r>
+      <w:proofErr w:type="spellEnd"/>
+      <w:r>
+        <w:rPr>
+          <w:rFonts w:cs="Calibri"/>
+          <w:color w:val="000000"/>
+          <w:shd w:val="clear" w:color="auto" w:fill="FFFFFF"/>
+        </w:rPr>
+        <w:t xml:space="preserve"> </w:t>
+      </w:r>
+      <w:proofErr w:type="spellStart"/>
+      <w:r>
+        <w:rPr>
+          <w:rFonts w:cs="Calibri"/>
+          <w:color w:val="000000"/>
+          <w:shd w:val="clear" w:color="auto" w:fill="FFFFFF"/>
+        </w:rPr>
+        <w:t>ut</w:t>
+      </w:r>
+      <w:proofErr w:type="spellEnd"/>
+      <w:r>
+        <w:rPr>
+          <w:rFonts w:cs="Calibri"/>
+          <w:color w:val="000000"/>
+          <w:shd w:val="clear" w:color="auto" w:fill="FFFFFF"/>
+        </w:rPr>
+        <w:t xml:space="preserve"> labore et dolore magna </w:t>
+      </w:r>
+      <w:proofErr w:type="spellStart"/>
+      <w:r>
+        <w:rPr>
+          <w:rFonts w:cs="Calibri"/>
+          <w:color w:val="000000"/>
+          <w:shd w:val="clear" w:color="auto" w:fill="FFFFFF"/>
+        </w:rPr>
+        <w:t>aliqua</w:t>
+      </w:r>
+      <w:proofErr w:type="spellEnd"/>
+      <w:r>
+        <w:rPr>
+          <w:rFonts w:cs="Calibri"/>
+          <w:color w:val="000000"/>
+          <w:shd w:val="clear" w:color="auto" w:fill="FFFFFF"/>
+        </w:rPr>
+        <w:t xml:space="preserve">. Ut </w:t>
+      </w:r>
+      <w:proofErr w:type="spellStart"/>
+      <w:r>
+        <w:rPr>
+          <w:rFonts w:cs="Calibri"/>
+          <w:color w:val="000000"/>
+          <w:shd w:val="clear" w:color="auto" w:fill="FFFFFF"/>
+        </w:rPr>
+        <w:t>enim</w:t>
+      </w:r>
+      <w:proofErr w:type="spellEnd"/>
+      <w:r>
+        <w:rPr>
+          <w:rFonts w:cs="Calibri"/>
+          <w:color w:val="000000"/>
+          <w:shd w:val="clear" w:color="auto" w:fill="FFFFFF"/>
+        </w:rPr>
+        <w:t xml:space="preserve"> ad minim </w:t>
+      </w:r>
+      <w:proofErr w:type="spellStart"/>
+      <w:r>
+        <w:rPr>
+          <w:rFonts w:cs="Calibri"/>
+          <w:color w:val="000000"/>
+          <w:shd w:val="clear" w:color="auto" w:fill="FFFFFF"/>
+        </w:rPr>
+        <w:t>veniam</w:t>
+      </w:r>
+      <w:proofErr w:type="spellEnd"/>
+      <w:r>
+        <w:rPr>
+          <w:rFonts w:cs="Calibri"/>
+          <w:color w:val="000000"/>
+          <w:shd w:val="clear" w:color="auto" w:fill="FFFFFF"/>
+        </w:rPr>
+        <w:t xml:space="preserve">, quis </w:t>
+      </w:r>
+      <w:proofErr w:type="spellStart"/>
+      <w:r>
+        <w:rPr>
+          <w:rFonts w:cs="Calibri"/>
+          <w:color w:val="000000"/>
+          <w:shd w:val="clear" w:color="auto" w:fill="FFFFFF"/>
+        </w:rPr>
+        <w:t>nostrud</w:t>
+      </w:r>
+      <w:proofErr w:type="spellEnd"/>
+      <w:r>
+        <w:rPr>
+          <w:rFonts w:cs="Calibri"/>
+          <w:color w:val="000000"/>
+          <w:shd w:val="clear" w:color="auto" w:fill="FFFFFF"/>
+        </w:rPr>
+        <w:t xml:space="preserve"> exercitation </w:t>
+      </w:r>
+      <w:proofErr w:type="spellStart"/>
+      <w:r>
+        <w:rPr>
+          <w:rFonts w:cs="Calibri"/>
+          <w:color w:val="000000"/>
+          <w:shd w:val="clear" w:color="auto" w:fill="FFFFFF"/>
+        </w:rPr>
+        <w:t>ullamco</w:t>
+      </w:r>
+      <w:proofErr w:type="spellEnd"/>
+      <w:r>
+        <w:rPr>
+          <w:rFonts w:cs="Calibri"/>
+          <w:color w:val="000000"/>
+          <w:shd w:val="clear" w:color="auto" w:fill="FFFFFF"/>
+        </w:rPr>
+        <w:t xml:space="preserve"> </w:t>
+      </w:r>
+      <w:proofErr w:type="spellStart"/>
+      <w:r>
+        <w:rPr>
+          <w:rFonts w:cs="Calibri"/>
+          <w:color w:val="000000"/>
+          <w:shd w:val="clear" w:color="auto" w:fill="FFFFFF"/>
+        </w:rPr>
+        <w:t>laboris</w:t>
+      </w:r>
+      <w:proofErr w:type="spellEnd"/>
+      <w:r>
+        <w:rPr>
+          <w:rFonts w:cs="Calibri"/>
+          <w:color w:val="000000"/>
+          <w:shd w:val="clear" w:color="auto" w:fill="FFFFFF"/>
+        </w:rPr>
+        <w:t xml:space="preserve"> nisi </w:t>
+      </w:r>
+      <w:proofErr w:type="spellStart"/>
+      <w:r>
+        <w:rPr>
+          <w:rFonts w:cs="Calibri"/>
+          <w:color w:val="000000"/>
+          <w:shd w:val="clear" w:color="auto" w:fill="FFFFFF"/>
+        </w:rPr>
+        <w:t>ut</w:t>
+      </w:r>
+      <w:proofErr w:type="spellEnd"/>
+      <w:r>
+        <w:rPr>
+          <w:rFonts w:cs="Calibri"/>
+          <w:color w:val="000000"/>
+          <w:shd w:val="clear" w:color="auto" w:fill="FFFFFF"/>
+        </w:rPr>
+        <w:t xml:space="preserve"> </w:t>
+      </w:r>
+      <w:proofErr w:type="spellStart"/>
+      <w:r>
+        <w:rPr>
+          <w:rFonts w:cs="Calibri"/>
+          <w:color w:val="000000"/>
+          <w:shd w:val="clear" w:color="auto" w:fill="FFFFFF"/>
+        </w:rPr>
+        <w:t>aliquip</w:t>
+      </w:r>
+      <w:proofErr w:type="spellEnd"/>
+      <w:r>
+        <w:rPr>
+          <w:rFonts w:cs="Calibri"/>
+          <w:color w:val="000000"/>
+          <w:shd w:val="clear" w:color="auto" w:fill="FFFFFF"/>
+        </w:rPr>
+        <w:t xml:space="preserve"> ex </w:t>
+      </w:r>
+      <w:proofErr w:type="spellStart"/>
+      <w:r>
+        <w:rPr>
+          <w:rFonts w:cs="Calibri"/>
+          <w:color w:val="000000"/>
+          <w:shd w:val="clear" w:color="auto" w:fill="FFFFFF"/>
+        </w:rPr>
+        <w:t>ea</w:t>
+      </w:r>
+      <w:proofErr w:type="spellEnd"/>
+      <w:r>
+        <w:rPr>
+          <w:rFonts w:cs="Calibri"/>
+          <w:color w:val="000000"/>
+          <w:shd w:val="clear" w:color="auto" w:fill="FFFFFF"/>
+        </w:rPr>
+        <w:t xml:space="preserve"> </w:t>
+      </w:r>
+      <w:proofErr w:type="spellStart"/>
+      <w:r>
+        <w:rPr>
+          <w:rFonts w:cs="Calibri"/>
+          <w:color w:val="000000"/>
+          <w:shd w:val="clear" w:color="auto" w:fill="FFFFFF"/>
+        </w:rPr>
+        <w:t>commodo</w:t>
+      </w:r>
+      <w:proofErr w:type="spellEnd"/>
+      <w:r>
+        <w:rPr>
+          <w:rFonts w:cs="Calibri"/>
+          <w:color w:val="000000"/>
+          <w:shd w:val="clear" w:color="auto" w:fill="FFFFFF"/>
+        </w:rPr>
+        <w:t xml:space="preserve"> </w:t>
+      </w:r>
+      <w:proofErr w:type="spellStart"/>
+      <w:r>
+        <w:rPr>
+          <w:rFonts w:cs="Calibri"/>
+          <w:color w:val="000000"/>
+          <w:shd w:val="clear" w:color="auto" w:fill="FFFFFF"/>
+        </w:rPr>
+        <w:t>consequat</w:t>
+      </w:r>
+      <w:proofErr w:type="spellEnd"/>
+      <w:r>
+        <w:rPr>
+          <w:rFonts w:cs="Calibri"/>
+          <w:color w:val="000000"/>
+          <w:shd w:val="clear" w:color="auto" w:fill="FFFFFF"/>
+        </w:rPr>
+        <w:t xml:space="preserve">. Duis </w:t>
+      </w:r>
+      <w:proofErr w:type="spellStart"/>
+      <w:r>
+        <w:rPr>
+          <w:rFonts w:cs="Calibri"/>
+          <w:color w:val="000000"/>
+          <w:shd w:val="clear" w:color="auto" w:fill="FFFFFF"/>
+        </w:rPr>
+        <w:t>aute</w:t>
+      </w:r>
+      <w:proofErr w:type="spellEnd"/>
+      <w:r>
+        <w:rPr>
+          <w:rFonts w:cs="Calibri"/>
+          <w:color w:val="000000"/>
+          <w:shd w:val="clear" w:color="auto" w:fill="FFFFFF"/>
+        </w:rPr>
+        <w:t xml:space="preserve"> </w:t>
+      </w:r>
+      <w:proofErr w:type="spellStart"/>
+      <w:r>
+        <w:rPr>
+          <w:rFonts w:cs="Calibri"/>
+          <w:color w:val="000000"/>
+          <w:shd w:val="clear" w:color="auto" w:fill="FFFFFF"/>
+        </w:rPr>
+        <w:t>irure</w:t>
+      </w:r>
+      <w:proofErr w:type="spellEnd"/>
+      <w:r>
+        <w:rPr>
+          <w:rFonts w:cs="Calibri"/>
+          <w:color w:val="000000"/>
+          <w:shd w:val="clear" w:color="auto" w:fill="FFFFFF"/>
+        </w:rPr>
+        <w:t xml:space="preserve"> </w:t>
+      </w:r>
+      <w:proofErr w:type="spellStart"/>
+      <w:r>
+        <w:rPr>
+          <w:rFonts w:cs="Calibri"/>
+          <w:color w:val="000000"/>
+          <w:shd w:val="clear" w:color="auto" w:fill="FFFFFF"/>
+        </w:rPr>
+        <w:t>dolor</w:t>
+      </w:r>
+      <w:proofErr w:type="spellEnd"/>
+      <w:r>
+        <w:rPr>
+          <w:rFonts w:cs="Calibri"/>
+          <w:color w:val="000000"/>
+          <w:shd w:val="clear" w:color="auto" w:fill="FFFFFF"/>
+        </w:rPr>
+        <w:t xml:space="preserve"> in </w:t>
+      </w:r>
+      <w:proofErr w:type="spellStart"/>
+      <w:r>
+        <w:rPr>
+          <w:rFonts w:cs="Calibri"/>
+          <w:color w:val="000000"/>
+          <w:shd w:val="clear" w:color="auto" w:fill="FFFFFF"/>
+        </w:rPr>
+        <w:t>reprehenderit</w:t>
+      </w:r>
+      <w:proofErr w:type="spellEnd"/>
+      <w:r>
+        <w:rPr>
+          <w:rFonts w:cs="Calibri"/>
+          <w:color w:val="000000"/>
+          <w:shd w:val="clear" w:color="auto" w:fill="FFFFFF"/>
+        </w:rPr>
+        <w:t xml:space="preserve"> in </w:t>
+      </w:r>
+      <w:proofErr w:type="spellStart"/>
+      <w:r>
+        <w:rPr>
+          <w:rFonts w:cs="Calibri"/>
+          <w:color w:val="000000"/>
+          <w:shd w:val="clear" w:color="auto" w:fill="FFFFFF"/>
+        </w:rPr>
+        <w:t>voluptate</w:t>
+      </w:r>
+      <w:proofErr w:type="spellEnd"/>
+      <w:r>
+        <w:rPr>
+          <w:rFonts w:cs="Calibri"/>
+          <w:color w:val="000000"/>
+          <w:shd w:val="clear" w:color="auto" w:fill="FFFFFF"/>
+        </w:rPr>
+        <w:t xml:space="preserve"> </w:t>
+      </w:r>
+      <w:proofErr w:type="spellStart"/>
+      <w:r>
+        <w:rPr>
+          <w:rFonts w:cs="Calibri"/>
+          <w:color w:val="000000"/>
+          <w:shd w:val="clear" w:color="auto" w:fill="FFFFFF"/>
+        </w:rPr>
+        <w:t>velit</w:t>
+      </w:r>
+      <w:proofErr w:type="spellEnd"/>
+      <w:r>
+        <w:rPr>
+          <w:rFonts w:cs="Calibri"/>
+          <w:color w:val="000000"/>
+          <w:shd w:val="clear" w:color="auto" w:fill="FFFFFF"/>
+        </w:rPr>
+        <w:t xml:space="preserve"> esse </w:t>
+      </w:r>
+      <w:proofErr w:type="spellStart"/>
+      <w:r>
+        <w:rPr>
+          <w:rFonts w:cs="Calibri"/>
+          <w:color w:val="000000"/>
+          <w:shd w:val="clear" w:color="auto" w:fill="FFFFFF"/>
+        </w:rPr>
+        <w:t>cillum</w:t>
+      </w:r>
+      <w:proofErr w:type="spellEnd"/>
+      <w:r>
+        <w:rPr>
+          <w:rFonts w:cs="Calibri"/>
+          <w:color w:val="000000"/>
+          <w:shd w:val="clear" w:color="auto" w:fill="FFFFFF"/>
+        </w:rPr>
+        <w:t xml:space="preserve"> dolore </w:t>
+      </w:r>
+      <w:proofErr w:type="spellStart"/>
+      <w:r>
+        <w:rPr>
+          <w:rFonts w:cs="Calibri"/>
+          <w:color w:val="000000"/>
+          <w:shd w:val="clear" w:color="auto" w:fill="FFFFFF"/>
+        </w:rPr>
+        <w:t>eu</w:t>
+      </w:r>
+      <w:proofErr w:type="spellEnd"/>
+      <w:r>
+        <w:rPr>
+          <w:rFonts w:cs="Calibri"/>
+          <w:color w:val="000000"/>
+          <w:shd w:val="clear" w:color="auto" w:fill="FFFFFF"/>
+        </w:rPr>
+        <w:t xml:space="preserve"> </w:t>
+      </w:r>
+      <w:proofErr w:type="spellStart"/>
+      <w:r>
+        <w:rPr>
+          <w:rFonts w:cs="Calibri"/>
+          <w:color w:val="000000"/>
+          <w:shd w:val="clear" w:color="auto" w:fill="FFFFFF"/>
+        </w:rPr>
+        <w:t>fugiat</w:t>
+      </w:r>
+      <w:proofErr w:type="spellEnd"/>
+      <w:r>
+        <w:rPr>
+          <w:rFonts w:cs="Calibri"/>
+          <w:color w:val="000000"/>
+          <w:shd w:val="clear" w:color="auto" w:fill="FFFFFF"/>
+        </w:rPr>
+        <w:t xml:space="preserve"> </w:t>
+      </w:r>
+      <w:proofErr w:type="spellStart"/>
+      <w:r>
+        <w:rPr>
+          <w:rFonts w:cs="Calibri"/>
+          <w:color w:val="000000"/>
+          <w:shd w:val="clear" w:color="auto" w:fill="FFFFFF"/>
+        </w:rPr>
+        <w:t>nulla</w:t>
+      </w:r>
+      <w:proofErr w:type="spellEnd"/>
+      <w:r>
+        <w:rPr>
+          <w:rFonts w:cs="Calibri"/>
+          <w:color w:val="000000"/>
+          <w:shd w:val="clear" w:color="auto" w:fill="FFFFFF"/>
+        </w:rPr>
+        <w:t xml:space="preserve"> </w:t>
+      </w:r>
+      <w:proofErr w:type="spellStart"/>
+      <w:r>
+        <w:rPr>
+          <w:rFonts w:cs="Calibri"/>
+          <w:color w:val="000000"/>
+          <w:shd w:val="clear" w:color="auto" w:fill="FFFFFF"/>
+        </w:rPr>
+        <w:t>pariatur</w:t>
+      </w:r>
+      <w:proofErr w:type="spellEnd"/>
+      <w:r>
+        <w:rPr>
+          <w:rFonts w:cs="Calibri"/>
+          <w:color w:val="000000"/>
+          <w:shd w:val="clear" w:color="auto" w:fill="FFFFFF"/>
+        </w:rPr>
+        <w:t xml:space="preserve">. </w:t>
+      </w:r>
+      <w:proofErr w:type="spellStart"/>
+      <w:r>
+        <w:rPr>
+          <w:rFonts w:cs="Calibri"/>
+          <w:color w:val="000000"/>
+          <w:shd w:val="clear" w:color="auto" w:fill="FFFFFF"/>
+        </w:rPr>
+        <w:t>Excepteur</w:t>
+      </w:r>
+      <w:proofErr w:type="spellEnd"/>
+      <w:r>
+        <w:rPr>
+          <w:rFonts w:cs="Calibri"/>
+          <w:color w:val="000000"/>
+          <w:shd w:val="clear" w:color="auto" w:fill="FFFFFF"/>
+        </w:rPr>
+        <w:t xml:space="preserve"> </w:t>
+      </w:r>
+      <w:proofErr w:type="spellStart"/>
+      <w:r>
+        <w:rPr>
+          <w:rFonts w:cs="Calibri"/>
+          <w:color w:val="000000"/>
+          <w:shd w:val="clear" w:color="auto" w:fill="FFFFFF"/>
+        </w:rPr>
+        <w:t>sint</w:t>
+      </w:r>
+      <w:proofErr w:type="spellEnd"/>
+      <w:r>
+        <w:rPr>
+          <w:rFonts w:cs="Calibri"/>
+          <w:color w:val="000000"/>
+          <w:shd w:val="clear" w:color="auto" w:fill="FFFFFF"/>
+        </w:rPr>
+        <w:t xml:space="preserve"> </w:t>
+      </w:r>
+      <w:proofErr w:type="spellStart"/>
+      <w:r>
+        <w:rPr>
+          <w:rFonts w:cs="Calibri"/>
+          <w:color w:val="000000"/>
+          <w:shd w:val="clear" w:color="auto" w:fill="FFFFFF"/>
+        </w:rPr>
+        <w:t>occaecat</w:t>
+      </w:r>
+      <w:proofErr w:type="spellEnd"/>
+      <w:r>
+        <w:rPr>
+          <w:rFonts w:cs="Calibri"/>
+          <w:color w:val="000000"/>
+          <w:shd w:val="clear" w:color="auto" w:fill="FFFFFF"/>
+        </w:rPr>
+        <w:t xml:space="preserve"> </w:t>
+      </w:r>
+      <w:proofErr w:type="spellStart"/>
+      <w:r>
+        <w:rPr>
+          <w:rFonts w:cs="Calibri"/>
+          <w:color w:val="000000"/>
+          <w:shd w:val="clear" w:color="auto" w:fill="FFFFFF"/>
+        </w:rPr>
+        <w:t>cupidatat</w:t>
+      </w:r>
+      <w:proofErr w:type="spellEnd"/>
+      <w:r>
+        <w:rPr>
+          <w:rFonts w:cs="Calibri"/>
+          <w:color w:val="000000"/>
+          <w:shd w:val="clear" w:color="auto" w:fill="FFFFFF"/>
+        </w:rPr>
+        <w:t xml:space="preserve"> non </w:t>
+      </w:r>
+      <w:proofErr w:type="spellStart"/>
+      <w:r>
+        <w:rPr>
+          <w:rFonts w:cs="Calibri"/>
+          <w:color w:val="000000"/>
+          <w:shd w:val="clear" w:color="auto" w:fill="FFFFFF"/>
+        </w:rPr>
+        <w:t>proident</w:t>
+      </w:r>
+      <w:proofErr w:type="spellEnd"/>
+      <w:r>
+        <w:rPr>
+          <w:rFonts w:cs="Calibri"/>
+          <w:color w:val="000000"/>
+          <w:shd w:val="clear" w:color="auto" w:fill="FFFFFF"/>
+        </w:rPr>
+        <w:t xml:space="preserve">, sunt in culpa qui </w:t>
+      </w:r>
+      <w:proofErr w:type="spellStart"/>
+      <w:r>
+        <w:rPr>
+          <w:rFonts w:cs="Calibri"/>
+          <w:color w:val="000000"/>
+          <w:shd w:val="clear" w:color="auto" w:fill="FFFFFF"/>
+        </w:rPr>
+        <w:t>officia</w:t>
+      </w:r>
+      <w:proofErr w:type="spellEnd"/>
+      <w:r>
+        <w:rPr>
+          <w:rFonts w:cs="Calibri"/>
+          <w:color w:val="000000"/>
+          <w:shd w:val="clear" w:color="auto" w:fill="FFFFFF"/>
+        </w:rPr>
+        <w:t xml:space="preserve"> </w:t>
+      </w:r>
+      <w:proofErr w:type="spellStart"/>
+      <w:r>
+        <w:rPr>
+          <w:rFonts w:cs="Calibri"/>
+          <w:color w:val="000000"/>
+          <w:shd w:val="clear" w:color="auto" w:fill="FFFFFF"/>
+        </w:rPr>
+        <w:t>deserunt</w:t>
+      </w:r>
+      <w:proofErr w:type="spellEnd"/>
+      <w:r>
+        <w:rPr>
+          <w:rFonts w:cs="Calibri"/>
+          <w:color w:val="000000"/>
+          <w:shd w:val="clear" w:color="auto" w:fill="FFFFFF"/>
+        </w:rPr>
+        <w:t xml:space="preserve"> </w:t>
+      </w:r>
+      <w:proofErr w:type="spellStart"/>
+      <w:r>
+        <w:rPr>
+          <w:rFonts w:cs="Calibri"/>
+          <w:color w:val="000000"/>
+          <w:shd w:val="clear" w:color="auto" w:fill="FFFFFF"/>
+        </w:rPr>
+        <w:t>mollit</w:t>
+      </w:r>
+      <w:proofErr w:type="spellEnd"/>
+      <w:r>
+        <w:rPr>
+          <w:rFonts w:cs="Calibri"/>
+          <w:color w:val="000000"/>
+          <w:shd w:val="clear" w:color="auto" w:fill="FFFFFF"/>
+        </w:rPr>
+        <w:t xml:space="preserve"> </w:t>
+      </w:r>
+      <w:proofErr w:type="spellStart"/>
+      <w:r>
+        <w:rPr>
+          <w:rFonts w:cs="Calibri"/>
+          <w:color w:val="000000"/>
+          <w:shd w:val="clear" w:color="auto" w:fill="FFFFFF"/>
+        </w:rPr>
+        <w:t>anim</w:t>
+      </w:r>
+      <w:proofErr w:type="spellEnd"/>
+      <w:r>
+        <w:rPr>
+          <w:rFonts w:cs="Calibri"/>
+          <w:color w:val="000000"/>
+          <w:shd w:val="clear" w:color="auto" w:fill="FFFFFF"/>
+        </w:rPr>
+        <w:t xml:space="preserve"> id est </w:t>
+      </w:r>
+      <w:proofErr w:type="spellStart"/>
+      <w:r>
+        <w:rPr>
+          <w:rFonts w:cs="Calibri"/>
+          <w:color w:val="000000"/>
+          <w:shd w:val="clear" w:color="auto" w:fill="FFFFFF"/>
+        </w:rPr>
+        <w:t>laborum</w:t>
+      </w:r>
+      <w:proofErr w:type="spellEnd"/>
+      <w:r>
+        <w:rPr>
+          <w:rFonts w:cs="Calibri"/>
+          <w:color w:val="000000"/>
+          <w:shd w:val="clear" w:color="auto" w:fill="FFFFFF"/>
+        </w:rPr>
+        <w:t>.</w:t>
       </w:r>
     </w:p>
     <w:p>
@@ -1092,8 +9505,18 @@
           <w:color w:val="000000"/>
           <w:shd w:val="clear" w:color="auto" w:fill="FFFFFF"/>
         </w:rPr>
-        <w:t>].vvvvvvvvvvv</w:t>
-      </w:r>
+        <w:t>].</w:t>
+      </w:r>
+      <w:proofErr w:type="spellStart"/>
+      <w:r>
+        <w:rPr>
+          <w:rFonts w:cs="Calibri"/>
+          <w:color w:val="000000"/>
+          <w:shd w:val="clear" w:color="auto" w:fill="FFFFFF"/>
+        </w:rPr>
+        <w:t>vvvvvvvvvvv</w:t>
+      </w:r>
+      <w:proofErr w:type="spellEnd"/>
       <w:proofErr w:type="gramEnd"/>
     </w:p>
     <w:p>
@@ -1357,7 +9780,23 @@
         <w:color w:val="A6A6A6"/>
         <w:sz w:val="28"/>
       </w:rPr>
-      <w:t>[StudentNumber]</w:t>
+      <w:t>[</w:t>
+    </w:r>
+    <w:r>
+      <w:rPr>
+        <w:i/>
+        <w:color w:val="A6A6A6"/>
+        <w:sz w:val="28"/>
+      </w:rPr>
+      <w:t>40443054</w:t>
+    </w:r>
+    <w:r>
+      <w:rPr>
+        <w:i/>
+        <w:color w:val="A6A6A6"/>
+        <w:sz w:val="28"/>
+      </w:rPr>
+      <w:t>]</w:t>
     </w:r>
     <w:r>
       <w:rPr>
@@ -1373,7 +9812,7 @@
         <w:color w:val="A6A6A6"/>
         <w:sz w:val="28"/>
       </w:rPr>
-      <w:t>[FNAME</w:t>
+      <w:t>[</w:t>
     </w:r>
     <w:r>
       <w:rPr>
@@ -1381,7 +9820,7 @@
         <w:color w:val="A6A6A6"/>
         <w:sz w:val="28"/>
       </w:rPr>
-      <w:t xml:space="preserve"> </w:t>
+      <w:t>Hannah Taylor</w:t>
     </w:r>
     <w:r>
       <w:rPr>
@@ -1389,7 +9828,7 @@
         <w:color w:val="A6A6A6"/>
         <w:sz w:val="28"/>
       </w:rPr>
-      <w:t>LASTNAME]</w:t>
+      <w:t>]</w:t>
     </w:r>
     <w:r>
       <w:rPr>
@@ -1899,7 +10338,6 @@
   <w:style w:type="character" w:default="1" w:styleId="DefaultParagraphFont">
     <w:name w:val="Default Paragraph Font"/>
     <w:uiPriority w:val="1"/>
-    <w:semiHidden/>
     <w:unhideWhenUsed/>
   </w:style>
   <w:style w:type="table" w:default="1" w:styleId="TableNormal">
@@ -2026,6 +10464,91 @@
       <w:sz w:val="44"/>
       <w:szCs w:val="44"/>
     </w:rPr>
+  </w:style>
+  <w:style w:type="character" w:customStyle="1" w:styleId="citation-115">
+    <w:name w:val="citation-115"/>
+    <w:basedOn w:val="DefaultParagraphFont"/>
+    <w:rsid w:val="005C7112"/>
+  </w:style>
+  <w:style w:type="character" w:customStyle="1" w:styleId="apple-converted-space">
+    <w:name w:val="apple-converted-space"/>
+    <w:basedOn w:val="DefaultParagraphFont"/>
+    <w:rsid w:val="005C7112"/>
+  </w:style>
+  <w:style w:type="character" w:customStyle="1" w:styleId="citation-114">
+    <w:name w:val="citation-114"/>
+    <w:basedOn w:val="DefaultParagraphFont"/>
+    <w:rsid w:val="005C7112"/>
+  </w:style>
+  <w:style w:type="table" w:styleId="TableGrid">
+    <w:name w:val="Table Grid"/>
+    <w:basedOn w:val="TableNormal"/>
+    <w:uiPriority w:val="39"/>
+    <w:rsid w:val="00210F53"/>
+    <w:tblPr>
+      <w:tblBorders>
+        <w:top w:val="single" w:sz="4" w:space="0" w:color="auto"/>
+        <w:left w:val="single" w:sz="4" w:space="0" w:color="auto"/>
+        <w:bottom w:val="single" w:sz="4" w:space="0" w:color="auto"/>
+        <w:right w:val="single" w:sz="4" w:space="0" w:color="auto"/>
+        <w:insideH w:val="single" w:sz="4" w:space="0" w:color="auto"/>
+        <w:insideV w:val="single" w:sz="4" w:space="0" w:color="auto"/>
+      </w:tblBorders>
+    </w:tblPr>
+  </w:style>
+  <w:style w:type="table" w:styleId="GridTable1Light">
+    <w:name w:val="Grid Table 1 Light"/>
+    <w:basedOn w:val="TableNormal"/>
+    <w:uiPriority w:val="46"/>
+    <w:rsid w:val="00210F53"/>
+    <w:tblPr>
+      <w:tblStyleRowBandSize w:val="1"/>
+      <w:tblStyleColBandSize w:val="1"/>
+      <w:tblBorders>
+        <w:top w:val="single" w:sz="4" w:space="0" w:color="999999" w:themeColor="text1" w:themeTint="66"/>
+        <w:left w:val="single" w:sz="4" w:space="0" w:color="999999" w:themeColor="text1" w:themeTint="66"/>
+        <w:bottom w:val="single" w:sz="4" w:space="0" w:color="999999" w:themeColor="text1" w:themeTint="66"/>
+        <w:right w:val="single" w:sz="4" w:space="0" w:color="999999" w:themeColor="text1" w:themeTint="66"/>
+        <w:insideH w:val="single" w:sz="4" w:space="0" w:color="999999" w:themeColor="text1" w:themeTint="66"/>
+        <w:insideV w:val="single" w:sz="4" w:space="0" w:color="999999" w:themeColor="text1" w:themeTint="66"/>
+      </w:tblBorders>
+    </w:tblPr>
+    <w:tblStylePr w:type="firstRow">
+      <w:rPr>
+        <w:b/>
+        <w:bCs/>
+      </w:rPr>
+      <w:tblPr/>
+      <w:tcPr>
+        <w:tcBorders>
+          <w:bottom w:val="single" w:sz="12" w:space="0" w:color="666666" w:themeColor="text1" w:themeTint="99"/>
+        </w:tcBorders>
+      </w:tcPr>
+    </w:tblStylePr>
+    <w:tblStylePr w:type="lastRow">
+      <w:rPr>
+        <w:b/>
+        <w:bCs/>
+      </w:rPr>
+      <w:tblPr/>
+      <w:tcPr>
+        <w:tcBorders>
+          <w:top w:val="double" w:sz="2" w:space="0" w:color="666666" w:themeColor="text1" w:themeTint="99"/>
+        </w:tcBorders>
+      </w:tcPr>
+    </w:tblStylePr>
+    <w:tblStylePr w:type="firstCol">
+      <w:rPr>
+        <w:b/>
+        <w:bCs/>
+      </w:rPr>
+    </w:tblStylePr>
+    <w:tblStylePr w:type="lastCol">
+      <w:rPr>
+        <w:b/>
+        <w:bCs/>
+      </w:rPr>
+    </w:tblStylePr>
   </w:style>
 </w:styles>
 </file>

--- a/a2_Hannah_Taylor_40443054/csc2026_a2_Hannah_Taylor_40443054.docx
+++ b/a2_Hannah_Taylor_40443054/csc2026_a2_Hannah_Taylor_40443054.docx
@@ -183,14 +183,7 @@
           <w:rStyle w:val="citation-115"/>
           <w:color w:val="000000"/>
         </w:rPr>
-        <w:t>S</w:t>
-      </w:r>
-      <w:r>
-        <w:rPr>
-          <w:rStyle w:val="citation-115"/>
-          <w:color w:val="000000"/>
-        </w:rPr>
-        <w:t>ection 1 focuses on</w:t>
+        <w:t>Section 1 focuses on</w:t>
       </w:r>
       <w:r>
         <w:rPr>
@@ -688,6 +681,70 @@
           <w:shd w:val="clear" w:color="auto" w:fill="FFFFFF"/>
         </w:rPr>
       </w:pPr>
+      <w:r>
+        <w:rPr>
+          <w:rFonts w:cs="Calibri"/>
+          <w:color w:val="000000"/>
+          <w:shd w:val="clear" w:color="auto" w:fill="FFFFFF"/>
+        </w:rPr>
+        <w:t xml:space="preserve">Stratified sampling is used to makes sure that the test set is like a ‘mini’ version of the original data set, in that </w:t>
+      </w:r>
+      <w:r>
+        <w:rPr>
+          <w:rFonts w:cs="Calibri"/>
+          <w:color w:val="000000"/>
+          <w:shd w:val="clear" w:color="auto" w:fill="FFFFFF"/>
+        </w:rPr>
+        <w:t>“</w:t>
+      </w:r>
+      <w:r>
+        <w:rPr>
+          <w:rFonts w:cs="Calibri"/>
+          <w:color w:val="000000"/>
+          <w:shd w:val="clear" w:color="auto" w:fill="FFFFFF"/>
+        </w:rPr>
+        <w:t>the proportion of values in the sample produced will be the same as the proportion of values provided by parameter stratify</w:t>
+      </w:r>
+      <w:r>
+        <w:rPr>
+          <w:rFonts w:cs="Calibri"/>
+          <w:color w:val="000000"/>
+          <w:shd w:val="clear" w:color="auto" w:fill="FFFFFF"/>
+        </w:rPr>
+        <w:t>”. [1]</w:t>
+      </w:r>
+      <w:r>
+        <w:rPr>
+          <w:rFonts w:cs="Calibri"/>
+          <w:color w:val="000000"/>
+          <w:shd w:val="clear" w:color="auto" w:fill="FFFFFF"/>
+        </w:rPr>
+        <w:t xml:space="preserve"> </w:t>
+      </w:r>
+      <w:r>
+        <w:rPr>
+          <w:rFonts w:cs="Calibri"/>
+          <w:color w:val="000000"/>
+          <w:shd w:val="clear" w:color="auto" w:fill="FFFFFF"/>
+        </w:rPr>
+        <w:t xml:space="preserve">In this case, using stratify makes sure that in the test set there is an equal number of items from every set (3 </w:t>
+      </w:r>
+      <w:r>
+        <w:rPr>
+          <w:rFonts w:cs="Calibri"/>
+          <w:color w:val="000000"/>
+          <w:shd w:val="clear" w:color="auto" w:fill="FFFFFF"/>
+        </w:rPr>
+        <w:t>items from the 8 classes</w:t>
+      </w:r>
+      <w:r>
+        <w:rPr>
+          <w:rFonts w:cs="Calibri"/>
+          <w:color w:val="000000"/>
+          <w:shd w:val="clear" w:color="auto" w:fill="FFFFFF"/>
+        </w:rPr>
+        <w:t xml:space="preserve"> outlined by assignment spec).</w:t>
+      </w:r>
     </w:p>
     <w:p>
       <w:pPr>
@@ -1074,6 +1131,7 @@
           <w:color w:val="000000"/>
           <w:shd w:val="clear" w:color="auto" w:fill="FFFFFF"/>
         </w:rPr>
+        <w:lastRenderedPageBreak/>
         <w:t>ea</w:t>
       </w:r>
       <w:proofErr w:type="spellEnd"/>
@@ -1497,7 +1555,6 @@
         <w:pStyle w:val="Heading2"/>
       </w:pPr>
       <w:r>
-        <w:lastRenderedPageBreak/>
         <w:t>Section</w:t>
       </w:r>
       <w:r>
@@ -9479,6 +9536,7 @@
           <w:szCs w:val="32"/>
           <w:shd w:val="clear" w:color="auto" w:fill="FFFFFF"/>
         </w:rPr>
+        <w:lastRenderedPageBreak/>
         <w:t>References</w:t>
       </w:r>
     </w:p>
@@ -9496,28 +9554,38 @@
           <w:color w:val="000000"/>
           <w:shd w:val="clear" w:color="auto" w:fill="FFFFFF"/>
         </w:rPr>
-        <w:t>[1</w:t>
-      </w:r>
-      <w:proofErr w:type="gramStart"/>
-      <w:r>
-        <w:rPr>
-          <w:rFonts w:cs="Calibri"/>
-          <w:color w:val="000000"/>
-          <w:shd w:val="clear" w:color="auto" w:fill="FFFFFF"/>
-        </w:rPr>
-        <w:t>].</w:t>
-      </w:r>
-      <w:proofErr w:type="spellStart"/>
-      <w:r>
-        <w:rPr>
-          <w:rFonts w:cs="Calibri"/>
-          <w:color w:val="000000"/>
-          <w:shd w:val="clear" w:color="auto" w:fill="FFFFFF"/>
-        </w:rPr>
-        <w:t>vvvvvvvvvvv</w:t>
-      </w:r>
-      <w:proofErr w:type="spellEnd"/>
-      <w:proofErr w:type="gramEnd"/>
+        <w:t>[1].</w:t>
+      </w:r>
+      <w:r>
+        <w:t xml:space="preserve"> </w:t>
+      </w:r>
+      <w:hyperlink r:id="rId8" w:history="1">
+        <w:r>
+          <w:rPr>
+            <w:rStyle w:val="Hyperlink"/>
+            <w:rFonts w:cs="Calibri"/>
+            <w:shd w:val="clear" w:color="auto" w:fill="FFFFFF"/>
+          </w:rPr>
+          <w:t>https://stackoverflow.com/questions/34842405/parameter-stratify-from-method-train-test-split-scikit-learn</w:t>
+        </w:r>
+      </w:hyperlink>
+    </w:p>
+    <w:p>
+      <w:pPr>
+        <w:rPr>
+          <w:rFonts w:cs="Calibri"/>
+          <w:color w:val="000000"/>
+          <w:shd w:val="clear" w:color="auto" w:fill="FFFFFF"/>
+        </w:rPr>
+      </w:pPr>
+      <w:r>
+        <w:rPr>
+          <w:rFonts w:cs="Calibri"/>
+          <w:color w:val="000000"/>
+          <w:shd w:val="clear" w:color="auto" w:fill="FFFFFF"/>
+        </w:rPr>
+        <w:t>[2].</w:t>
+      </w:r>
     </w:p>
     <w:p>
       <w:pPr>
@@ -9530,8 +9598,8 @@
     </w:p>
     <w:p/>
     <w:sectPr>
-      <w:headerReference w:type="default" r:id="rId8"/>
-      <w:footerReference w:type="default" r:id="rId9"/>
+      <w:headerReference w:type="default" r:id="rId9"/>
+      <w:footerReference w:type="default" r:id="rId10"/>
       <w:pgSz w:w="11906" w:h="16838"/>
       <w:pgMar w:top="1281" w:right="1077" w:bottom="851" w:left="1077" w:header="425" w:footer="147" w:gutter="0"/>
       <w:cols w:space="708"/>
@@ -10550,6 +10618,29 @@
       </w:rPr>
     </w:tblStylePr>
   </w:style>
+  <w:style w:type="character" w:styleId="Hyperlink">
+    <w:name w:val="Hyperlink"/>
+    <w:basedOn w:val="DefaultParagraphFont"/>
+    <w:uiPriority w:val="99"/>
+    <w:unhideWhenUsed/>
+    <w:rsid w:val="00AE45D6"/>
+    <w:rPr>
+      <w:color w:val="467886" w:themeColor="hyperlink"/>
+      <w:u w:val="single"/>
+    </w:rPr>
+  </w:style>
+  <w:style w:type="character" w:styleId="UnresolvedMention">
+    <w:name w:val="Unresolved Mention"/>
+    <w:basedOn w:val="DefaultParagraphFont"/>
+    <w:uiPriority w:val="99"/>
+    <w:semiHidden/>
+    <w:unhideWhenUsed/>
+    <w:rsid w:val="00AE45D6"/>
+    <w:rPr>
+      <w:color w:val="605E5C"/>
+      <w:shd w:val="clear" w:color="auto" w:fill="E1DFDD"/>
+    </w:rPr>
+  </w:style>
 </w:styles>
 </file>
 
@@ -10869,6 +10960,15 @@
 </file>
 
 <file path=customXml/item1.xml><?xml version="1.0" encoding="utf-8"?>
+<?mso-contentType ?>
+<FormTemplates xmlns="http://schemas.microsoft.com/sharepoint/v3/contenttype/forms">
+  <Display>DocumentLibraryForm</Display>
+  <Edit>DocumentLibraryForm</Edit>
+  <New>DocumentLibraryForm</New>
+</FormTemplates>
+</file>
+
+<file path=customXml/item2.xml><?xml version="1.0" encoding="utf-8"?>
 <ct:contentTypeSchema xmlns:ct="http://schemas.microsoft.com/office/2006/metadata/contentType" xmlns:ma="http://schemas.microsoft.com/office/2006/metadata/properties/metaAttributes" ct:_="" ma:_="" ma:contentTypeName="Document" ma:contentTypeID="0x0101008BD36978BB4F4F488BD5FA448C313402" ma:contentTypeVersion="0" ma:contentTypeDescription="Create a new document." ma:contentTypeScope="" ma:versionID="a10212fdc8c798de08937403dc893db2">
   <xsd:schema xmlns:xsd="http://www.w3.org/2001/XMLSchema" xmlns:xs="http://www.w3.org/2001/XMLSchema" xmlns:p="http://schemas.microsoft.com/office/2006/metadata/properties" targetNamespace="http://schemas.microsoft.com/office/2006/metadata/properties" ma:root="true" ma:fieldsID="1b05d82d297216baf5b26c55225140df">
     <xsd:element name="properties">
@@ -10982,16 +11082,15 @@
 </ct:contentTypeSchema>
 </file>
 
-<file path=customXml/item2.xml><?xml version="1.0" encoding="utf-8"?>
-<?mso-contentType ?>
-<FormTemplates xmlns="http://schemas.microsoft.com/sharepoint/v3/contenttype/forms">
-  <Display>DocumentLibraryForm</Display>
-  <Edit>DocumentLibraryForm</Edit>
-  <New>DocumentLibraryForm</New>
-</FormTemplates>
+<file path=customXml/itemProps1.xml><?xml version="1.0" encoding="utf-8"?>
+<ds:datastoreItem xmlns:ds="http://schemas.openxmlformats.org/officeDocument/2006/customXml" ds:itemID="{18D30BCF-9665-46B6-99ED-05DA9414D515}">
+  <ds:schemaRefs>
+    <ds:schemaRef ds:uri="http://schemas.microsoft.com/sharepoint/v3/contenttype/forms"/>
+  </ds:schemaRefs>
+</ds:datastoreItem>
 </file>
 
-<file path=customXml/itemProps1.xml><?xml version="1.0" encoding="utf-8"?>
+<file path=customXml/itemProps2.xml><?xml version="1.0" encoding="utf-8"?>
 <ds:datastoreItem xmlns:ds="http://schemas.openxmlformats.org/officeDocument/2006/customXml" ds:itemID="{AC5B8B2E-791D-4959-8714-61617878BE64}">
   <ds:schemaRefs>
     <ds:schemaRef ds:uri="http://schemas.microsoft.com/office/2006/metadata/contentType"/>
@@ -11005,12 +11104,4 @@
     <ds:schemaRef ds:uri="http://schemas.microsoft.com/office/infopath/2007/PartnerControls"/>
   </ds:schemaRefs>
 </ds:datastoreItem>
-</file>
-
-<file path=customXml/itemProps2.xml><?xml version="1.0" encoding="utf-8"?>
-<ds:datastoreItem xmlns:ds="http://schemas.openxmlformats.org/officeDocument/2006/customXml" ds:itemID="{18D30BCF-9665-46B6-99ED-05DA9414D515}">
-  <ds:schemaRefs>
-    <ds:schemaRef ds:uri="http://schemas.microsoft.com/sharepoint/v3/contenttype/forms"/>
-  </ds:schemaRefs>
-</ds:datastoreItem>
 </file>
--- a/a2_Hannah_Taylor_40443054/csc2026_a2_Hannah_Taylor_40443054.docx
+++ b/a2_Hannah_Taylor_40443054/csc2026_a2_Hannah_Taylor_40443054.docx
@@ -1300,6 +1300,14 @@
         </w:rPr>
         <w:t>Gives a value of 0.9231, or 92.3%. This is slightly higher than the accuracy value, which is common for evaluating classifiers.</w:t>
       </w:r>
+      <w:r>
+        <w:rPr>
+          <w:rFonts w:cs="Calibri"/>
+          <w:color w:val="000000"/>
+          <w:shd w:val="clear" w:color="auto" w:fill="FFFFFF"/>
+        </w:rPr>
+        <w:t xml:space="preserve"> </w:t>
+      </w:r>
     </w:p>
     <w:p>
       <w:pPr>
@@ -1453,7 +1461,13 @@
         <w:t>cross-validation</w:t>
       </w:r>
       <w:r>
-        <w:t xml:space="preserve"> performance, the outputs of </w:t>
+        <w:t xml:space="preserve"> performance</w:t>
+      </w:r>
+      <w:r>
+        <w:t>. T</w:t>
+      </w:r>
+      <w:r>
+        <w:t xml:space="preserve">he outputs of </w:t>
       </w:r>
       <w:r>
         <w:rPr>
@@ -1675,11 +1689,19 @@
         <w:tblStyle w:val="TableGrid"/>
         <w:tblW w:w="0" w:type="auto"/>
         <w:tblInd w:w="360" w:type="dxa"/>
+        <w:tblBorders>
+          <w:top w:val="none" w:sz="0" w:space="0" w:color="auto"/>
+          <w:left w:val="none" w:sz="0" w:space="0" w:color="auto"/>
+          <w:bottom w:val="none" w:sz="0" w:space="0" w:color="auto"/>
+          <w:right w:val="none" w:sz="0" w:space="0" w:color="auto"/>
+          <w:insideH w:val="none" w:sz="0" w:space="0" w:color="auto"/>
+          <w:insideV w:val="none" w:sz="0" w:space="0" w:color="auto"/>
+        </w:tblBorders>
         <w:tblLook w:val="04A0" w:firstRow="1" w:lastRow="0" w:firstColumn="1" w:lastColumn="0" w:noHBand="0" w:noVBand="1"/>
       </w:tblPr>
       <w:tblGrid>
-        <w:gridCol w:w="4864"/>
-        <w:gridCol w:w="4518"/>
+        <w:gridCol w:w="4862"/>
+        <w:gridCol w:w="4530"/>
       </w:tblGrid>
       <w:tr>
         <w:tc>
@@ -1785,6 +1807,39 @@
               </w:rPr>
             </w:pPr>
           </w:p>
+          <w:p>
+            <w:pPr>
+              <w:rPr>
+                <w:rFonts w:cs="Calibri"/>
+                <w:color w:val="000000"/>
+                <w:shd w:val="clear" w:color="auto" w:fill="FFFFFF"/>
+              </w:rPr>
+            </w:pPr>
+            <w:r>
+              <w:rPr>
+                <w:rFonts w:cs="Calibri"/>
+                <w:color w:val="000000"/>
+                <w:shd w:val="clear" w:color="auto" w:fill="FFFFFF"/>
+              </w:rPr>
+              <w:t>As with the previous confusion matrix, the 0 represents non-living and 1 represents living.</w:t>
+            </w:r>
+            <w:r>
+              <w:rPr>
+                <w:rFonts w:cs="Calibri"/>
+                <w:color w:val="000000"/>
+                <w:shd w:val="clear" w:color="auto" w:fill="FFFFFF"/>
+              </w:rPr>
+              <w:t xml:space="preserve"> </w:t>
+            </w:r>
+            <w:r>
+              <w:rPr>
+                <w:rFonts w:cs="Calibri"/>
+                <w:color w:val="000000"/>
+                <w:shd w:val="clear" w:color="auto" w:fill="FFFFFF"/>
+              </w:rPr>
+              <w:t>There are 50 true negatives (50 non-living objects were correctly classified as non-living); 54 true positives (54 living objects correctly classified as living); 6 false positives (6 non-living objects incorrectly classified as living); and 2 false negatives (2 living objects incorrectly classified as non-living).</w:t>
+            </w:r>
+          </w:p>
         </w:tc>
       </w:tr>
     </w:tbl>
@@ -1798,6 +1853,89 @@
         </w:rPr>
       </w:pPr>
     </w:p>
+    <w:p>
+      <w:pPr>
+        <w:rPr>
+          <w:rFonts w:cs="Calibri"/>
+          <w:color w:val="000000"/>
+          <w:shd w:val="clear" w:color="auto" w:fill="FFFFFF"/>
+        </w:rPr>
+      </w:pPr>
+      <w:r>
+        <w:rPr>
+          <w:rFonts w:cs="Calibri"/>
+          <w:color w:val="000000"/>
+          <w:shd w:val="clear" w:color="auto" w:fill="FFFFFF"/>
+        </w:rPr>
+        <w:t xml:space="preserve">The accuracy value (92.9%) shows that the model correctly classified ~93% of 112 objects when averaged across the 7 folds. </w:t>
+      </w:r>
+      <w:r>
+        <w:rPr>
+          <w:rFonts w:cs="Calibri"/>
+          <w:color w:val="000000"/>
+          <w:shd w:val="clear" w:color="auto" w:fill="FFFFFF"/>
+        </w:rPr>
+        <w:t xml:space="preserve">The true positive rate (96.4%) shows that the model is quite sensitive and can correctly classify the majority of living objects as living. </w:t>
+      </w:r>
+      <w:r>
+        <w:rPr>
+          <w:rFonts w:cs="Calibri"/>
+          <w:color w:val="000000"/>
+          <w:shd w:val="clear" w:color="auto" w:fill="FFFFFF"/>
+        </w:rPr>
+        <w:t>The model has a false positive rate of 10.7%, showing th</w:t>
+      </w:r>
+      <w:r>
+        <w:rPr>
+          <w:rFonts w:cs="Calibri"/>
+          <w:color w:val="000000"/>
+          <w:shd w:val="clear" w:color="auto" w:fill="FFFFFF"/>
+        </w:rPr>
+        <w:t>at it incorrectly classified some non-living objects as living</w:t>
+      </w:r>
+      <w:r>
+        <w:rPr>
+          <w:rFonts w:cs="Calibri"/>
+          <w:color w:val="000000"/>
+          <w:shd w:val="clear" w:color="auto" w:fill="FFFFFF"/>
+        </w:rPr>
+        <w:t xml:space="preserve">, showing that the model </w:t>
+      </w:r>
+      <w:r>
+        <w:rPr>
+          <w:rFonts w:cs="Calibri"/>
+          <w:color w:val="000000"/>
+          <w:shd w:val="clear" w:color="auto" w:fill="FFFFFF"/>
+        </w:rPr>
+        <w:t xml:space="preserve">is over-eager, </w:t>
+      </w:r>
+      <w:proofErr w:type="gramStart"/>
+      <w:r>
+        <w:rPr>
+          <w:rFonts w:cs="Calibri"/>
+          <w:color w:val="000000"/>
+          <w:shd w:val="clear" w:color="auto" w:fill="FFFFFF"/>
+        </w:rPr>
+        <w:t>similar to</w:t>
+      </w:r>
+      <w:proofErr w:type="gramEnd"/>
+      <w:r>
+        <w:rPr>
+          <w:rFonts w:cs="Calibri"/>
+          <w:color w:val="000000"/>
+          <w:shd w:val="clear" w:color="auto" w:fill="FFFFFF"/>
+        </w:rPr>
+        <w:t xml:space="preserve"> the previous model.</w:t>
+      </w:r>
+      <w:r>
+        <w:rPr>
+          <w:rFonts w:cs="Calibri"/>
+          <w:color w:val="000000"/>
+          <w:shd w:val="clear" w:color="auto" w:fill="FFFFFF"/>
+        </w:rPr>
+        <w:t xml:space="preserve"> </w:t>
+      </w:r>
+    </w:p>
     <w:p/>
     <w:p>
       <w:pPr>
@@ -2013,6 +2151,7 @@
         <w:pStyle w:val="Heading2"/>
       </w:pPr>
       <w:r>
+        <w:lastRenderedPageBreak/>
         <w:t>Section</w:t>
       </w:r>
       <w:r>
@@ -2042,7 +2181,6 @@
         <w:pStyle w:val="Heading2"/>
       </w:pPr>
       <w:r>
-        <w:lastRenderedPageBreak/>
         <w:t>Section</w:t>
       </w:r>
       <w:r>

--- a/a2_Hannah_Taylor_40443054/csc2026_a2_Hannah_Taylor_40443054.docx
+++ b/a2_Hannah_Taylor_40443054/csc2026_a2_Hannah_Taylor_40443054.docx
@@ -396,7 +396,7 @@
     </w:p>
     <w:tbl>
       <w:tblPr>
-        <w:tblStyle w:val="GridTable1Light"/>
+        <w:tblStyle w:val="GridTable1Light-Accent5"/>
         <w:tblW w:w="0" w:type="auto"/>
         <w:tblLook w:val="04A0" w:firstRow="1" w:lastRow="0" w:firstColumn="1" w:lastColumn="0" w:noHBand="0" w:noVBand="1"/>
       </w:tblPr>
@@ -1965,12 +1965,189 @@
           <w:shd w:val="clear" w:color="auto" w:fill="FFFFFF"/>
         </w:rPr>
       </w:pPr>
+      <w:r>
+        <w:rPr>
+          <w:rFonts w:cs="Calibri"/>
+          <w:color w:val="000000"/>
+          <w:shd w:val="clear" w:color="auto" w:fill="FFFFFF"/>
+        </w:rPr>
+        <w:t xml:space="preserve">This section asks for the ROC curve of the classifier, which can </w:t>
+      </w:r>
+      <w:r>
+        <w:rPr>
+          <w:rFonts w:cs="Calibri"/>
+          <w:color w:val="000000"/>
+          <w:shd w:val="clear" w:color="auto" w:fill="FFFFFF"/>
+        </w:rPr>
+        <w:t>be</w:t>
+      </w:r>
+      <w:r>
+        <w:rPr>
+          <w:rFonts w:cs="Calibri"/>
+          <w:color w:val="000000"/>
+          <w:shd w:val="clear" w:color="auto" w:fill="FFFFFF"/>
+        </w:rPr>
+        <w:t xml:space="preserve"> seen below:</w:t>
+      </w:r>
+    </w:p>
+    <w:tbl>
+      <w:tblPr>
+        <w:tblStyle w:val="TableGrid"/>
+        <w:tblW w:w="0" w:type="auto"/>
+        <w:tblBorders>
+          <w:top w:val="none" w:sz="0" w:space="0" w:color="auto"/>
+          <w:left w:val="none" w:sz="0" w:space="0" w:color="auto"/>
+          <w:bottom w:val="none" w:sz="0" w:space="0" w:color="auto"/>
+          <w:right w:val="none" w:sz="0" w:space="0" w:color="auto"/>
+          <w:insideH w:val="none" w:sz="0" w:space="0" w:color="auto"/>
+          <w:insideV w:val="none" w:sz="0" w:space="0" w:color="auto"/>
+        </w:tblBorders>
+        <w:tblLook w:val="04A0" w:firstRow="1" w:lastRow="0" w:firstColumn="1" w:lastColumn="0" w:noHBand="0" w:noVBand="1"/>
+      </w:tblPr>
+      <w:tblGrid>
+        <w:gridCol w:w="9742"/>
+      </w:tblGrid>
+      <w:tr>
+        <w:tc>
+          <w:tcPr>
+            <w:tcW w:w="9742" w:type="dxa"/>
+          </w:tcPr>
+          <w:p>
+            <w:pPr>
+              <w:jc w:val="center"/>
+              <w:rPr>
+                <w:rFonts w:cs="Calibri"/>
+                <w:color w:val="000000"/>
+                <w:shd w:val="clear" w:color="auto" w:fill="FFFFFF"/>
+              </w:rPr>
+            </w:pPr>
+            <w:r>
+              <w:rPr>
+                <w:rFonts w:cs="Calibri"/>
+                <w:noProof/>
+                <w:color w:val="000000"/>
+                <w:shd w:val="clear" w:color="auto" w:fill="FFFFFF"/>
+              </w:rPr>
+              <w:drawing>
+                <wp:inline distT="0" distB="0" distL="0" distR="0" wp14:anchorId="7784FD95" wp14:editId="717639A4">
+                  <wp:extent cx="3729162" cy="2796872"/>
+                  <wp:effectExtent l="0" t="0" r="5080" b="0"/>
+                  <wp:docPr id="1042224006" name="Picture 4"/>
+                  <wp:cNvGraphicFramePr>
+                    <a:graphicFrameLocks xmlns:a="http://schemas.openxmlformats.org/drawingml/2006/main" noChangeAspect="1"/>
+                  </wp:cNvGraphicFramePr>
+                  <a:graphic xmlns:a="http://schemas.openxmlformats.org/drawingml/2006/main">
+                    <a:graphicData uri="http://schemas.openxmlformats.org/drawingml/2006/picture">
+                      <pic:pic xmlns:pic="http://schemas.openxmlformats.org/drawingml/2006/picture">
+                        <pic:nvPicPr>
+                          <pic:cNvPr id="1042224006" name="Picture 1042224006"/>
+                          <pic:cNvPicPr/>
+                        </pic:nvPicPr>
+                        <pic:blipFill>
+                          <a:blip r:embed="rId11">
+                            <a:extLst>
+                              <a:ext uri="{28A0092B-C50C-407E-A947-70E740481C1C}">
+                                <a14:useLocalDpi xmlns:a14="http://schemas.microsoft.com/office/drawing/2010/main" val="0"/>
+                              </a:ext>
+                            </a:extLst>
+                          </a:blip>
+                          <a:stretch>
+                            <a:fillRect/>
+                          </a:stretch>
+                        </pic:blipFill>
+                        <pic:spPr>
+                          <a:xfrm>
+                            <a:off x="0" y="0"/>
+                            <a:ext cx="3761032" cy="2820775"/>
+                          </a:xfrm>
+                          <a:prstGeom prst="rect">
+                            <a:avLst/>
+                          </a:prstGeom>
+                        </pic:spPr>
+                      </pic:pic>
+                    </a:graphicData>
+                  </a:graphic>
+                </wp:inline>
+              </w:drawing>
+            </w:r>
+          </w:p>
+          <w:p>
+            <w:pPr>
+              <w:jc w:val="center"/>
+              <w:rPr>
+                <w:rFonts w:cs="Calibri"/>
+                <w:b/>
+                <w:bCs/>
+                <w:color w:val="000000"/>
+                <w:sz w:val="16"/>
+                <w:szCs w:val="16"/>
+                <w:shd w:val="clear" w:color="auto" w:fill="FFFFFF"/>
+              </w:rPr>
+            </w:pPr>
+            <w:r>
+              <w:rPr>
+                <w:rFonts w:cs="Calibri"/>
+                <w:b/>
+                <w:bCs/>
+                <w:color w:val="000000"/>
+                <w:sz w:val="16"/>
+                <w:szCs w:val="16"/>
+                <w:shd w:val="clear" w:color="auto" w:fill="FFFFFF"/>
+              </w:rPr>
+              <w:t>Figure 3 – ROC curve for Cross validation Classifier</w:t>
+            </w:r>
+          </w:p>
+        </w:tc>
+      </w:tr>
+    </w:tbl>
+    <w:p>
+      <w:pPr>
+        <w:rPr>
+          <w:rFonts w:cs="Calibri"/>
+          <w:color w:val="000000"/>
+          <w:shd w:val="clear" w:color="auto" w:fill="FFFFFF"/>
+        </w:rPr>
+      </w:pPr>
+    </w:p>
+    <w:p>
+      <w:pPr>
+        <w:rPr>
+          <w:rFonts w:cs="Calibri"/>
+          <w:color w:val="000000"/>
+          <w:shd w:val="clear" w:color="auto" w:fill="FFFFFF"/>
+        </w:rPr>
+      </w:pPr>
+      <w:r>
+        <w:rPr>
+          <w:rFonts w:cs="Calibri"/>
+          <w:color w:val="000000"/>
+          <w:shd w:val="clear" w:color="auto" w:fill="FFFFFF"/>
+        </w:rPr>
+        <w:t xml:space="preserve">The ROC (Receiver Operator Characteristic) curve plots the true positive rate vs the false positive rate for different decision thresholds. </w:t>
+      </w:r>
+      <w:r>
+        <w:rPr>
+          <w:rFonts w:cs="Calibri"/>
+          <w:color w:val="000000"/>
+          <w:shd w:val="clear" w:color="auto" w:fill="FFFFFF"/>
+        </w:rPr>
+        <w:t>The curve in figure 3 reaches 1.0 very quickly, showing that the model classifies almost all living objects correctly.</w:t>
+      </w:r>
+      <w:r>
+        <w:rPr>
+          <w:rFonts w:cs="Calibri"/>
+          <w:color w:val="000000"/>
+          <w:shd w:val="clear" w:color="auto" w:fill="FFFFFF"/>
+        </w:rPr>
+        <w:t xml:space="preserve"> It has a AUC (area under curve) value of approximately 99%, showing that there is 99% chance the model will be able to distinguish between a living and non-living object.</w:t>
+      </w:r>
     </w:p>
     <w:p>
       <w:pPr>
         <w:pStyle w:val="Heading1"/>
       </w:pPr>
       <w:r>
+        <w:lastRenderedPageBreak/>
         <w:t xml:space="preserve">Section </w:t>
       </w:r>
       <w:r>
@@ -2151,7 +2328,6 @@
         <w:pStyle w:val="Heading2"/>
       </w:pPr>
       <w:r>
-        <w:lastRenderedPageBreak/>
         <w:t>Section</w:t>
       </w:r>
       <w:r>
@@ -2292,7 +2468,7 @@
       <w:r>
         <w:t xml:space="preserve"> </w:t>
       </w:r>
-      <w:hyperlink r:id="rId11" w:history="1">
+      <w:hyperlink r:id="rId12" w:history="1">
         <w:r>
           <w:rPr>
             <w:rStyle w:val="Hyperlink"/>
@@ -2354,7 +2530,7 @@
         </w:rPr>
         <w:t xml:space="preserve"> stuff: </w:t>
       </w:r>
-      <w:hyperlink r:id="rId12" w:history="1">
+      <w:hyperlink r:id="rId13" w:history="1">
         <w:r>
           <w:rPr>
             <w:rStyle w:val="Hyperlink"/>
@@ -2385,8 +2561,8 @@
     </w:p>
     <w:p/>
     <w:sectPr>
-      <w:headerReference w:type="default" r:id="rId13"/>
-      <w:footerReference w:type="default" r:id="rId14"/>
+      <w:headerReference w:type="default" r:id="rId14"/>
+      <w:footerReference w:type="default" r:id="rId15"/>
       <w:pgSz w:w="11906" w:h="16838"/>
       <w:pgMar w:top="1281" w:right="1077" w:bottom="851" w:left="1077" w:header="425" w:footer="147" w:gutter="0"/>
       <w:cols w:space="708"/>
@@ -3570,6 +3746,206 @@
       <w:color w:val="666666"/>
     </w:rPr>
   </w:style>
+  <w:style w:type="table" w:styleId="GridTable4">
+    <w:name w:val="Grid Table 4"/>
+    <w:basedOn w:val="TableNormal"/>
+    <w:uiPriority w:val="49"/>
+    <w:rsid w:val="00250C62"/>
+    <w:tblPr>
+      <w:tblStyleRowBandSize w:val="1"/>
+      <w:tblStyleColBandSize w:val="1"/>
+      <w:tblBorders>
+        <w:top w:val="single" w:sz="4" w:space="0" w:color="666666" w:themeColor="text1" w:themeTint="99"/>
+        <w:left w:val="single" w:sz="4" w:space="0" w:color="666666" w:themeColor="text1" w:themeTint="99"/>
+        <w:bottom w:val="single" w:sz="4" w:space="0" w:color="666666" w:themeColor="text1" w:themeTint="99"/>
+        <w:right w:val="single" w:sz="4" w:space="0" w:color="666666" w:themeColor="text1" w:themeTint="99"/>
+        <w:insideH w:val="single" w:sz="4" w:space="0" w:color="666666" w:themeColor="text1" w:themeTint="99"/>
+        <w:insideV w:val="single" w:sz="4" w:space="0" w:color="666666" w:themeColor="text1" w:themeTint="99"/>
+      </w:tblBorders>
+    </w:tblPr>
+    <w:tblStylePr w:type="firstRow">
+      <w:rPr>
+        <w:b/>
+        <w:bCs/>
+        <w:color w:val="FFFFFF" w:themeColor="background1"/>
+      </w:rPr>
+      <w:tblPr/>
+      <w:tcPr>
+        <w:tcBorders>
+          <w:top w:val="single" w:sz="4" w:space="0" w:color="000000" w:themeColor="text1"/>
+          <w:left w:val="single" w:sz="4" w:space="0" w:color="000000" w:themeColor="text1"/>
+          <w:bottom w:val="single" w:sz="4" w:space="0" w:color="000000" w:themeColor="text1"/>
+          <w:right w:val="single" w:sz="4" w:space="0" w:color="000000" w:themeColor="text1"/>
+          <w:insideH w:val="nil"/>
+          <w:insideV w:val="nil"/>
+        </w:tcBorders>
+        <w:shd w:val="clear" w:color="auto" w:fill="000000" w:themeFill="text1"/>
+      </w:tcPr>
+    </w:tblStylePr>
+    <w:tblStylePr w:type="lastRow">
+      <w:rPr>
+        <w:b/>
+        <w:bCs/>
+      </w:rPr>
+      <w:tblPr/>
+      <w:tcPr>
+        <w:tcBorders>
+          <w:top w:val="double" w:sz="4" w:space="0" w:color="000000" w:themeColor="text1"/>
+        </w:tcBorders>
+      </w:tcPr>
+    </w:tblStylePr>
+    <w:tblStylePr w:type="firstCol">
+      <w:rPr>
+        <w:b/>
+        <w:bCs/>
+      </w:rPr>
+    </w:tblStylePr>
+    <w:tblStylePr w:type="lastCol">
+      <w:rPr>
+        <w:b/>
+        <w:bCs/>
+      </w:rPr>
+    </w:tblStylePr>
+    <w:tblStylePr w:type="band1Vert">
+      <w:tblPr/>
+      <w:tcPr>
+        <w:shd w:val="clear" w:color="auto" w:fill="CCCCCC" w:themeFill="text1" w:themeFillTint="33"/>
+      </w:tcPr>
+    </w:tblStylePr>
+    <w:tblStylePr w:type="band1Horz">
+      <w:tblPr/>
+      <w:tcPr>
+        <w:shd w:val="clear" w:color="auto" w:fill="CCCCCC" w:themeFill="text1" w:themeFillTint="33"/>
+      </w:tcPr>
+    </w:tblStylePr>
+  </w:style>
+  <w:style w:type="table" w:styleId="GridTable4-Accent5">
+    <w:name w:val="Grid Table 4 Accent 5"/>
+    <w:basedOn w:val="TableNormal"/>
+    <w:uiPriority w:val="49"/>
+    <w:rsid w:val="00250C62"/>
+    <w:tblPr>
+      <w:tblStyleRowBandSize w:val="1"/>
+      <w:tblStyleColBandSize w:val="1"/>
+      <w:tblBorders>
+        <w:top w:val="single" w:sz="4" w:space="0" w:color="D86DCB" w:themeColor="accent5" w:themeTint="99"/>
+        <w:left w:val="single" w:sz="4" w:space="0" w:color="D86DCB" w:themeColor="accent5" w:themeTint="99"/>
+        <w:bottom w:val="single" w:sz="4" w:space="0" w:color="D86DCB" w:themeColor="accent5" w:themeTint="99"/>
+        <w:right w:val="single" w:sz="4" w:space="0" w:color="D86DCB" w:themeColor="accent5" w:themeTint="99"/>
+        <w:insideH w:val="single" w:sz="4" w:space="0" w:color="D86DCB" w:themeColor="accent5" w:themeTint="99"/>
+        <w:insideV w:val="single" w:sz="4" w:space="0" w:color="D86DCB" w:themeColor="accent5" w:themeTint="99"/>
+      </w:tblBorders>
+    </w:tblPr>
+    <w:tblStylePr w:type="firstRow">
+      <w:rPr>
+        <w:b/>
+        <w:bCs/>
+        <w:color w:val="FFFFFF" w:themeColor="background1"/>
+      </w:rPr>
+      <w:tblPr/>
+      <w:tcPr>
+        <w:tcBorders>
+          <w:top w:val="single" w:sz="4" w:space="0" w:color="A02B93" w:themeColor="accent5"/>
+          <w:left w:val="single" w:sz="4" w:space="0" w:color="A02B93" w:themeColor="accent5"/>
+          <w:bottom w:val="single" w:sz="4" w:space="0" w:color="A02B93" w:themeColor="accent5"/>
+          <w:right w:val="single" w:sz="4" w:space="0" w:color="A02B93" w:themeColor="accent5"/>
+          <w:insideH w:val="nil"/>
+          <w:insideV w:val="nil"/>
+        </w:tcBorders>
+        <w:shd w:val="clear" w:color="auto" w:fill="A02B93" w:themeFill="accent5"/>
+      </w:tcPr>
+    </w:tblStylePr>
+    <w:tblStylePr w:type="lastRow">
+      <w:rPr>
+        <w:b/>
+        <w:bCs/>
+      </w:rPr>
+      <w:tblPr/>
+      <w:tcPr>
+        <w:tcBorders>
+          <w:top w:val="double" w:sz="4" w:space="0" w:color="A02B93" w:themeColor="accent5"/>
+        </w:tcBorders>
+      </w:tcPr>
+    </w:tblStylePr>
+    <w:tblStylePr w:type="firstCol">
+      <w:rPr>
+        <w:b/>
+        <w:bCs/>
+      </w:rPr>
+    </w:tblStylePr>
+    <w:tblStylePr w:type="lastCol">
+      <w:rPr>
+        <w:b/>
+        <w:bCs/>
+      </w:rPr>
+    </w:tblStylePr>
+    <w:tblStylePr w:type="band1Vert">
+      <w:tblPr/>
+      <w:tcPr>
+        <w:shd w:val="clear" w:color="auto" w:fill="F2CEED" w:themeFill="accent5" w:themeFillTint="33"/>
+      </w:tcPr>
+    </w:tblStylePr>
+    <w:tblStylePr w:type="band1Horz">
+      <w:tblPr/>
+      <w:tcPr>
+        <w:shd w:val="clear" w:color="auto" w:fill="F2CEED" w:themeFill="accent5" w:themeFillTint="33"/>
+      </w:tcPr>
+    </w:tblStylePr>
+  </w:style>
+  <w:style w:type="table" w:styleId="GridTable1Light-Accent5">
+    <w:name w:val="Grid Table 1 Light Accent 5"/>
+    <w:basedOn w:val="TableNormal"/>
+    <w:uiPriority w:val="46"/>
+    <w:rsid w:val="00250C62"/>
+    <w:tblPr>
+      <w:tblStyleRowBandSize w:val="1"/>
+      <w:tblStyleColBandSize w:val="1"/>
+      <w:tblBorders>
+        <w:top w:val="single" w:sz="4" w:space="0" w:color="E59EDC" w:themeColor="accent5" w:themeTint="66"/>
+        <w:left w:val="single" w:sz="4" w:space="0" w:color="E59EDC" w:themeColor="accent5" w:themeTint="66"/>
+        <w:bottom w:val="single" w:sz="4" w:space="0" w:color="E59EDC" w:themeColor="accent5" w:themeTint="66"/>
+        <w:right w:val="single" w:sz="4" w:space="0" w:color="E59EDC" w:themeColor="accent5" w:themeTint="66"/>
+        <w:insideH w:val="single" w:sz="4" w:space="0" w:color="E59EDC" w:themeColor="accent5" w:themeTint="66"/>
+        <w:insideV w:val="single" w:sz="4" w:space="0" w:color="E59EDC" w:themeColor="accent5" w:themeTint="66"/>
+      </w:tblBorders>
+    </w:tblPr>
+    <w:tblStylePr w:type="firstRow">
+      <w:rPr>
+        <w:b/>
+        <w:bCs/>
+      </w:rPr>
+      <w:tblPr/>
+      <w:tcPr>
+        <w:tcBorders>
+          <w:bottom w:val="single" w:sz="12" w:space="0" w:color="D86DCB" w:themeColor="accent5" w:themeTint="99"/>
+        </w:tcBorders>
+      </w:tcPr>
+    </w:tblStylePr>
+    <w:tblStylePr w:type="lastRow">
+      <w:rPr>
+        <w:b/>
+        <w:bCs/>
+      </w:rPr>
+      <w:tblPr/>
+      <w:tcPr>
+        <w:tcBorders>
+          <w:top w:val="double" w:sz="2" w:space="0" w:color="D86DCB" w:themeColor="accent5" w:themeTint="99"/>
+        </w:tcBorders>
+      </w:tcPr>
+    </w:tblStylePr>
+    <w:tblStylePr w:type="firstCol">
+      <w:rPr>
+        <w:b/>
+        <w:bCs/>
+      </w:rPr>
+    </w:tblStylePr>
+    <w:tblStylePr w:type="lastCol">
+      <w:rPr>
+        <w:b/>
+        <w:bCs/>
+      </w:rPr>
+    </w:tblStylePr>
+  </w:style>
 </w:styles>
 </file>
 

--- a/a2_Hannah_Taylor_40443054/csc2026_a2_Hannah_Taylor_40443054.docx
+++ b/a2_Hannah_Taylor_40443054/csc2026_a2_Hannah_Taylor_40443054.docx
@@ -2139,7 +2139,25 @@
           <w:color w:val="000000"/>
           <w:shd w:val="clear" w:color="auto" w:fill="FFFFFF"/>
         </w:rPr>
-        <w:t xml:space="preserve"> It has a AUC (area under curve) value of approximately 99%, showing that there is 99% chance the model will be able to distinguish between a living and non-living object.</w:t>
+        <w:t xml:space="preserve"> It has </w:t>
+      </w:r>
+      <w:proofErr w:type="gramStart"/>
+      <w:r>
+        <w:rPr>
+          <w:rFonts w:cs="Calibri"/>
+          <w:color w:val="000000"/>
+          <w:shd w:val="clear" w:color="auto" w:fill="FFFFFF"/>
+        </w:rPr>
+        <w:t>a</w:t>
+      </w:r>
+      <w:proofErr w:type="gramEnd"/>
+      <w:r>
+        <w:rPr>
+          <w:rFonts w:cs="Calibri"/>
+          <w:color w:val="000000"/>
+          <w:shd w:val="clear" w:color="auto" w:fill="FFFFFF"/>
+        </w:rPr>
+        <w:t xml:space="preserve"> AUC (area under curve) value of approximately 99%, showing that there is 99% chance the model will be able to distinguish between a living and non-living object.</w:t>
       </w:r>
     </w:p>
     <w:p>
@@ -2156,7 +2174,28 @@
     </w:p>
     <w:p>
       <w:r>
-        <w:t>[add intro to section]</w:t>
+        <w:t>In section 2, K-nearest-neighbour classification for the 8 object classes (cherry, banana, lemon, tree, envelope, golfclub, pencil, and wineglass)</w:t>
+      </w:r>
+      <w:r>
+        <w:t xml:space="preserve"> </w:t>
+      </w:r>
+      <w:r>
+        <w:t xml:space="preserve">will be </w:t>
+      </w:r>
+      <w:r>
+        <w:t>performed</w:t>
+      </w:r>
+      <w:r>
+        <w:t>.</w:t>
+      </w:r>
+      <w:r>
+        <w:t xml:space="preserve"> K-nearest-neighbour classification will be done using 4 features from assignment 1. </w:t>
+      </w:r>
+      <w:r>
+        <w:t xml:space="preserve">The 4 features chosen are: </w:t>
+      </w:r>
+      <w:r>
+        <w:t xml:space="preserve"> </w:t>
       </w:r>
     </w:p>
     <w:p>

--- a/a2_Hannah_Taylor_40443054/csc2026_a2_Hannah_Taylor_40443054.docx
+++ b/a2_Hannah_Taylor_40443054/csc2026_a2_Hannah_Taylor_40443054.docx
@@ -140,25 +140,7 @@
           <w:color w:val="000000"/>
           <w:shd w:val="clear" w:color="auto" w:fill="FFFFFF"/>
         </w:rPr>
-        <w:t xml:space="preserve">Specifically, classifiers are fitted and evaluated for the image data, </w:t>
-      </w:r>
-      <w:proofErr w:type="gramStart"/>
-      <w:r>
-        <w:rPr>
-          <w:rFonts w:cs="Calibri"/>
-          <w:color w:val="000000"/>
-          <w:shd w:val="clear" w:color="auto" w:fill="FFFFFF"/>
-        </w:rPr>
-        <w:t>in order to</w:t>
-      </w:r>
-      <w:proofErr w:type="gramEnd"/>
-      <w:r>
-        <w:rPr>
-          <w:rFonts w:cs="Calibri"/>
-          <w:color w:val="000000"/>
-          <w:shd w:val="clear" w:color="auto" w:fill="FFFFFF"/>
-        </w:rPr>
-        <w:t xml:space="preserve"> see whether the models can predict the class labels for unseen images.</w:t>
+        <w:t>Specifically, classifiers are fitted and evaluated for the image data, in order to see whether the models can predict the class labels for unseen images.</w:t>
       </w:r>
     </w:p>
     <w:p>
@@ -1194,25 +1176,7 @@
           <w:color w:val="000000"/>
           <w:shd w:val="clear" w:color="auto" w:fill="FFFFFF"/>
         </w:rPr>
-        <w:t xml:space="preserve">The </w:t>
-      </w:r>
-      <w:proofErr w:type="gramStart"/>
-      <w:r>
-        <w:rPr>
-          <w:rFonts w:cs="Calibri"/>
-          <w:color w:val="000000"/>
-          <w:shd w:val="clear" w:color="auto" w:fill="FFFFFF"/>
-        </w:rPr>
-        <w:t>high test</w:t>
-      </w:r>
-      <w:proofErr w:type="gramEnd"/>
-      <w:r>
-        <w:rPr>
-          <w:rFonts w:cs="Calibri"/>
-          <w:color w:val="000000"/>
-          <w:shd w:val="clear" w:color="auto" w:fill="FFFFFF"/>
-        </w:rPr>
-        <w:t xml:space="preserve"> accuracy (91.7%) shows that the model generalises well to new data.</w:t>
+        <w:t>The high test accuracy (91.7%) shows that the model generalises well to new data.</w:t>
       </w:r>
       <w:r>
         <w:rPr>
@@ -1387,25 +1351,7 @@
           <w:color w:val="000000"/>
           <w:shd w:val="clear" w:color="auto" w:fill="FFFFFF"/>
         </w:rPr>
-        <w:t xml:space="preserve"> In the results data frame in the code, a pencil item was identified as living. This may be due to that </w:t>
-      </w:r>
-      <w:proofErr w:type="gramStart"/>
-      <w:r>
-        <w:rPr>
-          <w:rFonts w:cs="Calibri"/>
-          <w:color w:val="000000"/>
-          <w:shd w:val="clear" w:color="auto" w:fill="FFFFFF"/>
-        </w:rPr>
-        <w:t>particular item</w:t>
-      </w:r>
-      <w:proofErr w:type="gramEnd"/>
-      <w:r>
-        <w:rPr>
-          <w:rFonts w:cs="Calibri"/>
-          <w:color w:val="000000"/>
-          <w:shd w:val="clear" w:color="auto" w:fill="FFFFFF"/>
-        </w:rPr>
-        <w:t xml:space="preserve"> having similar features as, for example, a banana item, meaning that the model incorrectly classified it.</w:t>
+        <w:t xml:space="preserve"> In the results data frame in the code, a pencil item was identified as living. This may be due to that particular item having similar features as, for example, a banana item, meaning that the model incorrectly classified it.</w:t>
       </w:r>
     </w:p>
     <w:p>
@@ -1907,25 +1853,7 @@
           <w:color w:val="000000"/>
           <w:shd w:val="clear" w:color="auto" w:fill="FFFFFF"/>
         </w:rPr>
-        <w:t xml:space="preserve">is over-eager, </w:t>
-      </w:r>
-      <w:proofErr w:type="gramStart"/>
-      <w:r>
-        <w:rPr>
-          <w:rFonts w:cs="Calibri"/>
-          <w:color w:val="000000"/>
-          <w:shd w:val="clear" w:color="auto" w:fill="FFFFFF"/>
-        </w:rPr>
-        <w:t>similar to</w:t>
-      </w:r>
-      <w:proofErr w:type="gramEnd"/>
-      <w:r>
-        <w:rPr>
-          <w:rFonts w:cs="Calibri"/>
-          <w:color w:val="000000"/>
-          <w:shd w:val="clear" w:color="auto" w:fill="FFFFFF"/>
-        </w:rPr>
-        <w:t xml:space="preserve"> the previous model.</w:t>
+        <w:t>is over-eager, similar to the previous model.</w:t>
       </w:r>
       <w:r>
         <w:rPr>
@@ -2139,25 +2067,7 @@
           <w:color w:val="000000"/>
           <w:shd w:val="clear" w:color="auto" w:fill="FFFFFF"/>
         </w:rPr>
-        <w:t xml:space="preserve"> It has </w:t>
-      </w:r>
-      <w:proofErr w:type="gramStart"/>
-      <w:r>
-        <w:rPr>
-          <w:rFonts w:cs="Calibri"/>
-          <w:color w:val="000000"/>
-          <w:shd w:val="clear" w:color="auto" w:fill="FFFFFF"/>
-        </w:rPr>
-        <w:t>a</w:t>
-      </w:r>
-      <w:proofErr w:type="gramEnd"/>
-      <w:r>
-        <w:rPr>
-          <w:rFonts w:cs="Calibri"/>
-          <w:color w:val="000000"/>
-          <w:shd w:val="clear" w:color="auto" w:fill="FFFFFF"/>
-        </w:rPr>
-        <w:t xml:space="preserve"> AUC (area under curve) value of approximately 99%, showing that there is 99% chance the model will be able to distinguish between a living and non-living object.</w:t>
+        <w:t xml:space="preserve"> It has a AUC (area under curve) value of approximately 99%, showing that there is 99% chance the model will be able to distinguish between a living and non-living object.</w:t>
       </w:r>
     </w:p>
     <w:p>
@@ -2192,30 +2102,494 @@
         <w:t xml:space="preserve"> K-nearest-neighbour classification will be done using 4 features from assignment 1. </w:t>
       </w:r>
       <w:r>
-        <w:t xml:space="preserve">The 4 features chosen are: </w:t>
+        <w:t xml:space="preserve">The 4 features chosen </w:t>
+      </w:r>
+      <w:r>
+        <w:t>are</w:t>
+      </w:r>
+      <w:r>
+        <w:t>:</w:t>
+      </w:r>
+    </w:p>
+    <w:p>
+      <w:pPr>
+        <w:pStyle w:val="ListParagraph"/>
+        <w:numPr>
+          <w:ilvl w:val="0"/>
+          <w:numId w:val="2"/>
+        </w:numPr>
+      </w:pPr>
+      <w:r>
+        <w:t>rows_with_1</w:t>
+      </w:r>
+    </w:p>
+    <w:p>
+      <w:pPr>
+        <w:pStyle w:val="ListParagraph"/>
+        <w:numPr>
+          <w:ilvl w:val="0"/>
+          <w:numId w:val="2"/>
+        </w:numPr>
+      </w:pPr>
+      <w:r>
+        <w:t>cols_with_2</w:t>
+      </w:r>
+    </w:p>
+    <w:p>
+      <w:pPr>
+        <w:pStyle w:val="ListParagraph"/>
+        <w:numPr>
+          <w:ilvl w:val="0"/>
+          <w:numId w:val="2"/>
+        </w:numPr>
+      </w:pPr>
+      <w:r>
+        <w:t>hollowness</w:t>
+      </w:r>
+    </w:p>
+    <w:p>
+      <w:pPr>
+        <w:pStyle w:val="ListParagraph"/>
+        <w:numPr>
+          <w:ilvl w:val="0"/>
+          <w:numId w:val="2"/>
+        </w:numPr>
+      </w:pPr>
+      <w:r>
+        <w:t>height</w:t>
+      </w:r>
+    </w:p>
+    <w:p>
+      <w:r>
+        <w:t xml:space="preserve">The first </w:t>
+      </w:r>
+      <w:r>
+        <w:t xml:space="preserve">3 were chosen for the same reason that they were chosen in the previous section, that they are all very useful for distinguishing between living and non-living items, which is still an important distinction in the 8-class classification. </w:t>
+      </w:r>
+      <w:r>
+        <w:t xml:space="preserve">The eyes feature from the previous section was changed to the height feature, as height should be more distinct </w:t>
+      </w:r>
+      <w:r>
+        <w:t>between each class compared to eyes.</w:t>
+      </w:r>
+    </w:p>
+    <w:p>
+      <w:pPr>
+        <w:pStyle w:val="Heading2"/>
+        <w:rPr>
+          <w:shd w:val="clear" w:color="auto" w:fill="FFFFFF"/>
+        </w:rPr>
+      </w:pPr>
+      <w:r>
+        <w:rPr>
+          <w:shd w:val="clear" w:color="auto" w:fill="FFFFFF"/>
+        </w:rPr>
+        <w:t xml:space="preserve">Section </w:t>
+      </w:r>
+      <w:r>
+        <w:rPr>
+          <w:shd w:val="clear" w:color="auto" w:fill="FFFFFF"/>
+        </w:rPr>
+        <w:t>2</w:t>
+      </w:r>
+      <w:r>
+        <w:rPr>
+          <w:shd w:val="clear" w:color="auto" w:fill="FFFFFF"/>
+        </w:rPr>
+        <w:t>.1</w:t>
+      </w:r>
+    </w:p>
+    <w:p>
+      <w:pPr>
+        <w:rPr>
+          <w:rFonts w:cs="Calibri"/>
+          <w:color w:val="000000"/>
+          <w:shd w:val="clear" w:color="auto" w:fill="FFFFFF"/>
+        </w:rPr>
+      </w:pPr>
+      <w:r>
+        <w:rPr>
+          <w:rFonts w:cs="Calibri"/>
+          <w:color w:val="000000"/>
+          <w:shd w:val="clear" w:color="auto" w:fill="FFFFFF"/>
+        </w:rPr>
+        <w:t xml:space="preserve">This section asks to use the K-nearest-neighbour classification </w:t>
+      </w:r>
+      <w:r>
+        <w:rPr>
+          <w:rFonts w:cs="Calibri"/>
+          <w:color w:val="000000"/>
+          <w:shd w:val="clear" w:color="auto" w:fill="FFFFFF"/>
+        </w:rPr>
+        <w:t>with odd values of k between 1 and 15 using the 4 features from above, and present the accuracy value for each value of k.</w:t>
+      </w:r>
+      <w:r>
+        <w:rPr>
+          <w:rFonts w:cs="Calibri"/>
+          <w:color w:val="000000"/>
+          <w:shd w:val="clear" w:color="auto" w:fill="FFFFFF"/>
+        </w:rPr>
+        <w:t xml:space="preserve"> The results were as follows:</w:t>
+      </w:r>
+    </w:p>
+    <w:tbl>
+      <w:tblPr>
+        <w:tblStyle w:val="TableGrid"/>
+        <w:tblW w:w="0" w:type="auto"/>
+        <w:tblLook w:val="04A0" w:firstRow="1" w:lastRow="0" w:firstColumn="1" w:lastColumn="0" w:noHBand="0" w:noVBand="1"/>
+      </w:tblPr>
+      <w:tblGrid>
+        <w:gridCol w:w="4871"/>
+        <w:gridCol w:w="4871"/>
+      </w:tblGrid>
+      <w:tr>
+        <w:tc>
+          <w:tcPr>
+            <w:tcW w:w="4871" w:type="dxa"/>
+          </w:tcPr>
+          <w:p>
+            <w:pPr>
+              <w:rPr>
+                <w:rFonts w:cs="Calibri"/>
+                <w:color w:val="000000"/>
+                <w:shd w:val="clear" w:color="auto" w:fill="FFFFFF"/>
+              </w:rPr>
+            </w:pPr>
+            <w:r>
+              <w:rPr>
+                <w:rFonts w:cs="Calibri"/>
+                <w:color w:val="000000"/>
+                <w:shd w:val="clear" w:color="auto" w:fill="FFFFFF"/>
+              </w:rPr>
+              <w:drawing>
+                <wp:inline distT="0" distB="0" distL="0" distR="0" wp14:anchorId="3C687678" wp14:editId="0E95A20E">
+                  <wp:extent cx="2819400" cy="1841500"/>
+                  <wp:effectExtent l="0" t="0" r="0" b="0"/>
+                  <wp:docPr id="594925985" name="Picture 1"/>
+                  <wp:cNvGraphicFramePr>
+                    <a:graphicFrameLocks xmlns:a="http://schemas.openxmlformats.org/drawingml/2006/main" noChangeAspect="1"/>
+                  </wp:cNvGraphicFramePr>
+                  <a:graphic xmlns:a="http://schemas.openxmlformats.org/drawingml/2006/main">
+                    <a:graphicData uri="http://schemas.openxmlformats.org/drawingml/2006/picture">
+                      <pic:pic xmlns:pic="http://schemas.openxmlformats.org/drawingml/2006/picture">
+                        <pic:nvPicPr>
+                          <pic:cNvPr id="594925985" name=""/>
+                          <pic:cNvPicPr/>
+                        </pic:nvPicPr>
+                        <pic:blipFill>
+                          <a:blip r:embed="rId12"/>
+                          <a:stretch>
+                            <a:fillRect/>
+                          </a:stretch>
+                        </pic:blipFill>
+                        <pic:spPr>
+                          <a:xfrm>
+                            <a:off x="0" y="0"/>
+                            <a:ext cx="2819400" cy="1841500"/>
+                          </a:xfrm>
+                          <a:prstGeom prst="rect">
+                            <a:avLst/>
+                          </a:prstGeom>
+                        </pic:spPr>
+                      </pic:pic>
+                    </a:graphicData>
+                  </a:graphic>
+                </wp:inline>
+              </w:drawing>
+            </w:r>
+          </w:p>
+          <w:p>
+            <w:pPr>
+              <w:jc w:val="center"/>
+              <w:rPr>
+                <w:rFonts w:cs="Calibri"/>
+                <w:b/>
+                <w:bCs/>
+                <w:color w:val="000000"/>
+                <w:sz w:val="16"/>
+                <w:szCs w:val="16"/>
+                <w:shd w:val="clear" w:color="auto" w:fill="FFFFFF"/>
+              </w:rPr>
+            </w:pPr>
+            <w:r>
+              <w:rPr>
+                <w:rFonts w:cs="Calibri"/>
+                <w:b/>
+                <w:bCs/>
+                <w:color w:val="000000"/>
+                <w:sz w:val="16"/>
+                <w:szCs w:val="16"/>
+                <w:shd w:val="clear" w:color="auto" w:fill="FFFFFF"/>
+              </w:rPr>
+              <w:t xml:space="preserve">Figure 4.3 - </w:t>
+            </w:r>
+            <w:r>
+              <w:rPr>
+                <w:rFonts w:cs="Calibri"/>
+                <w:b/>
+                <w:bCs/>
+                <w:color w:val="000000"/>
+                <w:sz w:val="16"/>
+                <w:szCs w:val="16"/>
+                <w:shd w:val="clear" w:color="auto" w:fill="FFFFFF"/>
+              </w:rPr>
+              <w:t xml:space="preserve">KNN accuracy vs k value </w:t>
+            </w:r>
+            <w:r>
+              <w:rPr>
+                <w:rFonts w:cs="Calibri"/>
+                <w:b/>
+                <w:bCs/>
+                <w:color w:val="000000"/>
+                <w:sz w:val="16"/>
+                <w:szCs w:val="16"/>
+                <w:shd w:val="clear" w:color="auto" w:fill="FFFFFF"/>
+              </w:rPr>
+              <w:t>table</w:t>
+            </w:r>
+          </w:p>
+        </w:tc>
+        <w:tc>
+          <w:tcPr>
+            <w:tcW w:w="4871" w:type="dxa"/>
+          </w:tcPr>
+          <w:p>
+            <w:pPr>
+              <w:rPr>
+                <w:rFonts w:cs="Calibri"/>
+                <w:color w:val="000000"/>
+                <w:shd w:val="clear" w:color="auto" w:fill="FFFFFF"/>
+              </w:rPr>
+            </w:pPr>
+            <w:r>
+              <w:rPr>
+                <w:rFonts w:cs="Calibri"/>
+                <w:noProof/>
+                <w:color w:val="000000"/>
+                <w:shd w:val="clear" w:color="auto" w:fill="FFFFFF"/>
+              </w:rPr>
+              <w:drawing>
+                <wp:inline distT="0" distB="0" distL="0" distR="0" wp14:anchorId="2E9CC5BA" wp14:editId="46958797">
+                  <wp:extent cx="2937600" cy="1836000"/>
+                  <wp:effectExtent l="0" t="0" r="0" b="5715"/>
+                  <wp:docPr id="355584563" name="Picture 5"/>
+                  <wp:cNvGraphicFramePr>
+                    <a:graphicFrameLocks xmlns:a="http://schemas.openxmlformats.org/drawingml/2006/main" noChangeAspect="1"/>
+                  </wp:cNvGraphicFramePr>
+                  <a:graphic xmlns:a="http://schemas.openxmlformats.org/drawingml/2006/main">
+                    <a:graphicData uri="http://schemas.openxmlformats.org/drawingml/2006/picture">
+                      <pic:pic xmlns:pic="http://schemas.openxmlformats.org/drawingml/2006/picture">
+                        <pic:nvPicPr>
+                          <pic:cNvPr id="355584563" name="Picture 355584563"/>
+                          <pic:cNvPicPr/>
+                        </pic:nvPicPr>
+                        <pic:blipFill>
+                          <a:blip r:embed="rId13" cstate="print">
+                            <a:extLst>
+                              <a:ext uri="{28A0092B-C50C-407E-A947-70E740481C1C}">
+                                <a14:useLocalDpi xmlns:a14="http://schemas.microsoft.com/office/drawing/2010/main" val="0"/>
+                              </a:ext>
+                            </a:extLst>
+                          </a:blip>
+                          <a:stretch>
+                            <a:fillRect/>
+                          </a:stretch>
+                        </pic:blipFill>
+                        <pic:spPr>
+                          <a:xfrm>
+                            <a:off x="0" y="0"/>
+                            <a:ext cx="2981668" cy="1863542"/>
+                          </a:xfrm>
+                          <a:prstGeom prst="rect">
+                            <a:avLst/>
+                          </a:prstGeom>
+                        </pic:spPr>
+                      </pic:pic>
+                    </a:graphicData>
+                  </a:graphic>
+                </wp:inline>
+              </w:drawing>
+            </w:r>
+          </w:p>
+          <w:p>
+            <w:pPr>
+              <w:jc w:val="center"/>
+              <w:rPr>
+                <w:rFonts w:cs="Calibri"/>
+                <w:b/>
+                <w:bCs/>
+                <w:color w:val="000000"/>
+                <w:sz w:val="16"/>
+                <w:szCs w:val="16"/>
+                <w:shd w:val="clear" w:color="auto" w:fill="FFFFFF"/>
+              </w:rPr>
+            </w:pPr>
+            <w:r>
+              <w:rPr>
+                <w:rFonts w:cs="Calibri"/>
+                <w:b/>
+                <w:bCs/>
+                <w:color w:val="000000"/>
+                <w:sz w:val="16"/>
+                <w:szCs w:val="16"/>
+                <w:shd w:val="clear" w:color="auto" w:fill="FFFFFF"/>
+              </w:rPr>
+              <w:t>Figure 4.2 – KNN accuracy vs k value</w:t>
+            </w:r>
+            <w:r>
+              <w:rPr>
+                <w:rFonts w:cs="Calibri"/>
+                <w:b/>
+                <w:bCs/>
+                <w:color w:val="000000"/>
+                <w:sz w:val="16"/>
+                <w:szCs w:val="16"/>
+                <w:shd w:val="clear" w:color="auto" w:fill="FFFFFF"/>
+              </w:rPr>
+              <w:t xml:space="preserve"> graph</w:t>
+            </w:r>
+          </w:p>
+        </w:tc>
+      </w:tr>
+    </w:tbl>
+    <w:p>
+      <w:pPr>
+        <w:rPr>
+          <w:rFonts w:cs="Calibri"/>
+          <w:color w:val="000000"/>
+          <w:shd w:val="clear" w:color="auto" w:fill="FFFFFF"/>
+        </w:rPr>
+      </w:pPr>
+    </w:p>
+    <w:p>
+      <w:pPr>
+        <w:rPr>
+          <w:rFonts w:cs="Calibri"/>
+          <w:color w:val="000000"/>
+          <w:shd w:val="clear" w:color="auto" w:fill="FFFFFF"/>
+        </w:rPr>
+      </w:pPr>
+      <w:r>
+        <w:rPr>
+          <w:rFonts w:cs="Calibri"/>
+          <w:color w:val="000000"/>
+          <w:shd w:val="clear" w:color="auto" w:fill="FFFFFF"/>
+        </w:rPr>
+        <w:t xml:space="preserve">As shown in the table, the accuracy rate does not fall below 90 for the k values. </w:t>
+      </w:r>
+    </w:p>
+    <w:p>
+      <w:pPr>
+        <w:pStyle w:val="Heading2"/>
+      </w:pPr>
+      <w:r>
+        <w:t>Section</w:t>
       </w:r>
       <w:r>
         <w:t xml:space="preserve"> </w:t>
       </w:r>
+      <w:r>
+        <w:t>2</w:t>
+      </w:r>
+      <w:r>
+        <w:t>.</w:t>
+      </w:r>
+      <w:r>
+        <w:t>2</w:t>
+      </w:r>
     </w:p>
     <w:p>
       <w:pPr>
         <w:pStyle w:val="Heading2"/>
-        <w:rPr>
-          <w:shd w:val="clear" w:color="auto" w:fill="FFFFFF"/>
-        </w:rPr>
-      </w:pPr>
-      <w:r>
-        <w:rPr>
-          <w:shd w:val="clear" w:color="auto" w:fill="FFFFFF"/>
-        </w:rPr>
+      </w:pPr>
+      <w:r>
+        <w:t>Section</w:t>
+      </w:r>
+      <w:r>
+        <w:t xml:space="preserve"> </w:t>
+      </w:r>
+      <w:r>
+        <w:t>2</w:t>
+      </w:r>
+      <w:r>
+        <w:t>.</w:t>
+      </w:r>
+      <w:r>
+        <w:t>3</w:t>
+      </w:r>
+    </w:p>
+    <w:p>
+      <w:pPr>
+        <w:rPr>
+          <w:rFonts w:cs="Calibri"/>
+          <w:color w:val="000000"/>
+          <w:shd w:val="clear" w:color="auto" w:fill="FFFFFF"/>
+        </w:rPr>
+      </w:pPr>
+    </w:p>
+    <w:p>
+      <w:pPr>
+        <w:pStyle w:val="Heading2"/>
+      </w:pPr>
+      <w:r>
+        <w:t>Section</w:t>
+      </w:r>
+      <w:r>
+        <w:t xml:space="preserve"> </w:t>
+      </w:r>
+      <w:r>
+        <w:t>2</w:t>
+      </w:r>
+      <w:r>
+        <w:t>.</w:t>
+      </w:r>
+      <w:r>
+        <w:t>4</w:t>
+      </w:r>
+    </w:p>
+    <w:p>
+      <w:pPr>
+        <w:rPr>
+          <w:rFonts w:cs="Calibri"/>
+          <w:color w:val="000000"/>
+          <w:shd w:val="clear" w:color="auto" w:fill="FFFFFF"/>
+        </w:rPr>
+      </w:pPr>
+    </w:p>
+    <w:p>
+      <w:pPr>
+        <w:pStyle w:val="Heading1"/>
+      </w:pPr>
+      <w:r>
         <w:t xml:space="preserve">Section </w:t>
       </w:r>
       <w:r>
-        <w:rPr>
-          <w:shd w:val="clear" w:color="auto" w:fill="FFFFFF"/>
-        </w:rPr>
-        <w:t>2</w:t>
+        <w:t>3</w:t>
+      </w:r>
+    </w:p>
+    <w:p>
+      <w:r>
+        <w:t>[add intro to section]</w:t>
+      </w:r>
+    </w:p>
+    <w:p>
+      <w:pPr>
+        <w:pStyle w:val="Heading2"/>
+        <w:rPr>
+          <w:shd w:val="clear" w:color="auto" w:fill="FFFFFF"/>
+        </w:rPr>
+      </w:pPr>
+      <w:r>
+        <w:rPr>
+          <w:shd w:val="clear" w:color="auto" w:fill="FFFFFF"/>
+        </w:rPr>
+        <w:t xml:space="preserve">Section </w:t>
+      </w:r>
+      <w:r>
+        <w:rPr>
+          <w:shd w:val="clear" w:color="auto" w:fill="FFFFFF"/>
+        </w:rPr>
+        <w:t>3</w:t>
       </w:r>
       <w:r>
         <w:rPr>
@@ -2238,135 +2612,7 @@
         <w:pStyle w:val="Heading2"/>
       </w:pPr>
       <w:r>
-        <w:t>Section</w:t>
-      </w:r>
-      <w:r>
-        <w:t xml:space="preserve"> </w:t>
-      </w:r>
-      <w:r>
-        <w:t>2</w:t>
-      </w:r>
-      <w:r>
-        <w:t>.</w:t>
-      </w:r>
-      <w:r>
-        <w:t>2</w:t>
-      </w:r>
-    </w:p>
-    <w:p>
-      <w:pPr>
-        <w:pStyle w:val="Heading2"/>
-      </w:pPr>
-      <w:r>
-        <w:t>Section</w:t>
-      </w:r>
-      <w:r>
-        <w:t xml:space="preserve"> </w:t>
-      </w:r>
-      <w:r>
-        <w:t>2</w:t>
-      </w:r>
-      <w:r>
-        <w:t>.</w:t>
-      </w:r>
-      <w:r>
-        <w:t>3</w:t>
-      </w:r>
-    </w:p>
-    <w:p>
-      <w:pPr>
-        <w:rPr>
-          <w:rFonts w:cs="Calibri"/>
-          <w:color w:val="000000"/>
-          <w:shd w:val="clear" w:color="auto" w:fill="FFFFFF"/>
-        </w:rPr>
-      </w:pPr>
-    </w:p>
-    <w:p>
-      <w:pPr>
-        <w:pStyle w:val="Heading2"/>
-      </w:pPr>
-      <w:r>
-        <w:t>Section</w:t>
-      </w:r>
-      <w:r>
-        <w:t xml:space="preserve"> </w:t>
-      </w:r>
-      <w:r>
-        <w:t>2</w:t>
-      </w:r>
-      <w:r>
-        <w:t>.</w:t>
-      </w:r>
-      <w:r>
-        <w:t>4</w:t>
-      </w:r>
-    </w:p>
-    <w:p>
-      <w:pPr>
-        <w:rPr>
-          <w:rFonts w:cs="Calibri"/>
-          <w:color w:val="000000"/>
-          <w:shd w:val="clear" w:color="auto" w:fill="FFFFFF"/>
-        </w:rPr>
-      </w:pPr>
-    </w:p>
-    <w:p>
-      <w:pPr>
-        <w:pStyle w:val="Heading1"/>
-      </w:pPr>
-      <w:r>
-        <w:t xml:space="preserve">Section </w:t>
-      </w:r>
-      <w:r>
-        <w:t>3</w:t>
-      </w:r>
-    </w:p>
-    <w:p>
-      <w:r>
-        <w:t>[add intro to section]</w:t>
-      </w:r>
-    </w:p>
-    <w:p>
-      <w:pPr>
-        <w:pStyle w:val="Heading2"/>
-        <w:rPr>
-          <w:shd w:val="clear" w:color="auto" w:fill="FFFFFF"/>
-        </w:rPr>
-      </w:pPr>
-      <w:r>
-        <w:rPr>
-          <w:shd w:val="clear" w:color="auto" w:fill="FFFFFF"/>
-        </w:rPr>
-        <w:t xml:space="preserve">Section </w:t>
-      </w:r>
-      <w:r>
-        <w:rPr>
-          <w:shd w:val="clear" w:color="auto" w:fill="FFFFFF"/>
-        </w:rPr>
-        <w:t>3</w:t>
-      </w:r>
-      <w:r>
-        <w:rPr>
-          <w:shd w:val="clear" w:color="auto" w:fill="FFFFFF"/>
-        </w:rPr>
-        <w:t>.1</w:t>
-      </w:r>
-    </w:p>
-    <w:p>
-      <w:pPr>
-        <w:rPr>
-          <w:rFonts w:cs="Calibri"/>
-          <w:color w:val="000000"/>
-          <w:shd w:val="clear" w:color="auto" w:fill="FFFFFF"/>
-        </w:rPr>
-      </w:pPr>
-    </w:p>
-    <w:p>
-      <w:pPr>
-        <w:pStyle w:val="Heading2"/>
-      </w:pPr>
-      <w:r>
+        <w:lastRenderedPageBreak/>
         <w:t>Section</w:t>
       </w:r>
       <w:r>
@@ -2507,7 +2753,7 @@
       <w:r>
         <w:t xml:space="preserve"> </w:t>
       </w:r>
-      <w:hyperlink r:id="rId12" w:history="1">
+      <w:hyperlink r:id="rId14" w:history="1">
         <w:r>
           <w:rPr>
             <w:rStyle w:val="Hyperlink"/>
@@ -2549,27 +2795,9 @@
           <w:color w:val="000000"/>
           <w:shd w:val="clear" w:color="auto" w:fill="FFFFFF"/>
         </w:rPr>
-        <w:t xml:space="preserve">[x] could be a useful link for predictions with decision trees and </w:t>
-      </w:r>
-      <w:proofErr w:type="spellStart"/>
-      <w:r>
-        <w:rPr>
-          <w:rFonts w:cs="Calibri"/>
-          <w:color w:val="000000"/>
-          <w:shd w:val="clear" w:color="auto" w:fill="FFFFFF"/>
-        </w:rPr>
-        <w:t>Knn</w:t>
-      </w:r>
-      <w:proofErr w:type="spellEnd"/>
-      <w:r>
-        <w:rPr>
-          <w:rFonts w:cs="Calibri"/>
-          <w:color w:val="000000"/>
-          <w:shd w:val="clear" w:color="auto" w:fill="FFFFFF"/>
-        </w:rPr>
-        <w:t xml:space="preserve"> stuff: </w:t>
-      </w:r>
-      <w:hyperlink r:id="rId13" w:history="1">
+        <w:t xml:space="preserve">[x] could be a useful link for predictions with decision trees and Knn stuff: </w:t>
+      </w:r>
+      <w:hyperlink r:id="rId15" w:history="1">
         <w:r>
           <w:rPr>
             <w:rStyle w:val="Hyperlink"/>
@@ -2600,8 +2828,8 @@
     </w:p>
     <w:p/>
     <w:sectPr>
-      <w:headerReference w:type="default" r:id="rId14"/>
-      <w:footerReference w:type="default" r:id="rId15"/>
+      <w:headerReference w:type="default" r:id="rId16"/>
+      <w:footerReference w:type="default" r:id="rId17"/>
       <w:pgSz w:w="11906" w:h="16838"/>
       <w:pgMar w:top="1281" w:right="1077" w:bottom="851" w:left="1077" w:header="425" w:footer="147" w:gutter="0"/>
       <w:cols w:space="708"/>
@@ -2963,6 +3191,119 @@
 <file path=word/numbering.xml><?xml version="1.0" encoding="utf-8"?>
 <w:numbering xmlns:wpc="http://schemas.microsoft.com/office/word/2010/wordprocessingCanvas" xmlns:cx="http://schemas.microsoft.com/office/drawing/2014/chartex" xmlns:cx1="http://schemas.microsoft.com/office/drawing/2015/9/8/chartex" xmlns:cx2="http://schemas.microsoft.com/office/drawing/2015/10/21/chartex" xmlns:cx3="http://schemas.microsoft.com/office/drawing/2016/5/9/chartex" xmlns:cx4="http://schemas.microsoft.com/office/drawing/2016/5/10/chartex" xmlns:cx5="http://schemas.microsoft.com/office/drawing/2016/5/11/chartex" xmlns:cx6="http://schemas.microsoft.com/office/drawing/2016/5/12/chartex" xmlns:cx7="http://schemas.microsoft.com/office/drawing/2016/5/13/chartex" xmlns:cx8="http://schemas.microsoft.com/office/drawing/2016/5/14/chartex" xmlns:mc="http://schemas.openxmlformats.org/markup-compatibility/2006" xmlns:aink="http://schemas.microsoft.com/office/drawing/2016/ink" xmlns:am3d="http://schemas.microsoft.com/office/drawing/2017/model3d" xmlns:o="urn:schemas-microsoft-com:office:office" xmlns:oel="http://schemas.microsoft.com/office/2019/extlst" xmlns:r="http://schemas.openxmlformats.org/officeDocument/2006/relationships" xmlns:m="http://schemas.openxmlformats.org/officeDocument/2006/math" xmlns:v="urn:schemas-microsoft-com:vml" xmlns:wp14="http://schemas.microsoft.com/office/word/2010/wordprocessingDrawing" xmlns:wp="http://schemas.openxmlformats.org/drawingml/2006/wordprocessingDrawing" xmlns:w10="urn:schemas-microsoft-com:office:word" xmlns:w="http://schemas.openxmlformats.org/wordprocessingml/2006/main" xmlns:w14="http://schemas.microsoft.com/office/word/2010/wordml" xmlns:w15="http://schemas.microsoft.com/office/word/2012/wordml" xmlns:w16cex="http://schemas.microsoft.com/office/word/2018/wordml/cex" xmlns:w16cid="http://schemas.microsoft.com/office/word/2016/wordml/cid" xmlns:w16="http://schemas.microsoft.com/office/word/2018/wordml" xmlns:w16du="http://schemas.microsoft.com/office/word/2023/wordml/word16du" xmlns:w16sdtdh="http://schemas.microsoft.com/office/word/2020/wordml/sdtdatahash" xmlns:w16sdtfl="http://schemas.microsoft.com/office/word/2024/wordml/sdtformatlock" xmlns:w16se="http://schemas.microsoft.com/office/word/2015/wordml/symex" xmlns:wpg="http://schemas.microsoft.com/office/word/2010/wordprocessingGroup" xmlns:wpi="http://schemas.microsoft.com/office/word/2010/wordprocessingInk" xmlns:wne="http://schemas.microsoft.com/office/word/2006/wordml" xmlns:wps="http://schemas.microsoft.com/office/word/2010/wordprocessingShape" mc:Ignorable="w14 w15 w16se w16cid w16 w16cex w16sdtdh w16sdtfl w16du wp14">
   <w:abstractNum w:abstractNumId="0" w15:restartNumberingAfterBreak="0">
+    <w:nsid w:val="073E032A"/>
+    <w:multiLevelType w:val="hybridMultilevel"/>
+    <w:tmpl w:val="3EF0FB56"/>
+    <w:lvl w:ilvl="0" w:tplc="08090001">
+      <w:start w:val="1"/>
+      <w:numFmt w:val="bullet"/>
+      <w:lvlText w:val=""/>
+      <w:lvlJc w:val="left"/>
+      <w:pPr>
+        <w:ind w:left="765" w:hanging="360"/>
+      </w:pPr>
+      <w:rPr>
+        <w:rFonts w:ascii="Symbol" w:hAnsi="Symbol" w:hint="default"/>
+      </w:rPr>
+    </w:lvl>
+    <w:lvl w:ilvl="1" w:tplc="08090003" w:tentative="1">
+      <w:start w:val="1"/>
+      <w:numFmt w:val="bullet"/>
+      <w:lvlText w:val="o"/>
+      <w:lvlJc w:val="left"/>
+      <w:pPr>
+        <w:ind w:left="1485" w:hanging="360"/>
+      </w:pPr>
+      <w:rPr>
+        <w:rFonts w:ascii="Courier New" w:hAnsi="Courier New" w:cs="Courier New" w:hint="default"/>
+      </w:rPr>
+    </w:lvl>
+    <w:lvl w:ilvl="2" w:tplc="08090005" w:tentative="1">
+      <w:start w:val="1"/>
+      <w:numFmt w:val="bullet"/>
+      <w:lvlText w:val=""/>
+      <w:lvlJc w:val="left"/>
+      <w:pPr>
+        <w:ind w:left="2205" w:hanging="360"/>
+      </w:pPr>
+      <w:rPr>
+        <w:rFonts w:ascii="Wingdings" w:hAnsi="Wingdings" w:hint="default"/>
+      </w:rPr>
+    </w:lvl>
+    <w:lvl w:ilvl="3" w:tplc="08090001" w:tentative="1">
+      <w:start w:val="1"/>
+      <w:numFmt w:val="bullet"/>
+      <w:lvlText w:val=""/>
+      <w:lvlJc w:val="left"/>
+      <w:pPr>
+        <w:ind w:left="2925" w:hanging="360"/>
+      </w:pPr>
+      <w:rPr>
+        <w:rFonts w:ascii="Symbol" w:hAnsi="Symbol" w:hint="default"/>
+      </w:rPr>
+    </w:lvl>
+    <w:lvl w:ilvl="4" w:tplc="08090003" w:tentative="1">
+      <w:start w:val="1"/>
+      <w:numFmt w:val="bullet"/>
+      <w:lvlText w:val="o"/>
+      <w:lvlJc w:val="left"/>
+      <w:pPr>
+        <w:ind w:left="3645" w:hanging="360"/>
+      </w:pPr>
+      <w:rPr>
+        <w:rFonts w:ascii="Courier New" w:hAnsi="Courier New" w:cs="Courier New" w:hint="default"/>
+      </w:rPr>
+    </w:lvl>
+    <w:lvl w:ilvl="5" w:tplc="08090005" w:tentative="1">
+      <w:start w:val="1"/>
+      <w:numFmt w:val="bullet"/>
+      <w:lvlText w:val=""/>
+      <w:lvlJc w:val="left"/>
+      <w:pPr>
+        <w:ind w:left="4365" w:hanging="360"/>
+      </w:pPr>
+      <w:rPr>
+        <w:rFonts w:ascii="Wingdings" w:hAnsi="Wingdings" w:hint="default"/>
+      </w:rPr>
+    </w:lvl>
+    <w:lvl w:ilvl="6" w:tplc="08090001" w:tentative="1">
+      <w:start w:val="1"/>
+      <w:numFmt w:val="bullet"/>
+      <w:lvlText w:val=""/>
+      <w:lvlJc w:val="left"/>
+      <w:pPr>
+        <w:ind w:left="5085" w:hanging="360"/>
+      </w:pPr>
+      <w:rPr>
+        <w:rFonts w:ascii="Symbol" w:hAnsi="Symbol" w:hint="default"/>
+      </w:rPr>
+    </w:lvl>
+    <w:lvl w:ilvl="7" w:tplc="08090003" w:tentative="1">
+      <w:start w:val="1"/>
+      <w:numFmt w:val="bullet"/>
+      <w:lvlText w:val="o"/>
+      <w:lvlJc w:val="left"/>
+      <w:pPr>
+        <w:ind w:left="5805" w:hanging="360"/>
+      </w:pPr>
+      <w:rPr>
+        <w:rFonts w:ascii="Courier New" w:hAnsi="Courier New" w:cs="Courier New" w:hint="default"/>
+      </w:rPr>
+    </w:lvl>
+    <w:lvl w:ilvl="8" w:tplc="08090005" w:tentative="1">
+      <w:start w:val="1"/>
+      <w:numFmt w:val="bullet"/>
+      <w:lvlText w:val=""/>
+      <w:lvlJc w:val="left"/>
+      <w:pPr>
+        <w:ind w:left="6525" w:hanging="360"/>
+      </w:pPr>
+      <w:rPr>
+        <w:rFonts w:ascii="Wingdings" w:hAnsi="Wingdings" w:hint="default"/>
+      </w:rPr>
+    </w:lvl>
+  </w:abstractNum>
+  <w:abstractNum w:abstractNumId="1" w15:restartNumberingAfterBreak="0">
     <w:nsid w:val="1F0A0708"/>
     <w:multiLevelType w:val="hybridMultilevel"/>
     <w:tmpl w:val="DA48958C"/>
@@ -3076,6 +3417,9 @@
     </w:lvl>
   </w:abstractNum>
   <w:num w:numId="1" w16cid:durableId="458034300">
+    <w:abstractNumId w:val="1"/>
+  </w:num>
+  <w:num w:numId="2" w16cid:durableId="290401426">
     <w:abstractNumId w:val="0"/>
   </w:num>
 </w:numbering>

--- a/a2_Hannah_Taylor_40443054/csc2026_a2_Hannah_Taylor_40443054.docx
+++ b/a2_Hannah_Taylor_40443054/csc2026_a2_Hannah_Taylor_40443054.docx
@@ -2174,6 +2174,35 @@
       </w:r>
     </w:p>
     <w:p>
+      <w:r>
+        <w:t>K-nearest-neighbour classification is defined as: The probability that a test item x</w:t>
+      </w:r>
+      <w:r>
+        <w:rPr>
+          <w:vertAlign w:val="subscript"/>
+        </w:rPr>
+        <w:t>0</w:t>
+      </w:r>
+      <w:r>
+        <w:t xml:space="preserve"> belongs to class j can be estimated from the know class assignments of the training items that are closest to x</w:t>
+      </w:r>
+      <w:r>
+        <w:rPr>
+          <w:vertAlign w:val="subscript"/>
+        </w:rPr>
+        <w:t>0</w:t>
+      </w:r>
+      <w:r>
+        <w:t xml:space="preserve"> in the feature space.</w:t>
+      </w:r>
+      <w:r>
+        <w:t xml:space="preserve"> K is usually chosen to be odd to avoid ties between classes.</w:t>
+      </w:r>
+      <w:r>
+        <w:t xml:space="preserve"> As K increases, the decision boundary, where the model changes it prediction from one class to another, typically becomes smoother and less sensitive to individual noise or local data points.</w:t>
+      </w:r>
+    </w:p>
+    <w:p>
       <w:pPr>
         <w:pStyle w:val="Heading2"/>
         <w:rPr>
@@ -2236,6 +2265,14 @@
       <w:tblPr>
         <w:tblStyle w:val="TableGrid"/>
         <w:tblW w:w="0" w:type="auto"/>
+        <w:tblBorders>
+          <w:top w:val="none" w:sz="0" w:space="0" w:color="auto"/>
+          <w:left w:val="none" w:sz="0" w:space="0" w:color="auto"/>
+          <w:bottom w:val="none" w:sz="0" w:space="0" w:color="auto"/>
+          <w:right w:val="none" w:sz="0" w:space="0" w:color="auto"/>
+          <w:insideH w:val="none" w:sz="0" w:space="0" w:color="auto"/>
+          <w:insideV w:val="none" w:sz="0" w:space="0" w:color="auto"/>
+        </w:tblBorders>
         <w:tblLook w:val="04A0" w:firstRow="1" w:lastRow="0" w:firstColumn="1" w:lastColumn="0" w:noHBand="0" w:noVBand="1"/>
       </w:tblPr>
       <w:tblGrid>
@@ -2321,7 +2358,31 @@
                 <w:szCs w:val="16"/>
                 <w:shd w:val="clear" w:color="auto" w:fill="FFFFFF"/>
               </w:rPr>
-              <w:t xml:space="preserve">Figure 4.3 - </w:t>
+              <w:t>Figure 4.</w:t>
+            </w:r>
+            <w:r>
+              <w:rPr>
+                <w:rFonts w:cs="Calibri"/>
+                <w:b/>
+                <w:bCs/>
+                <w:color w:val="000000"/>
+                <w:sz w:val="16"/>
+                <w:szCs w:val="16"/>
+                <w:shd w:val="clear" w:color="auto" w:fill="FFFFFF"/>
+              </w:rPr>
+              <w:t>1</w:t>
+            </w:r>
+            <w:r>
+              <w:rPr>
+                <w:rFonts w:cs="Calibri"/>
+                <w:b/>
+                <w:bCs/>
+                <w:color w:val="000000"/>
+                <w:sz w:val="16"/>
+                <w:szCs w:val="16"/>
+                <w:shd w:val="clear" w:color="auto" w:fill="FFFFFF"/>
+              </w:rPr>
+              <w:t xml:space="preserve"> - </w:t>
             </w:r>
             <w:r>
               <w:rPr>
@@ -2475,137 +2536,120 @@
           <w:color w:val="000000"/>
           <w:shd w:val="clear" w:color="auto" w:fill="FFFFFF"/>
         </w:rPr>
-        <w:t xml:space="preserve">As shown in the table, the accuracy rate does not fall below 90 for the k values. </w:t>
-      </w:r>
-    </w:p>
-    <w:p>
-      <w:pPr>
-        <w:pStyle w:val="Heading2"/>
-      </w:pPr>
-      <w:r>
-        <w:t>Section</w:t>
-      </w:r>
-      <w:r>
-        <w:t xml:space="preserve"> </w:t>
-      </w:r>
-      <w:r>
-        <w:t>2</w:t>
-      </w:r>
-      <w:r>
+        <w:t xml:space="preserve">As shown in the table, the accuracy rate does not fall below 90 for </w:t>
+      </w:r>
+      <w:r>
+        <w:rPr>
+          <w:rFonts w:cs="Calibri"/>
+          <w:color w:val="000000"/>
+          <w:shd w:val="clear" w:color="auto" w:fill="FFFFFF"/>
+        </w:rPr>
+        <w:t xml:space="preserve">any of </w:t>
+      </w:r>
+      <w:r>
+        <w:rPr>
+          <w:rFonts w:cs="Calibri"/>
+          <w:color w:val="000000"/>
+          <w:shd w:val="clear" w:color="auto" w:fill="FFFFFF"/>
+        </w:rPr>
+        <w:t xml:space="preserve">the k values. </w:t>
+      </w:r>
+      <w:r>
+        <w:rPr>
+          <w:rFonts w:cs="Calibri"/>
+          <w:color w:val="000000"/>
+          <w:shd w:val="clear" w:color="auto" w:fill="FFFFFF"/>
+        </w:rPr>
+        <w:t xml:space="preserve">The fact that the accuracy </w:t>
+      </w:r>
+      <w:r>
+        <w:rPr>
+          <w:rFonts w:cs="Calibri"/>
+          <w:color w:val="000000"/>
+          <w:shd w:val="clear" w:color="auto" w:fill="FFFFFF"/>
+        </w:rPr>
+        <w:t xml:space="preserve">stays that high even as the k value increases suggests that the model </w:t>
+      </w:r>
+      <w:r>
+        <w:rPr>
+          <w:rFonts w:cs="Calibri"/>
+          <w:color w:val="000000"/>
+          <w:shd w:val="clear" w:color="auto" w:fill="FFFFFF"/>
+        </w:rPr>
+        <w:t>strong and can correctly classify the majority of the objects into the correct class.</w:t>
+      </w:r>
+      <w:r>
+        <w:rPr>
+          <w:rFonts w:cs="Calibri"/>
+          <w:color w:val="000000"/>
+          <w:shd w:val="clear" w:color="auto" w:fill="FFFFFF"/>
+        </w:rPr>
+        <w:t xml:space="preserve"> Too small of a k value, whilst it still gives very good accuracy, it is only really accurate for the data it trained on</w:t>
+      </w:r>
+      <w:r>
+        <w:rPr>
+          <w:rFonts w:cs="Calibri"/>
+          <w:color w:val="000000"/>
+          <w:shd w:val="clear" w:color="auto" w:fill="FFFFFF"/>
+        </w:rPr>
+        <w:t>, as seen about where the k value of 1 produces an accuracy rate of 100%</w:t>
+      </w:r>
+      <w:r>
+        <w:rPr>
+          <w:rFonts w:cs="Calibri"/>
+          <w:color w:val="000000"/>
+          <w:shd w:val="clear" w:color="auto" w:fill="FFFFFF"/>
+        </w:rPr>
         <w:t>.</w:t>
       </w:r>
       <w:r>
-        <w:t>2</w:t>
-      </w:r>
-    </w:p>
-    <w:p>
-      <w:pPr>
-        <w:pStyle w:val="Heading2"/>
-      </w:pPr>
-      <w:r>
-        <w:t>Section</w:t>
-      </w:r>
-      <w:r>
-        <w:t xml:space="preserve"> </w:t>
-      </w:r>
-      <w:r>
-        <w:t>2</w:t>
-      </w:r>
-      <w:r>
-        <w:t>.</w:t>
-      </w:r>
-      <w:r>
-        <w:t>3</w:t>
-      </w:r>
-    </w:p>
-    <w:p>
-      <w:pPr>
-        <w:rPr>
-          <w:rFonts w:cs="Calibri"/>
-          <w:color w:val="000000"/>
-          <w:shd w:val="clear" w:color="auto" w:fill="FFFFFF"/>
-        </w:rPr>
-      </w:pPr>
-    </w:p>
-    <w:p>
-      <w:pPr>
-        <w:pStyle w:val="Heading2"/>
-      </w:pPr>
-      <w:r>
-        <w:t>Section</w:t>
-      </w:r>
-      <w:r>
-        <w:t xml:space="preserve"> </w:t>
-      </w:r>
-      <w:r>
-        <w:t>2</w:t>
-      </w:r>
-      <w:r>
-        <w:t>.</w:t>
-      </w:r>
-      <w:r>
-        <w:t>4</w:t>
-      </w:r>
-    </w:p>
-    <w:p>
-      <w:pPr>
-        <w:rPr>
-          <w:rFonts w:cs="Calibri"/>
-          <w:color w:val="000000"/>
-          <w:shd w:val="clear" w:color="auto" w:fill="FFFFFF"/>
-        </w:rPr>
-      </w:pPr>
-    </w:p>
-    <w:p>
-      <w:pPr>
-        <w:pStyle w:val="Heading1"/>
-      </w:pPr>
-      <w:r>
-        <w:t xml:space="preserve">Section </w:t>
-      </w:r>
-      <w:r>
-        <w:t>3</w:t>
-      </w:r>
-    </w:p>
-    <w:p>
-      <w:r>
-        <w:t>[add intro to section]</w:t>
-      </w:r>
-    </w:p>
-    <w:p>
-      <w:pPr>
-        <w:pStyle w:val="Heading2"/>
-        <w:rPr>
-          <w:shd w:val="clear" w:color="auto" w:fill="FFFFFF"/>
-        </w:rPr>
-      </w:pPr>
-      <w:r>
-        <w:rPr>
-          <w:shd w:val="clear" w:color="auto" w:fill="FFFFFF"/>
-        </w:rPr>
-        <w:t xml:space="preserve">Section </w:t>
-      </w:r>
-      <w:r>
-        <w:rPr>
-          <w:shd w:val="clear" w:color="auto" w:fill="FFFFFF"/>
-        </w:rPr>
-        <w:t>3</w:t>
-      </w:r>
-      <w:r>
-        <w:rPr>
-          <w:shd w:val="clear" w:color="auto" w:fill="FFFFFF"/>
-        </w:rPr>
-        <w:t>.1</w:t>
-      </w:r>
-    </w:p>
-    <w:p>
-      <w:pPr>
-        <w:rPr>
-          <w:rFonts w:cs="Calibri"/>
-          <w:color w:val="000000"/>
-          <w:shd w:val="clear" w:color="auto" w:fill="FFFFFF"/>
-        </w:rPr>
-      </w:pPr>
+        <w:rPr>
+          <w:rFonts w:cs="Calibri"/>
+          <w:color w:val="000000"/>
+          <w:shd w:val="clear" w:color="auto" w:fill="FFFFFF"/>
+        </w:rPr>
+        <w:t xml:space="preserve"> It ‘overfits’ the </w:t>
+      </w:r>
+      <w:r>
+        <w:rPr>
+          <w:rFonts w:cs="Calibri"/>
+          <w:color w:val="000000"/>
+          <w:shd w:val="clear" w:color="auto" w:fill="FFFFFF"/>
+        </w:rPr>
+        <w:t>model and</w:t>
+      </w:r>
+      <w:r>
+        <w:rPr>
+          <w:rFonts w:cs="Calibri"/>
+          <w:color w:val="000000"/>
+          <w:shd w:val="clear" w:color="auto" w:fill="FFFFFF"/>
+        </w:rPr>
+        <w:t xml:space="preserve"> may even dedicate a whole region to just one data point of the training data. </w:t>
+      </w:r>
+      <w:r>
+        <w:rPr>
+          <w:rFonts w:cs="Calibri"/>
+          <w:color w:val="000000"/>
+          <w:shd w:val="clear" w:color="auto" w:fill="FFFFFF"/>
+        </w:rPr>
+        <w:t xml:space="preserve">Too high of a k value </w:t>
+      </w:r>
+      <w:r>
+        <w:rPr>
+          <w:rFonts w:cs="Calibri"/>
+          <w:color w:val="000000"/>
+          <w:shd w:val="clear" w:color="auto" w:fill="FFFFFF"/>
+        </w:rPr>
+        <w:t xml:space="preserve">and the model might underfit, being too inflexible to model the real decision boundary, and therefore the accuracy value may drop a lot. </w:t>
+      </w:r>
+      <w:r>
+        <w:rPr>
+          <w:rFonts w:cs="Calibri"/>
+          <w:color w:val="000000"/>
+          <w:shd w:val="clear" w:color="auto" w:fill="FFFFFF"/>
+        </w:rPr>
+        <w:t>However, for the model in this task, as mentioned the accuracy value doesn’t drop below 90%, even at k = 15, showing that the features chosen can distinguish between the 8 different classes particularly well, and that there must be a clear distinction between each class.</w:t>
+      </w:r>
     </w:p>
     <w:p>
       <w:pPr>
@@ -2619,12 +2663,389 @@
         <w:t xml:space="preserve"> </w:t>
       </w:r>
       <w:r>
+        <w:t>2</w:t>
+      </w:r>
+      <w:r>
+        <w:t>.</w:t>
+      </w:r>
+      <w:r>
+        <w:t>2</w:t>
+      </w:r>
+    </w:p>
+    <w:p>
+      <w:r>
+        <w:t>This section asks to repeat the previous section however this time it asks to use 7-fold cross validation along with the KNN for the 4 features chosen.</w:t>
+      </w:r>
+      <w:r>
+        <w:t xml:space="preserve"> </w:t>
+      </w:r>
+      <w:r>
+        <w:t xml:space="preserve">The output for the cross-validation accuracy vs the k value can be seen below: </w:t>
+      </w:r>
+    </w:p>
+    <w:tbl>
+      <w:tblPr>
+        <w:tblStyle w:val="TableGrid"/>
+        <w:tblW w:w="0" w:type="auto"/>
+        <w:tblBorders>
+          <w:top w:val="none" w:sz="0" w:space="0" w:color="auto"/>
+          <w:left w:val="none" w:sz="0" w:space="0" w:color="auto"/>
+          <w:bottom w:val="none" w:sz="0" w:space="0" w:color="auto"/>
+          <w:right w:val="none" w:sz="0" w:space="0" w:color="auto"/>
+          <w:insideH w:val="none" w:sz="0" w:space="0" w:color="auto"/>
+          <w:insideV w:val="none" w:sz="0" w:space="0" w:color="auto"/>
+        </w:tblBorders>
+        <w:tblLook w:val="04A0" w:firstRow="1" w:lastRow="0" w:firstColumn="1" w:lastColumn="0" w:noHBand="0" w:noVBand="1"/>
+      </w:tblPr>
+      <w:tblGrid>
+        <w:gridCol w:w="4871"/>
+        <w:gridCol w:w="4878"/>
+      </w:tblGrid>
+      <w:tr>
+        <w:tc>
+          <w:tcPr>
+            <w:tcW w:w="4871" w:type="dxa"/>
+          </w:tcPr>
+          <w:p>
+            <w:r>
+              <w:drawing>
+                <wp:inline distT="0" distB="0" distL="0" distR="0" wp14:anchorId="4884D09E" wp14:editId="4E13AF50">
+                  <wp:extent cx="2952000" cy="1617379"/>
+                  <wp:effectExtent l="0" t="0" r="0" b="0"/>
+                  <wp:docPr id="1588141538" name="Picture 1"/>
+                  <wp:cNvGraphicFramePr>
+                    <a:graphicFrameLocks xmlns:a="http://schemas.openxmlformats.org/drawingml/2006/main" noChangeAspect="1"/>
+                  </wp:cNvGraphicFramePr>
+                  <a:graphic xmlns:a="http://schemas.openxmlformats.org/drawingml/2006/main">
+                    <a:graphicData uri="http://schemas.openxmlformats.org/drawingml/2006/picture">
+                      <pic:pic xmlns:pic="http://schemas.openxmlformats.org/drawingml/2006/picture">
+                        <pic:nvPicPr>
+                          <pic:cNvPr id="1588141538" name=""/>
+                          <pic:cNvPicPr/>
+                        </pic:nvPicPr>
+                        <pic:blipFill>
+                          <a:blip r:embed="rId14"/>
+                          <a:stretch>
+                            <a:fillRect/>
+                          </a:stretch>
+                        </pic:blipFill>
+                        <pic:spPr>
+                          <a:xfrm>
+                            <a:off x="0" y="0"/>
+                            <a:ext cx="2966336" cy="1625233"/>
+                          </a:xfrm>
+                          <a:prstGeom prst="rect">
+                            <a:avLst/>
+                          </a:prstGeom>
+                        </pic:spPr>
+                      </pic:pic>
+                    </a:graphicData>
+                  </a:graphic>
+                </wp:inline>
+              </w:drawing>
+            </w:r>
+          </w:p>
+          <w:p/>
+          <w:p>
+            <w:pPr>
+              <w:jc w:val="center"/>
+              <w:rPr>
+                <w:b/>
+                <w:bCs/>
+                <w:sz w:val="16"/>
+                <w:szCs w:val="16"/>
+              </w:rPr>
+            </w:pPr>
+            <w:r>
+              <w:rPr>
+                <w:b/>
+                <w:bCs/>
+                <w:sz w:val="16"/>
+                <w:szCs w:val="16"/>
+              </w:rPr>
+              <w:t xml:space="preserve">Figure 5.1 - </w:t>
+            </w:r>
+            <w:r>
+              <w:rPr>
+                <w:b/>
+                <w:bCs/>
+                <w:sz w:val="15"/>
+                <w:szCs w:val="15"/>
+              </w:rPr>
+              <w:t xml:space="preserve">KNN 7-fold cross validation accuracy vs k value </w:t>
+            </w:r>
+            <w:r>
+              <w:rPr>
+                <w:b/>
+                <w:bCs/>
+                <w:sz w:val="15"/>
+                <w:szCs w:val="15"/>
+              </w:rPr>
+              <w:t>table</w:t>
+            </w:r>
+          </w:p>
+        </w:tc>
+        <w:tc>
+          <w:tcPr>
+            <w:tcW w:w="4871" w:type="dxa"/>
+          </w:tcPr>
+          <w:p>
+            <w:r>
+              <w:rPr>
+                <w:noProof/>
+              </w:rPr>
+              <w:drawing>
+                <wp:inline distT="0" distB="0" distL="0" distR="0" wp14:anchorId="2A69B9C6" wp14:editId="47A248D3">
+                  <wp:extent cx="2960640" cy="1850400"/>
+                  <wp:effectExtent l="0" t="0" r="0" b="3810"/>
+                  <wp:docPr id="897183781" name="Picture 6"/>
+                  <wp:cNvGraphicFramePr>
+                    <a:graphicFrameLocks xmlns:a="http://schemas.openxmlformats.org/drawingml/2006/main" noChangeAspect="1"/>
+                  </wp:cNvGraphicFramePr>
+                  <a:graphic xmlns:a="http://schemas.openxmlformats.org/drawingml/2006/main">
+                    <a:graphicData uri="http://schemas.openxmlformats.org/drawingml/2006/picture">
+                      <pic:pic xmlns:pic="http://schemas.openxmlformats.org/drawingml/2006/picture">
+                        <pic:nvPicPr>
+                          <pic:cNvPr id="897183781" name="Picture 897183781"/>
+                          <pic:cNvPicPr/>
+                        </pic:nvPicPr>
+                        <pic:blipFill>
+                          <a:blip r:embed="rId15" cstate="print">
+                            <a:extLst>
+                              <a:ext uri="{28A0092B-C50C-407E-A947-70E740481C1C}">
+                                <a14:useLocalDpi xmlns:a14="http://schemas.microsoft.com/office/drawing/2010/main" val="0"/>
+                              </a:ext>
+                            </a:extLst>
+                          </a:blip>
+                          <a:stretch>
+                            <a:fillRect/>
+                          </a:stretch>
+                        </pic:blipFill>
+                        <pic:spPr>
+                          <a:xfrm>
+                            <a:off x="0" y="0"/>
+                            <a:ext cx="2999807" cy="1874879"/>
+                          </a:xfrm>
+                          <a:prstGeom prst="rect">
+                            <a:avLst/>
+                          </a:prstGeom>
+                        </pic:spPr>
+                      </pic:pic>
+                    </a:graphicData>
+                  </a:graphic>
+                </wp:inline>
+              </w:drawing>
+            </w:r>
+          </w:p>
+          <w:p>
+            <w:pPr>
+              <w:jc w:val="center"/>
+              <w:rPr>
+                <w:b/>
+                <w:bCs/>
+                <w:sz w:val="15"/>
+                <w:szCs w:val="15"/>
+              </w:rPr>
+            </w:pPr>
+            <w:r>
+              <w:rPr>
+                <w:b/>
+                <w:bCs/>
+                <w:sz w:val="15"/>
+                <w:szCs w:val="15"/>
+              </w:rPr>
+              <w:t>Figure 5.2</w:t>
+            </w:r>
+            <w:r>
+              <w:rPr>
+                <w:b/>
+                <w:bCs/>
+                <w:sz w:val="15"/>
+                <w:szCs w:val="15"/>
+              </w:rPr>
+              <w:t xml:space="preserve"> </w:t>
+            </w:r>
+            <w:r>
+              <w:rPr>
+                <w:b/>
+                <w:bCs/>
+                <w:sz w:val="15"/>
+                <w:szCs w:val="15"/>
+              </w:rPr>
+              <w:t>–</w:t>
+            </w:r>
+            <w:r>
+              <w:rPr>
+                <w:b/>
+                <w:bCs/>
+                <w:sz w:val="15"/>
+                <w:szCs w:val="15"/>
+              </w:rPr>
+              <w:t xml:space="preserve"> </w:t>
+            </w:r>
+            <w:r>
+              <w:rPr>
+                <w:b/>
+                <w:bCs/>
+                <w:sz w:val="15"/>
+                <w:szCs w:val="15"/>
+              </w:rPr>
+              <w:t>KNN 7-fold cross validation accuracy vs k value graph</w:t>
+            </w:r>
+          </w:p>
+        </w:tc>
+      </w:tr>
+    </w:tbl>
+    <w:p/>
+    <w:p>
+      <w:r>
+        <w:t xml:space="preserve">Section 2.1 shows the accuracy on the training data, which is often higher due to overfitting, while this task shows the cross validated accuracy, which is a better estimate on how the model performs on unseen data. </w:t>
+      </w:r>
+      <w:r>
+        <w:t xml:space="preserve">While the cross-validated accuracy rates are lower than the previous accuracy rates, they are still quite high </w:t>
+      </w:r>
+      <w:r>
+        <w:t xml:space="preserve">overall, staying above 80% right to k = 15. </w:t>
+      </w:r>
+      <w:r>
+        <w:t xml:space="preserve">This shows that again the model is still quite accurate at classifying the objects into 8 different classes. </w:t>
+      </w:r>
+      <w:r>
+        <w:t xml:space="preserve">The best value of k in this model, </w:t>
+      </w:r>
+      <w:r>
+        <w:t>while not going to low as to avoid overfitting or too high as to avoid underfitting, and looking also at the CV accuracy value, would be k = 7.</w:t>
+      </w:r>
+      <w:r>
+        <w:t xml:space="preserve"> It has a CV accuracy value of 91.07%, and is roughly in the middle of the calculated k values.</w:t>
+      </w:r>
+    </w:p>
+    <w:p>
+      <w:pPr>
+        <w:pStyle w:val="Heading2"/>
+      </w:pPr>
+      <w:r>
+        <w:t>Section</w:t>
+      </w:r>
+      <w:r>
+        <w:t xml:space="preserve"> </w:t>
+      </w:r>
+      <w:r>
+        <w:t>2</w:t>
+      </w:r>
+      <w:r>
+        <w:t>.</w:t>
+      </w:r>
+      <w:r>
         <w:t>3</w:t>
       </w:r>
+    </w:p>
+    <w:p>
+      <w:pPr>
+        <w:rPr>
+          <w:rFonts w:cs="Calibri"/>
+          <w:color w:val="000000"/>
+          <w:shd w:val="clear" w:color="auto" w:fill="FFFFFF"/>
+        </w:rPr>
+      </w:pPr>
+    </w:p>
+    <w:p>
+      <w:pPr>
+        <w:pStyle w:val="Heading2"/>
+      </w:pPr>
+      <w:r>
+        <w:t>Section</w:t>
+      </w:r>
+      <w:r>
+        <w:t xml:space="preserve"> </w:t>
+      </w:r>
+      <w:r>
+        <w:t>2</w:t>
+      </w:r>
       <w:r>
         <w:t>.</w:t>
       </w:r>
       <w:r>
+        <w:t>4</w:t>
+      </w:r>
+    </w:p>
+    <w:p>
+      <w:pPr>
+        <w:rPr>
+          <w:rFonts w:cs="Calibri"/>
+          <w:color w:val="000000"/>
+          <w:shd w:val="clear" w:color="auto" w:fill="FFFFFF"/>
+        </w:rPr>
+      </w:pPr>
+    </w:p>
+    <w:p>
+      <w:pPr>
+        <w:pStyle w:val="Heading1"/>
+      </w:pPr>
+      <w:r>
+        <w:t xml:space="preserve">Section </w:t>
+      </w:r>
+      <w:r>
+        <w:t>3</w:t>
+      </w:r>
+    </w:p>
+    <w:p>
+      <w:r>
+        <w:t>[add intro to section]</w:t>
+      </w:r>
+    </w:p>
+    <w:p>
+      <w:pPr>
+        <w:pStyle w:val="Heading2"/>
+        <w:rPr>
+          <w:shd w:val="clear" w:color="auto" w:fill="FFFFFF"/>
+        </w:rPr>
+      </w:pPr>
+      <w:r>
+        <w:rPr>
+          <w:shd w:val="clear" w:color="auto" w:fill="FFFFFF"/>
+        </w:rPr>
+        <w:t xml:space="preserve">Section </w:t>
+      </w:r>
+      <w:r>
+        <w:rPr>
+          <w:shd w:val="clear" w:color="auto" w:fill="FFFFFF"/>
+        </w:rPr>
+        <w:t>3</w:t>
+      </w:r>
+      <w:r>
+        <w:rPr>
+          <w:shd w:val="clear" w:color="auto" w:fill="FFFFFF"/>
+        </w:rPr>
+        <w:t>.1</w:t>
+      </w:r>
+    </w:p>
+    <w:p>
+      <w:pPr>
+        <w:rPr>
+          <w:rFonts w:cs="Calibri"/>
+          <w:color w:val="000000"/>
+          <w:shd w:val="clear" w:color="auto" w:fill="FFFFFF"/>
+        </w:rPr>
+      </w:pPr>
+    </w:p>
+    <w:p>
+      <w:pPr>
+        <w:pStyle w:val="Heading2"/>
+      </w:pPr>
+      <w:r>
+        <w:t>Section</w:t>
+      </w:r>
+      <w:r>
+        <w:t xml:space="preserve"> </w:t>
+      </w:r>
+      <w:r>
+        <w:t>3</w:t>
+      </w:r>
+      <w:r>
+        <w:t>.</w:t>
+      </w:r>
+      <w:r>
         <w:t>2</w:t>
       </w:r>
     </w:p>
@@ -2696,6 +3117,7 @@
         <w:rPr>
           <w:shd w:val="clear" w:color="auto" w:fill="FFFFFF"/>
         </w:rPr>
+        <w:lastRenderedPageBreak/>
         <w:t>Conclusions</w:t>
       </w:r>
     </w:p>
@@ -2753,7 +3175,7 @@
       <w:r>
         <w:t xml:space="preserve"> </w:t>
       </w:r>
-      <w:hyperlink r:id="rId14" w:history="1">
+      <w:hyperlink r:id="rId16" w:history="1">
         <w:r>
           <w:rPr>
             <w:rStyle w:val="Hyperlink"/>
@@ -2797,7 +3219,7 @@
         </w:rPr>
         <w:t xml:space="preserve">[x] could be a useful link for predictions with decision trees and Knn stuff: </w:t>
       </w:r>
-      <w:hyperlink r:id="rId15" w:history="1">
+      <w:hyperlink r:id="rId17" w:history="1">
         <w:r>
           <w:rPr>
             <w:rStyle w:val="Hyperlink"/>
@@ -2828,8 +3250,8 @@
     </w:p>
     <w:p/>
     <w:sectPr>
-      <w:headerReference w:type="default" r:id="rId16"/>
-      <w:footerReference w:type="default" r:id="rId17"/>
+      <w:headerReference w:type="default" r:id="rId18"/>
+      <w:footerReference w:type="default" r:id="rId19"/>
       <w:pgSz w:w="11906" w:h="16838"/>
       <w:pgMar w:top="1281" w:right="1077" w:bottom="851" w:left="1077" w:header="425" w:footer="147" w:gutter="0"/>
       <w:cols w:space="708"/>

--- a/a2_Hannah_Taylor_40443054/csc2026_a2_Hannah_Taylor_40443054.docx
+++ b/a2_Hannah_Taylor_40443054/csc2026_a2_Hannah_Taylor_40443054.docx
@@ -140,7 +140,25 @@
           <w:color w:val="000000"/>
           <w:shd w:val="clear" w:color="auto" w:fill="FFFFFF"/>
         </w:rPr>
-        <w:t>Specifically, classifiers are fitted and evaluated for the image data, in order to see whether the models can predict the class labels for unseen images.</w:t>
+        <w:t xml:space="preserve">Specifically, classifiers are fitted and evaluated for the image data, </w:t>
+      </w:r>
+      <w:proofErr w:type="gramStart"/>
+      <w:r>
+        <w:rPr>
+          <w:rFonts w:cs="Calibri"/>
+          <w:color w:val="000000"/>
+          <w:shd w:val="clear" w:color="auto" w:fill="FFFFFF"/>
+        </w:rPr>
+        <w:t>in order to</w:t>
+      </w:r>
+      <w:proofErr w:type="gramEnd"/>
+      <w:r>
+        <w:rPr>
+          <w:rFonts w:cs="Calibri"/>
+          <w:color w:val="000000"/>
+          <w:shd w:val="clear" w:color="auto" w:fill="FFFFFF"/>
+        </w:rPr>
+        <w:t xml:space="preserve"> see whether the models can predict the class labels for unseen images.</w:t>
       </w:r>
     </w:p>
     <w:p>
@@ -1176,7 +1194,25 @@
           <w:color w:val="000000"/>
           <w:shd w:val="clear" w:color="auto" w:fill="FFFFFF"/>
         </w:rPr>
-        <w:t>The high test accuracy (91.7%) shows that the model generalises well to new data.</w:t>
+        <w:t xml:space="preserve">The </w:t>
+      </w:r>
+      <w:proofErr w:type="gramStart"/>
+      <w:r>
+        <w:rPr>
+          <w:rFonts w:cs="Calibri"/>
+          <w:color w:val="000000"/>
+          <w:shd w:val="clear" w:color="auto" w:fill="FFFFFF"/>
+        </w:rPr>
+        <w:t>high test</w:t>
+      </w:r>
+      <w:proofErr w:type="gramEnd"/>
+      <w:r>
+        <w:rPr>
+          <w:rFonts w:cs="Calibri"/>
+          <w:color w:val="000000"/>
+          <w:shd w:val="clear" w:color="auto" w:fill="FFFFFF"/>
+        </w:rPr>
+        <w:t xml:space="preserve"> accuracy (91.7%) shows that the model generalises well to new data.</w:t>
       </w:r>
       <w:r>
         <w:rPr>
@@ -1351,7 +1387,25 @@
           <w:color w:val="000000"/>
           <w:shd w:val="clear" w:color="auto" w:fill="FFFFFF"/>
         </w:rPr>
-        <w:t xml:space="preserve"> In the results data frame in the code, a pencil item was identified as living. This may be due to that particular item having similar features as, for example, a banana item, meaning that the model incorrectly classified it.</w:t>
+        <w:t xml:space="preserve"> In the results data frame in the code, a pencil item was identified as living. This may be due to that </w:t>
+      </w:r>
+      <w:proofErr w:type="gramStart"/>
+      <w:r>
+        <w:rPr>
+          <w:rFonts w:cs="Calibri"/>
+          <w:color w:val="000000"/>
+          <w:shd w:val="clear" w:color="auto" w:fill="FFFFFF"/>
+        </w:rPr>
+        <w:t>particular item</w:t>
+      </w:r>
+      <w:proofErr w:type="gramEnd"/>
+      <w:r>
+        <w:rPr>
+          <w:rFonts w:cs="Calibri"/>
+          <w:color w:val="000000"/>
+          <w:shd w:val="clear" w:color="auto" w:fill="FFFFFF"/>
+        </w:rPr>
+        <w:t xml:space="preserve"> having similar features as, for example, a banana item, meaning that the model incorrectly classified it.</w:t>
       </w:r>
     </w:p>
     <w:p>
@@ -1853,7 +1907,25 @@
           <w:color w:val="000000"/>
           <w:shd w:val="clear" w:color="auto" w:fill="FFFFFF"/>
         </w:rPr>
-        <w:t>is over-eager, similar to the previous model.</w:t>
+        <w:t xml:space="preserve">is over-eager, </w:t>
+      </w:r>
+      <w:proofErr w:type="gramStart"/>
+      <w:r>
+        <w:rPr>
+          <w:rFonts w:cs="Calibri"/>
+          <w:color w:val="000000"/>
+          <w:shd w:val="clear" w:color="auto" w:fill="FFFFFF"/>
+        </w:rPr>
+        <w:t>similar to</w:t>
+      </w:r>
+      <w:proofErr w:type="gramEnd"/>
+      <w:r>
+        <w:rPr>
+          <w:rFonts w:cs="Calibri"/>
+          <w:color w:val="000000"/>
+          <w:shd w:val="clear" w:color="auto" w:fill="FFFFFF"/>
+        </w:rPr>
+        <w:t xml:space="preserve"> the previous model.</w:t>
       </w:r>
       <w:r>
         <w:rPr>
@@ -2067,7 +2139,25 @@
           <w:color w:val="000000"/>
           <w:shd w:val="clear" w:color="auto" w:fill="FFFFFF"/>
         </w:rPr>
-        <w:t xml:space="preserve"> It has a AUC (area under curve) value of approximately 99%, showing that there is 99% chance the model will be able to distinguish between a living and non-living object.</w:t>
+        <w:t xml:space="preserve"> It has </w:t>
+      </w:r>
+      <w:proofErr w:type="gramStart"/>
+      <w:r>
+        <w:rPr>
+          <w:rFonts w:cs="Calibri"/>
+          <w:color w:val="000000"/>
+          <w:shd w:val="clear" w:color="auto" w:fill="FFFFFF"/>
+        </w:rPr>
+        <w:t>a</w:t>
+      </w:r>
+      <w:proofErr w:type="gramEnd"/>
+      <w:r>
+        <w:rPr>
+          <w:rFonts w:cs="Calibri"/>
+          <w:color w:val="000000"/>
+          <w:shd w:val="clear" w:color="auto" w:fill="FFFFFF"/>
+        </w:rPr>
+        <w:t xml:space="preserve"> AUC (area under curve) value of approximately 99%, showing that there is 99% chance the model will be able to distinguish between a living and non-living object.</w:t>
       </w:r>
     </w:p>
     <w:p>
@@ -2576,7 +2666,25 @@
           <w:color w:val="000000"/>
           <w:shd w:val="clear" w:color="auto" w:fill="FFFFFF"/>
         </w:rPr>
-        <w:t>strong and can correctly classify the majority of the objects into the correct class.</w:t>
+        <w:t xml:space="preserve">strong and can correctly classify </w:t>
+      </w:r>
+      <w:proofErr w:type="gramStart"/>
+      <w:r>
+        <w:rPr>
+          <w:rFonts w:cs="Calibri"/>
+          <w:color w:val="000000"/>
+          <w:shd w:val="clear" w:color="auto" w:fill="FFFFFF"/>
+        </w:rPr>
+        <w:t>the majority of</w:t>
+      </w:r>
+      <w:proofErr w:type="gramEnd"/>
+      <w:r>
+        <w:rPr>
+          <w:rFonts w:cs="Calibri"/>
+          <w:color w:val="000000"/>
+          <w:shd w:val="clear" w:color="auto" w:fill="FFFFFF"/>
+        </w:rPr>
+        <w:t xml:space="preserve"> the objects into the correct class.</w:t>
       </w:r>
       <w:r>
         <w:rPr>
@@ -2910,15 +3018,6 @@
       <w:r>
         <w:t xml:space="preserve">This shows that again the model is still quite accurate at classifying the objects into 8 different classes. </w:t>
       </w:r>
-      <w:r>
-        <w:t xml:space="preserve">The best value of k in this model, </w:t>
-      </w:r>
-      <w:r>
-        <w:t>while not going to low as to avoid overfitting or too high as to avoid underfitting, and looking also at the CV accuracy value, would be k = 7.</w:t>
-      </w:r>
-      <w:r>
-        <w:t xml:space="preserve"> It has a CV accuracy value of 91.07%, and is roughly in the middle of the calculated k values.</w:t>
-      </w:r>
     </w:p>
     <w:p>
       <w:pPr>
@@ -2941,6 +3040,45 @@
       </w:r>
     </w:p>
     <w:p>
+      <w:r>
+        <w:rPr>
+          <w:rFonts w:cs="Calibri"/>
+          <w:color w:val="000000"/>
+          <w:shd w:val="clear" w:color="auto" w:fill="FFFFFF"/>
+        </w:rPr>
+        <w:t xml:space="preserve">This involves deciding the best value of k for the model from task 2.2 and reporting the confusion matrix for it. </w:t>
+      </w:r>
+      <w:r>
+        <w:rPr>
+          <w:rFonts w:cs="Calibri"/>
+          <w:color w:val="000000"/>
+          <w:shd w:val="clear" w:color="auto" w:fill="FFFFFF"/>
+        </w:rPr>
+        <w:t xml:space="preserve">This will be used to observe which pairs of classes are the most difficult to discriminate between and why this confusion occurs. </w:t>
+      </w:r>
+      <w:r>
+        <w:t xml:space="preserve">The best value of k in this </w:t>
+      </w:r>
+      <w:r>
+        <w:t xml:space="preserve">model according to the </w:t>
+      </w:r>
+      <w:r>
+        <w:t>Cross-validation</w:t>
+      </w:r>
+      <w:r>
+        <w:t xml:space="preserve"> accuracy value is k=3</w:t>
+      </w:r>
+      <w:r>
+        <w:t>, which has a CV accuracy of 91.0</w:t>
+      </w:r>
+      <w:r>
+        <w:t>7%.</w:t>
+      </w:r>
+      <w:r>
+        <w:t xml:space="preserve"> Using this value for the </w:t>
+      </w:r>
+    </w:p>
+    <w:p>
       <w:pPr>
         <w:rPr>
           <w:rFonts w:cs="Calibri"/>
@@ -3117,7 +3255,6 @@
         <w:rPr>
           <w:shd w:val="clear" w:color="auto" w:fill="FFFFFF"/>
         </w:rPr>
-        <w:lastRenderedPageBreak/>
         <w:t>Conclusions</w:t>
       </w:r>
     </w:p>
@@ -3217,7 +3354,25 @@
           <w:color w:val="000000"/>
           <w:shd w:val="clear" w:color="auto" w:fill="FFFFFF"/>
         </w:rPr>
-        <w:t xml:space="preserve">[x] could be a useful link for predictions with decision trees and Knn stuff: </w:t>
+        <w:t xml:space="preserve">[x] could be a useful link for predictions with decision trees and </w:t>
+      </w:r>
+      <w:proofErr w:type="spellStart"/>
+      <w:r>
+        <w:rPr>
+          <w:rFonts w:cs="Calibri"/>
+          <w:color w:val="000000"/>
+          <w:shd w:val="clear" w:color="auto" w:fill="FFFFFF"/>
+        </w:rPr>
+        <w:t>Knn</w:t>
+      </w:r>
+      <w:proofErr w:type="spellEnd"/>
+      <w:r>
+        <w:rPr>
+          <w:rFonts w:cs="Calibri"/>
+          <w:color w:val="000000"/>
+          <w:shd w:val="clear" w:color="auto" w:fill="FFFFFF"/>
+        </w:rPr>
+        <w:t xml:space="preserve"> stuff: </w:t>
       </w:r>
       <w:hyperlink r:id="rId17" w:history="1">
         <w:r>

--- a/a2_Hannah_Taylor_40443054/csc2026_a2_Hannah_Taylor_40443054.docx
+++ b/a2_Hannah_Taylor_40443054/csc2026_a2_Hannah_Taylor_40443054.docx
@@ -1410,15 +1410,6 @@
     </w:p>
     <w:p>
       <w:pPr>
-        <w:rPr>
-          <w:rFonts w:cs="Calibri"/>
-          <w:color w:val="000000"/>
-          <w:shd w:val="clear" w:color="auto" w:fill="FFFFFF"/>
-        </w:rPr>
-      </w:pPr>
-    </w:p>
-    <w:p>
-      <w:pPr>
         <w:pStyle w:val="Heading2"/>
       </w:pPr>
       <w:r>
@@ -2293,6 +2284,47 @@
       </w:r>
     </w:p>
     <w:p>
+      <w:r>
+        <w:t xml:space="preserve">In simple terms, </w:t>
+      </w:r>
+      <w:r>
+        <w:t>i</w:t>
+      </w:r>
+      <w:r>
+        <w:t>t works by identifying the </w:t>
+      </w:r>
+      <w:r>
+        <w:rPr>
+          <w:i/>
+          <w:iCs/>
+        </w:rPr>
+        <w:t>K</w:t>
+      </w:r>
+      <w:r>
+        <w:t> closest data points to a given input and making predictions based on the majority class or average value of those neighbo</w:t>
+      </w:r>
+      <w:r>
+        <w:t>u</w:t>
+      </w:r>
+      <w:r>
+        <w:t>rs.</w:t>
+      </w:r>
+      <w:r>
+        <w:t xml:space="preserve"> [2] </w:t>
+      </w:r>
+      <w:r>
+        <w:t xml:space="preserve">In the KNN algorithm, k is a number that tells the algorithm how many nearby points or neighbours to look at when it </w:t>
+      </w:r>
+      <w:proofErr w:type="gramStart"/>
+      <w:r>
+        <w:t>makes a decision</w:t>
+      </w:r>
+      <w:proofErr w:type="gramEnd"/>
+      <w:r>
+        <w:t xml:space="preserve">. </w:t>
+      </w:r>
+    </w:p>
+    <w:p>
       <w:pPr>
         <w:pStyle w:val="Heading2"/>
         <w:rPr>
@@ -2756,7 +2788,16 @@
           <w:color w:val="000000"/>
           <w:shd w:val="clear" w:color="auto" w:fill="FFFFFF"/>
         </w:rPr>
-        <w:t>However, for the model in this task, as mentioned the accuracy value doesn’t drop below 90%, even at k = 15, showing that the features chosen can distinguish between the 8 different classes particularly well, and that there must be a clear distinction between each class.</w:t>
+        <w:t xml:space="preserve">However, for the model in this task, as mentioned the accuracy value doesn’t drop below 90%, even at k = 15, showing that the features </w:t>
+      </w:r>
+      <w:r>
+        <w:rPr>
+          <w:rFonts w:cs="Calibri"/>
+          <w:color w:val="000000"/>
+          <w:shd w:val="clear" w:color="auto" w:fill="FFFFFF"/>
+        </w:rPr>
+        <w:lastRenderedPageBreak/>
+        <w:t>chosen can distinguish between the 8 different classes particularly well, and that there must be a clear distinction between each class.</w:t>
       </w:r>
     </w:p>
     <w:p>
@@ -2764,7 +2805,6 @@
         <w:pStyle w:val="Heading2"/>
       </w:pPr>
       <w:r>
-        <w:lastRenderedPageBreak/>
         <w:t>Section</w:t>
       </w:r>
       <w:r>
@@ -3075,17 +3115,673 @@
         <w:t>7%.</w:t>
       </w:r>
       <w:r>
-        <w:t xml:space="preserve"> Using this value for the </w:t>
-      </w:r>
-    </w:p>
-    <w:p>
-      <w:pPr>
-        <w:rPr>
-          <w:rFonts w:cs="Calibri"/>
-          <w:color w:val="000000"/>
-          <w:shd w:val="clear" w:color="auto" w:fill="FFFFFF"/>
-        </w:rPr>
-      </w:pPr>
+        <w:t xml:space="preserve"> </w:t>
+      </w:r>
+      <w:r>
+        <w:t xml:space="preserve">What </w:t>
+      </w:r>
+      <w:r>
+        <w:t>the best value of k (3)</w:t>
+      </w:r>
+      <w:r>
+        <w:t xml:space="preserve"> means is that when the model looks at the input object, it checks the 3 closest objects that are around it. If the objects around it are 2 bananas and one pencil, then it gets classified as a pencil, and vi</w:t>
+      </w:r>
+      <w:r>
+        <w:t>c</w:t>
+      </w:r>
+      <w:r>
+        <w:t xml:space="preserve">e versa. </w:t>
+      </w:r>
+      <w:r>
+        <w:t xml:space="preserve">This value was used to run a ‘best’ version of KNN, and the confusion matrix for this value was outputted: </w:t>
+      </w:r>
+    </w:p>
+    <w:tbl>
+      <w:tblPr>
+        <w:tblStyle w:val="TableGrid"/>
+        <w:tblW w:w="0" w:type="auto"/>
+        <w:tblBorders>
+          <w:top w:val="none" w:sz="0" w:space="0" w:color="auto"/>
+          <w:left w:val="none" w:sz="0" w:space="0" w:color="auto"/>
+          <w:bottom w:val="none" w:sz="0" w:space="0" w:color="auto"/>
+          <w:right w:val="none" w:sz="0" w:space="0" w:color="auto"/>
+          <w:insideH w:val="none" w:sz="0" w:space="0" w:color="auto"/>
+          <w:insideV w:val="none" w:sz="0" w:space="0" w:color="auto"/>
+        </w:tblBorders>
+        <w:tblLook w:val="04A0" w:firstRow="1" w:lastRow="0" w:firstColumn="1" w:lastColumn="0" w:noHBand="0" w:noVBand="1"/>
+      </w:tblPr>
+      <w:tblGrid>
+        <w:gridCol w:w="4871"/>
+        <w:gridCol w:w="4871"/>
+      </w:tblGrid>
+      <w:tr>
+        <w:tc>
+          <w:tcPr>
+            <w:tcW w:w="4871" w:type="dxa"/>
+          </w:tcPr>
+          <w:p>
+            <w:r>
+              <w:lastRenderedPageBreak/>
+              <w:drawing>
+                <wp:inline distT="0" distB="0" distL="0" distR="0" wp14:anchorId="6FA31F63" wp14:editId="13248295">
+                  <wp:extent cx="2872740" cy="2541600"/>
+                  <wp:effectExtent l="0" t="0" r="0" b="0"/>
+                  <wp:docPr id="54932554" name="Picture 1"/>
+                  <wp:cNvGraphicFramePr>
+                    <a:graphicFrameLocks xmlns:a="http://schemas.openxmlformats.org/drawingml/2006/main" noChangeAspect="1"/>
+                  </wp:cNvGraphicFramePr>
+                  <a:graphic xmlns:a="http://schemas.openxmlformats.org/drawingml/2006/main">
+                    <a:graphicData uri="http://schemas.openxmlformats.org/drawingml/2006/picture">
+                      <pic:pic xmlns:pic="http://schemas.openxmlformats.org/drawingml/2006/picture">
+                        <pic:nvPicPr>
+                          <pic:cNvPr id="54932554" name=""/>
+                          <pic:cNvPicPr/>
+                        </pic:nvPicPr>
+                        <pic:blipFill rotWithShape="1">
+                          <a:blip r:embed="rId16"/>
+                          <a:srcRect b="1464"/>
+                          <a:stretch>
+                            <a:fillRect/>
+                          </a:stretch>
+                        </pic:blipFill>
+                        <pic:spPr bwMode="auto">
+                          <a:xfrm>
+                            <a:off x="0" y="0"/>
+                            <a:ext cx="2910807" cy="2575279"/>
+                          </a:xfrm>
+                          <a:prstGeom prst="rect">
+                            <a:avLst/>
+                          </a:prstGeom>
+                          <a:ln>
+                            <a:noFill/>
+                          </a:ln>
+                          <a:extLst>
+                            <a:ext uri="{53640926-AAD7-44D8-BBD7-CCE9431645EC}">
+                              <a14:shadowObscured xmlns:a14="http://schemas.microsoft.com/office/drawing/2010/main"/>
+                            </a:ext>
+                          </a:extLst>
+                        </pic:spPr>
+                      </pic:pic>
+                    </a:graphicData>
+                  </a:graphic>
+                </wp:inline>
+              </w:drawing>
+            </w:r>
+          </w:p>
+          <w:p>
+            <w:pPr>
+              <w:jc w:val="center"/>
+              <w:rPr>
+                <w:b/>
+                <w:bCs/>
+                <w:sz w:val="16"/>
+                <w:szCs w:val="16"/>
+              </w:rPr>
+            </w:pPr>
+            <w:r>
+              <w:rPr>
+                <w:b/>
+                <w:bCs/>
+                <w:sz w:val="16"/>
+                <w:szCs w:val="16"/>
+              </w:rPr>
+              <w:t>Figure 6 – Confusion Matrix for ‘best’ value of k (3)</w:t>
+            </w:r>
+          </w:p>
+        </w:tc>
+        <w:tc>
+          <w:tcPr>
+            <w:tcW w:w="4871" w:type="dxa"/>
+          </w:tcPr>
+          <w:p/>
+          <w:p>
+            <w:r>
+              <w:t xml:space="preserve">The confusion matrix shows that almost </w:t>
+            </w:r>
+            <w:proofErr w:type="gramStart"/>
+            <w:r>
+              <w:t>all of</w:t>
+            </w:r>
+            <w:proofErr w:type="gramEnd"/>
+            <w:r>
+              <w:t xml:space="preserve"> the 112 images </w:t>
+            </w:r>
+            <w:r>
+              <w:t>were</w:t>
+            </w:r>
+            <w:r>
+              <w:t xml:space="preserve"> classified correctly, with a few exceptions/outliers.</w:t>
+            </w:r>
+            <w:r>
+              <w:t xml:space="preserve"> Some of the outliers that can be seen are: </w:t>
+            </w:r>
+          </w:p>
+          <w:p>
+            <w:pPr>
+              <w:pStyle w:val="ListParagraph"/>
+              <w:numPr>
+                <w:ilvl w:val="0"/>
+                <w:numId w:val="3"/>
+              </w:numPr>
+            </w:pPr>
+            <w:r>
+              <w:t>banana classified as a cherry</w:t>
+            </w:r>
+          </w:p>
+          <w:p>
+            <w:pPr>
+              <w:pStyle w:val="ListParagraph"/>
+              <w:numPr>
+                <w:ilvl w:val="0"/>
+                <w:numId w:val="3"/>
+              </w:numPr>
+            </w:pPr>
+            <w:r>
+              <w:t>cherry classified as a pencil</w:t>
+            </w:r>
+          </w:p>
+          <w:p>
+            <w:pPr>
+              <w:pStyle w:val="ListParagraph"/>
+              <w:numPr>
+                <w:ilvl w:val="0"/>
+                <w:numId w:val="3"/>
+              </w:numPr>
+            </w:pPr>
+            <w:r>
+              <w:t>golfclub classified as a wineglass</w:t>
+            </w:r>
+          </w:p>
+          <w:p>
+            <w:pPr>
+              <w:pStyle w:val="ListParagraph"/>
+              <w:numPr>
+                <w:ilvl w:val="0"/>
+                <w:numId w:val="3"/>
+              </w:numPr>
+            </w:pPr>
+            <w:r>
+              <w:t>lemon classified as pencil</w:t>
+            </w:r>
+          </w:p>
+          <w:p>
+            <w:pPr>
+              <w:pStyle w:val="ListParagraph"/>
+              <w:numPr>
+                <w:ilvl w:val="0"/>
+                <w:numId w:val="3"/>
+              </w:numPr>
+            </w:pPr>
+            <w:r>
+              <w:t>pencil classified as a banana and a lemon</w:t>
+            </w:r>
+          </w:p>
+          <w:p>
+            <w:pPr>
+              <w:pStyle w:val="ListParagraph"/>
+              <w:numPr>
+                <w:ilvl w:val="0"/>
+                <w:numId w:val="3"/>
+              </w:numPr>
+            </w:pPr>
+            <w:r>
+              <w:t>wineglass classified as a golfclub</w:t>
+            </w:r>
+          </w:p>
+        </w:tc>
+      </w:tr>
+    </w:tbl>
+    <w:p/>
+    <w:p>
+      <w:pPr>
+        <w:rPr>
+          <w:rFonts w:cs="Calibri"/>
+          <w:color w:val="000000"/>
+          <w:shd w:val="clear" w:color="auto" w:fill="FFFFFF"/>
+        </w:rPr>
+      </w:pPr>
+    </w:p>
+    <w:p>
+      <w:pPr>
+        <w:rPr>
+          <w:rFonts w:cs="Calibri"/>
+          <w:color w:val="000000"/>
+          <w:shd w:val="clear" w:color="auto" w:fill="FFFFFF"/>
+        </w:rPr>
+      </w:pPr>
+      <w:r>
+        <w:rPr>
+          <w:rFonts w:cs="Calibri"/>
+          <w:color w:val="000000"/>
+          <w:shd w:val="clear" w:color="auto" w:fill="FFFFFF"/>
+        </w:rPr>
+        <w:t>The objects that would’ve been expected to be difficult to distinguish between are lemons and cherries, or bananas and pencils,</w:t>
+      </w:r>
+      <w:r>
+        <w:rPr>
+          <w:rFonts w:cs="Calibri"/>
+          <w:color w:val="000000"/>
+          <w:shd w:val="clear" w:color="auto" w:fill="FFFFFF"/>
+        </w:rPr>
+        <w:t xml:space="preserve"> or golfclubs and wineglasses,</w:t>
+      </w:r>
+      <w:r>
+        <w:rPr>
+          <w:rFonts w:cs="Calibri"/>
+          <w:color w:val="000000"/>
+          <w:shd w:val="clear" w:color="auto" w:fill="FFFFFF"/>
+        </w:rPr>
+        <w:t xml:space="preserve"> as the objects in the </w:t>
+      </w:r>
+      <w:r>
+        <w:rPr>
+          <w:rFonts w:cs="Calibri"/>
+          <w:color w:val="000000"/>
+          <w:shd w:val="clear" w:color="auto" w:fill="FFFFFF"/>
+        </w:rPr>
+        <w:t>three</w:t>
+      </w:r>
+      <w:r>
+        <w:rPr>
+          <w:rFonts w:cs="Calibri"/>
+          <w:color w:val="000000"/>
+          <w:shd w:val="clear" w:color="auto" w:fill="FFFFFF"/>
+        </w:rPr>
+        <w:t xml:space="preserve"> pairs look </w:t>
+      </w:r>
+      <w:r>
+        <w:rPr>
+          <w:rFonts w:cs="Calibri"/>
+          <w:color w:val="000000"/>
+          <w:shd w:val="clear" w:color="auto" w:fill="FFFFFF"/>
+        </w:rPr>
+        <w:t>vaguely</w:t>
+      </w:r>
+      <w:r>
+        <w:rPr>
+          <w:rFonts w:cs="Calibri"/>
+          <w:color w:val="000000"/>
+          <w:shd w:val="clear" w:color="auto" w:fill="FFFFFF"/>
+        </w:rPr>
+        <w:t xml:space="preserve"> similar to each other in the data set. </w:t>
+      </w:r>
+      <w:r>
+        <w:rPr>
+          <w:rFonts w:cs="Calibri"/>
+          <w:color w:val="000000"/>
+          <w:shd w:val="clear" w:color="auto" w:fill="FFFFFF"/>
+        </w:rPr>
+        <w:t xml:space="preserve">We can see in the confusion matrix that some of these difficult to distinguish pairs were proven true, while other pairs that weren’t originally thought to be distinct </w:t>
+      </w:r>
+      <w:r>
+        <w:rPr>
+          <w:rFonts w:cs="Calibri"/>
+          <w:color w:val="000000"/>
+          <w:shd w:val="clear" w:color="auto" w:fill="FFFFFF"/>
+        </w:rPr>
+        <w:t>show distinctness</w:t>
+      </w:r>
+      <w:r>
+        <w:rPr>
+          <w:rFonts w:cs="Calibri"/>
+          <w:color w:val="000000"/>
+          <w:shd w:val="clear" w:color="auto" w:fill="FFFFFF"/>
+        </w:rPr>
+        <w:t>.</w:t>
+      </w:r>
+      <w:r>
+        <w:rPr>
+          <w:rFonts w:cs="Calibri"/>
+          <w:color w:val="000000"/>
+          <w:shd w:val="clear" w:color="auto" w:fill="FFFFFF"/>
+        </w:rPr>
+        <w:t xml:space="preserve"> There are 4 objects with slightly lower distinction than the other objects; The bananas, cherries, pencils, and wineglasses all had 12/14 objects correctly classified, therefore two from each of these classes were not.</w:t>
+      </w:r>
+    </w:p>
+    <w:p>
+      <w:pPr>
+        <w:rPr>
+          <w:rFonts w:cs="Calibri"/>
+          <w:color w:val="000000"/>
+          <w:shd w:val="clear" w:color="auto" w:fill="FFFFFF"/>
+        </w:rPr>
+      </w:pPr>
+      <w:r>
+        <w:rPr>
+          <w:rFonts w:cs="Calibri"/>
+          <w:color w:val="000000"/>
+          <w:shd w:val="clear" w:color="auto" w:fill="FFFFFF"/>
+        </w:rPr>
+        <w:t>T</w:t>
+      </w:r>
+      <w:r>
+        <w:rPr>
+          <w:rFonts w:cs="Calibri"/>
+          <w:color w:val="000000"/>
+          <w:shd w:val="clear" w:color="auto" w:fill="FFFFFF"/>
+        </w:rPr>
+        <w:t>he features chosen for the classifier model were height</w:t>
+      </w:r>
+      <w:r>
+        <w:rPr>
+          <w:rFonts w:cs="Calibri"/>
+          <w:color w:val="000000"/>
+          <w:shd w:val="clear" w:color="auto" w:fill="FFFFFF"/>
+        </w:rPr>
+        <w:t xml:space="preserve">, </w:t>
+      </w:r>
+      <w:r>
+        <w:rPr>
+          <w:rFonts w:cs="Calibri"/>
+          <w:color w:val="000000"/>
+          <w:shd w:val="clear" w:color="auto" w:fill="FFFFFF"/>
+        </w:rPr>
+        <w:t>hollowness</w:t>
+      </w:r>
+      <w:r>
+        <w:rPr>
+          <w:rFonts w:cs="Calibri"/>
+          <w:color w:val="000000"/>
+          <w:shd w:val="clear" w:color="auto" w:fill="FFFFFF"/>
+        </w:rPr>
+        <w:t>, rows_with_1, and cols_with_2</w:t>
+      </w:r>
+      <w:r>
+        <w:rPr>
+          <w:rFonts w:cs="Calibri"/>
+          <w:color w:val="000000"/>
+          <w:shd w:val="clear" w:color="auto" w:fill="FFFFFF"/>
+        </w:rPr>
+        <w:t>. Hollowness is the number of white pixels in the eye of the object divided by the number of black pixels in the image</w:t>
+      </w:r>
+      <w:r>
+        <w:rPr>
+          <w:rFonts w:cs="Calibri"/>
+          <w:color w:val="000000"/>
+          <w:shd w:val="clear" w:color="auto" w:fill="FFFFFF"/>
+        </w:rPr>
+        <w:t xml:space="preserve">; </w:t>
+      </w:r>
+      <w:r>
+        <w:rPr>
+          <w:rFonts w:cs="Calibri"/>
+          <w:color w:val="000000"/>
+          <w:shd w:val="clear" w:color="auto" w:fill="FFFFFF"/>
+        </w:rPr>
+        <w:t>Height is the vertical distance between the top-most and bottom-most black pixels in the image</w:t>
+      </w:r>
+      <w:r>
+        <w:rPr>
+          <w:rFonts w:cs="Calibri"/>
+          <w:color w:val="000000"/>
+          <w:shd w:val="clear" w:color="auto" w:fill="FFFFFF"/>
+        </w:rPr>
+        <w:t>; rows_with_1 is the number of rows with 1 black pixel in the image; and cols_with_2 is the number of columns with 2 black pixels in the image.</w:t>
+      </w:r>
+    </w:p>
+    <w:p>
+      <w:pPr>
+        <w:rPr>
+          <w:rFonts w:cs="Calibri"/>
+          <w:color w:val="000000"/>
+          <w:shd w:val="clear" w:color="auto" w:fill="FFFFFF"/>
+        </w:rPr>
+      </w:pPr>
+      <w:r>
+        <w:rPr>
+          <w:rFonts w:cs="Calibri"/>
+          <w:color w:val="000000"/>
+          <w:shd w:val="clear" w:color="auto" w:fill="FFFFFF"/>
+        </w:rPr>
+        <w:t>T</w:t>
+      </w:r>
+      <w:r>
+        <w:rPr>
+          <w:rFonts w:cs="Calibri"/>
+          <w:color w:val="000000"/>
+          <w:shd w:val="clear" w:color="auto" w:fill="FFFFFF"/>
+        </w:rPr>
+        <w:t xml:space="preserve">he only </w:t>
+      </w:r>
+      <w:r>
+        <w:rPr>
+          <w:rFonts w:cs="Calibri"/>
+          <w:color w:val="000000"/>
+          <w:shd w:val="clear" w:color="auto" w:fill="FFFFFF"/>
+        </w:rPr>
+        <w:t xml:space="preserve">2 </w:t>
+      </w:r>
+      <w:r>
+        <w:rPr>
+          <w:rFonts w:cs="Calibri"/>
+          <w:color w:val="000000"/>
+          <w:shd w:val="clear" w:color="auto" w:fill="FFFFFF"/>
+        </w:rPr>
+        <w:t xml:space="preserve">exceptions </w:t>
+      </w:r>
+      <w:r>
+        <w:rPr>
+          <w:rFonts w:cs="Calibri"/>
+          <w:color w:val="000000"/>
+          <w:shd w:val="clear" w:color="auto" w:fill="FFFFFF"/>
+        </w:rPr>
+        <w:t xml:space="preserve">in the </w:t>
+      </w:r>
+      <w:r>
+        <w:rPr>
+          <w:rFonts w:cs="Calibri"/>
+          <w:color w:val="000000"/>
+          <w:shd w:val="clear" w:color="auto" w:fill="FFFFFF"/>
+        </w:rPr>
+        <w:t xml:space="preserve">banana items </w:t>
+      </w:r>
+      <w:r>
+        <w:rPr>
+          <w:rFonts w:cs="Calibri"/>
+          <w:color w:val="000000"/>
+          <w:shd w:val="clear" w:color="auto" w:fill="FFFFFF"/>
+        </w:rPr>
+        <w:t xml:space="preserve">were bananas </w:t>
+      </w:r>
+      <w:r>
+        <w:rPr>
+          <w:rFonts w:cs="Calibri"/>
+          <w:color w:val="000000"/>
+          <w:shd w:val="clear" w:color="auto" w:fill="FFFFFF"/>
+        </w:rPr>
+        <w:t xml:space="preserve">being classified as cherries. </w:t>
+      </w:r>
+      <w:r>
+        <w:rPr>
+          <w:rFonts w:cs="Calibri"/>
+          <w:color w:val="000000"/>
+          <w:shd w:val="clear" w:color="auto" w:fill="FFFFFF"/>
+        </w:rPr>
+        <w:t xml:space="preserve">The banana objects in the dataset generally have one eye, and a small stem-like part on top, and the cherry objects are similar in that regard, where they typically have one eye and a stem on top. </w:t>
+      </w:r>
+      <w:r>
+        <w:rPr>
+          <w:rFonts w:cs="Calibri"/>
+          <w:color w:val="000000"/>
+          <w:shd w:val="clear" w:color="auto" w:fill="FFFFFF"/>
+        </w:rPr>
+        <w:t xml:space="preserve">Whilst the shape of the eyes for the </w:t>
+      </w:r>
+      <w:r>
+        <w:rPr>
+          <w:rFonts w:cs="Calibri"/>
+          <w:color w:val="000000"/>
+          <w:shd w:val="clear" w:color="auto" w:fill="FFFFFF"/>
+        </w:rPr>
+        <w:t xml:space="preserve">bananas and cherries are different, the number of white pixels in the </w:t>
+      </w:r>
+      <w:r>
+        <w:rPr>
+          <w:rFonts w:cs="Calibri"/>
+          <w:color w:val="000000"/>
+          <w:shd w:val="clear" w:color="auto" w:fill="FFFFFF"/>
+        </w:rPr>
+        <w:t xml:space="preserve">eyes of the 2 mis-classified bananas may have been roughly similar to the </w:t>
+      </w:r>
+      <w:r>
+        <w:rPr>
+          <w:rFonts w:cs="Calibri"/>
+          <w:color w:val="000000"/>
+          <w:shd w:val="clear" w:color="auto" w:fill="FFFFFF"/>
+        </w:rPr>
+        <w:t>number of white pixels in the eyes of the cherries</w:t>
+      </w:r>
+      <w:r>
+        <w:rPr>
+          <w:rFonts w:cs="Calibri"/>
+          <w:color w:val="000000"/>
+          <w:shd w:val="clear" w:color="auto" w:fill="FFFFFF"/>
+        </w:rPr>
+        <w:t xml:space="preserve">. It is the same logic for the stems. The stems of the banana images are shorter and wider, and the stems of the cherry images and longer and thinner, but the number of black pixels in each stem might </w:t>
+      </w:r>
+      <w:proofErr w:type="gramStart"/>
+      <w:r>
+        <w:rPr>
+          <w:rFonts w:cs="Calibri"/>
+          <w:color w:val="000000"/>
+          <w:shd w:val="clear" w:color="auto" w:fill="FFFFFF"/>
+        </w:rPr>
+        <w:t>actually be</w:t>
+      </w:r>
+      <w:proofErr w:type="gramEnd"/>
+      <w:r>
+        <w:rPr>
+          <w:rFonts w:cs="Calibri"/>
+          <w:color w:val="000000"/>
+          <w:shd w:val="clear" w:color="auto" w:fill="FFFFFF"/>
+        </w:rPr>
+        <w:t xml:space="preserve"> similar. </w:t>
+      </w:r>
+      <w:r>
+        <w:rPr>
+          <w:rFonts w:cs="Calibri"/>
+          <w:color w:val="000000"/>
+          <w:shd w:val="clear" w:color="auto" w:fill="FFFFFF"/>
+        </w:rPr>
+        <w:t xml:space="preserve"> </w:t>
+      </w:r>
+      <w:r>
+        <w:rPr>
+          <w:rFonts w:cs="Calibri"/>
+          <w:color w:val="000000"/>
+          <w:shd w:val="clear" w:color="auto" w:fill="FFFFFF"/>
+        </w:rPr>
+        <w:t>The two bananas that were incorrectly identified as cherries ma</w:t>
+      </w:r>
+      <w:r>
+        <w:rPr>
+          <w:rFonts w:cs="Calibri"/>
+          <w:color w:val="000000"/>
+          <w:shd w:val="clear" w:color="auto" w:fill="FFFFFF"/>
+        </w:rPr>
+        <w:t>y also</w:t>
+      </w:r>
+      <w:r>
+        <w:rPr>
+          <w:rFonts w:cs="Calibri"/>
+          <w:color w:val="000000"/>
+          <w:shd w:val="clear" w:color="auto" w:fill="FFFFFF"/>
+        </w:rPr>
+        <w:t xml:space="preserve"> have had a slightly smaller heights than </w:t>
+      </w:r>
+      <w:proofErr w:type="gramStart"/>
+      <w:r>
+        <w:rPr>
+          <w:rFonts w:cs="Calibri"/>
+          <w:color w:val="000000"/>
+          <w:shd w:val="clear" w:color="auto" w:fill="FFFFFF"/>
+        </w:rPr>
+        <w:t>the majority of</w:t>
+      </w:r>
+      <w:proofErr w:type="gramEnd"/>
+      <w:r>
+        <w:rPr>
+          <w:rFonts w:cs="Calibri"/>
+          <w:color w:val="000000"/>
+          <w:shd w:val="clear" w:color="auto" w:fill="FFFFFF"/>
+        </w:rPr>
+        <w:t xml:space="preserve"> the bananas, meaning that they were mistaken as the cherry class, which should have a general smaller height than the banana class.</w:t>
+      </w:r>
+      <w:r>
+        <w:rPr>
+          <w:rFonts w:cs="Calibri"/>
+          <w:color w:val="000000"/>
+          <w:shd w:val="clear" w:color="auto" w:fill="FFFFFF"/>
+        </w:rPr>
+        <w:t xml:space="preserve"> </w:t>
+      </w:r>
+    </w:p>
+    <w:p>
+      <w:pPr>
+        <w:rPr>
+          <w:rFonts w:cs="Calibri"/>
+          <w:color w:val="000000"/>
+          <w:shd w:val="clear" w:color="auto" w:fill="FFFFFF"/>
+        </w:rPr>
+      </w:pPr>
+      <w:r>
+        <w:rPr>
+          <w:rFonts w:cs="Calibri"/>
+          <w:color w:val="000000"/>
+          <w:shd w:val="clear" w:color="auto" w:fill="FFFFFF"/>
+        </w:rPr>
+        <w:t>Majority of the cherry objects were classified correctly, except 2, which were classified as pencils</w:t>
+      </w:r>
+      <w:r>
+        <w:rPr>
+          <w:rFonts w:cs="Calibri"/>
+          <w:color w:val="000000"/>
+          <w:shd w:val="clear" w:color="auto" w:fill="FFFFFF"/>
+        </w:rPr>
+        <w:t xml:space="preserve">. This again is most likely due to the combination of the features used in the model, where 2 cherry items fell closer to the pencil class in the feature space, and where therefore defined as such. </w:t>
+      </w:r>
+    </w:p>
+    <w:p>
+      <w:pPr>
+        <w:rPr>
+          <w:rFonts w:cs="Calibri"/>
+          <w:color w:val="000000"/>
+          <w:shd w:val="clear" w:color="auto" w:fill="FFFFFF"/>
+        </w:rPr>
+      </w:pPr>
+      <w:r>
+        <w:rPr>
+          <w:rFonts w:cs="Calibri"/>
+          <w:color w:val="000000"/>
+          <w:shd w:val="clear" w:color="auto" w:fill="FFFFFF"/>
+        </w:rPr>
+        <w:t>For the pencils, again 12 were classified correctly and 2 weren’t. However, unlike the previous two classes looked at, the 2 mis-calculated pencils did not fall into the same wrong class.</w:t>
+      </w:r>
+      <w:r>
+        <w:rPr>
+          <w:rFonts w:cs="Calibri"/>
+          <w:color w:val="000000"/>
+          <w:shd w:val="clear" w:color="auto" w:fill="FFFFFF"/>
+        </w:rPr>
+        <w:t xml:space="preserve"> One pencil is mis-classified as a banana, which is what was predicted to happen originally, as the images are quite similar in shape and height. </w:t>
+      </w:r>
+      <w:r>
+        <w:rPr>
+          <w:rFonts w:cs="Calibri"/>
+          <w:color w:val="000000"/>
+          <w:shd w:val="clear" w:color="auto" w:fill="FFFFFF"/>
+        </w:rPr>
+        <w:t xml:space="preserve">The other mis-classified pencil falls into the lemon class. This again will most likely be a combination </w:t>
+      </w:r>
+      <w:r>
+        <w:rPr>
+          <w:rFonts w:cs="Calibri"/>
+          <w:color w:val="000000"/>
+          <w:shd w:val="clear" w:color="auto" w:fill="FFFFFF"/>
+        </w:rPr>
+        <w:lastRenderedPageBreak/>
+        <w:t>of the features used in the model, and this particular pencil data point falling within the decision boundary for a lemon in the feature space.</w:t>
+      </w:r>
     </w:p>
     <w:p>
       <w:pPr>
@@ -3108,13 +3804,182 @@
       </w:r>
     </w:p>
     <w:p>
-      <w:pPr>
-        <w:rPr>
-          <w:rFonts w:cs="Calibri"/>
-          <w:color w:val="000000"/>
-          <w:shd w:val="clear" w:color="auto" w:fill="FFFFFF"/>
-        </w:rPr>
-      </w:pPr>
+      <w:r>
+        <w:t xml:space="preserve">This task asks to plot a graph of both the training set accuracy and the </w:t>
+      </w:r>
+      <w:r>
+        <w:t>cross-validation</w:t>
+      </w:r>
+      <w:r>
+        <w:t xml:space="preserve"> accuracy for each value of 1/k. The results are as follows:</w:t>
+      </w:r>
+    </w:p>
+    <w:tbl>
+      <w:tblPr>
+        <w:tblStyle w:val="TableGrid"/>
+        <w:tblW w:w="0" w:type="auto"/>
+        <w:tblBorders>
+          <w:top w:val="none" w:sz="0" w:space="0" w:color="auto"/>
+          <w:left w:val="none" w:sz="0" w:space="0" w:color="auto"/>
+          <w:bottom w:val="none" w:sz="0" w:space="0" w:color="auto"/>
+          <w:right w:val="none" w:sz="0" w:space="0" w:color="auto"/>
+          <w:insideH w:val="none" w:sz="0" w:space="0" w:color="auto"/>
+          <w:insideV w:val="none" w:sz="0" w:space="0" w:color="auto"/>
+        </w:tblBorders>
+        <w:tblLook w:val="04A0" w:firstRow="1" w:lastRow="0" w:firstColumn="1" w:lastColumn="0" w:noHBand="0" w:noVBand="1"/>
+      </w:tblPr>
+      <w:tblGrid>
+        <w:gridCol w:w="9742"/>
+      </w:tblGrid>
+      <w:tr>
+        <w:tc>
+          <w:tcPr>
+            <w:tcW w:w="9742" w:type="dxa"/>
+          </w:tcPr>
+          <w:p>
+            <w:pPr>
+              <w:jc w:val="center"/>
+            </w:pPr>
+            <w:r>
+              <w:rPr>
+                <w:noProof/>
+              </w:rPr>
+              <w:drawing>
+                <wp:inline distT="0" distB="0" distL="0" distR="0" wp14:anchorId="68352647" wp14:editId="050B918D">
+                  <wp:extent cx="4003200" cy="2401838"/>
+                  <wp:effectExtent l="0" t="0" r="0" b="0"/>
+                  <wp:docPr id="1691068488" name="Picture 7"/>
+                  <wp:cNvGraphicFramePr>
+                    <a:graphicFrameLocks xmlns:a="http://schemas.openxmlformats.org/drawingml/2006/main" noChangeAspect="1"/>
+                  </wp:cNvGraphicFramePr>
+                  <a:graphic xmlns:a="http://schemas.openxmlformats.org/drawingml/2006/main">
+                    <a:graphicData uri="http://schemas.openxmlformats.org/drawingml/2006/picture">
+                      <pic:pic xmlns:pic="http://schemas.openxmlformats.org/drawingml/2006/picture">
+                        <pic:nvPicPr>
+                          <pic:cNvPr id="1691068488" name="Picture 1691068488"/>
+                          <pic:cNvPicPr/>
+                        </pic:nvPicPr>
+                        <pic:blipFill>
+                          <a:blip r:embed="rId17" cstate="print">
+                            <a:extLst>
+                              <a:ext uri="{28A0092B-C50C-407E-A947-70E740481C1C}">
+                                <a14:useLocalDpi xmlns:a14="http://schemas.microsoft.com/office/drawing/2010/main" val="0"/>
+                              </a:ext>
+                            </a:extLst>
+                          </a:blip>
+                          <a:stretch>
+                            <a:fillRect/>
+                          </a:stretch>
+                        </pic:blipFill>
+                        <pic:spPr>
+                          <a:xfrm>
+                            <a:off x="0" y="0"/>
+                            <a:ext cx="4030402" cy="2418159"/>
+                          </a:xfrm>
+                          <a:prstGeom prst="rect">
+                            <a:avLst/>
+                          </a:prstGeom>
+                        </pic:spPr>
+                      </pic:pic>
+                    </a:graphicData>
+                  </a:graphic>
+                </wp:inline>
+              </w:drawing>
+            </w:r>
+          </w:p>
+          <w:p>
+            <w:pPr>
+              <w:jc w:val="center"/>
+              <w:rPr>
+                <w:b/>
+                <w:bCs/>
+                <w:sz w:val="16"/>
+                <w:szCs w:val="16"/>
+              </w:rPr>
+            </w:pPr>
+            <w:r>
+              <w:rPr>
+                <w:b/>
+                <w:bCs/>
+                <w:sz w:val="16"/>
+                <w:szCs w:val="16"/>
+              </w:rPr>
+              <w:t>Figure 7 – training vs cross validation accuracy for 1/k values</w:t>
+            </w:r>
+          </w:p>
+        </w:tc>
+      </w:tr>
+    </w:tbl>
+    <w:p/>
+    <w:p>
+      <w:r>
+        <w:t xml:space="preserve">This plot solidifies the results from task 2.1 and 2.2. </w:t>
+      </w:r>
+      <w:r>
+        <w:t>For 1/k being equal to 1 (k=1)</w:t>
+      </w:r>
+      <w:r>
+        <w:t>, the training accuracy is at 100%, whereas the cross-validation accuracy is lower, at approximately 90%.</w:t>
+      </w:r>
+      <w:r>
+        <w:t xml:space="preserve"> This shows that </w:t>
+      </w:r>
+      <w:r>
+        <w:t>at k=1, the model is overfitting, it doesn’t work too well with the new data</w:t>
+      </w:r>
+      <w:r>
+        <w:t>, it is too sensitive to noise in the training data</w:t>
+      </w:r>
+      <w:r>
+        <w:t xml:space="preserve">. </w:t>
+      </w:r>
+      <w:r>
+        <w:t xml:space="preserve">At the other side, for the smallest 1/k value (k=15) </w:t>
+      </w:r>
+      <w:r>
+        <w:t>both the training and cross validation accuracies are low, indicating that the model is underfitting</w:t>
+      </w:r>
+      <w:r>
+        <w:t xml:space="preserve">, it is too inflexible to model the real decision boundary. </w:t>
+      </w:r>
+    </w:p>
+    <w:p>
+      <w:r>
+        <w:t xml:space="preserve">The best value of k for the </w:t>
+      </w:r>
+      <w:r>
+        <w:t>cross-validation</w:t>
+      </w:r>
+      <w:r>
+        <w:t xml:space="preserve"> classifier (k=3) </w:t>
+      </w:r>
+      <w:r>
+        <w:t>has an accuracy of</w:t>
+      </w:r>
+      <w:r>
+        <w:t xml:space="preserve"> 91.07%</w:t>
+      </w:r>
+      <w:r>
+        <w:t>, and the training accuracy for this k value is 95.54%.</w:t>
+      </w:r>
+      <w:r>
+        <w:t xml:space="preserve"> </w:t>
+      </w:r>
+      <w:r>
+        <w:t xml:space="preserve">This represents the </w:t>
+      </w:r>
+      <w:r>
+        <w:t>‘</w:t>
+      </w:r>
+      <w:r>
+        <w:t>best</w:t>
+      </w:r>
+      <w:r>
+        <w:t xml:space="preserve">’ model, where it can classify new data relatively well </w:t>
+      </w:r>
+      <w:r>
+        <w:t>and also avoid the noise from the smaller k values.</w:t>
+      </w:r>
     </w:p>
     <w:p>
       <w:pPr>
@@ -3255,6 +4120,7 @@
         <w:rPr>
           <w:shd w:val="clear" w:color="auto" w:fill="FFFFFF"/>
         </w:rPr>
+        <w:lastRenderedPageBreak/>
         <w:t>Conclusions</w:t>
       </w:r>
     </w:p>
@@ -3312,7 +4178,7 @@
       <w:r>
         <w:t xml:space="preserve"> </w:t>
       </w:r>
-      <w:hyperlink r:id="rId16" w:history="1">
+      <w:hyperlink r:id="rId18" w:history="1">
         <w:r>
           <w:rPr>
             <w:rStyle w:val="Hyperlink"/>
@@ -3339,6 +4205,19 @@
         </w:rPr>
         <w:t>[2].</w:t>
       </w:r>
+      <w:r>
+        <w:t xml:space="preserve"> </w:t>
+      </w:r>
+      <w:hyperlink r:id="rId19" w:history="1">
+        <w:r>
+          <w:rPr>
+            <w:rStyle w:val="Hyperlink"/>
+            <w:rFonts w:cs="Calibri"/>
+            <w:shd w:val="clear" w:color="auto" w:fill="FFFFFF"/>
+          </w:rPr>
+          <w:t>https://www.geeksforgeeks.org/machine-learning/k-nearest-neighbours/</w:t>
+        </w:r>
+      </w:hyperlink>
     </w:p>
     <w:p>
       <w:pPr>
@@ -3374,7 +4253,7 @@
         </w:rPr>
         <w:t xml:space="preserve"> stuff: </w:t>
       </w:r>
-      <w:hyperlink r:id="rId17" w:history="1">
+      <w:hyperlink r:id="rId20" w:history="1">
         <w:r>
           <w:rPr>
             <w:rStyle w:val="Hyperlink"/>
@@ -3405,8 +4284,8 @@
     </w:p>
     <w:p/>
     <w:sectPr>
-      <w:headerReference w:type="default" r:id="rId18"/>
-      <w:footerReference w:type="default" r:id="rId19"/>
+      <w:headerReference w:type="default" r:id="rId21"/>
+      <w:footerReference w:type="default" r:id="rId22"/>
       <w:pgSz w:w="11906" w:h="16838"/>
       <w:pgMar w:top="1281" w:right="1077" w:bottom="851" w:left="1077" w:header="425" w:footer="147" w:gutter="0"/>
       <w:cols w:space="708"/>
@@ -3993,11 +4872,127 @@
       </w:rPr>
     </w:lvl>
   </w:abstractNum>
+  <w:abstractNum w:abstractNumId="2" w15:restartNumberingAfterBreak="0">
+    <w:nsid w:val="35095D2A"/>
+    <w:multiLevelType w:val="hybridMultilevel"/>
+    <w:tmpl w:val="C6E03164"/>
+    <w:lvl w:ilvl="0" w:tplc="08090001">
+      <w:start w:val="1"/>
+      <w:numFmt w:val="bullet"/>
+      <w:lvlText w:val=""/>
+      <w:lvlJc w:val="left"/>
+      <w:pPr>
+        <w:ind w:left="720" w:hanging="360"/>
+      </w:pPr>
+      <w:rPr>
+        <w:rFonts w:ascii="Symbol" w:hAnsi="Symbol" w:hint="default"/>
+      </w:rPr>
+    </w:lvl>
+    <w:lvl w:ilvl="1" w:tplc="08090003" w:tentative="1">
+      <w:start w:val="1"/>
+      <w:numFmt w:val="bullet"/>
+      <w:lvlText w:val="o"/>
+      <w:lvlJc w:val="left"/>
+      <w:pPr>
+        <w:ind w:left="1440" w:hanging="360"/>
+      </w:pPr>
+      <w:rPr>
+        <w:rFonts w:ascii="Courier New" w:hAnsi="Courier New" w:cs="Courier New" w:hint="default"/>
+      </w:rPr>
+    </w:lvl>
+    <w:lvl w:ilvl="2" w:tplc="08090005" w:tentative="1">
+      <w:start w:val="1"/>
+      <w:numFmt w:val="bullet"/>
+      <w:lvlText w:val=""/>
+      <w:lvlJc w:val="left"/>
+      <w:pPr>
+        <w:ind w:left="2160" w:hanging="360"/>
+      </w:pPr>
+      <w:rPr>
+        <w:rFonts w:ascii="Wingdings" w:hAnsi="Wingdings" w:hint="default"/>
+      </w:rPr>
+    </w:lvl>
+    <w:lvl w:ilvl="3" w:tplc="08090001" w:tentative="1">
+      <w:start w:val="1"/>
+      <w:numFmt w:val="bullet"/>
+      <w:lvlText w:val=""/>
+      <w:lvlJc w:val="left"/>
+      <w:pPr>
+        <w:ind w:left="2880" w:hanging="360"/>
+      </w:pPr>
+      <w:rPr>
+        <w:rFonts w:ascii="Symbol" w:hAnsi="Symbol" w:hint="default"/>
+      </w:rPr>
+    </w:lvl>
+    <w:lvl w:ilvl="4" w:tplc="08090003" w:tentative="1">
+      <w:start w:val="1"/>
+      <w:numFmt w:val="bullet"/>
+      <w:lvlText w:val="o"/>
+      <w:lvlJc w:val="left"/>
+      <w:pPr>
+        <w:ind w:left="3600" w:hanging="360"/>
+      </w:pPr>
+      <w:rPr>
+        <w:rFonts w:ascii="Courier New" w:hAnsi="Courier New" w:cs="Courier New" w:hint="default"/>
+      </w:rPr>
+    </w:lvl>
+    <w:lvl w:ilvl="5" w:tplc="08090005" w:tentative="1">
+      <w:start w:val="1"/>
+      <w:numFmt w:val="bullet"/>
+      <w:lvlText w:val=""/>
+      <w:lvlJc w:val="left"/>
+      <w:pPr>
+        <w:ind w:left="4320" w:hanging="360"/>
+      </w:pPr>
+      <w:rPr>
+        <w:rFonts w:ascii="Wingdings" w:hAnsi="Wingdings" w:hint="default"/>
+      </w:rPr>
+    </w:lvl>
+    <w:lvl w:ilvl="6" w:tplc="08090001" w:tentative="1">
+      <w:start w:val="1"/>
+      <w:numFmt w:val="bullet"/>
+      <w:lvlText w:val=""/>
+      <w:lvlJc w:val="left"/>
+      <w:pPr>
+        <w:ind w:left="5040" w:hanging="360"/>
+      </w:pPr>
+      <w:rPr>
+        <w:rFonts w:ascii="Symbol" w:hAnsi="Symbol" w:hint="default"/>
+      </w:rPr>
+    </w:lvl>
+    <w:lvl w:ilvl="7" w:tplc="08090003" w:tentative="1">
+      <w:start w:val="1"/>
+      <w:numFmt w:val="bullet"/>
+      <w:lvlText w:val="o"/>
+      <w:lvlJc w:val="left"/>
+      <w:pPr>
+        <w:ind w:left="5760" w:hanging="360"/>
+      </w:pPr>
+      <w:rPr>
+        <w:rFonts w:ascii="Courier New" w:hAnsi="Courier New" w:cs="Courier New" w:hint="default"/>
+      </w:rPr>
+    </w:lvl>
+    <w:lvl w:ilvl="8" w:tplc="08090005" w:tentative="1">
+      <w:start w:val="1"/>
+      <w:numFmt w:val="bullet"/>
+      <w:lvlText w:val=""/>
+      <w:lvlJc w:val="left"/>
+      <w:pPr>
+        <w:ind w:left="6480" w:hanging="360"/>
+      </w:pPr>
+      <w:rPr>
+        <w:rFonts w:ascii="Wingdings" w:hAnsi="Wingdings" w:hint="default"/>
+      </w:rPr>
+    </w:lvl>
+  </w:abstractNum>
   <w:num w:numId="1" w16cid:durableId="458034300">
     <w:abstractNumId w:val="1"/>
   </w:num>
   <w:num w:numId="2" w16cid:durableId="290401426">
     <w:abstractNumId w:val="0"/>
+  </w:num>
+  <w:num w:numId="3" w16cid:durableId="2031908232">
+    <w:abstractNumId w:val="2"/>
   </w:num>
 </w:numbering>
 </file>

--- a/a2_Hannah_Taylor_40443054/csc2026_a2_Hannah_Taylor_40443054.docx
+++ b/a2_Hannah_Taylor_40443054/csc2026_a2_Hannah_Taylor_40443054.docx
@@ -140,25 +140,7 @@
           <w:color w:val="000000"/>
           <w:shd w:val="clear" w:color="auto" w:fill="FFFFFF"/>
         </w:rPr>
-        <w:t xml:space="preserve">Specifically, classifiers are fitted and evaluated for the image data, </w:t>
-      </w:r>
-      <w:proofErr w:type="gramStart"/>
-      <w:r>
-        <w:rPr>
-          <w:rFonts w:cs="Calibri"/>
-          <w:color w:val="000000"/>
-          <w:shd w:val="clear" w:color="auto" w:fill="FFFFFF"/>
-        </w:rPr>
-        <w:t>in order to</w:t>
-      </w:r>
-      <w:proofErr w:type="gramEnd"/>
-      <w:r>
-        <w:rPr>
-          <w:rFonts w:cs="Calibri"/>
-          <w:color w:val="000000"/>
-          <w:shd w:val="clear" w:color="auto" w:fill="FFFFFF"/>
-        </w:rPr>
-        <w:t xml:space="preserve"> see whether the models can predict the class labels for unseen images.</w:t>
+        <w:t>Specifically, classifiers are fitted and evaluated for the image data, in order to see whether the models can predict the class labels for unseen images.</w:t>
       </w:r>
     </w:p>
     <w:p>
@@ -1194,25 +1176,7 @@
           <w:color w:val="000000"/>
           <w:shd w:val="clear" w:color="auto" w:fill="FFFFFF"/>
         </w:rPr>
-        <w:t xml:space="preserve">The </w:t>
-      </w:r>
-      <w:proofErr w:type="gramStart"/>
-      <w:r>
-        <w:rPr>
-          <w:rFonts w:cs="Calibri"/>
-          <w:color w:val="000000"/>
-          <w:shd w:val="clear" w:color="auto" w:fill="FFFFFF"/>
-        </w:rPr>
-        <w:t>high test</w:t>
-      </w:r>
-      <w:proofErr w:type="gramEnd"/>
-      <w:r>
-        <w:rPr>
-          <w:rFonts w:cs="Calibri"/>
-          <w:color w:val="000000"/>
-          <w:shd w:val="clear" w:color="auto" w:fill="FFFFFF"/>
-        </w:rPr>
-        <w:t xml:space="preserve"> accuracy (91.7%) shows that the model generalises well to new data.</w:t>
+        <w:t>The high test accuracy (91.7%) shows that the model generalises well to new data.</w:t>
       </w:r>
       <w:r>
         <w:rPr>
@@ -1387,25 +1351,7 @@
           <w:color w:val="000000"/>
           <w:shd w:val="clear" w:color="auto" w:fill="FFFFFF"/>
         </w:rPr>
-        <w:t xml:space="preserve"> In the results data frame in the code, a pencil item was identified as living. This may be due to that </w:t>
-      </w:r>
-      <w:proofErr w:type="gramStart"/>
-      <w:r>
-        <w:rPr>
-          <w:rFonts w:cs="Calibri"/>
-          <w:color w:val="000000"/>
-          <w:shd w:val="clear" w:color="auto" w:fill="FFFFFF"/>
-        </w:rPr>
-        <w:t>particular item</w:t>
-      </w:r>
-      <w:proofErr w:type="gramEnd"/>
-      <w:r>
-        <w:rPr>
-          <w:rFonts w:cs="Calibri"/>
-          <w:color w:val="000000"/>
-          <w:shd w:val="clear" w:color="auto" w:fill="FFFFFF"/>
-        </w:rPr>
-        <w:t xml:space="preserve"> having similar features as, for example, a banana item, meaning that the model incorrectly classified it.</w:t>
+        <w:t xml:space="preserve"> In the results data frame in the code, a pencil item was identified as living. This may be due to that particular item having similar features as, for example, a banana item, meaning that the model incorrectly classified it.</w:t>
       </w:r>
     </w:p>
     <w:p>
@@ -1898,25 +1844,7 @@
           <w:color w:val="000000"/>
           <w:shd w:val="clear" w:color="auto" w:fill="FFFFFF"/>
         </w:rPr>
-        <w:t xml:space="preserve">is over-eager, </w:t>
-      </w:r>
-      <w:proofErr w:type="gramStart"/>
-      <w:r>
-        <w:rPr>
-          <w:rFonts w:cs="Calibri"/>
-          <w:color w:val="000000"/>
-          <w:shd w:val="clear" w:color="auto" w:fill="FFFFFF"/>
-        </w:rPr>
-        <w:t>similar to</w:t>
-      </w:r>
-      <w:proofErr w:type="gramEnd"/>
-      <w:r>
-        <w:rPr>
-          <w:rFonts w:cs="Calibri"/>
-          <w:color w:val="000000"/>
-          <w:shd w:val="clear" w:color="auto" w:fill="FFFFFF"/>
-        </w:rPr>
-        <w:t xml:space="preserve"> the previous model.</w:t>
+        <w:t>is over-eager, similar to the previous model.</w:t>
       </w:r>
       <w:r>
         <w:rPr>
@@ -2130,25 +2058,7 @@
           <w:color w:val="000000"/>
           <w:shd w:val="clear" w:color="auto" w:fill="FFFFFF"/>
         </w:rPr>
-        <w:t xml:space="preserve"> It has </w:t>
-      </w:r>
-      <w:proofErr w:type="gramStart"/>
-      <w:r>
-        <w:rPr>
-          <w:rFonts w:cs="Calibri"/>
-          <w:color w:val="000000"/>
-          <w:shd w:val="clear" w:color="auto" w:fill="FFFFFF"/>
-        </w:rPr>
-        <w:t>a</w:t>
-      </w:r>
-      <w:proofErr w:type="gramEnd"/>
-      <w:r>
-        <w:rPr>
-          <w:rFonts w:cs="Calibri"/>
-          <w:color w:val="000000"/>
-          <w:shd w:val="clear" w:color="auto" w:fill="FFFFFF"/>
-        </w:rPr>
-        <w:t xml:space="preserve"> AUC (area under curve) value of approximately 99%, showing that there is 99% chance the model will be able to distinguish between a living and non-living object.</w:t>
+        <w:t xml:space="preserve"> It has a AUC (area under curve) value of approximately 99%, showing that there is 99% chance the model will be able to distinguish between a living and non-living object.</w:t>
       </w:r>
     </w:p>
     <w:p>
@@ -2313,15 +2223,7 @@
         <w:t xml:space="preserve"> [2] </w:t>
       </w:r>
       <w:r>
-        <w:t xml:space="preserve">In the KNN algorithm, k is a number that tells the algorithm how many nearby points or neighbours to look at when it </w:t>
-      </w:r>
-      <w:proofErr w:type="gramStart"/>
-      <w:r>
-        <w:t>makes a decision</w:t>
-      </w:r>
-      <w:proofErr w:type="gramEnd"/>
-      <w:r>
-        <w:t xml:space="preserve">. </w:t>
+        <w:t xml:space="preserve">In the KNN algorithm, k is a number that tells the algorithm how many nearby points or neighbours to look at when it makes a decision. </w:t>
       </w:r>
     </w:p>
     <w:p>
@@ -2698,25 +2600,7 @@
           <w:color w:val="000000"/>
           <w:shd w:val="clear" w:color="auto" w:fill="FFFFFF"/>
         </w:rPr>
-        <w:t xml:space="preserve">strong and can correctly classify </w:t>
-      </w:r>
-      <w:proofErr w:type="gramStart"/>
-      <w:r>
-        <w:rPr>
-          <w:rFonts w:cs="Calibri"/>
-          <w:color w:val="000000"/>
-          <w:shd w:val="clear" w:color="auto" w:fill="FFFFFF"/>
-        </w:rPr>
-        <w:t>the majority of</w:t>
-      </w:r>
-      <w:proofErr w:type="gramEnd"/>
-      <w:r>
-        <w:rPr>
-          <w:rFonts w:cs="Calibri"/>
-          <w:color w:val="000000"/>
-          <w:shd w:val="clear" w:color="auto" w:fill="FFFFFF"/>
-        </w:rPr>
-        <w:t xml:space="preserve"> the objects into the correct class.</w:t>
+        <w:t>strong and can correctly classify the majority of the objects into the correct class.</w:t>
       </w:r>
       <w:r>
         <w:rPr>
@@ -3236,15 +3120,7 @@
           <w:p/>
           <w:p>
             <w:r>
-              <w:t xml:space="preserve">The confusion matrix shows that almost </w:t>
-            </w:r>
-            <w:proofErr w:type="gramStart"/>
-            <w:r>
-              <w:t>all of</w:t>
-            </w:r>
-            <w:proofErr w:type="gramEnd"/>
-            <w:r>
-              <w:t xml:space="preserve"> the 112 images </w:t>
+              <w:t xml:space="preserve">The confusion matrix shows that almost all of the 112 images </w:t>
             </w:r>
             <w:r>
               <w:t>were</w:t>
@@ -3637,25 +3513,7 @@
           <w:color w:val="000000"/>
           <w:shd w:val="clear" w:color="auto" w:fill="FFFFFF"/>
         </w:rPr>
-        <w:t xml:space="preserve">. It is the same logic for the stems. The stems of the banana images are shorter and wider, and the stems of the cherry images and longer and thinner, but the number of black pixels in each stem might </w:t>
-      </w:r>
-      <w:proofErr w:type="gramStart"/>
-      <w:r>
-        <w:rPr>
-          <w:rFonts w:cs="Calibri"/>
-          <w:color w:val="000000"/>
-          <w:shd w:val="clear" w:color="auto" w:fill="FFFFFF"/>
-        </w:rPr>
-        <w:t>actually be</w:t>
-      </w:r>
-      <w:proofErr w:type="gramEnd"/>
-      <w:r>
-        <w:rPr>
-          <w:rFonts w:cs="Calibri"/>
-          <w:color w:val="000000"/>
-          <w:shd w:val="clear" w:color="auto" w:fill="FFFFFF"/>
-        </w:rPr>
-        <w:t xml:space="preserve"> similar. </w:t>
+        <w:t xml:space="preserve">. It is the same logic for the stems. The stems of the banana images are shorter and wider, and the stems of the cherry images and longer and thinner, but the number of black pixels in each stem might actually be similar. </w:t>
       </w:r>
       <w:r>
         <w:rPr>
@@ -3687,25 +3545,7 @@
           <w:color w:val="000000"/>
           <w:shd w:val="clear" w:color="auto" w:fill="FFFFFF"/>
         </w:rPr>
-        <w:t xml:space="preserve"> have had a slightly smaller heights than </w:t>
-      </w:r>
-      <w:proofErr w:type="gramStart"/>
-      <w:r>
-        <w:rPr>
-          <w:rFonts w:cs="Calibri"/>
-          <w:color w:val="000000"/>
-          <w:shd w:val="clear" w:color="auto" w:fill="FFFFFF"/>
-        </w:rPr>
-        <w:t>the majority of</w:t>
-      </w:r>
-      <w:proofErr w:type="gramEnd"/>
-      <w:r>
-        <w:rPr>
-          <w:rFonts w:cs="Calibri"/>
-          <w:color w:val="000000"/>
-          <w:shd w:val="clear" w:color="auto" w:fill="FFFFFF"/>
-        </w:rPr>
-        <w:t xml:space="preserve"> the bananas, meaning that they were mistaken as the cherry class, which should have a general smaller height than the banana class.</w:t>
+        <w:t xml:space="preserve"> have had a slightly smaller heights than the majority of the bananas, meaning that they were mistaken as the cherry class, which should have a general smaller height than the banana class.</w:t>
       </w:r>
       <w:r>
         <w:rPr>
@@ -3994,7 +3834,54 @@
     </w:p>
     <w:p>
       <w:r>
-        <w:t>[add intro to section]</w:t>
+        <w:t xml:space="preserve">In this section, training data set 1 and test data set 1 have been used. </w:t>
+      </w:r>
+      <w:r>
+        <w:t>This section</w:t>
+      </w:r>
+      <w:r>
+        <w:t xml:space="preserve"> looks at another form of classification, Random Forests. </w:t>
+      </w:r>
+      <w:r>
+        <w:t>Using this method of classification along with 5-fold Cross validation, the code aims to find the best mod</w:t>
+      </w:r>
+      <w:r>
+        <w:t xml:space="preserve">el. </w:t>
+      </w:r>
+    </w:p>
+    <w:p>
+      <w:r>
+        <w:t xml:space="preserve">A Random forest is made up of lots of decision trees using different parts of the data so that each tree is different. </w:t>
+      </w:r>
+      <w:r>
+        <w:t xml:space="preserve">When building an individual </w:t>
+      </w:r>
+      <w:r>
+        <w:t>tree,</w:t>
+      </w:r>
+      <w:r>
+        <w:t xml:space="preserve"> it doesn’t look at all the features, but a few random ones to decide how to split the data. </w:t>
+      </w:r>
+      <w:r>
+        <w:t>In this case, the random forests either look at 1,4, or 8 features/predictors</w:t>
+      </w:r>
+      <w:r>
+        <w:t xml:space="preserve"> (Np)</w:t>
+      </w:r>
+      <w:r>
+        <w:t xml:space="preserve">. Each tree makes its own prediction based on what it </w:t>
+      </w:r>
+      <w:r>
+        <w:t>learned</w:t>
+      </w:r>
+      <w:r>
+        <w:t xml:space="preserve"> from that part of the data.</w:t>
+      </w:r>
+      <w:r>
+        <w:t xml:space="preserve"> </w:t>
+      </w:r>
+      <w:r>
+        <w:t>For classification, the final answer is the category that most trees vote for (majority voting/wisdom of the crowds).</w:t>
       </w:r>
     </w:p>
     <w:p>
@@ -4031,6 +3918,354 @@
           <w:shd w:val="clear" w:color="auto" w:fill="FFFFFF"/>
         </w:rPr>
       </w:pPr>
+      <w:r>
+        <w:rPr>
+          <w:rFonts w:cs="Calibri"/>
+          <w:color w:val="000000"/>
+          <w:shd w:val="clear" w:color="auto" w:fill="FFFFFF"/>
+        </w:rPr>
+        <w:t>In 3.1, the Random Forests</w:t>
+      </w:r>
+      <w:r>
+        <w:rPr>
+          <w:rFonts w:cs="Calibri"/>
+          <w:color w:val="000000"/>
+          <w:shd w:val="clear" w:color="auto" w:fill="FFFFFF"/>
+        </w:rPr>
+        <w:t xml:space="preserve"> (using 5-fold cross validation)</w:t>
+      </w:r>
+      <w:r>
+        <w:rPr>
+          <w:rFonts w:cs="Calibri"/>
+          <w:color w:val="000000"/>
+          <w:shd w:val="clear" w:color="auto" w:fill="FFFFFF"/>
+        </w:rPr>
+        <w:t xml:space="preserve"> are set </w:t>
+      </w:r>
+      <w:r>
+        <w:rPr>
+          <w:rFonts w:cs="Calibri"/>
+          <w:color w:val="000000"/>
+          <w:shd w:val="clear" w:color="auto" w:fill="FFFFFF"/>
+        </w:rPr>
+        <w:t>up and</w:t>
+      </w:r>
+      <w:r>
+        <w:rPr>
+          <w:rFonts w:cs="Calibri"/>
+          <w:color w:val="000000"/>
+          <w:shd w:val="clear" w:color="auto" w:fill="FFFFFF"/>
+        </w:rPr>
+        <w:t xml:space="preserve"> are parameterised by the number of trees used in the forest, Nt, and the number of features considered at each node, Np.</w:t>
+      </w:r>
+      <w:r>
+        <w:rPr>
+          <w:rFonts w:cs="Calibri"/>
+          <w:color w:val="000000"/>
+          <w:shd w:val="clear" w:color="auto" w:fill="FFFFFF"/>
+        </w:rPr>
+        <w:t xml:space="preserve"> </w:t>
+      </w:r>
+      <w:r>
+        <w:rPr>
+          <w:rFonts w:cs="Calibri"/>
+          <w:color w:val="000000"/>
+          <w:shd w:val="clear" w:color="auto" w:fill="FFFFFF"/>
+        </w:rPr>
+        <w:t>Multiple random forest solutions were made using Nt between 25 and 375 (increments of 50), and Np = {1, 4, 8}.</w:t>
+      </w:r>
+      <w:r>
+        <w:rPr>
+          <w:rFonts w:cs="Calibri"/>
+          <w:color w:val="000000"/>
+          <w:shd w:val="clear" w:color="auto" w:fill="FFFFFF"/>
+        </w:rPr>
+        <w:t xml:space="preserve"> The grid </w:t>
+      </w:r>
+      <w:r>
+        <w:rPr>
+          <w:rFonts w:cs="Calibri"/>
+          <w:color w:val="000000"/>
+          <w:shd w:val="clear" w:color="auto" w:fill="FFFFFF"/>
+        </w:rPr>
+        <w:lastRenderedPageBreak/>
+        <w:t>search was then used to the find the combination of Nt and Np that gave the best cross-validated accuracy.</w:t>
+      </w:r>
+      <w:r>
+        <w:rPr>
+          <w:rFonts w:cs="Calibri"/>
+          <w:color w:val="000000"/>
+          <w:shd w:val="clear" w:color="auto" w:fill="FFFFFF"/>
+        </w:rPr>
+        <w:t xml:space="preserve"> A heatmap was plotted to visualise the best accuracy across the random forest solutions:</w:t>
+      </w:r>
+    </w:p>
+    <w:tbl>
+      <w:tblPr>
+        <w:tblStyle w:val="TableGrid"/>
+        <w:tblW w:w="0" w:type="auto"/>
+        <w:tblBorders>
+          <w:top w:val="none" w:sz="0" w:space="0" w:color="auto"/>
+          <w:left w:val="none" w:sz="0" w:space="0" w:color="auto"/>
+          <w:bottom w:val="none" w:sz="0" w:space="0" w:color="auto"/>
+          <w:right w:val="none" w:sz="0" w:space="0" w:color="auto"/>
+          <w:insideH w:val="none" w:sz="0" w:space="0" w:color="auto"/>
+          <w:insideV w:val="none" w:sz="0" w:space="0" w:color="auto"/>
+        </w:tblBorders>
+        <w:tblLook w:val="04A0" w:firstRow="1" w:lastRow="0" w:firstColumn="1" w:lastColumn="0" w:noHBand="0" w:noVBand="1"/>
+      </w:tblPr>
+      <w:tblGrid>
+        <w:gridCol w:w="9742"/>
+      </w:tblGrid>
+      <w:tr>
+        <w:tc>
+          <w:tcPr>
+            <w:tcW w:w="9742" w:type="dxa"/>
+          </w:tcPr>
+          <w:p>
+            <w:pPr>
+              <w:jc w:val="center"/>
+              <w:rPr>
+                <w:rFonts w:cs="Calibri"/>
+                <w:color w:val="000000"/>
+                <w:shd w:val="clear" w:color="auto" w:fill="FFFFFF"/>
+              </w:rPr>
+            </w:pPr>
+            <w:r>
+              <w:rPr>
+                <w:rFonts w:cs="Calibri"/>
+                <w:noProof/>
+                <w:color w:val="000000"/>
+                <w:shd w:val="clear" w:color="auto" w:fill="FFFFFF"/>
+              </w:rPr>
+              <w:drawing>
+                <wp:inline distT="0" distB="0" distL="0" distR="0" wp14:anchorId="12C2EC91" wp14:editId="0C243328">
+                  <wp:extent cx="3700800" cy="2960792"/>
+                  <wp:effectExtent l="0" t="0" r="0" b="0"/>
+                  <wp:docPr id="1485047896" name="Picture 8"/>
+                  <wp:cNvGraphicFramePr>
+                    <a:graphicFrameLocks xmlns:a="http://schemas.openxmlformats.org/drawingml/2006/main" noChangeAspect="1"/>
+                  </wp:cNvGraphicFramePr>
+                  <a:graphic xmlns:a="http://schemas.openxmlformats.org/drawingml/2006/main">
+                    <a:graphicData uri="http://schemas.openxmlformats.org/drawingml/2006/picture">
+                      <pic:pic xmlns:pic="http://schemas.openxmlformats.org/drawingml/2006/picture">
+                        <pic:nvPicPr>
+                          <pic:cNvPr id="1485047896" name="Picture 1485047896"/>
+                          <pic:cNvPicPr/>
+                        </pic:nvPicPr>
+                        <pic:blipFill>
+                          <a:blip r:embed="rId18" cstate="print">
+                            <a:extLst>
+                              <a:ext uri="{28A0092B-C50C-407E-A947-70E740481C1C}">
+                                <a14:useLocalDpi xmlns:a14="http://schemas.microsoft.com/office/drawing/2010/main" val="0"/>
+                              </a:ext>
+                            </a:extLst>
+                          </a:blip>
+                          <a:stretch>
+                            <a:fillRect/>
+                          </a:stretch>
+                        </pic:blipFill>
+                        <pic:spPr>
+                          <a:xfrm>
+                            <a:off x="0" y="0"/>
+                            <a:ext cx="3716679" cy="2973496"/>
+                          </a:xfrm>
+                          <a:prstGeom prst="rect">
+                            <a:avLst/>
+                          </a:prstGeom>
+                        </pic:spPr>
+                      </pic:pic>
+                    </a:graphicData>
+                  </a:graphic>
+                </wp:inline>
+              </w:drawing>
+            </w:r>
+          </w:p>
+          <w:p>
+            <w:pPr>
+              <w:jc w:val="center"/>
+              <w:rPr>
+                <w:rFonts w:cs="Calibri"/>
+                <w:b/>
+                <w:bCs/>
+                <w:color w:val="000000"/>
+                <w:sz w:val="16"/>
+                <w:szCs w:val="16"/>
+                <w:shd w:val="clear" w:color="auto" w:fill="FFFFFF"/>
+              </w:rPr>
+            </w:pPr>
+            <w:r>
+              <w:rPr>
+                <w:rFonts w:cs="Calibri"/>
+                <w:b/>
+                <w:bCs/>
+                <w:color w:val="000000"/>
+                <w:sz w:val="16"/>
+                <w:szCs w:val="16"/>
+                <w:shd w:val="clear" w:color="auto" w:fill="FFFFFF"/>
+              </w:rPr>
+              <w:t>Figure 8 – Heatmap of Cross Validated Accuracy for the Grid search</w:t>
+            </w:r>
+          </w:p>
+        </w:tc>
+      </w:tr>
+    </w:tbl>
+    <w:p>
+      <w:pPr>
+        <w:rPr>
+          <w:rFonts w:cs="Calibri"/>
+          <w:color w:val="000000"/>
+          <w:shd w:val="clear" w:color="auto" w:fill="FFFFFF"/>
+        </w:rPr>
+      </w:pPr>
+    </w:p>
+    <w:p>
+      <w:pPr>
+        <w:rPr>
+          <w:rFonts w:cs="Calibri"/>
+          <w:color w:val="000000"/>
+          <w:shd w:val="clear" w:color="auto" w:fill="FFFFFF"/>
+        </w:rPr>
+      </w:pPr>
+      <w:r>
+        <w:rPr>
+          <w:rFonts w:cs="Calibri"/>
+          <w:color w:val="000000"/>
+          <w:shd w:val="clear" w:color="auto" w:fill="FFFFFF"/>
+        </w:rPr>
+        <w:t>In observing the heatmap, it is clear that there is a very good accuracy score across the board, with the lowest accuracy still being above 90% (Nt = 25, Np = 1, accuracy = 90.12%)</w:t>
+      </w:r>
+      <w:r>
+        <w:rPr>
+          <w:rFonts w:cs="Calibri"/>
+          <w:color w:val="000000"/>
+          <w:shd w:val="clear" w:color="auto" w:fill="FFFFFF"/>
+        </w:rPr>
+        <w:t>.</w:t>
+      </w:r>
+      <w:r>
+        <w:rPr>
+          <w:rFonts w:cs="Calibri"/>
+          <w:color w:val="000000"/>
+          <w:shd w:val="clear" w:color="auto" w:fill="FFFFFF"/>
+        </w:rPr>
+        <w:t xml:space="preserve"> This shows that the features are generally very good at distinguishing between the 8 different classes. </w:t>
+      </w:r>
+    </w:p>
+    <w:p>
+      <w:pPr>
+        <w:rPr>
+          <w:rFonts w:cs="Calibri"/>
+          <w:color w:val="000000"/>
+          <w:shd w:val="clear" w:color="auto" w:fill="FFFFFF"/>
+        </w:rPr>
+      </w:pPr>
+      <w:r>
+        <w:rPr>
+          <w:rFonts w:cs="Calibri"/>
+          <w:color w:val="000000"/>
+          <w:shd w:val="clear" w:color="auto" w:fill="FFFFFF"/>
+        </w:rPr>
+        <w:t xml:space="preserve">As the number of trees increases from 25 to 375, the accuracy generally improves for each of the Np values. </w:t>
+      </w:r>
+      <w:r>
+        <w:rPr>
+          <w:rFonts w:cs="Calibri"/>
+          <w:color w:val="000000"/>
+          <w:shd w:val="clear" w:color="auto" w:fill="FFFFFF"/>
+        </w:rPr>
+        <w:t xml:space="preserve">More trees in the forest helps to increase the accuracy as the model doesn’t get impacted by a ‘noisy’ tree. </w:t>
+      </w:r>
+      <w:r>
+        <w:rPr>
+          <w:rFonts w:cs="Calibri"/>
+          <w:color w:val="000000"/>
+          <w:shd w:val="clear" w:color="auto" w:fill="FFFFFF"/>
+        </w:rPr>
+        <w:t xml:space="preserve"> At 375 trees, the errors made by a few individual tree are disregarded by the majority. </w:t>
+      </w:r>
+    </w:p>
+    <w:p>
+      <w:pPr>
+        <w:rPr>
+          <w:rFonts w:cs="Calibri"/>
+          <w:color w:val="000000"/>
+          <w:shd w:val="clear" w:color="auto" w:fill="FFFFFF"/>
+        </w:rPr>
+      </w:pPr>
+      <w:r>
+        <w:rPr>
+          <w:rFonts w:cs="Calibri"/>
+          <w:color w:val="000000"/>
+          <w:shd w:val="clear" w:color="auto" w:fill="FFFFFF"/>
+        </w:rPr>
+        <w:t xml:space="preserve">For the number of predictors, Np =4 and Np = 8 both preformed a lot better than Np = 1. At each node, the model looks at the number of predictors or features. </w:t>
+      </w:r>
+      <w:r>
+        <w:rPr>
+          <w:rFonts w:cs="Calibri"/>
+          <w:color w:val="000000"/>
+          <w:shd w:val="clear" w:color="auto" w:fill="FFFFFF"/>
+        </w:rPr>
+        <w:t xml:space="preserve">When Np =1, the tree might be too weak and might split on a feature that isn’t really helpful. </w:t>
+      </w:r>
+      <w:r>
+        <w:rPr>
+          <w:rFonts w:cs="Calibri"/>
+          <w:color w:val="000000"/>
+          <w:shd w:val="clear" w:color="auto" w:fill="FFFFFF"/>
+        </w:rPr>
+        <w:t xml:space="preserve">At Np = 8, the trees in the forest could become too similar to each other as they might pick the same strongest feature every time. </w:t>
+      </w:r>
+      <w:r>
+        <w:rPr>
+          <w:rFonts w:cs="Calibri"/>
+          <w:color w:val="000000"/>
+          <w:shd w:val="clear" w:color="auto" w:fill="FFFFFF"/>
+        </w:rPr>
+        <w:t xml:space="preserve">Np = 4 seems to be the best number of predictors, as it has enough features for the trees to distinguish between </w:t>
+      </w:r>
+      <w:r>
+        <w:rPr>
+          <w:rFonts w:cs="Calibri"/>
+          <w:color w:val="000000"/>
+          <w:shd w:val="clear" w:color="auto" w:fill="FFFFFF"/>
+        </w:rPr>
+        <w:t>classes,</w:t>
+      </w:r>
+      <w:r>
+        <w:rPr>
+          <w:rFonts w:cs="Calibri"/>
+          <w:color w:val="000000"/>
+          <w:shd w:val="clear" w:color="auto" w:fill="FFFFFF"/>
+        </w:rPr>
+        <w:t xml:space="preserve"> but it is also less than Np=8 therefore the trees should stay different from one another.</w:t>
+      </w:r>
+    </w:p>
+    <w:p>
+      <w:pPr>
+        <w:rPr>
+          <w:rFonts w:cs="Calibri"/>
+          <w:color w:val="000000"/>
+          <w:shd w:val="clear" w:color="auto" w:fill="FFFFFF"/>
+        </w:rPr>
+      </w:pPr>
+      <w:r>
+        <w:rPr>
+          <w:rFonts w:cs="Calibri"/>
+          <w:color w:val="000000"/>
+          <w:shd w:val="clear" w:color="auto" w:fill="FFFFFF"/>
+        </w:rPr>
+        <w:t>It can then be seen that the best combination of Nt and Np is 375 and 4 respectively</w:t>
+      </w:r>
+      <w:r>
+        <w:rPr>
+          <w:rFonts w:cs="Calibri"/>
+          <w:color w:val="000000"/>
+          <w:shd w:val="clear" w:color="auto" w:fill="FFFFFF"/>
+        </w:rPr>
+        <w:t>, showing an accuracy of 93.38%.</w:t>
+      </w:r>
     </w:p>
     <w:p>
       <w:pPr>
@@ -4178,7 +4413,7 @@
       <w:r>
         <w:t xml:space="preserve"> </w:t>
       </w:r>
-      <w:hyperlink r:id="rId18" w:history="1">
+      <w:hyperlink r:id="rId19" w:history="1">
         <w:r>
           <w:rPr>
             <w:rStyle w:val="Hyperlink"/>
@@ -4208,7 +4443,7 @@
       <w:r>
         <w:t xml:space="preserve"> </w:t>
       </w:r>
-      <w:hyperlink r:id="rId19" w:history="1">
+      <w:hyperlink r:id="rId20" w:history="1">
         <w:r>
           <w:rPr>
             <w:rStyle w:val="Hyperlink"/>
@@ -4233,27 +4468,9 @@
           <w:color w:val="000000"/>
           <w:shd w:val="clear" w:color="auto" w:fill="FFFFFF"/>
         </w:rPr>
-        <w:t xml:space="preserve">[x] could be a useful link for predictions with decision trees and </w:t>
-      </w:r>
-      <w:proofErr w:type="spellStart"/>
-      <w:r>
-        <w:rPr>
-          <w:rFonts w:cs="Calibri"/>
-          <w:color w:val="000000"/>
-          <w:shd w:val="clear" w:color="auto" w:fill="FFFFFF"/>
-        </w:rPr>
-        <w:t>Knn</w:t>
-      </w:r>
-      <w:proofErr w:type="spellEnd"/>
-      <w:r>
-        <w:rPr>
-          <w:rFonts w:cs="Calibri"/>
-          <w:color w:val="000000"/>
-          <w:shd w:val="clear" w:color="auto" w:fill="FFFFFF"/>
-        </w:rPr>
-        <w:t xml:space="preserve"> stuff: </w:t>
-      </w:r>
-      <w:hyperlink r:id="rId20" w:history="1">
+        <w:t xml:space="preserve">[x] could be a useful link for predictions with decision trees and Knn stuff: </w:t>
+      </w:r>
+      <w:hyperlink r:id="rId21" w:history="1">
         <w:r>
           <w:rPr>
             <w:rStyle w:val="Hyperlink"/>
@@ -4284,8 +4501,8 @@
     </w:p>
     <w:p/>
     <w:sectPr>
-      <w:headerReference w:type="default" r:id="rId21"/>
-      <w:footerReference w:type="default" r:id="rId22"/>
+      <w:headerReference w:type="default" r:id="rId22"/>
+      <w:footerReference w:type="default" r:id="rId23"/>
       <w:pgSz w:w="11906" w:h="16838"/>
       <w:pgMar w:top="1281" w:right="1077" w:bottom="851" w:left="1077" w:header="425" w:footer="147" w:gutter="0"/>
       <w:cols w:space="708"/>

--- a/a2_Hannah_Taylor_40443054/csc2026_a2_Hannah_Taylor_40443054.docx
+++ b/a2_Hannah_Taylor_40443054/csc2026_a2_Hannah_Taylor_40443054.docx
@@ -107,7 +107,19 @@
         <w:rPr>
           <w:sz w:val="28"/>
         </w:rPr>
-        <w:t>[Date]</w:t>
+        <w:t>[</w:t>
+      </w:r>
+      <w:r>
+        <w:rPr>
+          <w:sz w:val="28"/>
+        </w:rPr>
+        <w:t>20/04/26</w:t>
+      </w:r>
+      <w:r>
+        <w:rPr>
+          <w:sz w:val="28"/>
+        </w:rPr>
+        <w:t>]</w:t>
       </w:r>
     </w:p>
     <w:p>
@@ -140,7 +152,25 @@
           <w:color w:val="000000"/>
           <w:shd w:val="clear" w:color="auto" w:fill="FFFFFF"/>
         </w:rPr>
-        <w:t>Specifically, classifiers are fitted and evaluated for the image data, in order to see whether the models can predict the class labels for unseen images.</w:t>
+        <w:t xml:space="preserve">Specifically, classifiers are fitted and evaluated for the image data, </w:t>
+      </w:r>
+      <w:proofErr w:type="gramStart"/>
+      <w:r>
+        <w:rPr>
+          <w:rFonts w:cs="Calibri"/>
+          <w:color w:val="000000"/>
+          <w:shd w:val="clear" w:color="auto" w:fill="FFFFFF"/>
+        </w:rPr>
+        <w:t>in order to</w:t>
+      </w:r>
+      <w:proofErr w:type="gramEnd"/>
+      <w:r>
+        <w:rPr>
+          <w:rFonts w:cs="Calibri"/>
+          <w:color w:val="000000"/>
+          <w:shd w:val="clear" w:color="auto" w:fill="FFFFFF"/>
+        </w:rPr>
+        <w:t xml:space="preserve"> see whether the models can predict the class labels for unseen images.</w:t>
       </w:r>
     </w:p>
     <w:p>
@@ -1176,7 +1206,25 @@
           <w:color w:val="000000"/>
           <w:shd w:val="clear" w:color="auto" w:fill="FFFFFF"/>
         </w:rPr>
-        <w:t>The high test accuracy (91.7%) shows that the model generalises well to new data.</w:t>
+        <w:t xml:space="preserve">The </w:t>
+      </w:r>
+      <w:proofErr w:type="gramStart"/>
+      <w:r>
+        <w:rPr>
+          <w:rFonts w:cs="Calibri"/>
+          <w:color w:val="000000"/>
+          <w:shd w:val="clear" w:color="auto" w:fill="FFFFFF"/>
+        </w:rPr>
+        <w:t>high test</w:t>
+      </w:r>
+      <w:proofErr w:type="gramEnd"/>
+      <w:r>
+        <w:rPr>
+          <w:rFonts w:cs="Calibri"/>
+          <w:color w:val="000000"/>
+          <w:shd w:val="clear" w:color="auto" w:fill="FFFFFF"/>
+        </w:rPr>
+        <w:t xml:space="preserve"> accuracy (91.7%) shows that the model generalises well to new data.</w:t>
       </w:r>
       <w:r>
         <w:rPr>
@@ -1351,7 +1399,25 @@
           <w:color w:val="000000"/>
           <w:shd w:val="clear" w:color="auto" w:fill="FFFFFF"/>
         </w:rPr>
-        <w:t xml:space="preserve"> In the results data frame in the code, a pencil item was identified as living. This may be due to that particular item having similar features as, for example, a banana item, meaning that the model incorrectly classified it.</w:t>
+        <w:t xml:space="preserve"> In the results data frame in the code, a pencil item was identified as living. This may be due to that </w:t>
+      </w:r>
+      <w:proofErr w:type="gramStart"/>
+      <w:r>
+        <w:rPr>
+          <w:rFonts w:cs="Calibri"/>
+          <w:color w:val="000000"/>
+          <w:shd w:val="clear" w:color="auto" w:fill="FFFFFF"/>
+        </w:rPr>
+        <w:t>particular item</w:t>
+      </w:r>
+      <w:proofErr w:type="gramEnd"/>
+      <w:r>
+        <w:rPr>
+          <w:rFonts w:cs="Calibri"/>
+          <w:color w:val="000000"/>
+          <w:shd w:val="clear" w:color="auto" w:fill="FFFFFF"/>
+        </w:rPr>
+        <w:t xml:space="preserve"> having similar features as, for example, a banana item, meaning that the model incorrectly classified it.</w:t>
       </w:r>
     </w:p>
     <w:p>
@@ -1844,7 +1910,25 @@
           <w:color w:val="000000"/>
           <w:shd w:val="clear" w:color="auto" w:fill="FFFFFF"/>
         </w:rPr>
-        <w:t>is over-eager, similar to the previous model.</w:t>
+        <w:t xml:space="preserve">is over-eager, </w:t>
+      </w:r>
+      <w:proofErr w:type="gramStart"/>
+      <w:r>
+        <w:rPr>
+          <w:rFonts w:cs="Calibri"/>
+          <w:color w:val="000000"/>
+          <w:shd w:val="clear" w:color="auto" w:fill="FFFFFF"/>
+        </w:rPr>
+        <w:t>similar to</w:t>
+      </w:r>
+      <w:proofErr w:type="gramEnd"/>
+      <w:r>
+        <w:rPr>
+          <w:rFonts w:cs="Calibri"/>
+          <w:color w:val="000000"/>
+          <w:shd w:val="clear" w:color="auto" w:fill="FFFFFF"/>
+        </w:rPr>
+        <w:t xml:space="preserve"> the previous model.</w:t>
       </w:r>
       <w:r>
         <w:rPr>
@@ -2058,7 +2142,25 @@
           <w:color w:val="000000"/>
           <w:shd w:val="clear" w:color="auto" w:fill="FFFFFF"/>
         </w:rPr>
-        <w:t xml:space="preserve"> It has a AUC (area under curve) value of approximately 99%, showing that there is 99% chance the model will be able to distinguish between a living and non-living object.</w:t>
+        <w:t xml:space="preserve"> It has </w:t>
+      </w:r>
+      <w:proofErr w:type="gramStart"/>
+      <w:r>
+        <w:rPr>
+          <w:rFonts w:cs="Calibri"/>
+          <w:color w:val="000000"/>
+          <w:shd w:val="clear" w:color="auto" w:fill="FFFFFF"/>
+        </w:rPr>
+        <w:t>a</w:t>
+      </w:r>
+      <w:proofErr w:type="gramEnd"/>
+      <w:r>
+        <w:rPr>
+          <w:rFonts w:cs="Calibri"/>
+          <w:color w:val="000000"/>
+          <w:shd w:val="clear" w:color="auto" w:fill="FFFFFF"/>
+        </w:rPr>
+        <w:t xml:space="preserve"> AUC (area under curve) value of approximately 99%, showing that there is 99% chance the model will be able to distinguish between a living and non-living object.</w:t>
       </w:r>
     </w:p>
     <w:p>
@@ -2223,7 +2325,15 @@
         <w:t xml:space="preserve"> [2] </w:t>
       </w:r>
       <w:r>
-        <w:t xml:space="preserve">In the KNN algorithm, k is a number that tells the algorithm how many nearby points or neighbours to look at when it makes a decision. </w:t>
+        <w:t xml:space="preserve">In the KNN algorithm, k is a number that tells the algorithm how many nearby points or neighbours to look at when it </w:t>
+      </w:r>
+      <w:proofErr w:type="gramStart"/>
+      <w:r>
+        <w:t>makes a decision</w:t>
+      </w:r>
+      <w:proofErr w:type="gramEnd"/>
+      <w:r>
+        <w:t xml:space="preserve">. </w:t>
       </w:r>
     </w:p>
     <w:p>
@@ -2319,6 +2429,7 @@
             <w:r>
               <w:rPr>
                 <w:rFonts w:cs="Calibri"/>
+                <w:noProof/>
                 <w:color w:val="000000"/>
                 <w:shd w:val="clear" w:color="auto" w:fill="FFFFFF"/>
               </w:rPr>
@@ -2406,31 +2517,7 @@
                 <w:szCs w:val="16"/>
                 <w:shd w:val="clear" w:color="auto" w:fill="FFFFFF"/>
               </w:rPr>
-              <w:t xml:space="preserve"> - </w:t>
-            </w:r>
-            <w:r>
-              <w:rPr>
-                <w:rFonts w:cs="Calibri"/>
-                <w:b/>
-                <w:bCs/>
-                <w:color w:val="000000"/>
-                <w:sz w:val="16"/>
-                <w:szCs w:val="16"/>
-                <w:shd w:val="clear" w:color="auto" w:fill="FFFFFF"/>
-              </w:rPr>
-              <w:t xml:space="preserve">KNN accuracy vs k value </w:t>
-            </w:r>
-            <w:r>
-              <w:rPr>
-                <w:rFonts w:cs="Calibri"/>
-                <w:b/>
-                <w:bCs/>
-                <w:color w:val="000000"/>
-                <w:sz w:val="16"/>
-                <w:szCs w:val="16"/>
-                <w:shd w:val="clear" w:color="auto" w:fill="FFFFFF"/>
-              </w:rPr>
-              <w:t>table</w:t>
+              <w:t xml:space="preserve"> - KNN accuracy vs k value table</w:t>
             </w:r>
           </w:p>
         </w:tc>
@@ -2454,7 +2541,7 @@
                 <w:shd w:val="clear" w:color="auto" w:fill="FFFFFF"/>
               </w:rPr>
               <w:drawing>
-                <wp:inline distT="0" distB="0" distL="0" distR="0" wp14:anchorId="2E9CC5BA" wp14:editId="46958797">
+                <wp:inline distT="0" distB="0" distL="0" distR="0" wp14:anchorId="2E9CC5BA" wp14:editId="128A5DF3">
                   <wp:extent cx="2937600" cy="1836000"/>
                   <wp:effectExtent l="0" t="0" r="0" b="5715"/>
                   <wp:docPr id="355584563" name="Picture 5"/>
@@ -2600,7 +2687,25 @@
           <w:color w:val="000000"/>
           <w:shd w:val="clear" w:color="auto" w:fill="FFFFFF"/>
         </w:rPr>
-        <w:t>strong and can correctly classify the majority of the objects into the correct class.</w:t>
+        <w:t xml:space="preserve">strong and can correctly classify </w:t>
+      </w:r>
+      <w:proofErr w:type="gramStart"/>
+      <w:r>
+        <w:rPr>
+          <w:rFonts w:cs="Calibri"/>
+          <w:color w:val="000000"/>
+          <w:shd w:val="clear" w:color="auto" w:fill="FFFFFF"/>
+        </w:rPr>
+        <w:t>the majority of</w:t>
+      </w:r>
+      <w:proofErr w:type="gramEnd"/>
+      <w:r>
+        <w:rPr>
+          <w:rFonts w:cs="Calibri"/>
+          <w:color w:val="000000"/>
+          <w:shd w:val="clear" w:color="auto" w:fill="FFFFFF"/>
+        </w:rPr>
+        <w:t xml:space="preserve"> the objects into the correct class.</w:t>
       </w:r>
       <w:r>
         <w:rPr>
@@ -2740,6 +2845,9 @@
           </w:tcPr>
           <w:p>
             <w:r>
+              <w:rPr>
+                <w:noProof/>
+              </w:rPr>
               <w:drawing>
                 <wp:inline distT="0" distB="0" distL="0" distR="0" wp14:anchorId="4884D09E" wp14:editId="4E13AF50">
                   <wp:extent cx="2952000" cy="1617379"/>
@@ -2804,16 +2912,7 @@
                 <w:sz w:val="15"/>
                 <w:szCs w:val="15"/>
               </w:rPr>
-              <w:t xml:space="preserve">KNN 7-fold cross validation accuracy vs k value </w:t>
-            </w:r>
-            <w:r>
-              <w:rPr>
-                <w:b/>
-                <w:bCs/>
-                <w:sz w:val="15"/>
-                <w:szCs w:val="15"/>
-              </w:rPr>
-              <w:t>table</w:t>
+              <w:t>KNN 7-fold cross validation accuracy vs k value table</w:t>
             </w:r>
           </w:p>
         </w:tc>
@@ -2827,7 +2926,7 @@
                 <w:noProof/>
               </w:rPr>
               <w:drawing>
-                <wp:inline distT="0" distB="0" distL="0" distR="0" wp14:anchorId="2A69B9C6" wp14:editId="47A248D3">
+                <wp:inline distT="0" distB="0" distL="0" distR="0" wp14:anchorId="2A69B9C6" wp14:editId="57988DF2">
                   <wp:extent cx="2960640" cy="1850400"/>
                   <wp:effectExtent l="0" t="0" r="0" b="3810"/>
                   <wp:docPr id="897183781" name="Picture 6"/>
@@ -2981,10 +3080,7 @@
         <w:t xml:space="preserve">This will be used to observe which pairs of classes are the most difficult to discriminate between and why this confusion occurs. </w:t>
       </w:r>
       <w:r>
-        <w:t xml:space="preserve">The best value of k in this </w:t>
-      </w:r>
-      <w:r>
-        <w:t xml:space="preserve">model according to the </w:t>
+        <w:t xml:space="preserve">The best value of k in this model according to the </w:t>
       </w:r>
       <w:r>
         <w:t>Cross-validation</w:t>
@@ -3045,6 +3141,9 @@
           </w:tcPr>
           <w:p>
             <w:r>
+              <w:rPr>
+                <w:noProof/>
+              </w:rPr>
               <w:lastRenderedPageBreak/>
               <w:drawing>
                 <wp:inline distT="0" distB="0" distL="0" distR="0" wp14:anchorId="6FA31F63" wp14:editId="13248295">
@@ -3120,7 +3219,15 @@
           <w:p/>
           <w:p>
             <w:r>
-              <w:t xml:space="preserve">The confusion matrix shows that almost all of the 112 images </w:t>
+              <w:t xml:space="preserve">The confusion matrix shows that almost </w:t>
+            </w:r>
+            <w:proofErr w:type="gramStart"/>
+            <w:r>
+              <w:t>all of</w:t>
+            </w:r>
+            <w:proofErr w:type="gramEnd"/>
+            <w:r>
+              <w:t xml:space="preserve"> the 112 images </w:t>
             </w:r>
             <w:r>
               <w:t>were</w:t>
@@ -3513,7 +3620,25 @@
           <w:color w:val="000000"/>
           <w:shd w:val="clear" w:color="auto" w:fill="FFFFFF"/>
         </w:rPr>
-        <w:t xml:space="preserve">. It is the same logic for the stems. The stems of the banana images are shorter and wider, and the stems of the cherry images and longer and thinner, but the number of black pixels in each stem might actually be similar. </w:t>
+        <w:t xml:space="preserve">. It is the same logic for the stems. The stems of the banana images are shorter and wider, and the stems of the cherry images and longer and thinner, but the number of black pixels in each stem might </w:t>
+      </w:r>
+      <w:proofErr w:type="gramStart"/>
+      <w:r>
+        <w:rPr>
+          <w:rFonts w:cs="Calibri"/>
+          <w:color w:val="000000"/>
+          <w:shd w:val="clear" w:color="auto" w:fill="FFFFFF"/>
+        </w:rPr>
+        <w:t>actually be</w:t>
+      </w:r>
+      <w:proofErr w:type="gramEnd"/>
+      <w:r>
+        <w:rPr>
+          <w:rFonts w:cs="Calibri"/>
+          <w:color w:val="000000"/>
+          <w:shd w:val="clear" w:color="auto" w:fill="FFFFFF"/>
+        </w:rPr>
+        <w:t xml:space="preserve"> similar. </w:t>
       </w:r>
       <w:r>
         <w:rPr>
@@ -3545,7 +3670,25 @@
           <w:color w:val="000000"/>
           <w:shd w:val="clear" w:color="auto" w:fill="FFFFFF"/>
         </w:rPr>
-        <w:t xml:space="preserve"> have had a slightly smaller heights than the majority of the bananas, meaning that they were mistaken as the cherry class, which should have a general smaller height than the banana class.</w:t>
+        <w:t xml:space="preserve"> have had a slightly smaller heights than </w:t>
+      </w:r>
+      <w:proofErr w:type="gramStart"/>
+      <w:r>
+        <w:rPr>
+          <w:rFonts w:cs="Calibri"/>
+          <w:color w:val="000000"/>
+          <w:shd w:val="clear" w:color="auto" w:fill="FFFFFF"/>
+        </w:rPr>
+        <w:t>the majority of</w:t>
+      </w:r>
+      <w:proofErr w:type="gramEnd"/>
+      <w:r>
+        <w:rPr>
+          <w:rFonts w:cs="Calibri"/>
+          <w:color w:val="000000"/>
+          <w:shd w:val="clear" w:color="auto" w:fill="FFFFFF"/>
+        </w:rPr>
+        <w:t xml:space="preserve"> the bananas, meaning that they were mistaken as the cherry class, which should have a general smaller height than the banana class.</w:t>
       </w:r>
       <w:r>
         <w:rPr>
@@ -3685,7 +3828,7 @@
                 <w:noProof/>
               </w:rPr>
               <w:drawing>
-                <wp:inline distT="0" distB="0" distL="0" distR="0" wp14:anchorId="68352647" wp14:editId="050B918D">
+                <wp:inline distT="0" distB="0" distL="0" distR="0" wp14:anchorId="68352647" wp14:editId="417F9C36">
                   <wp:extent cx="4003200" cy="2401838"/>
                   <wp:effectExtent l="0" t="0" r="0" b="0"/>
                   <wp:docPr id="1691068488" name="Picture 7"/>
@@ -3817,8 +3960,13 @@
       <w:r>
         <w:t xml:space="preserve">’ model, where it can classify new data relatively well </w:t>
       </w:r>
-      <w:r>
-        <w:t>and also avoid the noise from the smaller k values.</w:t>
+      <w:proofErr w:type="gramStart"/>
+      <w:r>
+        <w:t>and also</w:t>
+      </w:r>
+      <w:proofErr w:type="gramEnd"/>
+      <w:r>
+        <w:t xml:space="preserve"> avoid the noise from the smaller k values.</w:t>
       </w:r>
     </w:p>
     <w:p>
@@ -3882,6 +4030,9 @@
       </w:r>
       <w:r>
         <w:t>For classification, the final answer is the category that most trees vote for (majority voting/wisdom of the crowds).</w:t>
+      </w:r>
+      <w:r>
+        <w:t xml:space="preserve"> [3]</w:t>
       </w:r>
     </w:p>
     <w:p>
@@ -4039,7 +4190,7 @@
                 <w:shd w:val="clear" w:color="auto" w:fill="FFFFFF"/>
               </w:rPr>
               <w:drawing>
-                <wp:inline distT="0" distB="0" distL="0" distR="0" wp14:anchorId="12C2EC91" wp14:editId="0C243328">
+                <wp:inline distT="0" distB="0" distL="0" distR="0" wp14:anchorId="12C2EC91" wp14:editId="0A10CC70">
                   <wp:extent cx="3700800" cy="2960792"/>
                   <wp:effectExtent l="0" t="0" r="0" b="0"/>
                   <wp:docPr id="1485047896" name="Picture 8"/>
@@ -4133,7 +4284,25 @@
           <w:color w:val="000000"/>
           <w:shd w:val="clear" w:color="auto" w:fill="FFFFFF"/>
         </w:rPr>
-        <w:t>In observing the heatmap, it is clear that there is a very good accuracy score across the board, with the lowest accuracy still being above 90% (Nt = 25, Np = 1, accuracy = 90.12%)</w:t>
+        <w:t xml:space="preserve">In observing the heatmap, </w:t>
+      </w:r>
+      <w:proofErr w:type="gramStart"/>
+      <w:r>
+        <w:rPr>
+          <w:rFonts w:cs="Calibri"/>
+          <w:color w:val="000000"/>
+          <w:shd w:val="clear" w:color="auto" w:fill="FFFFFF"/>
+        </w:rPr>
+        <w:t>it is clear that there</w:t>
+      </w:r>
+      <w:proofErr w:type="gramEnd"/>
+      <w:r>
+        <w:rPr>
+          <w:rFonts w:cs="Calibri"/>
+          <w:color w:val="000000"/>
+          <w:shd w:val="clear" w:color="auto" w:fill="FFFFFF"/>
+        </w:rPr>
+        <w:t xml:space="preserve"> is a very good accuracy score across the board, with the lowest accuracy still being above 90% (Nt = 25, Np = 1, accuracy = 90.12%)</w:t>
       </w:r>
       <w:r>
         <w:rPr>
@@ -4182,7 +4351,25 @@
           <w:color w:val="000000"/>
           <w:shd w:val="clear" w:color="auto" w:fill="FFFFFF"/>
         </w:rPr>
-        <w:t xml:space="preserve"> At 375 trees, the errors made by a few individual tree are disregarded by the majority. </w:t>
+        <w:t xml:space="preserve"> At 375 trees, the errors made by a few individual </w:t>
+      </w:r>
+      <w:proofErr w:type="gramStart"/>
+      <w:r>
+        <w:rPr>
+          <w:rFonts w:cs="Calibri"/>
+          <w:color w:val="000000"/>
+          <w:shd w:val="clear" w:color="auto" w:fill="FFFFFF"/>
+        </w:rPr>
+        <w:t>tree</w:t>
+      </w:r>
+      <w:proofErr w:type="gramEnd"/>
+      <w:r>
+        <w:rPr>
+          <w:rFonts w:cs="Calibri"/>
+          <w:color w:val="000000"/>
+          <w:shd w:val="clear" w:color="auto" w:fill="FFFFFF"/>
+        </w:rPr>
+        <w:t xml:space="preserve"> are disregarded by the majority. </w:t>
       </w:r>
     </w:p>
     <w:p>
@@ -4295,6 +4482,391 @@
           <w:shd w:val="clear" w:color="auto" w:fill="FFFFFF"/>
         </w:rPr>
       </w:pPr>
+      <w:r>
+        <w:rPr>
+          <w:rFonts w:cs="Calibri"/>
+          <w:color w:val="000000"/>
+          <w:shd w:val="clear" w:color="auto" w:fill="FFFFFF"/>
+        </w:rPr>
+        <w:t xml:space="preserve">This section looks at how variable the accuracy is across different independent runs of the model. </w:t>
+      </w:r>
+      <w:r>
+        <w:rPr>
+          <w:rFonts w:cs="Calibri"/>
+          <w:color w:val="000000"/>
+          <w:shd w:val="clear" w:color="auto" w:fill="FFFFFF"/>
+        </w:rPr>
+        <w:t>Using the best model from task 3.1 (Nt = 375, Np = 4)</w:t>
+      </w:r>
+      <w:r>
+        <w:rPr>
+          <w:rFonts w:cs="Calibri"/>
+          <w:color w:val="000000"/>
+          <w:shd w:val="clear" w:color="auto" w:fill="FFFFFF"/>
+        </w:rPr>
+        <w:t xml:space="preserve">, </w:t>
+      </w:r>
+      <w:r>
+        <w:rPr>
+          <w:rFonts w:cs="Calibri"/>
+          <w:color w:val="000000"/>
+          <w:shd w:val="clear" w:color="auto" w:fill="FFFFFF"/>
+        </w:rPr>
+        <w:t>the model is refitted 12 times to obtain 12 cross validated accuracy (the random seed is changed each time).</w:t>
+      </w:r>
+      <w:r>
+        <w:rPr>
+          <w:rFonts w:cs="Calibri"/>
+          <w:color w:val="000000"/>
+          <w:shd w:val="clear" w:color="auto" w:fill="FFFFFF"/>
+        </w:rPr>
+        <w:t xml:space="preserve"> The model should show whether it performs significantly better than chance or not using a ones-sample t-test.</w:t>
+      </w:r>
+    </w:p>
+    <w:p>
+      <w:pPr>
+        <w:rPr>
+          <w:rFonts w:cs="Calibri"/>
+          <w:color w:val="000000"/>
+          <w:shd w:val="clear" w:color="auto" w:fill="FFFFFF"/>
+        </w:rPr>
+      </w:pPr>
+      <w:r>
+        <w:rPr>
+          <w:rFonts w:cs="Calibri"/>
+          <w:color w:val="000000"/>
+          <w:shd w:val="clear" w:color="auto" w:fill="FFFFFF"/>
+        </w:rPr>
+        <w:t>The outcome from the code is as follows:</w:t>
+      </w:r>
+    </w:p>
+    <w:p>
+      <w:pPr>
+        <w:pStyle w:val="query-text-line"/>
+        <w:numPr>
+          <w:ilvl w:val="0"/>
+          <w:numId w:val="4"/>
+        </w:numPr>
+        <w:spacing w:before="0" w:beforeAutospacing="0" w:after="0" w:afterAutospacing="0"/>
+        <w:rPr>
+          <w:rFonts w:ascii="Calibri" w:hAnsi="Calibri" w:cs="Calibri"/>
+          <w:sz w:val="22"/>
+          <w:szCs w:val="22"/>
+        </w:rPr>
+      </w:pPr>
+      <w:r>
+        <w:rPr>
+          <w:rFonts w:ascii="Calibri" w:hAnsi="Calibri" w:cs="Calibri"/>
+          <w:sz w:val="22"/>
+          <w:szCs w:val="22"/>
+        </w:rPr>
+        <w:t>Mean Accuracy: 0.9334</w:t>
+      </w:r>
+      <w:r>
+        <w:rPr>
+          <w:rStyle w:val="apple-converted-space"/>
+          <w:rFonts w:ascii="Calibri" w:hAnsi="Calibri" w:cs="Calibri"/>
+          <w:sz w:val="22"/>
+          <w:szCs w:val="22"/>
+        </w:rPr>
+        <w:t> </w:t>
+      </w:r>
+    </w:p>
+    <w:p>
+      <w:pPr>
+        <w:pStyle w:val="query-text-line"/>
+        <w:numPr>
+          <w:ilvl w:val="0"/>
+          <w:numId w:val="4"/>
+        </w:numPr>
+        <w:spacing w:before="0" w:beforeAutospacing="0" w:after="0" w:afterAutospacing="0"/>
+        <w:rPr>
+          <w:rFonts w:ascii="Calibri" w:hAnsi="Calibri" w:cs="Calibri"/>
+          <w:sz w:val="22"/>
+          <w:szCs w:val="22"/>
+        </w:rPr>
+      </w:pPr>
+      <w:r>
+        <w:rPr>
+          <w:rFonts w:ascii="Calibri" w:hAnsi="Calibri" w:cs="Calibri"/>
+          <w:sz w:val="22"/>
+          <w:szCs w:val="22"/>
+        </w:rPr>
+        <w:t>St</w:t>
+      </w:r>
+      <w:r>
+        <w:rPr>
+          <w:rFonts w:ascii="Calibri" w:hAnsi="Calibri" w:cs="Calibri"/>
+          <w:sz w:val="22"/>
+          <w:szCs w:val="22"/>
+        </w:rPr>
+        <w:t>andar</w:t>
+      </w:r>
+      <w:r>
+        <w:rPr>
+          <w:rFonts w:ascii="Calibri" w:hAnsi="Calibri" w:cs="Calibri"/>
+          <w:sz w:val="22"/>
+          <w:szCs w:val="22"/>
+        </w:rPr>
+        <w:t>d Deviation: 0.0007</w:t>
+      </w:r>
+      <w:r>
+        <w:rPr>
+          <w:rStyle w:val="apple-converted-space"/>
+          <w:rFonts w:ascii="Calibri" w:hAnsi="Calibri" w:cs="Calibri"/>
+          <w:sz w:val="22"/>
+          <w:szCs w:val="22"/>
+        </w:rPr>
+        <w:t> </w:t>
+      </w:r>
+    </w:p>
+    <w:p>
+      <w:pPr>
+        <w:pStyle w:val="query-text-line"/>
+        <w:numPr>
+          <w:ilvl w:val="0"/>
+          <w:numId w:val="4"/>
+        </w:numPr>
+        <w:spacing w:before="0" w:beforeAutospacing="0" w:after="0" w:afterAutospacing="0"/>
+        <w:rPr>
+          <w:rFonts w:ascii="Calibri" w:hAnsi="Calibri" w:cs="Calibri"/>
+          <w:sz w:val="22"/>
+          <w:szCs w:val="22"/>
+        </w:rPr>
+      </w:pPr>
+      <w:r>
+        <w:rPr>
+          <w:rFonts w:ascii="Calibri" w:hAnsi="Calibri" w:cs="Calibri"/>
+          <w:sz w:val="22"/>
+          <w:szCs w:val="22"/>
+        </w:rPr>
+        <w:t>T-statistic: 3604.3664</w:t>
+      </w:r>
+      <w:r>
+        <w:rPr>
+          <w:rStyle w:val="apple-converted-space"/>
+          <w:rFonts w:ascii="Calibri" w:hAnsi="Calibri" w:cs="Calibri"/>
+          <w:sz w:val="22"/>
+          <w:szCs w:val="22"/>
+        </w:rPr>
+        <w:t> </w:t>
+      </w:r>
+    </w:p>
+    <w:p>
+      <w:pPr>
+        <w:pStyle w:val="query-text-line"/>
+        <w:numPr>
+          <w:ilvl w:val="0"/>
+          <w:numId w:val="4"/>
+        </w:numPr>
+        <w:spacing w:before="0" w:beforeAutospacing="0" w:after="0" w:afterAutospacing="0"/>
+        <w:rPr>
+          <w:rFonts w:ascii="Calibri" w:hAnsi="Calibri" w:cs="Calibri"/>
+          <w:sz w:val="22"/>
+          <w:szCs w:val="22"/>
+        </w:rPr>
+      </w:pPr>
+      <w:r>
+        <w:rPr>
+          <w:rFonts w:ascii="Calibri" w:hAnsi="Calibri" w:cs="Calibri"/>
+          <w:sz w:val="22"/>
+          <w:szCs w:val="22"/>
+        </w:rPr>
+        <w:t>P-value: 9.4173e-35</w:t>
+      </w:r>
+      <w:r>
+        <w:rPr>
+          <w:rStyle w:val="apple-converted-space"/>
+          <w:rFonts w:ascii="Calibri" w:hAnsi="Calibri" w:cs="Calibri"/>
+          <w:sz w:val="22"/>
+          <w:szCs w:val="22"/>
+        </w:rPr>
+        <w:t> </w:t>
+      </w:r>
+    </w:p>
+    <w:p>
+      <w:pPr>
+        <w:pStyle w:val="query-text-line"/>
+        <w:numPr>
+          <w:ilvl w:val="0"/>
+          <w:numId w:val="4"/>
+        </w:numPr>
+        <w:spacing w:before="0" w:beforeAutospacing="0" w:after="0" w:afterAutospacing="0"/>
+        <w:rPr>
+          <w:rFonts w:ascii="Calibri" w:hAnsi="Calibri" w:cs="Calibri"/>
+          <w:sz w:val="22"/>
+          <w:szCs w:val="22"/>
+        </w:rPr>
+      </w:pPr>
+      <w:r>
+        <w:rPr>
+          <w:rFonts w:ascii="Calibri" w:hAnsi="Calibri" w:cs="Calibri"/>
+          <w:sz w:val="22"/>
+          <w:szCs w:val="22"/>
+        </w:rPr>
+        <w:lastRenderedPageBreak/>
+        <w:t>The model performs significantly better than chance (p &lt; 0.05).</w:t>
+      </w:r>
+    </w:p>
+    <w:p>
+      <w:pPr>
+        <w:rPr>
+          <w:rFonts w:cs="Calibri"/>
+          <w:color w:val="000000"/>
+          <w:shd w:val="clear" w:color="auto" w:fill="FFFFFF"/>
+        </w:rPr>
+      </w:pPr>
+    </w:p>
+    <w:p>
+      <w:pPr>
+        <w:rPr>
+          <w:rFonts w:cs="Calibri"/>
+          <w:color w:val="000000"/>
+          <w:shd w:val="clear" w:color="auto" w:fill="FFFFFF"/>
+        </w:rPr>
+      </w:pPr>
+      <w:r>
+        <w:rPr>
+          <w:rFonts w:cs="Calibri"/>
+          <w:color w:val="000000"/>
+          <w:shd w:val="clear" w:color="auto" w:fill="FFFFFF"/>
+        </w:rPr>
+        <w:t xml:space="preserve">The model has a mean accuracy of 93.34%, and a standard deviation of </w:t>
+      </w:r>
+      <w:r>
+        <w:rPr>
+          <w:rFonts w:cs="Calibri"/>
+          <w:color w:val="000000"/>
+          <w:shd w:val="clear" w:color="auto" w:fill="FFFFFF"/>
+        </w:rPr>
+        <w:t xml:space="preserve">0.0007. </w:t>
+      </w:r>
+      <w:r>
+        <w:rPr>
+          <w:rFonts w:cs="Calibri"/>
+          <w:color w:val="000000"/>
+          <w:shd w:val="clear" w:color="auto" w:fill="FFFFFF"/>
+        </w:rPr>
+        <w:t xml:space="preserve">The small standard deviation shows that the model’s performance is consistent across the 12 different runs. The high accuracy is not a result of chance or luck but of the </w:t>
+      </w:r>
+      <w:r>
+        <w:rPr>
+          <w:rFonts w:cs="Calibri"/>
+          <w:color w:val="000000"/>
+          <w:shd w:val="clear" w:color="auto" w:fill="FFFFFF"/>
+        </w:rPr>
+        <w:t>model’s</w:t>
+      </w:r>
+      <w:r>
+        <w:rPr>
+          <w:rFonts w:cs="Calibri"/>
+          <w:color w:val="000000"/>
+          <w:shd w:val="clear" w:color="auto" w:fill="FFFFFF"/>
+        </w:rPr>
+        <w:t xml:space="preserve"> good feature selection.</w:t>
+      </w:r>
+    </w:p>
+    <w:p>
+      <w:pPr>
+        <w:rPr>
+          <w:rFonts w:cs="Calibri"/>
+          <w:color w:val="000000"/>
+          <w:shd w:val="clear" w:color="auto" w:fill="FFFFFF"/>
+        </w:rPr>
+      </w:pPr>
+      <w:r>
+        <w:rPr>
+          <w:rFonts w:cs="Calibri"/>
+          <w:color w:val="000000"/>
+          <w:shd w:val="clear" w:color="auto" w:fill="FFFFFF"/>
+        </w:rPr>
+        <w:t>The data set has 8 classes, and the chance level of accuracy is 1/8 or 0.125. So, a one-sample t-test was used using the 0.125 value.</w:t>
+      </w:r>
+      <w:r>
+        <w:rPr>
+          <w:rFonts w:cs="Calibri"/>
+          <w:color w:val="000000"/>
+          <w:shd w:val="clear" w:color="auto" w:fill="FFFFFF"/>
+        </w:rPr>
+        <w:t xml:space="preserve"> This gave a t-statistic of ~3600 and a p-value of 9.42x10</w:t>
+      </w:r>
+      <w:r>
+        <w:rPr>
+          <w:rFonts w:cs="Calibri"/>
+          <w:color w:val="000000"/>
+          <w:shd w:val="clear" w:color="auto" w:fill="FFFFFF"/>
+          <w:vertAlign w:val="superscript"/>
+        </w:rPr>
+        <w:t>-35</w:t>
+      </w:r>
+      <w:r>
+        <w:rPr>
+          <w:rFonts w:cs="Calibri"/>
+          <w:color w:val="000000"/>
+          <w:shd w:val="clear" w:color="auto" w:fill="FFFFFF"/>
+        </w:rPr>
+        <w:t>.</w:t>
+      </w:r>
+      <w:r>
+        <w:rPr>
+          <w:rFonts w:cs="Calibri"/>
+          <w:color w:val="000000"/>
+          <w:shd w:val="clear" w:color="auto" w:fill="FFFFFF"/>
+        </w:rPr>
+        <w:t xml:space="preserve"> </w:t>
+      </w:r>
+      <w:r>
+        <w:rPr>
+          <w:rFonts w:cs="Calibri"/>
+          <w:color w:val="000000"/>
+          <w:shd w:val="clear" w:color="auto" w:fill="FFFFFF"/>
+        </w:rPr>
+        <w:t xml:space="preserve">The incredibly high t-statistic and the very low p-value shows that the model </w:t>
+      </w:r>
+      <w:proofErr w:type="gramStart"/>
+      <w:r>
+        <w:rPr>
+          <w:rFonts w:cs="Calibri"/>
+          <w:color w:val="000000"/>
+          <w:shd w:val="clear" w:color="auto" w:fill="FFFFFF"/>
+        </w:rPr>
+        <w:t>definitely performs</w:t>
+      </w:r>
+      <w:proofErr w:type="gramEnd"/>
+      <w:r>
+        <w:rPr>
+          <w:rFonts w:cs="Calibri"/>
+          <w:color w:val="000000"/>
+          <w:shd w:val="clear" w:color="auto" w:fill="FFFFFF"/>
+        </w:rPr>
+        <w:t xml:space="preserve"> significantly better than chance. </w:t>
+      </w:r>
+      <w:r>
+        <w:rPr>
+          <w:rFonts w:cs="Calibri"/>
+          <w:color w:val="000000"/>
+          <w:shd w:val="clear" w:color="auto" w:fill="FFFFFF"/>
+        </w:rPr>
+        <w:t xml:space="preserve">The model </w:t>
+      </w:r>
+      <w:proofErr w:type="gramStart"/>
+      <w:r>
+        <w:rPr>
+          <w:rFonts w:cs="Calibri"/>
+          <w:color w:val="000000"/>
+          <w:shd w:val="clear" w:color="auto" w:fill="FFFFFF"/>
+        </w:rPr>
+        <w:t>is able to</w:t>
+      </w:r>
+      <w:proofErr w:type="gramEnd"/>
+      <w:r>
+        <w:rPr>
+          <w:rFonts w:cs="Calibri"/>
+          <w:color w:val="000000"/>
+          <w:shd w:val="clear" w:color="auto" w:fill="FFFFFF"/>
+        </w:rPr>
+        <w:t xml:space="preserve"> learn good patterns from the training data to distinguish between the 8 different classes.</w:t>
+      </w:r>
     </w:p>
     <w:p>
       <w:pPr>
@@ -4324,24 +4896,698 @@
           <w:shd w:val="clear" w:color="auto" w:fill="FFFFFF"/>
         </w:rPr>
       </w:pPr>
-    </w:p>
-    <w:p>
-      <w:pPr>
-        <w:rPr>
-          <w:rFonts w:cs="Calibri"/>
-          <w:color w:val="000000"/>
-          <w:shd w:val="clear" w:color="auto" w:fill="FFFFFF"/>
-        </w:rPr>
-      </w:pPr>
-    </w:p>
-    <w:p>
-      <w:pPr>
-        <w:rPr>
-          <w:rFonts w:cs="Calibri"/>
-          <w:color w:val="000000"/>
-          <w:shd w:val="clear" w:color="auto" w:fill="FFFFFF"/>
-        </w:rPr>
-      </w:pPr>
+      <w:r>
+        <w:rPr>
+          <w:rFonts w:cs="Calibri"/>
+          <w:color w:val="000000"/>
+          <w:shd w:val="clear" w:color="auto" w:fill="FFFFFF"/>
+        </w:rPr>
+        <w:t xml:space="preserve">Section 3.3 performs an evaluation of the best model’s performance on the test set. </w:t>
+      </w:r>
+      <w:r>
+        <w:rPr>
+          <w:rFonts w:cs="Calibri"/>
+          <w:color w:val="000000"/>
+          <w:shd w:val="clear" w:color="auto" w:fill="FFFFFF"/>
+        </w:rPr>
+        <w:t xml:space="preserve">The outcomes are as follows: </w:t>
+      </w:r>
+    </w:p>
+    <w:tbl>
+      <w:tblPr>
+        <w:tblStyle w:val="TableGrid"/>
+        <w:tblW w:w="0" w:type="auto"/>
+        <w:tblBorders>
+          <w:top w:val="none" w:sz="0" w:space="0" w:color="auto"/>
+          <w:left w:val="none" w:sz="0" w:space="0" w:color="auto"/>
+          <w:bottom w:val="none" w:sz="0" w:space="0" w:color="auto"/>
+          <w:right w:val="none" w:sz="0" w:space="0" w:color="auto"/>
+          <w:insideH w:val="none" w:sz="0" w:space="0" w:color="auto"/>
+          <w:insideV w:val="none" w:sz="0" w:space="0" w:color="auto"/>
+        </w:tblBorders>
+        <w:tblLook w:val="04A0" w:firstRow="1" w:lastRow="0" w:firstColumn="1" w:lastColumn="0" w:noHBand="0" w:noVBand="1"/>
+      </w:tblPr>
+      <w:tblGrid>
+        <w:gridCol w:w="3947"/>
+        <w:gridCol w:w="5805"/>
+      </w:tblGrid>
+      <w:tr>
+        <w:tc>
+          <w:tcPr>
+            <w:tcW w:w="4871" w:type="dxa"/>
+          </w:tcPr>
+          <w:p>
+            <w:pPr>
+              <w:pStyle w:val="ListParagraph"/>
+              <w:numPr>
+                <w:ilvl w:val="0"/>
+                <w:numId w:val="5"/>
+              </w:numPr>
+              <w:rPr>
+                <w:rFonts w:cs="Calibri"/>
+                <w:color w:val="000000"/>
+                <w:shd w:val="clear" w:color="auto" w:fill="FFFFFF"/>
+              </w:rPr>
+            </w:pPr>
+            <w:r>
+              <w:rPr>
+                <w:rFonts w:cs="Calibri"/>
+                <w:color w:val="000000"/>
+                <w:shd w:val="clear" w:color="auto" w:fill="FFFFFF"/>
+              </w:rPr>
+              <w:t>Ave Accuracy = 0.9450</w:t>
+            </w:r>
+          </w:p>
+          <w:p>
+            <w:pPr>
+              <w:pStyle w:val="ListParagraph"/>
+              <w:rPr>
+                <w:rFonts w:cs="Calibri"/>
+                <w:color w:val="000000"/>
+                <w:shd w:val="clear" w:color="auto" w:fill="FFFFFF"/>
+              </w:rPr>
+            </w:pPr>
+          </w:p>
+          <w:p>
+            <w:pPr>
+              <w:pStyle w:val="ListParagraph"/>
+              <w:numPr>
+                <w:ilvl w:val="0"/>
+                <w:numId w:val="5"/>
+              </w:numPr>
+              <w:rPr>
+                <w:rFonts w:cs="Calibri"/>
+                <w:color w:val="000000"/>
+                <w:shd w:val="clear" w:color="auto" w:fill="FFFFFF"/>
+              </w:rPr>
+            </w:pPr>
+            <w:r>
+              <w:rPr>
+                <w:rFonts w:cs="Calibri"/>
+                <w:color w:val="000000"/>
+                <w:shd w:val="clear" w:color="auto" w:fill="FFFFFF"/>
+              </w:rPr>
+              <w:t>Ave Precision = 0.95</w:t>
+            </w:r>
+          </w:p>
+          <w:p>
+            <w:pPr>
+              <w:pStyle w:val="ListParagraph"/>
+              <w:rPr>
+                <w:rFonts w:cs="Calibri"/>
+                <w:color w:val="000000"/>
+                <w:shd w:val="clear" w:color="auto" w:fill="FFFFFF"/>
+              </w:rPr>
+            </w:pPr>
+          </w:p>
+          <w:p>
+            <w:pPr>
+              <w:pStyle w:val="ListParagraph"/>
+              <w:numPr>
+                <w:ilvl w:val="0"/>
+                <w:numId w:val="5"/>
+              </w:numPr>
+              <w:rPr>
+                <w:rFonts w:cs="Calibri"/>
+                <w:color w:val="000000"/>
+                <w:shd w:val="clear" w:color="auto" w:fill="FFFFFF"/>
+              </w:rPr>
+            </w:pPr>
+            <w:r>
+              <w:rPr>
+                <w:rFonts w:cs="Calibri"/>
+                <w:color w:val="000000"/>
+                <w:shd w:val="clear" w:color="auto" w:fill="FFFFFF"/>
+              </w:rPr>
+              <w:t>Ave TPR = 0.95</w:t>
+            </w:r>
+          </w:p>
+          <w:p>
+            <w:pPr>
+              <w:pStyle w:val="ListParagraph"/>
+              <w:rPr>
+                <w:rFonts w:cs="Calibri"/>
+                <w:color w:val="000000"/>
+                <w:shd w:val="clear" w:color="auto" w:fill="FFFFFF"/>
+              </w:rPr>
+            </w:pPr>
+          </w:p>
+          <w:p>
+            <w:pPr>
+              <w:pStyle w:val="ListParagraph"/>
+              <w:numPr>
+                <w:ilvl w:val="0"/>
+                <w:numId w:val="5"/>
+              </w:numPr>
+              <w:rPr>
+                <w:rFonts w:cs="Calibri"/>
+                <w:color w:val="000000"/>
+                <w:shd w:val="clear" w:color="auto" w:fill="FFFFFF"/>
+              </w:rPr>
+            </w:pPr>
+            <w:r>
+              <w:rPr>
+                <w:rFonts w:cs="Calibri"/>
+                <w:color w:val="000000"/>
+                <w:shd w:val="clear" w:color="auto" w:fill="FFFFFF"/>
+              </w:rPr>
+              <w:t>Ave F1-score = 0.95</w:t>
+            </w:r>
+          </w:p>
+          <w:p>
+            <w:pPr>
+              <w:pStyle w:val="ListParagraph"/>
+              <w:rPr>
+                <w:rFonts w:cs="Calibri"/>
+                <w:color w:val="000000"/>
+                <w:shd w:val="clear" w:color="auto" w:fill="FFFFFF"/>
+              </w:rPr>
+            </w:pPr>
+          </w:p>
+          <w:p>
+            <w:pPr>
+              <w:pStyle w:val="ListParagraph"/>
+              <w:numPr>
+                <w:ilvl w:val="0"/>
+                <w:numId w:val="5"/>
+              </w:numPr>
+              <w:rPr>
+                <w:rFonts w:cs="Calibri"/>
+                <w:color w:val="000000"/>
+                <w:shd w:val="clear" w:color="auto" w:fill="FFFFFF"/>
+              </w:rPr>
+            </w:pPr>
+            <w:r>
+              <w:rPr>
+                <w:rFonts w:cs="Calibri"/>
+                <w:color w:val="000000"/>
+                <w:shd w:val="clear" w:color="auto" w:fill="FFFFFF"/>
+              </w:rPr>
+              <w:t>Ave FPR = 0.00786</w:t>
+            </w:r>
+          </w:p>
+          <w:p>
+            <w:pPr>
+              <w:rPr>
+                <w:rFonts w:cs="Calibri"/>
+                <w:color w:val="000000"/>
+                <w:shd w:val="clear" w:color="auto" w:fill="FFFFFF"/>
+              </w:rPr>
+            </w:pPr>
+          </w:p>
+        </w:tc>
+        <w:tc>
+          <w:tcPr>
+            <w:tcW w:w="4871" w:type="dxa"/>
+          </w:tcPr>
+          <w:p>
+            <w:pPr>
+              <w:rPr>
+                <w:rFonts w:cs="Calibri"/>
+                <w:color w:val="000000"/>
+                <w:shd w:val="clear" w:color="auto" w:fill="FFFFFF"/>
+              </w:rPr>
+            </w:pPr>
+            <w:r>
+              <w:rPr>
+                <w:rFonts w:cs="Calibri"/>
+                <w:noProof/>
+                <w:color w:val="000000"/>
+                <w:shd w:val="clear" w:color="auto" w:fill="FFFFFF"/>
+              </w:rPr>
+              <w:drawing>
+                <wp:inline distT="0" distB="0" distL="0" distR="0" wp14:anchorId="7EB6C25E" wp14:editId="69CB9CB9">
+                  <wp:extent cx="3549600" cy="1875736"/>
+                  <wp:effectExtent l="0" t="0" r="0" b="4445"/>
+                  <wp:docPr id="781504809" name="Picture 1"/>
+                  <wp:cNvGraphicFramePr>
+                    <a:graphicFrameLocks xmlns:a="http://schemas.openxmlformats.org/drawingml/2006/main" noChangeAspect="1"/>
+                  </wp:cNvGraphicFramePr>
+                  <a:graphic xmlns:a="http://schemas.openxmlformats.org/drawingml/2006/main">
+                    <a:graphicData uri="http://schemas.openxmlformats.org/drawingml/2006/picture">
+                      <pic:pic xmlns:pic="http://schemas.openxmlformats.org/drawingml/2006/picture">
+                        <pic:nvPicPr>
+                          <pic:cNvPr id="781504809" name=""/>
+                          <pic:cNvPicPr/>
+                        </pic:nvPicPr>
+                        <pic:blipFill>
+                          <a:blip r:embed="rId19"/>
+                          <a:stretch>
+                            <a:fillRect/>
+                          </a:stretch>
+                        </pic:blipFill>
+                        <pic:spPr>
+                          <a:xfrm>
+                            <a:off x="0" y="0"/>
+                            <a:ext cx="3601944" cy="1903397"/>
+                          </a:xfrm>
+                          <a:prstGeom prst="rect">
+                            <a:avLst/>
+                          </a:prstGeom>
+                        </pic:spPr>
+                      </pic:pic>
+                    </a:graphicData>
+                  </a:graphic>
+                </wp:inline>
+              </w:drawing>
+            </w:r>
+          </w:p>
+          <w:p>
+            <w:pPr>
+              <w:jc w:val="center"/>
+              <w:rPr>
+                <w:rFonts w:cs="Calibri"/>
+                <w:b/>
+                <w:bCs/>
+                <w:color w:val="000000"/>
+                <w:sz w:val="16"/>
+                <w:szCs w:val="16"/>
+                <w:shd w:val="clear" w:color="auto" w:fill="FFFFFF"/>
+              </w:rPr>
+            </w:pPr>
+            <w:r>
+              <w:rPr>
+                <w:rFonts w:cs="Calibri"/>
+                <w:b/>
+                <w:bCs/>
+                <w:color w:val="000000"/>
+                <w:sz w:val="16"/>
+                <w:szCs w:val="16"/>
+                <w:shd w:val="clear" w:color="auto" w:fill="FFFFFF"/>
+              </w:rPr>
+              <w:t>Figure 9 – classification report for best random forest model</w:t>
+            </w:r>
+          </w:p>
+        </w:tc>
+      </w:tr>
+    </w:tbl>
+    <w:p>
+      <w:pPr>
+        <w:rPr>
+          <w:rFonts w:cs="Calibri"/>
+          <w:color w:val="000000"/>
+          <w:shd w:val="clear" w:color="auto" w:fill="FFFFFF"/>
+        </w:rPr>
+      </w:pPr>
+    </w:p>
+    <w:p>
+      <w:pPr>
+        <w:rPr>
+          <w:rFonts w:cs="Calibri"/>
+          <w:color w:val="000000"/>
+          <w:shd w:val="clear" w:color="auto" w:fill="FFFFFF"/>
+        </w:rPr>
+      </w:pPr>
+      <w:r>
+        <w:rPr>
+          <w:rFonts w:cs="Calibri"/>
+          <w:color w:val="000000"/>
+          <w:shd w:val="clear" w:color="auto" w:fill="FFFFFF"/>
+        </w:rPr>
+        <w:t xml:space="preserve">Confusion Matrix: </w:t>
+      </w:r>
+    </w:p>
+    <w:tbl>
+      <w:tblPr>
+        <w:tblStyle w:val="TableGrid"/>
+        <w:tblW w:w="0" w:type="auto"/>
+        <w:tblBorders>
+          <w:top w:val="none" w:sz="0" w:space="0" w:color="auto"/>
+          <w:left w:val="none" w:sz="0" w:space="0" w:color="auto"/>
+          <w:bottom w:val="none" w:sz="0" w:space="0" w:color="auto"/>
+          <w:right w:val="none" w:sz="0" w:space="0" w:color="auto"/>
+          <w:insideH w:val="none" w:sz="0" w:space="0" w:color="auto"/>
+          <w:insideV w:val="none" w:sz="0" w:space="0" w:color="auto"/>
+        </w:tblBorders>
+        <w:tblLook w:val="04A0" w:firstRow="1" w:lastRow="0" w:firstColumn="1" w:lastColumn="0" w:noHBand="0" w:noVBand="1"/>
+      </w:tblPr>
+      <w:tblGrid>
+        <w:gridCol w:w="4871"/>
+        <w:gridCol w:w="4871"/>
+      </w:tblGrid>
+      <w:tr>
+        <w:tc>
+          <w:tcPr>
+            <w:tcW w:w="4871" w:type="dxa"/>
+          </w:tcPr>
+          <w:p>
+            <w:pPr>
+              <w:rPr>
+                <w:rFonts w:cs="Calibri"/>
+                <w:color w:val="000000"/>
+                <w:shd w:val="clear" w:color="auto" w:fill="FFFFFF"/>
+              </w:rPr>
+            </w:pPr>
+            <w:r>
+              <w:rPr>
+                <w:rFonts w:cs="Calibri"/>
+                <w:noProof/>
+                <w:color w:val="000000"/>
+                <w:shd w:val="clear" w:color="auto" w:fill="FFFFFF"/>
+              </w:rPr>
+              <w:drawing>
+                <wp:inline distT="0" distB="0" distL="0" distR="0" wp14:anchorId="3CEE15B5" wp14:editId="5F34DD0B">
+                  <wp:extent cx="2879852" cy="2304000"/>
+                  <wp:effectExtent l="0" t="0" r="3175" b="0"/>
+                  <wp:docPr id="1316661320" name="Picture 9"/>
+                  <wp:cNvGraphicFramePr>
+                    <a:graphicFrameLocks xmlns:a="http://schemas.openxmlformats.org/drawingml/2006/main" noChangeAspect="1"/>
+                  </wp:cNvGraphicFramePr>
+                  <a:graphic xmlns:a="http://schemas.openxmlformats.org/drawingml/2006/main">
+                    <a:graphicData uri="http://schemas.openxmlformats.org/drawingml/2006/picture">
+                      <pic:pic xmlns:pic="http://schemas.openxmlformats.org/drawingml/2006/picture">
+                        <pic:nvPicPr>
+                          <pic:cNvPr id="1316661320" name="Picture 1316661320"/>
+                          <pic:cNvPicPr/>
+                        </pic:nvPicPr>
+                        <pic:blipFill>
+                          <a:blip r:embed="rId20" cstate="print">
+                            <a:extLst>
+                              <a:ext uri="{28A0092B-C50C-407E-A947-70E740481C1C}">
+                                <a14:useLocalDpi xmlns:a14="http://schemas.microsoft.com/office/drawing/2010/main" val="0"/>
+                              </a:ext>
+                            </a:extLst>
+                          </a:blip>
+                          <a:stretch>
+                            <a:fillRect/>
+                          </a:stretch>
+                        </pic:blipFill>
+                        <pic:spPr>
+                          <a:xfrm>
+                            <a:off x="0" y="0"/>
+                            <a:ext cx="2926562" cy="2341370"/>
+                          </a:xfrm>
+                          <a:prstGeom prst="rect">
+                            <a:avLst/>
+                          </a:prstGeom>
+                        </pic:spPr>
+                      </pic:pic>
+                    </a:graphicData>
+                  </a:graphic>
+                </wp:inline>
+              </w:drawing>
+            </w:r>
+          </w:p>
+          <w:p>
+            <w:pPr>
+              <w:jc w:val="center"/>
+              <w:rPr>
+                <w:rFonts w:cs="Calibri"/>
+                <w:b/>
+                <w:bCs/>
+                <w:color w:val="000000"/>
+                <w:sz w:val="16"/>
+                <w:szCs w:val="16"/>
+                <w:shd w:val="clear" w:color="auto" w:fill="FFFFFF"/>
+              </w:rPr>
+            </w:pPr>
+            <w:r>
+              <w:rPr>
+                <w:rFonts w:cs="Calibri"/>
+                <w:b/>
+                <w:bCs/>
+                <w:color w:val="000000"/>
+                <w:sz w:val="16"/>
+                <w:szCs w:val="16"/>
+                <w:shd w:val="clear" w:color="auto" w:fill="FFFFFF"/>
+              </w:rPr>
+              <w:t xml:space="preserve">Figure </w:t>
+            </w:r>
+            <w:r>
+              <w:rPr>
+                <w:rFonts w:cs="Calibri"/>
+                <w:b/>
+                <w:bCs/>
+                <w:color w:val="000000"/>
+                <w:sz w:val="16"/>
+                <w:szCs w:val="16"/>
+                <w:shd w:val="clear" w:color="auto" w:fill="FFFFFF"/>
+              </w:rPr>
+              <w:t>10</w:t>
+            </w:r>
+            <w:r>
+              <w:rPr>
+                <w:rFonts w:cs="Calibri"/>
+                <w:b/>
+                <w:bCs/>
+                <w:color w:val="000000"/>
+                <w:sz w:val="16"/>
+                <w:szCs w:val="16"/>
+                <w:shd w:val="clear" w:color="auto" w:fill="FFFFFF"/>
+              </w:rPr>
+              <w:t xml:space="preserve"> – CM for best random forest model</w:t>
+            </w:r>
+          </w:p>
+        </w:tc>
+        <w:tc>
+          <w:tcPr>
+            <w:tcW w:w="4871" w:type="dxa"/>
+          </w:tcPr>
+          <w:p>
+            <w:pPr>
+              <w:rPr>
+                <w:rFonts w:cs="Calibri"/>
+                <w:color w:val="000000"/>
+                <w:shd w:val="clear" w:color="auto" w:fill="FFFFFF"/>
+              </w:rPr>
+            </w:pPr>
+          </w:p>
+          <w:p>
+            <w:pPr>
+              <w:rPr>
+                <w:rFonts w:cs="Calibri"/>
+                <w:color w:val="000000"/>
+                <w:shd w:val="clear" w:color="auto" w:fill="FFFFFF"/>
+              </w:rPr>
+            </w:pPr>
+            <w:r>
+              <w:rPr>
+                <w:rFonts w:cs="Calibri"/>
+                <w:color w:val="000000"/>
+                <w:shd w:val="clear" w:color="auto" w:fill="FFFFFF"/>
+              </w:rPr>
+              <w:t xml:space="preserve">The confusion matrix shows that </w:t>
+            </w:r>
+            <w:proofErr w:type="gramStart"/>
+            <w:r>
+              <w:rPr>
+                <w:rFonts w:cs="Calibri"/>
+                <w:color w:val="000000"/>
+                <w:shd w:val="clear" w:color="auto" w:fill="FFFFFF"/>
+              </w:rPr>
+              <w:t>the majority of</w:t>
+            </w:r>
+            <w:proofErr w:type="gramEnd"/>
+            <w:r>
+              <w:rPr>
+                <w:rFonts w:cs="Calibri"/>
+                <w:color w:val="000000"/>
+                <w:shd w:val="clear" w:color="auto" w:fill="FFFFFF"/>
+              </w:rPr>
+              <w:t xml:space="preserve"> images </w:t>
+            </w:r>
+            <w:r>
+              <w:rPr>
+                <w:rFonts w:cs="Calibri"/>
+                <w:color w:val="000000"/>
+                <w:shd w:val="clear" w:color="auto" w:fill="FFFFFF"/>
+              </w:rPr>
+              <w:t>were</w:t>
+            </w:r>
+            <w:r>
+              <w:rPr>
+                <w:rFonts w:cs="Calibri"/>
+                <w:color w:val="000000"/>
+                <w:shd w:val="clear" w:color="auto" w:fill="FFFFFF"/>
+              </w:rPr>
+              <w:t xml:space="preserve"> classified correctly, showing that the model performed well on unseen data. </w:t>
+            </w:r>
+            <w:r>
+              <w:rPr>
+                <w:rFonts w:cs="Calibri"/>
+                <w:color w:val="000000"/>
+                <w:shd w:val="clear" w:color="auto" w:fill="FFFFFF"/>
+              </w:rPr>
+              <w:t>All envelopes and pencils were classified correctly, with most of the other classes only having a few mis-</w:t>
+            </w:r>
+            <w:r>
+              <w:rPr>
+                <w:rFonts w:cs="Calibri"/>
+                <w:color w:val="000000"/>
+                <w:shd w:val="clear" w:color="auto" w:fill="FFFFFF"/>
+              </w:rPr>
+              <w:t>classified</w:t>
+            </w:r>
+            <w:r>
+              <w:rPr>
+                <w:rFonts w:cs="Calibri"/>
+                <w:color w:val="000000"/>
+                <w:shd w:val="clear" w:color="auto" w:fill="FFFFFF"/>
+              </w:rPr>
+              <w:t xml:space="preserve"> objects. </w:t>
+            </w:r>
+            <w:r>
+              <w:rPr>
+                <w:rFonts w:cs="Calibri"/>
+                <w:color w:val="000000"/>
+                <w:shd w:val="clear" w:color="auto" w:fill="FFFFFF"/>
+              </w:rPr>
+              <w:t>The class that appeared to be the hardest to classify was the cherry class, with 7 out of 50 objects being mis-classified.</w:t>
+            </w:r>
+            <w:r>
+              <w:rPr>
+                <w:rFonts w:cs="Calibri"/>
+                <w:color w:val="000000"/>
+                <w:shd w:val="clear" w:color="auto" w:fill="FFFFFF"/>
+              </w:rPr>
+              <w:t xml:space="preserve"> The cherry class has a TPR value of 86% (see table above), which, while lower than the rest of the classes, is still a high number relatively speaking.</w:t>
+            </w:r>
+          </w:p>
+        </w:tc>
+      </w:tr>
+    </w:tbl>
+    <w:p>
+      <w:pPr>
+        <w:rPr>
+          <w:rFonts w:cs="Calibri"/>
+          <w:color w:val="000000"/>
+          <w:shd w:val="clear" w:color="auto" w:fill="FFFFFF"/>
+        </w:rPr>
+      </w:pPr>
+    </w:p>
+    <w:p>
+      <w:pPr>
+        <w:rPr>
+          <w:rFonts w:cs="Calibri"/>
+          <w:color w:val="000000"/>
+          <w:shd w:val="clear" w:color="auto" w:fill="FFFFFF"/>
+        </w:rPr>
+      </w:pPr>
+      <w:r>
+        <w:rPr>
+          <w:rFonts w:cs="Calibri"/>
+          <w:color w:val="000000"/>
+          <w:shd w:val="clear" w:color="auto" w:fill="FFFFFF"/>
+        </w:rPr>
+        <w:t xml:space="preserve">The accuracy for the test data is 94.5%. The accuracy from task 3.1 for the training data is 93.38%. </w:t>
+      </w:r>
+      <w:r>
+        <w:rPr>
+          <w:rFonts w:cs="Calibri"/>
+          <w:color w:val="000000"/>
+          <w:shd w:val="clear" w:color="auto" w:fill="FFFFFF"/>
+        </w:rPr>
+        <w:t>This shows that the model works very well on unseen data and actually ended up having a higher accuracy for the test data than the training data.</w:t>
+      </w:r>
+    </w:p>
+    <w:p>
+      <w:pPr>
+        <w:rPr>
+          <w:rFonts w:cs="Calibri"/>
+          <w:color w:val="000000"/>
+          <w:shd w:val="clear" w:color="auto" w:fill="FFFFFF"/>
+        </w:rPr>
+      </w:pPr>
+      <w:r>
+        <w:rPr>
+          <w:rFonts w:cs="Calibri"/>
+          <w:color w:val="000000"/>
+          <w:shd w:val="clear" w:color="auto" w:fill="FFFFFF"/>
+        </w:rPr>
+        <w:lastRenderedPageBreak/>
+        <w:t xml:space="preserve">The </w:t>
+      </w:r>
+      <w:r>
+        <w:rPr>
+          <w:rFonts w:cs="Calibri"/>
+          <w:color w:val="000000"/>
+          <w:shd w:val="clear" w:color="auto" w:fill="FFFFFF"/>
+        </w:rPr>
+        <w:t xml:space="preserve">average </w:t>
+      </w:r>
+      <w:r>
+        <w:rPr>
+          <w:rFonts w:cs="Calibri"/>
+          <w:color w:val="000000"/>
+          <w:shd w:val="clear" w:color="auto" w:fill="FFFFFF"/>
+        </w:rPr>
+        <w:t xml:space="preserve">precision </w:t>
+      </w:r>
+      <w:r>
+        <w:rPr>
+          <w:rFonts w:cs="Calibri"/>
+          <w:color w:val="000000"/>
+          <w:shd w:val="clear" w:color="auto" w:fill="FFFFFF"/>
+        </w:rPr>
+        <w:t xml:space="preserve">value is 95%, meaning that of all the times the model predicted a class, it was right 95% of the time. This means that the model is very reliable, when it predicts a </w:t>
+      </w:r>
+      <w:r>
+        <w:rPr>
+          <w:rFonts w:cs="Calibri"/>
+          <w:color w:val="000000"/>
+          <w:shd w:val="clear" w:color="auto" w:fill="FFFFFF"/>
+        </w:rPr>
+        <w:t>label</w:t>
+      </w:r>
+      <w:r>
+        <w:rPr>
+          <w:rFonts w:cs="Calibri"/>
+          <w:color w:val="000000"/>
+          <w:shd w:val="clear" w:color="auto" w:fill="FFFFFF"/>
+        </w:rPr>
+        <w:t xml:space="preserve"> is it usually right.</w:t>
+      </w:r>
+    </w:p>
+    <w:p>
+      <w:pPr>
+        <w:rPr>
+          <w:rFonts w:cs="Calibri"/>
+          <w:color w:val="000000"/>
+          <w:shd w:val="clear" w:color="auto" w:fill="FFFFFF"/>
+        </w:rPr>
+      </w:pPr>
+      <w:r>
+        <w:rPr>
+          <w:rFonts w:cs="Calibri"/>
+          <w:color w:val="000000"/>
+          <w:shd w:val="clear" w:color="auto" w:fill="FFFFFF"/>
+        </w:rPr>
+        <w:t>The average TPR (true positive rate) is 95%. The model is very thorough and rarely misses an object, again showing how strong and reliable the model is.</w:t>
+      </w:r>
+    </w:p>
+    <w:p>
+      <w:pPr>
+        <w:rPr>
+          <w:rFonts w:cs="Calibri"/>
+          <w:color w:val="000000"/>
+          <w:shd w:val="clear" w:color="auto" w:fill="FFFFFF"/>
+        </w:rPr>
+      </w:pPr>
+      <w:r>
+        <w:rPr>
+          <w:rFonts w:cs="Calibri"/>
+          <w:color w:val="000000"/>
+          <w:shd w:val="clear" w:color="auto" w:fill="FFFFFF"/>
+        </w:rPr>
+        <w:t>The high F1 score, again 95%, shows that the model is well balanced and it is quite accurate in its guesses and in finding the objects.</w:t>
+      </w:r>
+    </w:p>
+    <w:p>
+      <w:pPr>
+        <w:rPr>
+          <w:rFonts w:cs="Calibri"/>
+          <w:color w:val="000000"/>
+          <w:shd w:val="clear" w:color="auto" w:fill="FFFFFF"/>
+        </w:rPr>
+      </w:pPr>
+      <w:r>
+        <w:rPr>
+          <w:rFonts w:cs="Calibri"/>
+          <w:color w:val="000000"/>
+          <w:shd w:val="clear" w:color="auto" w:fill="FFFFFF"/>
+        </w:rPr>
+        <w:t xml:space="preserve">The model had a very low FPR (false positive rate), showing again that it is a strong and reliable model. </w:t>
+      </w:r>
     </w:p>
     <w:p>
       <w:pPr>
@@ -4355,7 +5601,6 @@
         <w:rPr>
           <w:shd w:val="clear" w:color="auto" w:fill="FFFFFF"/>
         </w:rPr>
-        <w:lastRenderedPageBreak/>
         <w:t>Conclusions</w:t>
       </w:r>
     </w:p>
@@ -4368,6 +5613,22 @@
           <w:shd w:val="clear" w:color="auto" w:fill="FFFFFF"/>
         </w:rPr>
       </w:pPr>
+      <w:r>
+        <w:rPr>
+          <w:rFonts w:cs="Calibri"/>
+          <w:color w:val="000000"/>
+          <w:shd w:val="clear" w:color="auto" w:fill="FFFFFF"/>
+        </w:rPr>
+        <w:t xml:space="preserve">In conclusion, the classifiers and models used throughout this assignment were very helpful in understanding and getting an overall better grasp of Machine Learning. </w:t>
+      </w:r>
+      <w:r>
+        <w:rPr>
+          <w:rFonts w:cs="Calibri"/>
+          <w:color w:val="000000"/>
+          <w:shd w:val="clear" w:color="auto" w:fill="FFFFFF"/>
+        </w:rPr>
+        <w:t xml:space="preserve">The visualisation of many of the model’s outputs were especially useful for understanding how the model actually worked. </w:t>
+      </w:r>
     </w:p>
     <w:p>
       <w:pPr>
@@ -4413,7 +5674,7 @@
       <w:r>
         <w:t xml:space="preserve"> </w:t>
       </w:r>
-      <w:hyperlink r:id="rId19" w:history="1">
+      <w:hyperlink r:id="rId21" w:history="1">
         <w:r>
           <w:rPr>
             <w:rStyle w:val="Hyperlink"/>
@@ -4443,7 +5704,7 @@
       <w:r>
         <w:t xml:space="preserve"> </w:t>
       </w:r>
-      <w:hyperlink r:id="rId20" w:history="1">
+      <w:hyperlink r:id="rId22" w:history="1">
         <w:r>
           <w:rPr>
             <w:rStyle w:val="Hyperlink"/>
@@ -4468,16 +5729,16 @@
           <w:color w:val="000000"/>
           <w:shd w:val="clear" w:color="auto" w:fill="FFFFFF"/>
         </w:rPr>
-        <w:t xml:space="preserve">[x] could be a useful link for predictions with decision trees and Knn stuff: </w:t>
-      </w:r>
-      <w:hyperlink r:id="rId21" w:history="1">
+        <w:t xml:space="preserve">[3]. </w:t>
+      </w:r>
+      <w:hyperlink r:id="rId23" w:history="1">
         <w:r>
           <w:rPr>
             <w:rStyle w:val="Hyperlink"/>
             <w:rFonts w:cs="Calibri"/>
             <w:shd w:val="clear" w:color="auto" w:fill="FFFFFF"/>
           </w:rPr>
-          <w:t>https://www.askpython.com/python/examples/python-predict-function</w:t>
+          <w:t>https://www.geeksforgeeks.org/machine-learning/random-forest-algorithm-in-machine-learning/</w:t>
         </w:r>
       </w:hyperlink>
     </w:p>
@@ -4501,8 +5762,8 @@
     </w:p>
     <w:p/>
     <w:sectPr>
-      <w:headerReference w:type="default" r:id="rId22"/>
-      <w:footerReference w:type="default" r:id="rId23"/>
+      <w:headerReference w:type="default" r:id="rId24"/>
+      <w:footerReference w:type="default" r:id="rId25"/>
       <w:pgSz w:w="11906" w:h="16838"/>
       <w:pgMar w:top="1281" w:right="1077" w:bottom="851" w:left="1077" w:header="425" w:footer="147" w:gutter="0"/>
       <w:cols w:space="708"/>
@@ -5202,6 +6463,232 @@
       </w:rPr>
     </w:lvl>
   </w:abstractNum>
+  <w:abstractNum w:abstractNumId="3" w15:restartNumberingAfterBreak="0">
+    <w:nsid w:val="5B9124F6"/>
+    <w:multiLevelType w:val="hybridMultilevel"/>
+    <w:tmpl w:val="657226FE"/>
+    <w:lvl w:ilvl="0" w:tplc="08090001">
+      <w:start w:val="1"/>
+      <w:numFmt w:val="bullet"/>
+      <w:lvlText w:val=""/>
+      <w:lvlJc w:val="left"/>
+      <w:pPr>
+        <w:ind w:left="765" w:hanging="360"/>
+      </w:pPr>
+      <w:rPr>
+        <w:rFonts w:ascii="Symbol" w:hAnsi="Symbol" w:hint="default"/>
+      </w:rPr>
+    </w:lvl>
+    <w:lvl w:ilvl="1" w:tplc="08090003" w:tentative="1">
+      <w:start w:val="1"/>
+      <w:numFmt w:val="bullet"/>
+      <w:lvlText w:val="o"/>
+      <w:lvlJc w:val="left"/>
+      <w:pPr>
+        <w:ind w:left="1485" w:hanging="360"/>
+      </w:pPr>
+      <w:rPr>
+        <w:rFonts w:ascii="Courier New" w:hAnsi="Courier New" w:cs="Courier New" w:hint="default"/>
+      </w:rPr>
+    </w:lvl>
+    <w:lvl w:ilvl="2" w:tplc="08090005" w:tentative="1">
+      <w:start w:val="1"/>
+      <w:numFmt w:val="bullet"/>
+      <w:lvlText w:val=""/>
+      <w:lvlJc w:val="left"/>
+      <w:pPr>
+        <w:ind w:left="2205" w:hanging="360"/>
+      </w:pPr>
+      <w:rPr>
+        <w:rFonts w:ascii="Wingdings" w:hAnsi="Wingdings" w:hint="default"/>
+      </w:rPr>
+    </w:lvl>
+    <w:lvl w:ilvl="3" w:tplc="08090001" w:tentative="1">
+      <w:start w:val="1"/>
+      <w:numFmt w:val="bullet"/>
+      <w:lvlText w:val=""/>
+      <w:lvlJc w:val="left"/>
+      <w:pPr>
+        <w:ind w:left="2925" w:hanging="360"/>
+      </w:pPr>
+      <w:rPr>
+        <w:rFonts w:ascii="Symbol" w:hAnsi="Symbol" w:hint="default"/>
+      </w:rPr>
+    </w:lvl>
+    <w:lvl w:ilvl="4" w:tplc="08090003" w:tentative="1">
+      <w:start w:val="1"/>
+      <w:numFmt w:val="bullet"/>
+      <w:lvlText w:val="o"/>
+      <w:lvlJc w:val="left"/>
+      <w:pPr>
+        <w:ind w:left="3645" w:hanging="360"/>
+      </w:pPr>
+      <w:rPr>
+        <w:rFonts w:ascii="Courier New" w:hAnsi="Courier New" w:cs="Courier New" w:hint="default"/>
+      </w:rPr>
+    </w:lvl>
+    <w:lvl w:ilvl="5" w:tplc="08090005" w:tentative="1">
+      <w:start w:val="1"/>
+      <w:numFmt w:val="bullet"/>
+      <w:lvlText w:val=""/>
+      <w:lvlJc w:val="left"/>
+      <w:pPr>
+        <w:ind w:left="4365" w:hanging="360"/>
+      </w:pPr>
+      <w:rPr>
+        <w:rFonts w:ascii="Wingdings" w:hAnsi="Wingdings" w:hint="default"/>
+      </w:rPr>
+    </w:lvl>
+    <w:lvl w:ilvl="6" w:tplc="08090001" w:tentative="1">
+      <w:start w:val="1"/>
+      <w:numFmt w:val="bullet"/>
+      <w:lvlText w:val=""/>
+      <w:lvlJc w:val="left"/>
+      <w:pPr>
+        <w:ind w:left="5085" w:hanging="360"/>
+      </w:pPr>
+      <w:rPr>
+        <w:rFonts w:ascii="Symbol" w:hAnsi="Symbol" w:hint="default"/>
+      </w:rPr>
+    </w:lvl>
+    <w:lvl w:ilvl="7" w:tplc="08090003" w:tentative="1">
+      <w:start w:val="1"/>
+      <w:numFmt w:val="bullet"/>
+      <w:lvlText w:val="o"/>
+      <w:lvlJc w:val="left"/>
+      <w:pPr>
+        <w:ind w:left="5805" w:hanging="360"/>
+      </w:pPr>
+      <w:rPr>
+        <w:rFonts w:ascii="Courier New" w:hAnsi="Courier New" w:cs="Courier New" w:hint="default"/>
+      </w:rPr>
+    </w:lvl>
+    <w:lvl w:ilvl="8" w:tplc="08090005" w:tentative="1">
+      <w:start w:val="1"/>
+      <w:numFmt w:val="bullet"/>
+      <w:lvlText w:val=""/>
+      <w:lvlJc w:val="left"/>
+      <w:pPr>
+        <w:ind w:left="6525" w:hanging="360"/>
+      </w:pPr>
+      <w:rPr>
+        <w:rFonts w:ascii="Wingdings" w:hAnsi="Wingdings" w:hint="default"/>
+      </w:rPr>
+    </w:lvl>
+  </w:abstractNum>
+  <w:abstractNum w:abstractNumId="4" w15:restartNumberingAfterBreak="0">
+    <w:nsid w:val="76130A02"/>
+    <w:multiLevelType w:val="hybridMultilevel"/>
+    <w:tmpl w:val="1DE06B30"/>
+    <w:lvl w:ilvl="0" w:tplc="08090001">
+      <w:start w:val="1"/>
+      <w:numFmt w:val="bullet"/>
+      <w:lvlText w:val=""/>
+      <w:lvlJc w:val="left"/>
+      <w:pPr>
+        <w:ind w:left="720" w:hanging="360"/>
+      </w:pPr>
+      <w:rPr>
+        <w:rFonts w:ascii="Symbol" w:hAnsi="Symbol" w:hint="default"/>
+      </w:rPr>
+    </w:lvl>
+    <w:lvl w:ilvl="1" w:tplc="08090003" w:tentative="1">
+      <w:start w:val="1"/>
+      <w:numFmt w:val="bullet"/>
+      <w:lvlText w:val="o"/>
+      <w:lvlJc w:val="left"/>
+      <w:pPr>
+        <w:ind w:left="1440" w:hanging="360"/>
+      </w:pPr>
+      <w:rPr>
+        <w:rFonts w:ascii="Courier New" w:hAnsi="Courier New" w:cs="Courier New" w:hint="default"/>
+      </w:rPr>
+    </w:lvl>
+    <w:lvl w:ilvl="2" w:tplc="08090005" w:tentative="1">
+      <w:start w:val="1"/>
+      <w:numFmt w:val="bullet"/>
+      <w:lvlText w:val=""/>
+      <w:lvlJc w:val="left"/>
+      <w:pPr>
+        <w:ind w:left="2160" w:hanging="360"/>
+      </w:pPr>
+      <w:rPr>
+        <w:rFonts w:ascii="Wingdings" w:hAnsi="Wingdings" w:hint="default"/>
+      </w:rPr>
+    </w:lvl>
+    <w:lvl w:ilvl="3" w:tplc="08090001" w:tentative="1">
+      <w:start w:val="1"/>
+      <w:numFmt w:val="bullet"/>
+      <w:lvlText w:val=""/>
+      <w:lvlJc w:val="left"/>
+      <w:pPr>
+        <w:ind w:left="2880" w:hanging="360"/>
+      </w:pPr>
+      <w:rPr>
+        <w:rFonts w:ascii="Symbol" w:hAnsi="Symbol" w:hint="default"/>
+      </w:rPr>
+    </w:lvl>
+    <w:lvl w:ilvl="4" w:tplc="08090003" w:tentative="1">
+      <w:start w:val="1"/>
+      <w:numFmt w:val="bullet"/>
+      <w:lvlText w:val="o"/>
+      <w:lvlJc w:val="left"/>
+      <w:pPr>
+        <w:ind w:left="3600" w:hanging="360"/>
+      </w:pPr>
+      <w:rPr>
+        <w:rFonts w:ascii="Courier New" w:hAnsi="Courier New" w:cs="Courier New" w:hint="default"/>
+      </w:rPr>
+    </w:lvl>
+    <w:lvl w:ilvl="5" w:tplc="08090005" w:tentative="1">
+      <w:start w:val="1"/>
+      <w:numFmt w:val="bullet"/>
+      <w:lvlText w:val=""/>
+      <w:lvlJc w:val="left"/>
+      <w:pPr>
+        <w:ind w:left="4320" w:hanging="360"/>
+      </w:pPr>
+      <w:rPr>
+        <w:rFonts w:ascii="Wingdings" w:hAnsi="Wingdings" w:hint="default"/>
+      </w:rPr>
+    </w:lvl>
+    <w:lvl w:ilvl="6" w:tplc="08090001" w:tentative="1">
+      <w:start w:val="1"/>
+      <w:numFmt w:val="bullet"/>
+      <w:lvlText w:val=""/>
+      <w:lvlJc w:val="left"/>
+      <w:pPr>
+        <w:ind w:left="5040" w:hanging="360"/>
+      </w:pPr>
+      <w:rPr>
+        <w:rFonts w:ascii="Symbol" w:hAnsi="Symbol" w:hint="default"/>
+      </w:rPr>
+    </w:lvl>
+    <w:lvl w:ilvl="7" w:tplc="08090003" w:tentative="1">
+      <w:start w:val="1"/>
+      <w:numFmt w:val="bullet"/>
+      <w:lvlText w:val="o"/>
+      <w:lvlJc w:val="left"/>
+      <w:pPr>
+        <w:ind w:left="5760" w:hanging="360"/>
+      </w:pPr>
+      <w:rPr>
+        <w:rFonts w:ascii="Courier New" w:hAnsi="Courier New" w:cs="Courier New" w:hint="default"/>
+      </w:rPr>
+    </w:lvl>
+    <w:lvl w:ilvl="8" w:tplc="08090005" w:tentative="1">
+      <w:start w:val="1"/>
+      <w:numFmt w:val="bullet"/>
+      <w:lvlText w:val=""/>
+      <w:lvlJc w:val="left"/>
+      <w:pPr>
+        <w:ind w:left="6480" w:hanging="360"/>
+      </w:pPr>
+      <w:rPr>
+        <w:rFonts w:ascii="Wingdings" w:hAnsi="Wingdings" w:hint="default"/>
+      </w:rPr>
+    </w:lvl>
+  </w:abstractNum>
   <w:num w:numId="1" w16cid:durableId="458034300">
     <w:abstractNumId w:val="1"/>
   </w:num>
@@ -5210,6 +6697,12 @@
   </w:num>
   <w:num w:numId="3" w16cid:durableId="2031908232">
     <w:abstractNumId w:val="2"/>
+  </w:num>
+  <w:num w:numId="4" w16cid:durableId="1863319653">
+    <w:abstractNumId w:val="3"/>
+  </w:num>
+  <w:num w:numId="5" w16cid:durableId="87506070">
+    <w:abstractNumId w:val="4"/>
   </w:num>
 </w:numbering>
 </file>
@@ -5662,6 +7155,7 @@
   <w:style w:type="character" w:default="1" w:styleId="DefaultParagraphFont">
     <w:name w:val="Default Paragraph Font"/>
     <w:uiPriority w:val="1"/>
+    <w:semiHidden/>
     <w:unhideWhenUsed/>
   </w:style>
   <w:style w:type="table" w:default="1" w:styleId="TableNormal">
@@ -6117,6 +7611,20 @@
         <w:bCs/>
       </w:rPr>
     </w:tblStylePr>
+  </w:style>
+  <w:style w:type="paragraph" w:customStyle="1" w:styleId="query-text-line">
+    <w:name w:val="query-text-line"/>
+    <w:basedOn w:val="Normal"/>
+    <w:rsid w:val="00BD1B8F"/>
+    <w:pPr>
+      <w:spacing w:before="100" w:beforeAutospacing="1" w:after="100" w:afterAutospacing="1" w:line="240" w:lineRule="auto"/>
+    </w:pPr>
+    <w:rPr>
+      <w:rFonts w:ascii="Times New Roman" w:eastAsia="Times New Roman" w:hAnsi="Times New Roman"/>
+      <w:sz w:val="24"/>
+      <w:szCs w:val="24"/>
+      <w:lang w:eastAsia="en-GB"/>
+    </w:rPr>
   </w:style>
 </w:styles>
 </file>
@@ -6437,15 +7945,6 @@
 </file>
 
 <file path=customXml/item1.xml><?xml version="1.0" encoding="utf-8"?>
-<?mso-contentType ?>
-<FormTemplates xmlns="http://schemas.microsoft.com/sharepoint/v3/contenttype/forms">
-  <Display>DocumentLibraryForm</Display>
-  <Edit>DocumentLibraryForm</Edit>
-  <New>DocumentLibraryForm</New>
-</FormTemplates>
-</file>
-
-<file path=customXml/item2.xml><?xml version="1.0" encoding="utf-8"?>
 <ct:contentTypeSchema xmlns:ct="http://schemas.microsoft.com/office/2006/metadata/contentType" xmlns:ma="http://schemas.microsoft.com/office/2006/metadata/properties/metaAttributes" ct:_="" ma:_="" ma:contentTypeName="Document" ma:contentTypeID="0x0101008BD36978BB4F4F488BD5FA448C313402" ma:contentTypeVersion="0" ma:contentTypeDescription="Create a new document." ma:contentTypeScope="" ma:versionID="a10212fdc8c798de08937403dc893db2">
   <xsd:schema xmlns:xsd="http://www.w3.org/2001/XMLSchema" xmlns:xs="http://www.w3.org/2001/XMLSchema" xmlns:p="http://schemas.microsoft.com/office/2006/metadata/properties" targetNamespace="http://schemas.microsoft.com/office/2006/metadata/properties" ma:root="true" ma:fieldsID="1b05d82d297216baf5b26c55225140df">
     <xsd:element name="properties">
@@ -6559,15 +8058,16 @@
 </ct:contentTypeSchema>
 </file>
 
-<file path=customXml/itemProps1.xml><?xml version="1.0" encoding="utf-8"?>
-<ds:datastoreItem xmlns:ds="http://schemas.openxmlformats.org/officeDocument/2006/customXml" ds:itemID="{18D30BCF-9665-46B6-99ED-05DA9414D515}">
-  <ds:schemaRefs>
-    <ds:schemaRef ds:uri="http://schemas.microsoft.com/sharepoint/v3/contenttype/forms"/>
-  </ds:schemaRefs>
-</ds:datastoreItem>
+<file path=customXml/item2.xml><?xml version="1.0" encoding="utf-8"?>
+<?mso-contentType ?>
+<FormTemplates xmlns="http://schemas.microsoft.com/sharepoint/v3/contenttype/forms">
+  <Display>DocumentLibraryForm</Display>
+  <Edit>DocumentLibraryForm</Edit>
+  <New>DocumentLibraryForm</New>
+</FormTemplates>
 </file>
 
-<file path=customXml/itemProps2.xml><?xml version="1.0" encoding="utf-8"?>
+<file path=customXml/itemProps1.xml><?xml version="1.0" encoding="utf-8"?>
 <ds:datastoreItem xmlns:ds="http://schemas.openxmlformats.org/officeDocument/2006/customXml" ds:itemID="{AC5B8B2E-791D-4959-8714-61617878BE64}">
   <ds:schemaRefs>
     <ds:schemaRef ds:uri="http://schemas.microsoft.com/office/2006/metadata/contentType"/>
@@ -6581,4 +8081,12 @@
     <ds:schemaRef ds:uri="http://schemas.microsoft.com/office/infopath/2007/PartnerControls"/>
   </ds:schemaRefs>
 </ds:datastoreItem>
+</file>
+
+<file path=customXml/itemProps2.xml><?xml version="1.0" encoding="utf-8"?>
+<ds:datastoreItem xmlns:ds="http://schemas.openxmlformats.org/officeDocument/2006/customXml" ds:itemID="{18D30BCF-9665-46B6-99ED-05DA9414D515}">
+  <ds:schemaRefs>
+    <ds:schemaRef ds:uri="http://schemas.microsoft.com/sharepoint/v3/contenttype/forms"/>
+  </ds:schemaRefs>
+</ds:datastoreItem>
 </file>